--- a/Пояснительная записка Михайлов.docx
+++ b/Пояснительная записка Михайлов.docx
@@ -1,6 +1,6 @@
 
 <file path=word/document.xml><?xml version="1.0" encoding="utf-8"?>
-<w:document xmlns:wpc="http://schemas.microsoft.com/office/word/2010/wordprocessingCanvas" xmlns:cx="http://schemas.microsoft.com/office/drawing/2014/chartex" xmlns:mc="http://schemas.openxmlformats.org/markup-compatibility/2006" xmlns:o="urn:schemas-microsoft-com:office:office" xmlns:r="http://schemas.openxmlformats.org/officeDocument/2006/relationships" xmlns:m="http://schemas.openxmlformats.org/officeDocument/2006/math" xmlns:v="urn:schemas-microsoft-com:vml" xmlns:wp14="http://schemas.microsoft.com/office/word/2010/wordprocessingDrawing" xmlns:wp="http://schemas.openxmlformats.org/drawingml/2006/wordprocessingDrawing" xmlns:w10="urn:schemas-microsoft-com:office:word" xmlns:w="http://schemas.openxmlformats.org/wordprocessingml/2006/main" xmlns:w14="http://schemas.microsoft.com/office/word/2010/wordml" xmlns:w15="http://schemas.microsoft.com/office/word/2012/wordml" xmlns:w16se="http://schemas.microsoft.com/office/word/2015/wordml/symex" xmlns:wpg="http://schemas.microsoft.com/office/word/2010/wordprocessingGroup" xmlns:wpi="http://schemas.microsoft.com/office/word/2010/wordprocessingInk" xmlns:wne="http://schemas.microsoft.com/office/word/2006/wordml" xmlns:wps="http://schemas.microsoft.com/office/word/2010/wordprocessingShape" mc:Ignorable="w14 w15 w16se wp14">
+<w:document xmlns:wpc="http://schemas.microsoft.com/office/word/2010/wordprocessingCanvas" xmlns:cx="http://schemas.microsoft.com/office/drawing/2014/chartex" xmlns:cx1="http://schemas.microsoft.com/office/drawing/2015/9/8/chartex" xmlns:cx2="http://schemas.microsoft.com/office/drawing/2015/10/21/chartex" xmlns:cx3="http://schemas.microsoft.com/office/drawing/2016/5/9/chartex" xmlns:cx4="http://schemas.microsoft.com/office/drawing/2016/5/10/chartex" xmlns:cx5="http://schemas.microsoft.com/office/drawing/2016/5/11/chartex" xmlns:cx6="http://schemas.microsoft.com/office/drawing/2016/5/12/chartex" xmlns:cx7="http://schemas.microsoft.com/office/drawing/2016/5/13/chartex" xmlns:cx8="http://schemas.microsoft.com/office/drawing/2016/5/14/chartex" xmlns:mc="http://schemas.openxmlformats.org/markup-compatibility/2006" xmlns:aink="http://schemas.microsoft.com/office/drawing/2016/ink" xmlns:am3d="http://schemas.microsoft.com/office/drawing/2017/model3d" xmlns:o="urn:schemas-microsoft-com:office:office" xmlns:oel="http://schemas.microsoft.com/office/2019/extlst" xmlns:r="http://schemas.openxmlformats.org/officeDocument/2006/relationships" xmlns:m="http://schemas.openxmlformats.org/officeDocument/2006/math" xmlns:v="urn:schemas-microsoft-com:vml" xmlns:wp14="http://schemas.microsoft.com/office/word/2010/wordprocessingDrawing" xmlns:wp="http://schemas.openxmlformats.org/drawingml/2006/wordprocessingDrawing" xmlns:w10="urn:schemas-microsoft-com:office:word" xmlns:w="http://schemas.openxmlformats.org/wordprocessingml/2006/main" xmlns:w14="http://schemas.microsoft.com/office/word/2010/wordml" xmlns:w15="http://schemas.microsoft.com/office/word/2012/wordml" xmlns:w16cex="http://schemas.microsoft.com/office/word/2018/wordml/cex" xmlns:w16cid="http://schemas.microsoft.com/office/word/2016/wordml/cid" xmlns:w16="http://schemas.microsoft.com/office/word/2018/wordml" xmlns:w16sdtdh="http://schemas.microsoft.com/office/word/2020/wordml/sdtdatahash" xmlns:w16se="http://schemas.microsoft.com/office/word/2015/wordml/symex" xmlns:wpg="http://schemas.microsoft.com/office/word/2010/wordprocessingGroup" xmlns:wpi="http://schemas.microsoft.com/office/word/2010/wordprocessingInk" xmlns:wne="http://schemas.microsoft.com/office/word/2006/wordml" xmlns:wps="http://schemas.microsoft.com/office/word/2010/wordprocessingShape" mc:Ignorable="w14 w15 w16se w16cid w16 w16cex w16sdtdh wp14">
   <w:body>
     <w:tbl>
       <w:tblPr>
@@ -1170,7 +1170,6 @@
                 <w:sz w:val="24"/>
               </w:rPr>
             </w:pPr>
-            <w:proofErr w:type="spellStart"/>
             <w:r>
               <w:rPr>
                 <w:rFonts w:cs="Times New Roman"/>
@@ -1195,7 +1194,6 @@
               </w:rPr>
               <w:t>М</w:t>
             </w:r>
-            <w:proofErr w:type="spellEnd"/>
             <w:r>
               <w:rPr>
                 <w:rFonts w:cs="Times New Roman"/>
@@ -2936,10 +2934,7 @@
         <w:pStyle w:val="af3"/>
       </w:pPr>
       <w:r>
-        <w:t>Актуальность темы данного курсового проекта обусловлена стремительным ростом рынка мобильных приложений и повышенным интересом пользователей к интеллектуальным и логическим играм. Среди классических настольных игр, пользующихся устойчивой популярностью, особое место занимают шашки — игра с богатой историей, развивающая стратегическ</w:t>
-      </w:r>
-      <w:r>
-        <w:t>ое мышление, внимание и память.</w:t>
+        <w:t>Актуальность темы данного курсового проекта обусловлена стремительным ростом рынка мобильных приложений и повышенным интересом пользователей к интеллектуальным и логическим играм. Среди классических настольных игр, пользующихся устойчивой популярностью, особое место занимают шашки — игра с богатой историей, развивающая стратегическое мышление, внимание и память.</w:t>
       </w:r>
     </w:p>
     <w:p>
@@ -3062,15 +3057,7 @@
         <w:pStyle w:val="a"/>
       </w:pPr>
       <w:r>
-        <w:t xml:space="preserve">Обеспечение интуитивного пользовательского интерфейса. Интерфейс должен быть </w:t>
-      </w:r>
-      <w:proofErr w:type="spellStart"/>
-      <w:r>
-        <w:t>минималистичным</w:t>
-      </w:r>
-      <w:proofErr w:type="spellEnd"/>
-      <w:r>
-        <w:t>, не перегруженным элементами, и обеспечивать простоту взаимодействия: легкий выбор и перемещение шашек, четкая визуализация д</w:t>
+        <w:t>Обеспечение интуитивного пользовательского интерфейса. Интерфейс должен быть минималистичным, не перегруженным элементами, и обеспечивать простоту взаимодействия: легкий выбор и перемещение шашек, четкая визуализация д</w:t>
       </w:r>
       <w:r>
         <w:t>оступных ходов и возможных боев;</w:t>
@@ -3237,29 +3224,16 @@
       <w:pPr>
         <w:pStyle w:val="a"/>
       </w:pPr>
+      <w:r>
+        <w:t xml:space="preserve">Минималистичный и современный дизайн. Визуальный стиль, построенный на принципах </w:t>
+      </w:r>
       <w:proofErr w:type="spellStart"/>
       <w:r>
-        <w:t>Минималистичный</w:t>
+        <w:t>Material</w:t>
       </w:r>
       <w:proofErr w:type="spellEnd"/>
       <w:r>
-        <w:t xml:space="preserve"> и современный дизайн. Визуальный стиль, построенный на принципах </w:t>
-      </w:r>
-      <w:proofErr w:type="spellStart"/>
-      <w:r>
-        <w:t>Material</w:t>
-      </w:r>
-      <w:proofErr w:type="spellEnd"/>
-      <w:r>
-        <w:t xml:space="preserve"> </w:t>
-      </w:r>
-      <w:proofErr w:type="spellStart"/>
-      <w:r>
-        <w:t>Design</w:t>
-      </w:r>
-      <w:proofErr w:type="spellEnd"/>
-      <w:r>
-        <w:t>, обеспечивает эстетическое удовольствие и простоту осв</w:t>
+        <w:t xml:space="preserve"> Design, обеспечивает эстетическое удовольствие и простоту осв</w:t>
       </w:r>
       <w:r>
         <w:t>оения интерфейса;</w:t>
@@ -3380,10 +3354,7 @@
         <w:pStyle w:val="a"/>
       </w:pPr>
       <w:r>
-        <w:t>Должен быть реализован алгоритм принятия реш</w:t>
-      </w:r>
-      <w:r>
-        <w:t>ений для игры против компьютера;</w:t>
+        <w:t>Должен быть реализован алгоритм принятия решений для игры против компьютера;</w:t>
       </w:r>
     </w:p>
     <w:p>
@@ -3391,10 +3362,7 @@
         <w:pStyle w:val="a"/>
       </w:pPr>
       <w:r>
-        <w:t>Пользователь должен иметь возможность выбора уровня сложности ИИ (как миним</w:t>
-      </w:r>
-      <w:r>
-        <w:t>ум, 2 уровня: легкий и сложный).</w:t>
+        <w:t>Пользователь должен иметь возможность выбора уровня сложности ИИ (как минимум, 2 уровня: легкий и сложный).</w:t>
       </w:r>
     </w:p>
     <w:p>
@@ -3403,23 +3371,7 @@
         <w:ind w:firstLine="0"/>
       </w:pPr>
       <w:r>
-        <w:t>1.3. Пользовательский интерфейс и опыт (</w:t>
-      </w:r>
-      <w:proofErr w:type="spellStart"/>
-      <w:r>
-        <w:t>UI</w:t>
-      </w:r>
-      <w:proofErr w:type="spellEnd"/>
-      <w:r>
-        <w:t>/</w:t>
-      </w:r>
-      <w:proofErr w:type="spellStart"/>
-      <w:r>
-        <w:t>UX</w:t>
-      </w:r>
-      <w:proofErr w:type="spellEnd"/>
-      <w:r>
-        <w:t>):</w:t>
+        <w:t>1.3. Пользовательский интерфейс и опыт (UI/UX):</w:t>
       </w:r>
     </w:p>
     <w:p>
@@ -3427,10 +3379,7 @@
         <w:pStyle w:val="a"/>
       </w:pPr>
       <w:r>
-        <w:t>Интерфейс должен состоять из основных экранов: «Главное мен</w:t>
-      </w:r>
-      <w:r>
-        <w:t>ю», «Игровое поле», «Настройки»;</w:t>
+        <w:t>Интерфейс должен состоять из основных экранов: «Главное меню», «Игровое поле», «Настройки»;</w:t>
       </w:r>
     </w:p>
     <w:p>
@@ -3438,10 +3387,7 @@
         <w:pStyle w:val="a"/>
       </w:pPr>
       <w:r>
-        <w:t>На игровом поле должна быть реализована визуальная подс</w:t>
-      </w:r>
-      <w:r>
-        <w:t>ветка доступных для хода клеток;</w:t>
+        <w:t>На игровом поле должна быть реализована визуальная подсветка доступных для хода клеток;</w:t>
       </w:r>
     </w:p>
     <w:p>
@@ -3449,10 +3395,7 @@
         <w:pStyle w:val="a"/>
       </w:pPr>
       <w:r>
-        <w:t>Должна отображаться информация о текущем игроке (х</w:t>
-      </w:r>
-      <w:r>
-        <w:t>од пользователя/ход компьютера);</w:t>
+        <w:t>Должна отображаться информация о текущем игроке (ход пользователя/ход компьютера);</w:t>
       </w:r>
     </w:p>
     <w:p>
@@ -3542,10 +3485,7 @@
         <w:pStyle w:val="a"/>
       </w:pPr>
       <w:r>
-        <w:t>Интерфейс должен быть интуитивно понятен для пользователя без необ</w:t>
-      </w:r>
-      <w:r>
-        <w:t>ходимости чтения инструкции;</w:t>
+        <w:t>Интерфейс должен быть интуитивно понятен для пользователя без необходимости чтения инструкции;</w:t>
       </w:r>
     </w:p>
     <w:p>
@@ -3578,10 +3518,7 @@
       </w:r>
       <w:proofErr w:type="spellEnd"/>
       <w:r>
-        <w:t xml:space="preserve"> (выдавать фатальные ошибки) п</w:t>
-      </w:r>
-      <w:r>
-        <w:t>ри любых действиях пользователя;</w:t>
+        <w:t xml:space="preserve"> (выдавать фатальные ошибки) при любых действиях пользователя;</w:t>
       </w:r>
     </w:p>
     <w:p>
@@ -3597,8 +3534,6 @@
         <w:pStyle w:val="af3"/>
         <w:ind w:firstLine="0"/>
       </w:pPr>
-      <w:bookmarkStart w:id="5" w:name="_GoBack"/>
-      <w:bookmarkEnd w:id="5"/>
       <w:r>
         <w:t>2.4. Технологический стек:</w:t>
       </w:r>
@@ -3622,17 +3557,26 @@
     <w:p>
       <w:pPr>
         <w:pStyle w:val="a"/>
+        <w:rPr>
+          <w:lang w:val="en-US"/>
+        </w:rPr>
       </w:pPr>
       <w:r>
         <w:t>Фреймворк</w:t>
       </w:r>
       <w:r>
+        <w:rPr>
+          <w:lang w:val="en-US"/>
+        </w:rPr>
         <w:t xml:space="preserve"> </w:t>
       </w:r>
       <w:r>
         <w:t>для</w:t>
       </w:r>
       <w:r>
+        <w:rPr>
+          <w:lang w:val="en-US"/>
+        </w:rPr>
         <w:t xml:space="preserve"> </w:t>
       </w:r>
       <w:r>
@@ -3642,6 +3586,9 @@
         <w:t>UI</w:t>
       </w:r>
       <w:r>
+        <w:rPr>
+          <w:lang w:val="en-US"/>
+        </w:rPr>
         <w:t xml:space="preserve">: </w:t>
       </w:r>
       <w:r>
@@ -3651,6 +3598,9 @@
         <w:t>Jetpack</w:t>
       </w:r>
       <w:r>
+        <w:rPr>
+          <w:lang w:val="en-US"/>
+        </w:rPr>
         <w:t xml:space="preserve"> </w:t>
       </w:r>
       <w:r>
@@ -3660,41 +3610,62 @@
         <w:t>Compose</w:t>
       </w:r>
       <w:r>
+        <w:rPr>
+          <w:lang w:val="en-US"/>
+        </w:rPr>
         <w:t>;</w:t>
       </w:r>
     </w:p>
     <w:p>
       <w:pPr>
         <w:pStyle w:val="a"/>
+        <w:rPr>
+          <w:lang w:val="en-US"/>
+        </w:rPr>
       </w:pPr>
       <w:r>
         <w:t>Для</w:t>
       </w:r>
       <w:r>
+        <w:rPr>
+          <w:lang w:val="en-US"/>
+        </w:rPr>
         <w:t xml:space="preserve"> </w:t>
       </w:r>
       <w:r>
         <w:t>хранения</w:t>
       </w:r>
       <w:r>
+        <w:rPr>
+          <w:lang w:val="en-US"/>
+        </w:rPr>
         <w:t xml:space="preserve"> </w:t>
       </w:r>
       <w:r>
         <w:t>данных</w:t>
       </w:r>
       <w:r>
+        <w:rPr>
+          <w:lang w:val="en-US"/>
+        </w:rPr>
         <w:t xml:space="preserve"> (</w:t>
       </w:r>
       <w:r>
         <w:t>счетчик</w:t>
       </w:r>
       <w:r>
+        <w:rPr>
+          <w:lang w:val="en-US"/>
+        </w:rPr>
         <w:t xml:space="preserve"> </w:t>
       </w:r>
       <w:r>
         <w:t>игр</w:t>
       </w:r>
       <w:r>
+        <w:rPr>
+          <w:lang w:val="en-US"/>
+        </w:rPr>
         <w:t xml:space="preserve">): </w:t>
       </w:r>
       <w:r>
@@ -3704,6 +3675,9 @@
         <w:t>Room</w:t>
       </w:r>
       <w:r>
+        <w:rPr>
+          <w:lang w:val="en-US"/>
+        </w:rPr>
         <w:t xml:space="preserve"> </w:t>
       </w:r>
       <w:r>
@@ -3713,12 +3687,18 @@
         <w:t>Database</w:t>
       </w:r>
       <w:r>
+        <w:rPr>
+          <w:lang w:val="en-US"/>
+        </w:rPr>
         <w:t xml:space="preserve"> </w:t>
       </w:r>
       <w:r>
         <w:t>или</w:t>
       </w:r>
       <w:r>
+        <w:rPr>
+          <w:lang w:val="en-US"/>
+        </w:rPr>
         <w:t xml:space="preserve"> </w:t>
       </w:r>
       <w:proofErr w:type="spellStart"/>
@@ -3736,63 +3716,85 @@
       </w:r>
       <w:proofErr w:type="spellEnd"/>
       <w:r>
+        <w:rPr>
+          <w:lang w:val="en-US"/>
+        </w:rPr>
         <w:t>;</w:t>
       </w:r>
     </w:p>
     <w:p>
       <w:pPr>
         <w:pStyle w:val="a"/>
+        <w:rPr>
+          <w:lang w:val="en-US"/>
+        </w:rPr>
       </w:pPr>
       <w:r>
         <w:t>Архитектура</w:t>
       </w:r>
       <w:r>
+        <w:rPr>
+          <w:lang w:val="en-US"/>
+        </w:rPr>
         <w:t xml:space="preserve"> </w:t>
       </w:r>
       <w:r>
         <w:t>приложения</w:t>
       </w:r>
       <w:r>
+        <w:rPr>
+          <w:lang w:val="en-US"/>
+        </w:rPr>
         <w:t xml:space="preserve">: </w:t>
       </w:r>
+      <w:r>
+        <w:rPr>
+          <w:lang w:val="en-US"/>
+        </w:rPr>
+        <w:t>MVVM</w:t>
+      </w:r>
+      <w:r>
+        <w:rPr>
+          <w:lang w:val="en-US"/>
+        </w:rPr>
+        <w:t xml:space="preserve"> (</w:t>
+      </w:r>
+      <w:r>
+        <w:rPr>
+          <w:lang w:val="en-US"/>
+        </w:rPr>
+        <w:t>Model</w:t>
+      </w:r>
+      <w:r>
+        <w:rPr>
+          <w:lang w:val="en-US"/>
+        </w:rPr>
+        <w:t>-</w:t>
+      </w:r>
+      <w:r>
+        <w:rPr>
+          <w:lang w:val="en-US"/>
+        </w:rPr>
+        <w:t>View</w:t>
+      </w:r>
+      <w:r>
+        <w:rPr>
+          <w:lang w:val="en-US"/>
+        </w:rPr>
+        <w:t>-</w:t>
+      </w:r>
       <w:proofErr w:type="spellStart"/>
       <w:r>
         <w:rPr>
           <w:lang w:val="en-US"/>
         </w:rPr>
-        <w:t>MVVM</w:t>
+        <w:t>ViewModel</w:t>
       </w:r>
       <w:proofErr w:type="spellEnd"/>
       <w:r>
-        <w:t xml:space="preserve"> (</w:t>
-      </w:r>
-      <w:r>
         <w:rPr>
           <w:lang w:val="en-US"/>
         </w:rPr>
-        <w:t>Model</w:t>
-      </w:r>
-      <w:r>
-        <w:t>-</w:t>
-      </w:r>
-      <w:r>
-        <w:rPr>
-          <w:lang w:val="en-US"/>
-        </w:rPr>
-        <w:t>View</w:t>
-      </w:r>
-      <w:r>
-        <w:t>-</w:t>
-      </w:r>
-      <w:proofErr w:type="spellStart"/>
-      <w:r>
-        <w:rPr>
-          <w:lang w:val="en-US"/>
-        </w:rPr>
-        <w:t>ViewModel</w:t>
-      </w:r>
-      <w:proofErr w:type="spellEnd"/>
-      <w:r>
         <w:t>);</w:t>
       </w:r>
     </w:p>
@@ -3814,22 +3816,11 @@
       </w:r>
       <w:proofErr w:type="spellStart"/>
       <w:r>
-        <w:t>Andro</w:t>
-      </w:r>
-      <w:r>
-        <w:t>id</w:t>
+        <w:t>Android</w:t>
       </w:r>
       <w:proofErr w:type="spellEnd"/>
       <w:r>
-        <w:t xml:space="preserve">: </w:t>
-      </w:r>
-      <w:proofErr w:type="spellStart"/>
-      <w:r>
-        <w:t>API</w:t>
-      </w:r>
-      <w:proofErr w:type="spellEnd"/>
-      <w:r>
-        <w:t xml:space="preserve"> 24 (</w:t>
+        <w:t>: API 24 (</w:t>
       </w:r>
       <w:proofErr w:type="spellStart"/>
       <w:r>
@@ -3883,32 +3874,41 @@
       <w:pPr>
         <w:pStyle w:val="afb"/>
       </w:pPr>
-      <w:bookmarkStart w:id="6" w:name="_Toc212630435"/>
+      <w:bookmarkStart w:id="5" w:name="_Toc212630435"/>
       <w:r>
         <w:lastRenderedPageBreak/>
-        <w:t>2 Техно-рабочий проект</w:t>
+        <w:t xml:space="preserve">2 </w:t>
+      </w:r>
+      <w:proofErr w:type="gramStart"/>
+      <w:r>
+        <w:t>Техно-рабочий</w:t>
+      </w:r>
+      <w:proofErr w:type="gramEnd"/>
+      <w:r>
+        <w:t xml:space="preserve"> проект</w:t>
+      </w:r>
+      <w:bookmarkEnd w:id="5"/>
+    </w:p>
+    <w:p>
+      <w:pPr>
+        <w:pStyle w:val="af5"/>
+        <w:ind w:firstLine="0"/>
+      </w:pPr>
+      <w:bookmarkStart w:id="6" w:name="_Toc212630436"/>
+      <w:r>
+        <w:t xml:space="preserve">2.1 </w:t>
+      </w:r>
+      <w:r>
+        <w:t>Обоснование выбора средств разработки</w:t>
       </w:r>
       <w:bookmarkEnd w:id="6"/>
     </w:p>
     <w:p>
       <w:pPr>
-        <w:pStyle w:val="af5"/>
-      </w:pPr>
-      <w:bookmarkStart w:id="7" w:name="_Toc212630436"/>
-      <w:r>
-        <w:t xml:space="preserve">2.1 </w:t>
-      </w:r>
-      <w:r>
-        <w:t>Обоснование выбора средств разработки</w:t>
-      </w:r>
-      <w:bookmarkEnd w:id="7"/>
-    </w:p>
-    <w:p>
-      <w:pPr>
-        <w:pStyle w:val="af3"/>
-      </w:pPr>
-      <w:r>
-        <w:t xml:space="preserve">Выбор среды разработки остановился на </w:t>
+        <w:pStyle w:val="afe"/>
+      </w:pPr>
+      <w:r>
+        <w:t>В качестве основной среды разработки выбрана </w:t>
       </w:r>
       <w:proofErr w:type="spellStart"/>
       <w:r>
@@ -3916,15 +3916,26 @@
       </w:r>
       <w:proofErr w:type="spellEnd"/>
       <w:r>
-        <w:t xml:space="preserve"> </w:t>
+        <w:t xml:space="preserve"> Studio по следующим причинам:</w:t>
+      </w:r>
+    </w:p>
+    <w:p>
+      <w:pPr>
+        <w:pStyle w:val="a"/>
+      </w:pPr>
+      <w:r>
+        <w:t xml:space="preserve">Специализированный интерфейс: Интегрированная среда, оптимизированная для создания </w:t>
       </w:r>
       <w:proofErr w:type="spellStart"/>
       <w:r>
-        <w:t>Studio</w:t>
+        <w:t>Android</w:t>
       </w:r>
       <w:proofErr w:type="spellEnd"/>
       <w:r>
-        <w:t xml:space="preserve"> по следующим причинам:</w:t>
+        <w:t>-приложений и игр</w:t>
+      </w:r>
+      <w:r>
+        <w:t>;</w:t>
       </w:r>
     </w:p>
     <w:p>
@@ -3932,20 +3943,104 @@
         <w:pStyle w:val="a"/>
       </w:pPr>
       <w:r>
-        <w:t>о</w:t>
-      </w:r>
-      <w:r>
-        <w:t xml:space="preserve">птимизированный интерфейс, специально разработанный для создания </w:t>
+        <w:t>Мощный эмулятор: Удобное тестирование на различных виртуальных устройствах</w:t>
+      </w:r>
+      <w:r>
+        <w:t>;</w:t>
+      </w:r>
+    </w:p>
+    <w:p>
+      <w:pPr>
+        <w:pStyle w:val="a"/>
+      </w:pPr>
+      <w:r>
+        <w:t>Инструменты профилирования: Встроенные профилировщики производительности и потребления памяти, что критично для игр</w:t>
+      </w:r>
+      <w:r>
+        <w:t>;</w:t>
+      </w:r>
+    </w:p>
+    <w:p>
+      <w:pPr>
+        <w:pStyle w:val="a"/>
+      </w:pPr>
+      <w:r>
+        <w:t xml:space="preserve">Упрощенный процесс сборки: Система сборки </w:t>
       </w:r>
       <w:proofErr w:type="spellStart"/>
       <w:r>
+        <w:t>Gradle</w:t>
+      </w:r>
+      <w:proofErr w:type="spellEnd"/>
+      <w:r>
+        <w:t xml:space="preserve"> обеспечивает гибкость и управление зависимостями.</w:t>
+      </w:r>
+    </w:p>
+    <w:p>
+      <w:pPr>
+        <w:pStyle w:val="afe"/>
+        <w:ind w:firstLine="0"/>
+      </w:pPr>
+      <w:r>
+        <w:t>2.2. Выбор языка программирования</w:t>
+      </w:r>
+    </w:p>
+    <w:p>
+      <w:pPr>
+        <w:pStyle w:val="afe"/>
+      </w:pPr>
+      <w:r>
+        <w:t>Язык </w:t>
+      </w:r>
+      <w:proofErr w:type="spellStart"/>
+      <w:r>
+        <w:t>Kotlin</w:t>
+      </w:r>
+      <w:proofErr w:type="spellEnd"/>
+      <w:r>
+        <w:t> был выбран благодаря:</w:t>
+      </w:r>
+    </w:p>
+    <w:p>
+      <w:pPr>
+        <w:pStyle w:val="a"/>
+      </w:pPr>
+      <w:r>
+        <w:t>Лаконичному и безопасному синтаксису</w:t>
+      </w:r>
+      <w:proofErr w:type="gramStart"/>
+      <w:r>
+        <w:t>: Уменьшает</w:t>
+      </w:r>
+      <w:proofErr w:type="gramEnd"/>
+      <w:r>
+        <w:t xml:space="preserve"> объем кода и количество ошибок</w:t>
+      </w:r>
+      <w:r>
+        <w:t>;</w:t>
+      </w:r>
+    </w:p>
+    <w:p>
+      <w:pPr>
+        <w:pStyle w:val="a"/>
+      </w:pPr>
+      <w:r>
+        <w:t>Полной совместимости с Java</w:t>
+      </w:r>
+      <w:proofErr w:type="gramStart"/>
+      <w:r>
+        <w:t>: Позволяет</w:t>
+      </w:r>
+      <w:proofErr w:type="gramEnd"/>
+      <w:r>
+        <w:t xml:space="preserve"> использовать всю экосистему </w:t>
+      </w:r>
+      <w:proofErr w:type="spellStart"/>
+      <w:r>
         <w:t>Android</w:t>
       </w:r>
       <w:proofErr w:type="spellEnd"/>
       <w:r>
-        <w:t>-приложений</w:t>
-      </w:r>
-      <w:r>
         <w:t>;</w:t>
       </w:r>
     </w:p>
@@ -3954,18 +4049,101 @@
         <w:pStyle w:val="a"/>
       </w:pPr>
       <w:r>
-        <w:t>п</w:t>
-      </w:r>
-      <w:r>
-        <w:t xml:space="preserve">олноценная поддержка </w:t>
+        <w:t xml:space="preserve">Поддержке </w:t>
       </w:r>
       <w:proofErr w:type="spellStart"/>
       <w:r>
-        <w:t>Kotlin</w:t>
+        <w:t>корутин</w:t>
       </w:r>
       <w:proofErr w:type="spellEnd"/>
       <w:r>
-        <w:t> - современного языка для мобильной разработки</w:t>
+        <w:t xml:space="preserve"> (</w:t>
+      </w:r>
+      <w:proofErr w:type="spellStart"/>
+      <w:r>
+        <w:t>Coroutines</w:t>
+      </w:r>
+      <w:proofErr w:type="spellEnd"/>
+      <w:r>
+        <w:t>)</w:t>
+      </w:r>
+      <w:proofErr w:type="gramStart"/>
+      <w:r>
+        <w:t>: Упрощает</w:t>
+      </w:r>
+      <w:proofErr w:type="gramEnd"/>
+      <w:r>
+        <w:t xml:space="preserve"> реализацию асинхронных операций (например, ИИ-соперник или сетевой режим).</w:t>
+      </w:r>
+      <w:r>
+        <w:br w:type="page"/>
+      </w:r>
+    </w:p>
+    <w:p>
+      <w:pPr>
+        <w:pStyle w:val="a"/>
+        <w:numPr>
+          <w:ilvl w:val="0"/>
+          <w:numId w:val="0"/>
+        </w:numPr>
+        <w:ind w:left="1134" w:hanging="425"/>
+      </w:pPr>
+    </w:p>
+    <w:p>
+      <w:pPr>
+        <w:pStyle w:val="afe"/>
+        <w:ind w:firstLine="0"/>
+      </w:pPr>
+      <w:r>
+        <w:t>2.3. Выбор фреймворка и библиотек</w:t>
+      </w:r>
+    </w:p>
+    <w:p>
+      <w:pPr>
+        <w:pStyle w:val="afe"/>
+      </w:pPr>
+      <w:r>
+        <w:t xml:space="preserve">Для реализации игровой логики и интерфейса был выбран Jetpack Compose в сочетании с </w:t>
+      </w:r>
+      <w:proofErr w:type="spellStart"/>
+      <w:r>
+        <w:t>кастомной</w:t>
+      </w:r>
+      <w:proofErr w:type="spellEnd"/>
+      <w:r>
+        <w:t xml:space="preserve"> графикой (</w:t>
+      </w:r>
+      <w:proofErr w:type="spellStart"/>
+      <w:r>
+        <w:t>Canvas</w:t>
+      </w:r>
+      <w:proofErr w:type="spellEnd"/>
+      <w:r>
+        <w:t>).</w:t>
+      </w:r>
+    </w:p>
+    <w:p>
+      <w:pPr>
+        <w:pStyle w:val="afe"/>
+      </w:pPr>
+      <w:r>
+        <w:t>Jetpack Compose был выбран, поскольку он:</w:t>
+      </w:r>
+    </w:p>
+    <w:p>
+      <w:pPr>
+        <w:pStyle w:val="a"/>
+      </w:pPr>
+      <w:r>
+        <w:t>Предлагает декларативный подход</w:t>
+      </w:r>
+      <w:proofErr w:type="gramStart"/>
+      <w:r>
+        <w:t>: Упрощает</w:t>
+      </w:r>
+      <w:proofErr w:type="gramEnd"/>
+      <w:r>
+        <w:t xml:space="preserve"> создание и изменение сложного, реактивного UI игровой доски и меню</w:t>
       </w:r>
       <w:r>
         <w:t>;</w:t>
@@ -3976,10 +4154,15 @@
         <w:pStyle w:val="a"/>
       </w:pPr>
       <w:r>
-        <w:t>э</w:t>
-      </w:r>
-      <w:r>
-        <w:t>ффективное использование ресурсов и оптимизированное потребление памяти</w:t>
+        <w:t>Обеспечивает высокую производительность</w:t>
+      </w:r>
+      <w:proofErr w:type="gramStart"/>
+      <w:r>
+        <w:t>: Обеспечивает</w:t>
+      </w:r>
+      <w:proofErr w:type="gramEnd"/>
+      <w:r>
+        <w:t xml:space="preserve"> плавный рендеринг и отзывчивый интерфейс</w:t>
       </w:r>
       <w:r>
         <w:t>;</w:t>
@@ -3990,10 +4173,23 @@
         <w:pStyle w:val="a"/>
       </w:pPr>
       <w:r>
-        <w:t>и</w:t>
-      </w:r>
-      <w:r>
-        <w:t>нтегрированные инструменты визуального дизайна с поддержкой Jetpack Compose</w:t>
+        <w:t xml:space="preserve">Позволяет создавать </w:t>
+      </w:r>
+      <w:proofErr w:type="spellStart"/>
+      <w:r>
+        <w:t>кастомные</w:t>
+      </w:r>
+      <w:proofErr w:type="spellEnd"/>
+      <w:r>
+        <w:t xml:space="preserve"> элементы: С помощью </w:t>
+      </w:r>
+      <w:proofErr w:type="spellStart"/>
+      <w:r>
+        <w:t>Canvas</w:t>
+      </w:r>
+      <w:proofErr w:type="spellEnd"/>
+      <w:r>
+        <w:t> можно легко нарисовать игровую доску, шашки и анимировать их перемещение</w:t>
       </w:r>
       <w:r>
         <w:t>;</w:t>
@@ -4004,205 +4200,67 @@
         <w:pStyle w:val="a"/>
       </w:pPr>
       <w:r>
-        <w:t>у</w:t>
-      </w:r>
-      <w:r>
-        <w:t>прощенный процесс сборки и удобная навигация по структуре проекта</w:t>
-      </w:r>
-      <w:r>
-        <w:t>.</w:t>
-      </w:r>
-    </w:p>
-    <w:p>
-      <w:pPr>
-        <w:pStyle w:val="af3"/>
-      </w:pPr>
-      <w:r>
-        <w:t xml:space="preserve">Язык программирования </w:t>
+        <w:t xml:space="preserve">Полностью интегрирован с экосистемой </w:t>
       </w:r>
       <w:proofErr w:type="spellStart"/>
       <w:r>
-        <w:t>Kotlin</w:t>
+        <w:t>Android</w:t>
       </w:r>
       <w:proofErr w:type="spellEnd"/>
-      <w:r>
-        <w:t xml:space="preserve"> был выбран благодаря:</w:t>
-      </w:r>
-    </w:p>
-    <w:p>
-      <w:pPr>
-        <w:pStyle w:val="a"/>
-      </w:pPr>
-      <w:r>
-        <w:t>л</w:t>
-      </w:r>
-      <w:r>
-        <w:t>аконичному и читаемому синтаксису</w:t>
-      </w:r>
-      <w:r>
-        <w:t>;</w:t>
-      </w:r>
-    </w:p>
-    <w:p>
-      <w:pPr>
-        <w:pStyle w:val="a"/>
-      </w:pPr>
-      <w:r>
-        <w:t>н</w:t>
-      </w:r>
-      <w:r>
-        <w:t>изкому порогу входа и простоте освоения</w:t>
-      </w:r>
-      <w:r>
-        <w:t>;</w:t>
-      </w:r>
-    </w:p>
-    <w:p>
-      <w:pPr>
-        <w:pStyle w:val="a"/>
-      </w:pPr>
-      <w:r>
-        <w:t>с</w:t>
-      </w:r>
-      <w:r>
-        <w:t>овременным возможностям и полной поддержке со стороны Google</w:t>
-      </w:r>
-      <w:r>
-        <w:t>.</w:t>
-      </w:r>
-    </w:p>
-    <w:p>
-      <w:pPr>
-        <w:pStyle w:val="af3"/>
-      </w:pPr>
-      <w:r>
-        <w:t>В качестве основного фреймворка был выбран Jetpack Compose, поскольку он:</w:t>
-      </w:r>
-    </w:p>
-    <w:p>
-      <w:pPr>
-        <w:pStyle w:val="a"/>
-      </w:pPr>
-      <w:r>
-        <w:t>п</w:t>
-      </w:r>
-      <w:r>
-        <w:t>редлагает декларативный подход к созданию пользовательского интерфейса</w:t>
-      </w:r>
-      <w:r>
-        <w:t>;</w:t>
-      </w:r>
-    </w:p>
-    <w:p>
-      <w:pPr>
-        <w:pStyle w:val="a"/>
-      </w:pPr>
-      <w:r>
-        <w:t>о</w:t>
-      </w:r>
-      <w:r>
-        <w:t>беспечивает высокую производительность и плавную работу приложения</w:t>
-      </w:r>
-    </w:p>
-    <w:p>
-      <w:pPr>
-        <w:pStyle w:val="a"/>
-      </w:pPr>
-      <w:r>
-        <w:t>п</w:t>
-      </w:r>
-      <w:r>
-        <w:t>озволяет создавать нативный UI с современным дизайном</w:t>
-      </w:r>
-      <w:r>
-        <w:t>;</w:t>
-      </w:r>
-    </w:p>
-    <w:p>
-      <w:pPr>
-        <w:pStyle w:val="a"/>
-      </w:pPr>
-      <w:r>
-        <w:t>п</w:t>
-      </w:r>
-      <w:r>
-        <w:t xml:space="preserve">олностью интегрирован с экосистемой </w:t>
-      </w:r>
-      <w:proofErr w:type="spellStart"/>
-      <w:r>
-        <w:t>Android</w:t>
-      </w:r>
-      <w:proofErr w:type="spellEnd"/>
-      <w:r>
-        <w:t>;</w:t>
-      </w:r>
-    </w:p>
-    <w:p>
-      <w:pPr>
-        <w:pStyle w:val="a"/>
-      </w:pPr>
-      <w:r>
-        <w:t>п</w:t>
-      </w:r>
-      <w:r>
-        <w:t xml:space="preserve">редоставляет </w:t>
-      </w:r>
-      <w:proofErr w:type="spellStart"/>
-      <w:r>
-        <w:t>comprehensive</w:t>
-      </w:r>
-      <w:proofErr w:type="spellEnd"/>
-      <w:r>
-        <w:t xml:space="preserve"> набор компонентов и инструментов для разработки</w:t>
-      </w:r>
-      <w:r>
-        <w:t>.</w:t>
-      </w:r>
-    </w:p>
-    <w:p>
-      <w:pPr>
-        <w:pStyle w:val="af5"/>
-      </w:pPr>
-      <w:bookmarkStart w:id="8" w:name="_Toc212630437"/>
+      <w:proofErr w:type="gramStart"/>
+      <w:r>
+        <w:t>: Упрощает</w:t>
+      </w:r>
+      <w:proofErr w:type="gramEnd"/>
+      <w:r>
+        <w:t xml:space="preserve"> работу с жизненным циклом приложения.</w:t>
+      </w:r>
+    </w:p>
+    <w:p>
+      <w:pPr>
+        <w:pStyle w:val="afe"/>
+        <w:ind w:firstLine="0"/>
+      </w:pPr>
+      <w:r>
+        <w:t>3. Разработка макетов и функциональности приложения</w:t>
+      </w:r>
+    </w:p>
+    <w:p>
+      <w:pPr>
+        <w:pStyle w:val="afe"/>
+      </w:pPr>
+      <w:r>
+        <w:t>Приложение включает несколько ключевых экранов и функциональных блоков.</w:t>
+      </w:r>
+      <w:r>
+        <w:br w:type="page"/>
+      </w:r>
       <w:r>
         <w:lastRenderedPageBreak/>
-        <w:t xml:space="preserve">2.2 </w:t>
-      </w:r>
-      <w:bookmarkEnd w:id="8"/>
-      <w:r>
-        <w:t>Разработка макета приложения</w:t>
-      </w:r>
-    </w:p>
-    <w:p>
-      <w:pPr>
-        <w:pStyle w:val="af3"/>
-      </w:pPr>
-      <w:r>
-        <w:t>Наше приложение имеет 3 макета.</w:t>
-      </w:r>
-    </w:p>
-    <w:p>
-      <w:pPr>
-        <w:pStyle w:val="af3"/>
-      </w:pPr>
-      <w:r>
-        <w:t>Первый макет представляет стартовую функциональную страницу (рис.1)</w:t>
-      </w:r>
-    </w:p>
-    <w:p>
-      <w:pPr>
-        <w:pStyle w:val="af7"/>
+        <w:t>Макет 1: Главное меню</w:t>
+      </w:r>
+    </w:p>
+    <w:p>
+      <w:pPr>
+        <w:pStyle w:val="afe"/>
+      </w:pPr>
+      <w:r>
+        <w:t>Описание: Стартовый экран с возможностью выбора режима игры ("Игра с человеком", "Игра с ИИ"),</w:t>
+      </w:r>
+    </w:p>
+    <w:p>
+      <w:pPr>
+        <w:pStyle w:val="afe"/>
       </w:pPr>
       <w:r>
         <w:rPr>
           <w:noProof/>
-          <w:lang w:eastAsia="ru-RU"/>
         </w:rPr>
         <w:drawing>
-          <wp:inline distT="0" distB="0" distL="0" distR="0" wp14:anchorId="32683DF3" wp14:editId="5A87B7AB">
-            <wp:extent cx="1843881" cy="2846567"/>
-            <wp:effectExtent l="0" t="0" r="4445" b="0"/>
-            <wp:docPr id="1562852134" name="Рисунок 1"/>
+          <wp:inline distT="0" distB="0" distL="0" distR="0" wp14:anchorId="623948B6" wp14:editId="78BFD8E6">
+            <wp:extent cx="2772416" cy="5105400"/>
+            <wp:effectExtent l="0" t="0" r="0" b="0"/>
+            <wp:docPr id="558887020" name="Рисунок 2"/>
             <wp:cNvGraphicFramePr>
               <a:graphicFrameLocks xmlns:a="http://schemas.openxmlformats.org/drawingml/2006/main" noChangeAspect="1"/>
             </wp:cNvGraphicFramePr>
@@ -4210,11 +4268,17 @@
               <a:graphicData uri="http://schemas.openxmlformats.org/drawingml/2006/picture">
                 <pic:pic xmlns:pic="http://schemas.openxmlformats.org/drawingml/2006/picture">
                   <pic:nvPicPr>
-                    <pic:cNvPr id="1562852134" name=""/>
+                    <pic:cNvPr id="558887020" name="Рисунок 558887020"/>
                     <pic:cNvPicPr/>
                   </pic:nvPicPr>
                   <pic:blipFill>
-                    <a:blip r:embed="rId12"/>
+                    <a:blip r:embed="rId12" cstate="print">
+                      <a:extLst>
+                        <a:ext uri="{28A0092B-C50C-407E-A947-70E740481C1C}">
+                          <a14:useLocalDpi xmlns:a14="http://schemas.microsoft.com/office/drawing/2010/main" val="0"/>
+                        </a:ext>
+                      </a:extLst>
+                    </a:blip>
                     <a:stretch>
                       <a:fillRect/>
                     </a:stretch>
@@ -4222,7 +4286,7 @@
                   <pic:spPr>
                     <a:xfrm>
                       <a:off x="0" y="0"/>
-                      <a:ext cx="1862390" cy="2875141"/>
+                      <a:ext cx="2784415" cy="5127496"/>
                     </a:xfrm>
                     <a:prstGeom prst="rect">
                       <a:avLst/>
@@ -4234,43 +4298,71 @@
           </wp:inline>
         </w:drawing>
       </w:r>
-    </w:p>
-    <w:p>
-      <w:pPr>
-        <w:pStyle w:val="af9"/>
-      </w:pPr>
-      <w:r>
-        <w:t>Рисунок 1 – Макет страницы с выбором настроения</w:t>
-      </w:r>
-    </w:p>
-    <w:p>
-      <w:pPr>
-        <w:pStyle w:val="af3"/>
-      </w:pPr>
-      <w:r>
-        <w:t>Вторым макетом является статистика настроений, где у нас отображается сколько дней мы ведем запись и какое настроение на сегодняшний день</w:t>
-      </w:r>
-      <w:r>
-        <w:t>. А так же в процентном соотношении какое настроение у нас бывает чаще</w:t>
-      </w:r>
-      <w:r>
-        <w:t xml:space="preserve"> (рис. 2)</w:t>
-      </w:r>
-    </w:p>
-    <w:p>
-      <w:pPr>
-        <w:pStyle w:val="af7"/>
+      <w:r>
+        <w:br/>
+      </w:r>
+      <w:r>
+        <w:rPr>
+          <w:rStyle w:val="afa"/>
+        </w:rPr>
+        <w:t>Рисунок 1 — Главное меню приложения</w:t>
+      </w:r>
+    </w:p>
+    <w:p>
+      <w:pPr>
+        <w:pStyle w:val="afe"/>
+      </w:pPr>
+      <w:r>
+        <w:br w:type="page"/>
+      </w:r>
+    </w:p>
+    <w:p>
+      <w:pPr>
+        <w:pStyle w:val="afe"/>
+        <w:ind w:firstLine="0"/>
+      </w:pPr>
+      <w:r>
+        <w:lastRenderedPageBreak/>
+        <w:t>Макет 2: Игровой экран</w:t>
+      </w:r>
+    </w:p>
+    <w:p>
+      <w:pPr>
+        <w:pStyle w:val="afe"/>
+      </w:pPr>
+      <w:r>
+        <w:t>Описание: Основной экран игры. Содержит:</w:t>
+      </w:r>
+    </w:p>
+    <w:p>
+      <w:pPr>
+        <w:pStyle w:val="afe"/>
+      </w:pPr>
+      <w:r>
+        <w:t>Игровое поле (доска 8x8).</w:t>
+      </w:r>
+    </w:p>
+    <w:p>
+      <w:pPr>
+        <w:pStyle w:val="afe"/>
+      </w:pPr>
+      <w:r>
+        <w:t>Шашки двух цветов.</w:t>
+      </w:r>
+    </w:p>
+    <w:p>
+      <w:pPr>
+        <w:pStyle w:val="afe"/>
       </w:pPr>
       <w:r>
         <w:rPr>
           <w:noProof/>
-          <w:lang w:eastAsia="ru-RU"/>
         </w:rPr>
         <w:drawing>
-          <wp:inline distT="0" distB="0" distL="0" distR="0" wp14:anchorId="5C40DF4D" wp14:editId="3C510C92">
-            <wp:extent cx="1574141" cy="2790908"/>
-            <wp:effectExtent l="0" t="0" r="7620" b="0"/>
-            <wp:docPr id="2041756693" name="Рисунок 1"/>
+          <wp:inline distT="0" distB="0" distL="0" distR="0" wp14:anchorId="79A5430C" wp14:editId="2502F17A">
+            <wp:extent cx="2971800" cy="3848100"/>
+            <wp:effectExtent l="0" t="0" r="0" b="0"/>
+            <wp:docPr id="44792810" name="Рисунок 3"/>
             <wp:cNvGraphicFramePr>
               <a:graphicFrameLocks xmlns:a="http://schemas.openxmlformats.org/drawingml/2006/main" noChangeAspect="1"/>
             </wp:cNvGraphicFramePr>
@@ -4278,11 +4370,17 @@
               <a:graphicData uri="http://schemas.openxmlformats.org/drawingml/2006/picture">
                 <pic:pic xmlns:pic="http://schemas.openxmlformats.org/drawingml/2006/picture">
                   <pic:nvPicPr>
-                    <pic:cNvPr id="2041756693" name=""/>
+                    <pic:cNvPr id="44792810" name="Рисунок 44792810"/>
                     <pic:cNvPicPr/>
                   </pic:nvPicPr>
                   <pic:blipFill>
-                    <a:blip r:embed="rId13"/>
+                    <a:blip r:embed="rId13">
+                      <a:extLst>
+                        <a:ext uri="{28A0092B-C50C-407E-A947-70E740481C1C}">
+                          <a14:useLocalDpi xmlns:a14="http://schemas.microsoft.com/office/drawing/2010/main" val="0"/>
+                        </a:ext>
+                      </a:extLst>
+                    </a:blip>
                     <a:stretch>
                       <a:fillRect/>
                     </a:stretch>
@@ -4290,7 +4388,7 @@
                   <pic:spPr>
                     <a:xfrm>
                       <a:off x="0" y="0"/>
-                      <a:ext cx="1596115" cy="2829866"/>
+                      <a:ext cx="2971800" cy="3848100"/>
                     </a:xfrm>
                     <a:prstGeom prst="rect">
                       <a:avLst/>
@@ -4302,88 +4400,22 @@
           </wp:inline>
         </w:drawing>
       </w:r>
-    </w:p>
-    <w:p>
-      <w:pPr>
-        <w:pStyle w:val="af9"/>
-      </w:pPr>
-      <w:r>
-        <w:t>Рисунок 2 – Страница со статистикой нашего настроения</w:t>
-      </w:r>
-    </w:p>
-    <w:p>
-      <w:pPr>
-        <w:pStyle w:val="af3"/>
-      </w:pPr>
-      <w:r>
-        <w:lastRenderedPageBreak/>
-        <w:t xml:space="preserve">И третьим макетом является история нашего настроения, чтобы понимать в какой день мы были счастливым или злым (рис. 3) </w:t>
-      </w:r>
-    </w:p>
-    <w:p>
-      <w:pPr>
-        <w:pStyle w:val="af7"/>
-      </w:pPr>
-      <w:r>
-        <w:rPr>
-          <w:noProof/>
-          <w:lang w:eastAsia="ru-RU"/>
-        </w:rPr>
-        <w:drawing>
-          <wp:inline distT="0" distB="0" distL="0" distR="0" wp14:anchorId="0882810A" wp14:editId="0A3AE4A4">
-            <wp:extent cx="1563152" cy="3323645"/>
-            <wp:effectExtent l="0" t="0" r="0" b="0"/>
-            <wp:docPr id="1258567209" name="Рисунок 1"/>
-            <wp:cNvGraphicFramePr>
-              <a:graphicFrameLocks xmlns:a="http://schemas.openxmlformats.org/drawingml/2006/main" noChangeAspect="1"/>
-            </wp:cNvGraphicFramePr>
-            <a:graphic xmlns:a="http://schemas.openxmlformats.org/drawingml/2006/main">
-              <a:graphicData uri="http://schemas.openxmlformats.org/drawingml/2006/picture">
-                <pic:pic xmlns:pic="http://schemas.openxmlformats.org/drawingml/2006/picture">
-                  <pic:nvPicPr>
-                    <pic:cNvPr id="1258567209" name=""/>
-                    <pic:cNvPicPr/>
-                  </pic:nvPicPr>
-                  <pic:blipFill>
-                    <a:blip r:embed="rId14"/>
-                    <a:stretch>
-                      <a:fillRect/>
-                    </a:stretch>
-                  </pic:blipFill>
-                  <pic:spPr>
-                    <a:xfrm>
-                      <a:off x="0" y="0"/>
-                      <a:ext cx="1567034" cy="3331899"/>
-                    </a:xfrm>
-                    <a:prstGeom prst="rect">
-                      <a:avLst/>
-                    </a:prstGeom>
-                  </pic:spPr>
-                </pic:pic>
-              </a:graphicData>
-            </a:graphic>
-          </wp:inline>
-        </w:drawing>
-      </w:r>
-    </w:p>
-    <w:p>
-      <w:pPr>
-        <w:pStyle w:val="af9"/>
-      </w:pPr>
-      <w:r>
-        <w:t>Рисунок 3 – История настроения</w:t>
-      </w:r>
-    </w:p>
-    <w:p>
-      <w:pPr>
-        <w:spacing w:after="160" w:line="259" w:lineRule="auto"/>
-        <w:jc w:val="left"/>
-        <w:rPr>
-          <w:rFonts w:cs="Times New Roman"/>
-          <w:szCs w:val="28"/>
-        </w:rPr>
-      </w:pPr>
-      <w:r>
+      <w:r>
+        <w:t xml:space="preserve"> </w:t>
+      </w:r>
+      <w:r>
+        <w:br/>
+      </w:r>
+      <w:r>
+        <w:rPr>
+          <w:rStyle w:val="afa"/>
+        </w:rPr>
+        <w:t>Рисунок 2 — Игровой экран</w:t>
+      </w:r>
+      <w:r>
+        <w:rPr>
+          <w:rStyle w:val="afa"/>
+        </w:rPr>
         <w:br w:type="page"/>
       </w:r>
     </w:p>
@@ -4391,56 +4423,1041 @@
       <w:pPr>
         <w:pStyle w:val="afb"/>
       </w:pPr>
-      <w:bookmarkStart w:id="9" w:name="_Toc212630439"/>
+      <w:bookmarkStart w:id="7" w:name="_Toc212630439"/>
       <w:r>
         <w:lastRenderedPageBreak/>
         <w:t>3 Рабочая документация</w:t>
       </w:r>
+      <w:bookmarkEnd w:id="7"/>
+    </w:p>
+    <w:p>
+      <w:pPr>
+        <w:pStyle w:val="af5"/>
+      </w:pPr>
+      <w:bookmarkStart w:id="8" w:name="_Toc212630440"/>
+      <w:r>
+        <w:t>3.1 Описание разработки приложения</w:t>
+      </w:r>
+      <w:bookmarkEnd w:id="8"/>
+    </w:p>
+    <w:p>
+      <w:pPr>
+        <w:pStyle w:val="afe"/>
+        <w:ind w:firstLine="0"/>
+      </w:pPr>
+      <w:bookmarkStart w:id="9" w:name="_Toc212630441"/>
+      <w:r>
+        <w:t>Проект организован в виде набора взаимосвязанных классов, каждый из которых отвечает за определенный аспект функциональности:</w:t>
+      </w:r>
+    </w:p>
+    <w:p>
+      <w:pPr>
+        <w:pStyle w:val="afe"/>
+      </w:pPr>
+      <w:r>
+        <w:t>Основные компоненты приложения:</w:t>
+      </w:r>
+    </w:p>
+    <w:p>
+      <w:pPr>
+        <w:pStyle w:val="afe"/>
+        <w:ind w:firstLine="0"/>
+      </w:pPr>
+      <w:r>
+        <w:t>MainActivity - главная активность приложения, точка входа. Отвечает за инициализацию пользовательского интерфейса и управление жизненным циклом приложения</w:t>
+      </w:r>
+      <w:r>
+        <w:t>.</w:t>
+      </w:r>
+    </w:p>
+    <w:p>
+      <w:pPr>
+        <w:pStyle w:val="afe"/>
+        <w:ind w:firstLine="0"/>
+      </w:pPr>
+      <w:proofErr w:type="spellStart"/>
+      <w:r>
+        <w:t>CheckersScreen.kt</w:t>
+      </w:r>
+      <w:proofErr w:type="spellEnd"/>
+      <w:r>
+        <w:t> - основной экран игры, реализованный с помощью Jetpack Compose. Содержит композицию игрового интерфейса, включая игровое поле, элементы управления и информационные панели</w:t>
+      </w:r>
+      <w:r>
+        <w:t>.</w:t>
+      </w:r>
+    </w:p>
+    <w:p>
+      <w:pPr>
+        <w:pStyle w:val="afe"/>
+        <w:ind w:firstLine="0"/>
+      </w:pPr>
+      <w:proofErr w:type="spellStart"/>
+      <w:r>
+        <w:t>CheckersPiece.kt</w:t>
+      </w:r>
+      <w:proofErr w:type="spellEnd"/>
+      <w:r>
+        <w:t xml:space="preserve"> - </w:t>
+      </w:r>
+      <w:proofErr w:type="spellStart"/>
+      <w:r>
+        <w:t>data</w:t>
+      </w:r>
+      <w:proofErr w:type="spellEnd"/>
+      <w:r>
+        <w:t>-класс, описывающий модель шашки. Содержит свойства:</w:t>
+      </w:r>
+    </w:p>
+    <w:p>
+      <w:pPr>
+        <w:pStyle w:val="a"/>
+      </w:pPr>
+      <w:proofErr w:type="spellStart"/>
+      <w:r>
+        <w:t>color</w:t>
+      </w:r>
+      <w:proofErr w:type="spellEnd"/>
+      <w:r>
+        <w:t> - цвет шашки (белый/черный)</w:t>
+      </w:r>
+      <w:r>
+        <w:t>;</w:t>
+      </w:r>
+    </w:p>
+    <w:p>
+      <w:pPr>
+        <w:pStyle w:val="a"/>
+      </w:pPr>
+      <w:proofErr w:type="spellStart"/>
+      <w:r>
+        <w:t>isKing</w:t>
+      </w:r>
+      <w:proofErr w:type="spellEnd"/>
+      <w:r>
+        <w:t> - флаг, указывающий является ли шашка дамкой</w:t>
+      </w:r>
+      <w:r>
+        <w:t>;</w:t>
+      </w:r>
+    </w:p>
+    <w:p>
+      <w:pPr>
+        <w:pStyle w:val="a"/>
+      </w:pPr>
+      <w:proofErr w:type="spellStart"/>
+      <w:r>
+        <w:t>position</w:t>
+      </w:r>
+      <w:proofErr w:type="spellEnd"/>
+      <w:r>
+        <w:t> - текущая позиция на доске</w:t>
+      </w:r>
+      <w:r>
+        <w:t>.</w:t>
+      </w:r>
+    </w:p>
+    <w:p>
+      <w:pPr>
+        <w:pStyle w:val="afe"/>
+        <w:ind w:firstLine="0"/>
+      </w:pPr>
+      <w:proofErr w:type="spellStart"/>
+      <w:r>
+        <w:t>GameState</w:t>
+      </w:r>
+      <w:proofErr w:type="spellEnd"/>
+      <w:r>
+        <w:t xml:space="preserve"> - класс, управляющий состоянием игры. Реализует реактивное программирование через </w:t>
+      </w:r>
+      <w:proofErr w:type="spellStart"/>
+      <w:r>
+        <w:t>StateFlow</w:t>
+      </w:r>
+      <w:proofErr w:type="spellEnd"/>
+      <w:r>
+        <w:t xml:space="preserve"> для отслеживания изменений:</w:t>
+      </w:r>
+    </w:p>
+    <w:p>
+      <w:pPr>
+        <w:pStyle w:val="a"/>
+      </w:pPr>
+      <w:r>
+        <w:t>Текущая расстановка шашек на доске</w:t>
+      </w:r>
+      <w:r>
+        <w:t>;</w:t>
+      </w:r>
+    </w:p>
+    <w:p>
+      <w:pPr>
+        <w:pStyle w:val="a"/>
+      </w:pPr>
+      <w:r>
+        <w:t>Активный игрок (чей ход)</w:t>
+      </w:r>
+      <w:r>
+        <w:t>;</w:t>
+      </w:r>
+    </w:p>
+    <w:p>
+      <w:pPr>
+        <w:pStyle w:val="a"/>
+      </w:pPr>
+      <w:r>
+        <w:t>Выбранная в данный момент шашка</w:t>
+      </w:r>
+      <w:r>
+        <w:t>;</w:t>
+      </w:r>
+    </w:p>
+    <w:p>
+      <w:pPr>
+        <w:pStyle w:val="a"/>
+        <w:rPr>
+          <w:lang w:val="en-US"/>
+        </w:rPr>
+      </w:pPr>
+      <w:r>
+        <w:t>Доступные для хода клетки</w:t>
+      </w:r>
+      <w:r>
+        <w:rPr>
+          <w:lang w:val="en-US"/>
+        </w:rPr>
+        <w:t>.</w:t>
+      </w:r>
+    </w:p>
+    <w:p>
+      <w:pPr>
+        <w:pStyle w:val="afe"/>
+      </w:pPr>
+      <w:proofErr w:type="spellStart"/>
+      <w:r>
+        <w:t>GameLogic</w:t>
+      </w:r>
+      <w:proofErr w:type="spellEnd"/>
+      <w:r>
+        <w:t> - ядро игровой логики, содержащее бизнес-правила игры:</w:t>
+      </w:r>
+    </w:p>
+    <w:p>
+      <w:pPr>
+        <w:pStyle w:val="a"/>
+        <w:rPr>
+          <w:lang w:val="en-US"/>
+        </w:rPr>
+      </w:pPr>
+      <w:r>
+        <w:t>Проверка корректности ходов</w:t>
+      </w:r>
+      <w:r>
+        <w:rPr>
+          <w:lang w:val="en-US"/>
+        </w:rPr>
+        <w:t>;</w:t>
+      </w:r>
+    </w:p>
+    <w:p>
+      <w:pPr>
+        <w:pStyle w:val="a"/>
+      </w:pPr>
+      <w:r>
+        <w:t xml:space="preserve">Реализация правил </w:t>
+      </w:r>
+      <w:proofErr w:type="spellStart"/>
+      <w:r>
+        <w:t>бья</w:t>
+      </w:r>
+      <w:proofErr w:type="spellEnd"/>
+      <w:r>
+        <w:t xml:space="preserve"> (взятия шашек противника)</w:t>
+      </w:r>
+      <w:r>
+        <w:t>;</w:t>
+      </w:r>
+    </w:p>
+    <w:p>
+      <w:pPr>
+        <w:pStyle w:val="a"/>
+      </w:pPr>
+      <w:r>
+        <w:t>Проверка условий превращения в дамку</w:t>
+      </w:r>
+      <w:r>
+        <w:t>;</w:t>
+      </w:r>
+    </w:p>
+    <w:p>
+      <w:pPr>
+        <w:pStyle w:val="a"/>
+        <w:rPr>
+          <w:lang w:val="en-US"/>
+        </w:rPr>
+      </w:pPr>
+      <w:r>
+        <w:t>Определение условий победы/поражения</w:t>
+      </w:r>
+      <w:r>
+        <w:rPr>
+          <w:lang w:val="en-US"/>
+        </w:rPr>
+        <w:t>.</w:t>
+      </w:r>
+    </w:p>
+    <w:p>
+      <w:pPr>
+        <w:pStyle w:val="afe"/>
+      </w:pPr>
+      <w:proofErr w:type="spellStart"/>
+      <w:r>
+        <w:t>Position</w:t>
+      </w:r>
+      <w:proofErr w:type="spellEnd"/>
+      <w:r>
+        <w:t xml:space="preserve"> - </w:t>
+      </w:r>
+      <w:proofErr w:type="spellStart"/>
+      <w:r>
+        <w:t>data</w:t>
+      </w:r>
+      <w:proofErr w:type="spellEnd"/>
+      <w:r>
+        <w:t>-класс для представления координат на игровой доске (ряд и столбец в диапазоне 0-7).</w:t>
+      </w:r>
+    </w:p>
+    <w:p>
+      <w:pPr>
+        <w:pStyle w:val="afe"/>
+      </w:pPr>
+      <w:proofErr w:type="spellStart"/>
+      <w:r>
+        <w:lastRenderedPageBreak/>
+        <w:t>BotPlayer</w:t>
+      </w:r>
+      <w:proofErr w:type="spellEnd"/>
+      <w:r>
+        <w:t> - компонент искусственного интеллекта, реализующий алгоритм принятия решений для компьютерного соперника.</w:t>
+      </w:r>
+    </w:p>
+    <w:p>
+      <w:pPr>
+        <w:pStyle w:val="afe"/>
+      </w:pPr>
+      <w:proofErr w:type="spellStart"/>
+      <w:r>
+        <w:t>BotDifficulty</w:t>
+      </w:r>
+      <w:proofErr w:type="spellEnd"/>
+      <w:r>
+        <w:t xml:space="preserve"> - </w:t>
+      </w:r>
+      <w:proofErr w:type="spellStart"/>
+      <w:r>
+        <w:t>enum</w:t>
+      </w:r>
+      <w:proofErr w:type="spellEnd"/>
+      <w:r>
+        <w:t xml:space="preserve"> класс, определяющий уровни сложности ИИ:</w:t>
+      </w:r>
+    </w:p>
+    <w:p>
+      <w:pPr>
+        <w:pStyle w:val="a"/>
+      </w:pPr>
+      <w:r>
+        <w:t>EASY - случайные ходы с базовой логикой</w:t>
+      </w:r>
+      <w:r>
+        <w:t>;</w:t>
+      </w:r>
+    </w:p>
+    <w:p>
+      <w:pPr>
+        <w:pStyle w:val="a"/>
+      </w:pPr>
+      <w:r>
+        <w:t>MEDIUM - просчет на 1-2 хода вперед</w:t>
+      </w:r>
+      <w:r>
+        <w:t>;</w:t>
+      </w:r>
+    </w:p>
+    <w:p>
+      <w:pPr>
+        <w:pStyle w:val="a"/>
+      </w:pPr>
+      <w:r>
+        <w:t>HARD - использование алгоритма минимакс с альфа-бета отсечением</w:t>
+      </w:r>
+      <w:r>
+        <w:t>.</w:t>
+      </w:r>
+    </w:p>
+    <w:p>
+      <w:pPr>
+        <w:pStyle w:val="afe"/>
+      </w:pPr>
+      <w:proofErr w:type="spellStart"/>
+      <w:r>
+        <w:t>BotMove</w:t>
+      </w:r>
+      <w:proofErr w:type="spellEnd"/>
+      <w:r>
+        <w:t> - модель данных для представления хода, вычисленного алгоритмом ИИ.</w:t>
+      </w:r>
+    </w:p>
+    <w:p>
+      <w:pPr>
+        <w:pStyle w:val="afe"/>
+      </w:pPr>
+      <w:proofErr w:type="spellStart"/>
+      <w:r>
+        <w:t>GameMode</w:t>
+      </w:r>
+      <w:proofErr w:type="spellEnd"/>
+      <w:r>
+        <w:t xml:space="preserve"> - </w:t>
+      </w:r>
+      <w:proofErr w:type="spellStart"/>
+      <w:r>
+        <w:t>enum</w:t>
+      </w:r>
+      <w:proofErr w:type="spellEnd"/>
+      <w:r>
+        <w:t xml:space="preserve"> класс режимов игры:</w:t>
+      </w:r>
+    </w:p>
+    <w:p>
+      <w:pPr>
+        <w:pStyle w:val="a"/>
+      </w:pPr>
+      <w:r>
+        <w:t>VS_AI - игра против компьютера</w:t>
+      </w:r>
+      <w:r>
+        <w:t>;</w:t>
+      </w:r>
+    </w:p>
+    <w:p>
+      <w:pPr>
+        <w:pStyle w:val="a"/>
+      </w:pPr>
+      <w:r>
+        <w:t>VS_HUMAN - игра двух игроков на одном устройстве</w:t>
+      </w:r>
+      <w:r>
+        <w:t>.</w:t>
+      </w:r>
+    </w:p>
+    <w:p>
+      <w:pPr>
+        <w:pStyle w:val="afe"/>
+      </w:pPr>
+      <w:proofErr w:type="spellStart"/>
+      <w:r>
+        <w:t>Theme.kt</w:t>
+      </w:r>
+      <w:proofErr w:type="spellEnd"/>
+      <w:r>
+        <w:t xml:space="preserve"> - конфигурация темы приложения в соответствии с принципами </w:t>
+      </w:r>
+      <w:proofErr w:type="spellStart"/>
+      <w:r>
+        <w:t>Material</w:t>
+      </w:r>
+      <w:proofErr w:type="spellEnd"/>
+      <w:r>
+        <w:t xml:space="preserve"> Design 3.</w:t>
+      </w:r>
+    </w:p>
+    <w:p>
+      <w:pPr>
+        <w:pStyle w:val="afe"/>
+        <w:ind w:firstLine="0"/>
+      </w:pPr>
+      <w:r>
+        <w:t>Выполнение хода:</w:t>
+      </w:r>
+    </w:p>
+    <w:p>
+      <w:pPr>
+        <w:pStyle w:val="afe"/>
+        <w:ind w:firstLine="0"/>
+      </w:pPr>
+      <w:r>
+        <w:t>Выбор шашки: Коснитесь шашки, которой хотите походить. Шашка будет подсвечена желтым цветом</w:t>
+      </w:r>
+    </w:p>
+    <w:p>
+      <w:pPr>
+        <w:pStyle w:val="afe"/>
+        <w:ind w:firstLine="0"/>
+      </w:pPr>
+      <w:r>
+        <w:t>Просмотр доступных ходов: Доступные для перемещения клетки подсвечиваются зеленым цветом</w:t>
+      </w:r>
+    </w:p>
+    <w:p>
+      <w:pPr>
+        <w:pStyle w:val="afe"/>
+        <w:ind w:firstLine="0"/>
+      </w:pPr>
+      <w:r>
+        <w:t>Перемещение шашки: Коснитесь зеленой клетки для выполнения хода</w:t>
+      </w:r>
+    </w:p>
+    <w:p>
+      <w:pPr>
+        <w:pStyle w:val="afe"/>
+        <w:ind w:firstLine="0"/>
+      </w:pPr>
+      <w:r>
+        <w:t>Особые правила:</w:t>
+      </w:r>
+    </w:p>
+    <w:p>
+      <w:pPr>
+        <w:pStyle w:val="a"/>
+      </w:pPr>
+      <w:r>
+        <w:t>Обязательный бой</w:t>
+      </w:r>
+      <w:proofErr w:type="gramStart"/>
+      <w:r>
+        <w:t>: Если</w:t>
+      </w:r>
+      <w:proofErr w:type="gramEnd"/>
+      <w:r>
+        <w:t xml:space="preserve"> есть возможность взять шашку противника, система автоматически предложит этот ход</w:t>
+      </w:r>
+      <w:r>
+        <w:t>;</w:t>
+      </w:r>
+    </w:p>
+    <w:p>
+      <w:pPr>
+        <w:pStyle w:val="a"/>
+      </w:pPr>
+      <w:r>
+        <w:t>Превращение в дамку</w:t>
+      </w:r>
+      <w:proofErr w:type="gramStart"/>
+      <w:r>
+        <w:t>: При</w:t>
+      </w:r>
+      <w:proofErr w:type="gramEnd"/>
+      <w:r>
+        <w:t xml:space="preserve"> достижении последнего ряда шашка превращается в дамку (отмечается желтой точкой)</w:t>
+      </w:r>
+      <w:r>
+        <w:t>;</w:t>
+      </w:r>
+    </w:p>
+    <w:p>
+      <w:pPr>
+        <w:pStyle w:val="a"/>
+      </w:pPr>
+      <w:r>
+        <w:t>Множественный бой</w:t>
+      </w:r>
+      <w:proofErr w:type="gramStart"/>
+      <w:r>
+        <w:t>: Если</w:t>
+      </w:r>
+      <w:proofErr w:type="gramEnd"/>
+      <w:r>
+        <w:t xml:space="preserve"> после взятия одной шашки появляется возможность взять еще одну, ход продолжается</w:t>
+      </w:r>
+      <w:r>
+        <w:t>.</w:t>
+      </w:r>
+    </w:p>
+    <w:p>
+      <w:pPr>
+        <w:pStyle w:val="afe"/>
+        <w:ind w:firstLine="0"/>
+      </w:pPr>
+      <w:r>
+        <w:t>Режимы игры:</w:t>
+      </w:r>
+    </w:p>
+    <w:p>
+      <w:pPr>
+        <w:pStyle w:val="afe"/>
+        <w:ind w:firstLine="0"/>
+      </w:pPr>
+      <w:r>
+        <w:t>Против ИИ: Игра против компьютерного соперника (активен по умолчанию)</w:t>
+      </w:r>
+    </w:p>
+    <w:p>
+      <w:pPr>
+        <w:pStyle w:val="afe"/>
+        <w:ind w:firstLine="0"/>
+      </w:pPr>
+      <w:r>
+        <w:t>Два игрока: Последовательные ходы двух игроков на одном устройстве</w:t>
+      </w:r>
+    </w:p>
+    <w:p>
+      <w:pPr>
+        <w:pStyle w:val="afe"/>
+        <w:ind w:firstLine="0"/>
+      </w:pPr>
+      <w:r>
+        <w:lastRenderedPageBreak/>
+        <w:t>Игра завершается при следующих условиях:</w:t>
+      </w:r>
+    </w:p>
+    <w:p>
+      <w:pPr>
+        <w:pStyle w:val="a"/>
+      </w:pPr>
+      <w:r>
+        <w:t>У одного из игроков не осталось шашек</w:t>
+      </w:r>
+      <w:r>
+        <w:t>;</w:t>
+      </w:r>
+    </w:p>
+    <w:p>
+      <w:pPr>
+        <w:pStyle w:val="a"/>
+      </w:pPr>
+      <w:r>
+        <w:t>Игрок не может сделать ход (все шашки заблокированы)</w:t>
+      </w:r>
+      <w:r>
+        <w:t>;</w:t>
+      </w:r>
+    </w:p>
+    <w:p>
+      <w:pPr>
+        <w:pStyle w:val="a"/>
+      </w:pPr>
+      <w:r>
+        <w:t>При завершении игры отображается сообщение о результате (победа/поражение) и предлагается начать новую партию.</w:t>
+      </w:r>
+    </w:p>
+    <w:p>
+      <w:pPr>
+        <w:pStyle w:val="afe"/>
+        <w:ind w:firstLine="0"/>
+      </w:pPr>
+      <w:r>
+        <w:t xml:space="preserve">Основные элементы </w:t>
+      </w:r>
+      <w:proofErr w:type="spellStart"/>
+      <w:r>
+        <w:t>интрефейса</w:t>
+      </w:r>
+      <w:proofErr w:type="spellEnd"/>
+    </w:p>
+    <w:p>
+      <w:pPr>
+        <w:pStyle w:val="afe"/>
+        <w:ind w:firstLine="0"/>
+      </w:pPr>
+      <w:r>
+        <w:t>Игровое поле:</w:t>
+      </w:r>
+    </w:p>
+    <w:p>
+      <w:pPr>
+        <w:pStyle w:val="a"/>
+      </w:pPr>
+      <w:r>
+        <w:t>Доска размером 8×8 клеток, чередующихся светлых и темных цветов</w:t>
+      </w:r>
+      <w:r>
+        <w:t>;</w:t>
+      </w:r>
+    </w:p>
+    <w:p>
+      <w:pPr>
+        <w:pStyle w:val="a"/>
+      </w:pPr>
+      <w:r>
+        <w:t>Белые шашки расположены в трех нижних рядах</w:t>
+      </w:r>
+      <w:r>
+        <w:t>;</w:t>
+      </w:r>
+    </w:p>
+    <w:p>
+      <w:pPr>
+        <w:pStyle w:val="a"/>
+      </w:pPr>
+      <w:r>
+        <w:t>Черные шашки расположены в трех верхних рядах</w:t>
+      </w:r>
+      <w:r>
+        <w:t>;</w:t>
+      </w:r>
+    </w:p>
+    <w:p>
+      <w:pPr>
+        <w:pStyle w:val="a"/>
+      </w:pPr>
+      <w:r>
+        <w:t>Игра ведется только на темных клетках</w:t>
+      </w:r>
+      <w:r>
+        <w:t>.</w:t>
+      </w:r>
+    </w:p>
+    <w:p>
+      <w:pPr>
+        <w:pStyle w:val="afe"/>
+        <w:ind w:firstLine="0"/>
+      </w:pPr>
+      <w:r>
+        <w:t>Информационная панель:</w:t>
+      </w:r>
+    </w:p>
+    <w:p>
+      <w:pPr>
+        <w:pStyle w:val="a"/>
+        <w:rPr>
+          <w:lang w:val="en-US"/>
+        </w:rPr>
+      </w:pPr>
+      <w:r>
+        <w:t>Отображается над игровым полем</w:t>
+      </w:r>
+      <w:r>
+        <w:rPr>
+          <w:lang w:val="en-US"/>
+        </w:rPr>
+        <w:t>;</w:t>
+      </w:r>
+    </w:p>
+    <w:p>
+      <w:pPr>
+        <w:pStyle w:val="a"/>
+      </w:pPr>
+      <w:r>
+        <w:t>Показывает, чей сейчас ход (белые/черные)</w:t>
+      </w:r>
+      <w:r>
+        <w:t>;</w:t>
+      </w:r>
+    </w:p>
+    <w:p>
+      <w:pPr>
+        <w:pStyle w:val="a"/>
+      </w:pPr>
+      <w:r>
+        <w:t>В режиме с ИИ указывает, когда ходит компьютер</w:t>
+      </w:r>
+      <w:r>
+        <w:t>.</w:t>
+      </w:r>
+    </w:p>
+    <w:p>
+      <w:pPr>
+        <w:pStyle w:val="afe"/>
+        <w:ind w:firstLine="0"/>
+      </w:pPr>
+      <w:r>
+        <w:t>Панель управления:</w:t>
+      </w:r>
+    </w:p>
+    <w:p>
+      <w:pPr>
+        <w:pStyle w:val="a"/>
+        <w:rPr>
+          <w:lang w:val="en-US"/>
+        </w:rPr>
+      </w:pPr>
+      <w:r>
+        <w:t>Расположена под игровым полем</w:t>
+      </w:r>
+      <w:r>
+        <w:rPr>
+          <w:lang w:val="en-US"/>
+        </w:rPr>
+        <w:t>;</w:t>
+      </w:r>
+    </w:p>
+    <w:p>
+      <w:pPr>
+        <w:pStyle w:val="a"/>
+      </w:pPr>
+      <w:r>
+        <w:t>Содержит кнопку «Новая игра» для перезапуска текущей партии</w:t>
+      </w:r>
+      <w:r>
+        <w:t>.</w:t>
+      </w:r>
+    </w:p>
+    <w:p>
+      <w:pPr>
+        <w:pStyle w:val="afe"/>
+      </w:pPr>
+    </w:p>
+    <w:p>
+      <w:pPr>
+        <w:pStyle w:val="afe"/>
+      </w:pPr>
+      <w:r>
+        <w:br w:type="page"/>
+      </w:r>
+    </w:p>
+    <w:p>
+      <w:pPr>
+        <w:pStyle w:val="afe"/>
+      </w:pPr>
+    </w:p>
+    <w:p>
+      <w:pPr>
+        <w:pStyle w:val="af3"/>
+        <w:ind w:firstLine="0"/>
+      </w:pPr>
+      <w:r>
+        <w:t xml:space="preserve">3.2 </w:t>
+      </w:r>
       <w:bookmarkEnd w:id="9"/>
+      <w:r>
+        <w:rPr>
+          <w:rStyle w:val="af6"/>
+        </w:rPr>
+        <w:t>Руководство пользователя</w:t>
+      </w:r>
+    </w:p>
+    <w:p>
+      <w:pPr>
+        <w:pStyle w:val="afe"/>
+        <w:ind w:firstLine="0"/>
+      </w:pPr>
+      <w:bookmarkStart w:id="10" w:name="_Toc212630442"/>
+      <w:r>
+        <w:t>Запуск приложения:</w:t>
+      </w:r>
+    </w:p>
+    <w:p>
+      <w:pPr>
+        <w:pStyle w:val="afe"/>
+        <w:ind w:firstLine="708"/>
+      </w:pPr>
+      <w:r>
+        <w:t>Для начала работы с приложением "Шашки" необходимо найти ярлык приложения на главном экране вашего мобильного устройства или в общем списке установленных приложений. Приложение имеет узнаваемую иконку, выполненную в стилизованном виде шашечной доски. После обнаружения иконки достаточно однократного короткого касания для запуска приложения. Процесс загрузки занимает минимальное время, после чего пользователь сразу попадает на основной игровой экран.</w:t>
+      </w:r>
+    </w:p>
+    <w:p>
+      <w:pPr>
+        <w:pStyle w:val="afe"/>
+        <w:ind w:firstLine="0"/>
+      </w:pPr>
+      <w:r>
+        <w:t>Начало игры:</w:t>
+      </w:r>
+    </w:p>
+    <w:p>
+      <w:pPr>
+        <w:pStyle w:val="afe"/>
+        <w:ind w:firstLine="708"/>
+      </w:pPr>
+      <w:r>
+        <w:t>После успешного запуска приложения автоматически активируется режим игры против компьютерного соперника, что позволяет немедленно приступить к игровому процессу без дополнительных настроек. Игровое поле визуализируется на экране сразу после полной загрузки всех компонентов приложения, обеспечивая мгновенную готовность к игре. Согласно классическим правилам шашек, белые шашки всегда получают право первого хода, что соответствует устоявшимся игровым традициям и создает комфортные условия для пользователей, знакомых с этой игрой.</w:t>
+      </w:r>
+    </w:p>
+    <w:p>
+      <w:pPr>
+        <w:pStyle w:val="afe"/>
+        <w:ind w:firstLine="0"/>
+      </w:pPr>
+      <w:r>
+        <w:t>Игровое поле:</w:t>
+      </w:r>
+    </w:p>
+    <w:p>
+      <w:pPr>
+        <w:pStyle w:val="afe"/>
+        <w:ind w:firstLine="708"/>
+      </w:pPr>
+      <w:r>
+        <w:t>Игровая доска представляет собой стандартное поле размером 8×8 клеток, где визуально чередуются светлые и темные квадраты, создавая характерный шахматный узор. Традиционное расположение фигур соблюдено неукоснительно: белые шашки занимают три нижних горизонтальных ряда игрового пространства, в то время как черные шашки расположены в трех верхних рядах, что соответствует общепринятым правилам игры. Важно отметить, что игровой процесс ведется исключительно на темных клетках игрового поля, что является фундаментальным принципом игры в шашки и строго соблюдается в приложении.</w:t>
+      </w:r>
+      <w:r>
+        <w:br w:type="page"/>
+      </w:r>
+    </w:p>
+    <w:p>
+      <w:pPr>
+        <w:pStyle w:val="afe"/>
+        <w:ind w:firstLine="0"/>
+      </w:pPr>
+      <w:r>
+        <w:lastRenderedPageBreak/>
+        <w:t>Информационная панель:</w:t>
+      </w:r>
+    </w:p>
+    <w:p>
+      <w:pPr>
+        <w:pStyle w:val="afe"/>
+        <w:ind w:firstLine="708"/>
+      </w:pPr>
+      <w:r>
+        <w:t>Над основной игровой областью расположена информационная панель, которая предоставляет пользователю актуальные данные о текущем состоянии игровой сессии. Данный элемент интерфейса в реальном времени отображает информацию о том, за какой из сторон в данный момент закреплено право совершения хода — белыми или черными шашками. При активации режима игры против искусственного интеллекта система дополнительно информирует пользователя о моментах, когда осуществляется ход компьютерного оппонента, что позволяет сохранять ясное понимание текущей игровой ситуации.</w:t>
+      </w:r>
+    </w:p>
+    <w:p>
+      <w:pPr>
+        <w:pStyle w:val="afe"/>
+        <w:ind w:firstLine="0"/>
+      </w:pPr>
+      <w:r>
+        <w:t>Панель управления:</w:t>
+      </w:r>
+    </w:p>
+    <w:p>
+      <w:pPr>
+        <w:pStyle w:val="afe"/>
+      </w:pPr>
+      <w:r>
+        <w:t xml:space="preserve">В нижней части экрана, непосредственно под игровым полем, расположена панель управления, содержащая основные элементы для контроля игрового процесса. Центральным элементом данной панели является кнопка "Новая игра", при нажатии на которую текущая партия завершается и начинается </w:t>
+      </w:r>
+      <w:proofErr w:type="spellStart"/>
+      <w:r>
+        <w:t>completely</w:t>
+      </w:r>
+      <w:proofErr w:type="spellEnd"/>
+      <w:r>
+        <w:t xml:space="preserve"> новая игровая сессия с первоначальной расстановкой фигур. Это позволяет пользователю в любой момент перезапустить игровой процесс без необходимости перезагрузки всего приложения, обеспечивая непрерывность и удобство игрового опыта.</w:t>
+      </w:r>
+    </w:p>
+    <w:p>
+      <w:pPr>
+        <w:pStyle w:val="afe"/>
+      </w:pPr>
+      <w:r>
+        <w:br w:type="page"/>
+      </w:r>
     </w:p>
     <w:p>
       <w:pPr>
         <w:pStyle w:val="af5"/>
       </w:pPr>
-      <w:bookmarkStart w:id="10" w:name="_Toc212630440"/>
-      <w:r>
-        <w:t>3.1 Описание разработки приложения</w:t>
-      </w:r>
-      <w:bookmarkEnd w:id="10"/>
-    </w:p>
-    <w:p>
-      <w:pPr>
-        <w:pStyle w:val="af3"/>
-      </w:pPr>
-      <w:r>
-        <w:t>На главном экране приложения пользователю предлагается оценить своё текущее эмоциональное состояние. Для этого представлена сетка из шести кнопок с различными вариантами настроения: «Счастлив», «Спокойный», «Взволнованный», «Грустный»*, «Злой» и «Уставший». В нижней части экрана размещена мотивирующая надпись, призывающая к регулярному отслеживанию настроения.</w:t>
-      </w:r>
-    </w:p>
-    <w:p>
-      <w:pPr>
-        <w:pStyle w:val="af3"/>
-      </w:pPr>
-      <w:r>
-        <w:t>На рисунке представлены следующие элементы:</w:t>
+      <w:r>
+        <w:rPr>
+          <w:lang w:val="en-US"/>
+        </w:rPr>
+        <w:lastRenderedPageBreak/>
+        <w:t xml:space="preserve">3.3 </w:t>
+      </w:r>
+      <w:r>
+        <w:t>Тестирование приложения</w:t>
+      </w:r>
+    </w:p>
+    <w:p>
+      <w:pPr>
+        <w:pStyle w:val="afe"/>
+        <w:ind w:firstLine="0"/>
+      </w:pPr>
+      <w:r>
+        <w:t>Приложение было протестировано на различных физических устройствах и эмуляторах для проверки:</w:t>
+      </w:r>
+    </w:p>
+    <w:p>
+      <w:pPr>
+        <w:pStyle w:val="afe"/>
+        <w:ind w:firstLine="0"/>
+      </w:pPr>
+      <w:r>
+        <w:t>Совместимости:</w:t>
       </w:r>
     </w:p>
     <w:p>
       <w:pPr>
         <w:pStyle w:val="a"/>
       </w:pPr>
+      <w:r>
+        <w:t xml:space="preserve">Устройства с </w:t>
+      </w:r>
       <w:proofErr w:type="spellStart"/>
       <w:r>
-        <w:rPr>
-          <w:lang w:val="en-US"/>
-        </w:rPr>
-        <w:t>TextView</w:t>
+        <w:t>Android</w:t>
       </w:r>
       <w:proofErr w:type="spellEnd"/>
       <w:r>
+        <w:t xml:space="preserve"> 7.0 </w:t>
+      </w:r>
+      <w:proofErr w:type="spellStart"/>
+      <w:r>
+        <w:t>Nougat</w:t>
+      </w:r>
+      <w:proofErr w:type="spellEnd"/>
+      <w:r>
+        <w:t xml:space="preserve"> (API 24) и выше</w:t>
+      </w:r>
+      <w:r>
+        <w:t>;</w:t>
+      </w:r>
+    </w:p>
+    <w:p>
+      <w:pPr>
+        <w:pStyle w:val="a"/>
+      </w:pPr>
+      <w:r>
+        <w:t>Различные размеры экранов (от 4.5 до 6.7 дюймов)</w:t>
+      </w:r>
+      <w:r>
+        <w:t>;</w:t>
+      </w:r>
+    </w:p>
+    <w:p>
+      <w:pPr>
+        <w:pStyle w:val="a"/>
+      </w:pPr>
+      <w:r>
+        <w:t>Разные плотности пикселей (</w:t>
+      </w:r>
+      <w:proofErr w:type="spellStart"/>
+      <w:r>
+        <w:t>mdpi</w:t>
+      </w:r>
+      <w:proofErr w:type="spellEnd"/>
+      <w:r>
         <w:t xml:space="preserve">, </w:t>
       </w:r>
-      <w:r>
-        <w:t>который показывает пользователю выбрать какое настроение у нас сегодня;</w:t>
+      <w:proofErr w:type="spellStart"/>
+      <w:r>
+        <w:t>hdpi</w:t>
+      </w:r>
+      <w:proofErr w:type="spellEnd"/>
+      <w:r>
+        <w:t xml:space="preserve">, </w:t>
+      </w:r>
+      <w:proofErr w:type="spellStart"/>
+      <w:r>
+        <w:t>xhdpi</w:t>
+      </w:r>
+      <w:proofErr w:type="spellEnd"/>
+      <w:r>
+        <w:t xml:space="preserve">, </w:t>
+      </w:r>
+      <w:proofErr w:type="spellStart"/>
+      <w:r>
+        <w:t>xxhdpi</w:t>
+      </w:r>
+      <w:proofErr w:type="spellEnd"/>
+      <w:r>
+        <w:t>)</w:t>
+      </w:r>
+      <w:r>
+        <w:t>.</w:t>
+      </w:r>
+    </w:p>
+    <w:p>
+      <w:pPr>
+        <w:pStyle w:val="afe"/>
+        <w:ind w:firstLine="0"/>
+      </w:pPr>
+      <w:r>
+        <w:t>Производительности:</w:t>
       </w:r>
     </w:p>
     <w:p>
@@ -4448,124 +5465,171 @@
         <w:pStyle w:val="a"/>
       </w:pPr>
       <w:r>
-        <w:rPr>
-          <w:lang w:val="en-US"/>
-        </w:rPr>
-        <w:t>Button</w:t>
-      </w:r>
-      <w:r>
-        <w:t>, который отвечают за выбранные нами эмодзи с настроением.</w:t>
-      </w:r>
-    </w:p>
-    <w:p>
-      <w:pPr>
-        <w:pStyle w:val="af7"/>
-      </w:pPr>
-      <w:r>
-        <w:rPr>
-          <w:noProof/>
-          <w:lang w:eastAsia="ru-RU"/>
-        </w:rPr>
-        <w:drawing>
-          <wp:inline distT="0" distB="0" distL="0" distR="0" wp14:anchorId="68FD3E96" wp14:editId="5656E5F2">
-            <wp:extent cx="1843881" cy="2846567"/>
-            <wp:effectExtent l="0" t="0" r="4445" b="0"/>
-            <wp:docPr id="351926285" name="Рисунок 1"/>
-            <wp:cNvGraphicFramePr>
-              <a:graphicFrameLocks xmlns:a="http://schemas.openxmlformats.org/drawingml/2006/main" noChangeAspect="1"/>
-            </wp:cNvGraphicFramePr>
-            <a:graphic xmlns:a="http://schemas.openxmlformats.org/drawingml/2006/main">
-              <a:graphicData uri="http://schemas.openxmlformats.org/drawingml/2006/picture">
-                <pic:pic xmlns:pic="http://schemas.openxmlformats.org/drawingml/2006/picture">
-                  <pic:nvPicPr>
-                    <pic:cNvPr id="1562852134" name=""/>
-                    <pic:cNvPicPr/>
-                  </pic:nvPicPr>
-                  <pic:blipFill>
-                    <a:blip r:embed="rId12"/>
-                    <a:stretch>
-                      <a:fillRect/>
-                    </a:stretch>
-                  </pic:blipFill>
-                  <pic:spPr>
-                    <a:xfrm>
-                      <a:off x="0" y="0"/>
-                      <a:ext cx="1862390" cy="2875141"/>
-                    </a:xfrm>
-                    <a:prstGeom prst="rect">
-                      <a:avLst/>
-                    </a:prstGeom>
-                  </pic:spPr>
-                </pic:pic>
-              </a:graphicData>
-            </a:graphic>
-          </wp:inline>
-        </w:drawing>
-      </w:r>
-    </w:p>
-    <w:p>
-      <w:pPr>
-        <w:pStyle w:val="af9"/>
-      </w:pPr>
-      <w:r>
-        <w:t>Рисунок 4 – Главный экран приложения</w:t>
-      </w:r>
-    </w:p>
-    <w:p>
-      <w:pPr>
-        <w:pStyle w:val="af3"/>
-      </w:pPr>
-      <w:r>
-        <w:t xml:space="preserve">Контроллером главного экрана является класс </w:t>
+        <w:t xml:space="preserve">Время отклика на пользовательские действия </w:t>
+      </w:r>
+      <w:proofErr w:type="gramStart"/>
+      <w:r>
+        <w:t>&lt; 100</w:t>
+      </w:r>
+      <w:proofErr w:type="gramEnd"/>
+      <w:r>
+        <w:t xml:space="preserve"> </w:t>
       </w:r>
       <w:proofErr w:type="spellStart"/>
       <w:r>
-        <w:t>MainActivity.kt</w:t>
+        <w:t>мс</w:t>
       </w:r>
       <w:proofErr w:type="spellEnd"/>
       <w:r>
-        <w:t>, который отвечает за отображение пользовательского интерфейса, описанного в файле activity_main.xml. При выборе одного из вариантов настроения происходит сохранение данных и обновление статистики.</w:t>
-      </w:r>
-    </w:p>
-    <w:p>
-      <w:pPr>
-        <w:pStyle w:val="af3"/>
-      </w:pPr>
-      <w:r>
-        <w:t xml:space="preserve">Было создано графическое представление экрана отслеживания настроения (рисунок </w:t>
-      </w:r>
-      <w:r>
-        <w:t>1</w:t>
-      </w:r>
-      <w:r>
-        <w:t>). На макете представлены следующие элементы:</w:t>
+        <w:t>;</w:t>
       </w:r>
     </w:p>
     <w:p>
       <w:pPr>
         <w:pStyle w:val="a"/>
       </w:pPr>
+      <w:r>
+        <w:t>Плавность анимации при перемещении шашек</w:t>
+      </w:r>
+      <w:r>
+        <w:t>;</w:t>
+      </w:r>
+    </w:p>
+    <w:p>
+      <w:pPr>
+        <w:pStyle w:val="a"/>
+      </w:pPr>
+      <w:r>
+        <w:t>Отсутствие задержек при расчете ходов ИИ на среднем уровне сложности</w:t>
+      </w:r>
+      <w:r>
+        <w:t>.</w:t>
+      </w:r>
+    </w:p>
+    <w:p>
+      <w:pPr>
+        <w:pStyle w:val="afe"/>
+        <w:ind w:firstLine="0"/>
+      </w:pPr>
+      <w:r>
+        <w:t>Стабильности:</w:t>
+      </w:r>
+    </w:p>
+    <w:p>
+      <w:pPr>
+        <w:pStyle w:val="a"/>
+      </w:pPr>
+      <w:r>
+        <w:t>Отсутствие утечек памяти при длительной работе</w:t>
+      </w:r>
+      <w:r>
+        <w:t>;</w:t>
+      </w:r>
+    </w:p>
+    <w:p>
+      <w:pPr>
+        <w:pStyle w:val="a"/>
+      </w:pPr>
+      <w:r>
+        <w:t>Корректная работа при смене ориентации устройства</w:t>
+      </w:r>
+      <w:r>
+        <w:t>;</w:t>
+      </w:r>
+    </w:p>
+    <w:p>
+      <w:pPr>
+        <w:pStyle w:val="a"/>
+      </w:pPr>
+      <w:r>
+        <w:t>Устойчивость к прерываниям (входящие звонки, уведомления)</w:t>
+      </w:r>
+      <w:r>
+        <w:t>.</w:t>
+      </w:r>
+    </w:p>
+    <w:p>
+      <w:pPr>
+        <w:pStyle w:val="afe"/>
+        <w:ind w:firstLine="0"/>
+      </w:pPr>
+      <w:r>
+        <w:t>Результаты тестирования</w:t>
+      </w:r>
+    </w:p>
+    <w:p>
+      <w:pPr>
+        <w:pStyle w:val="afe"/>
+        <w:ind w:firstLine="0"/>
+      </w:pPr>
+      <w:r>
+        <w:t>По результатам комплексного тестирования было установлено:</w:t>
+      </w:r>
+    </w:p>
+    <w:p>
+      <w:pPr>
+        <w:pStyle w:val="afe"/>
+        <w:ind w:firstLine="0"/>
+      </w:pPr>
+      <w:r>
+        <w:t>Все заявленные в требованиях функции реализованы и работают корректно</w:t>
+      </w:r>
+    </w:p>
+    <w:p>
+      <w:pPr>
+        <w:pStyle w:val="afe"/>
+        <w:ind w:firstLine="0"/>
+      </w:pPr>
+      <w:r>
+        <w:t>Приложение не содержит критических ошибок, приводящих к аварийному завершению</w:t>
+      </w:r>
+      <w:r>
+        <w:t xml:space="preserve">, </w:t>
+      </w:r>
+      <w:r>
+        <w:t>в</w:t>
+      </w:r>
+      <w:r>
+        <w:t xml:space="preserve">ремя отклика соответствует требованиям </w:t>
+      </w:r>
+      <w:proofErr w:type="gramStart"/>
+      <w:r>
+        <w:t>(&lt; 100</w:t>
+      </w:r>
+      <w:proofErr w:type="gramEnd"/>
+      <w:r>
+        <w:t xml:space="preserve"> </w:t>
+      </w:r>
       <w:proofErr w:type="spellStart"/>
       <w:r>
-        <w:lastRenderedPageBreak/>
-        <w:t>TextView</w:t>
+        <w:t>мс</w:t>
       </w:r>
       <w:proofErr w:type="spellEnd"/>
       <w:r>
-        <w:t> с текстом "Какое у тебя настроение сегодня?" для заголовка экрана;</w:t>
-      </w:r>
-    </w:p>
-    <w:p>
-      <w:pPr>
-        <w:pStyle w:val="a"/>
-      </w:pPr>
+        <w:t>)</w:t>
+      </w:r>
+      <w:r>
+        <w:t xml:space="preserve">. </w:t>
+      </w:r>
+      <w:r>
+        <w:t xml:space="preserve">Приложение работает на всех заявленных версиях </w:t>
+      </w:r>
       <w:proofErr w:type="spellStart"/>
       <w:r>
-        <w:t>GridLayout</w:t>
+        <w:t>Android</w:t>
       </w:r>
       <w:proofErr w:type="spellEnd"/>
       <w:r>
-        <w:t> для размещения кнопок с вариантами настроений в виде сетки</w:t>
+        <w:t xml:space="preserve"> и типах устройств</w:t>
+      </w:r>
+      <w:r>
+        <w:t xml:space="preserve">, </w:t>
+      </w:r>
+      <w:r>
+        <w:t>и</w:t>
+      </w:r>
+      <w:r>
+        <w:t>нтерфейс интуитивно понятен и не требует дополнительного обучения</w:t>
       </w:r>
       <w:r>
         <w:t>.</w:t>
@@ -4573,885 +5637,44 @@
     </w:p>
     <w:p>
       <w:pPr>
-        <w:pStyle w:val="af3"/>
-      </w:pPr>
-      <w:proofErr w:type="spellStart"/>
-      <w:r>
-        <w:t>Six</w:t>
-      </w:r>
-      <w:proofErr w:type="spellEnd"/>
-      <w:r>
-        <w:t xml:space="preserve"> </w:t>
-      </w:r>
-      <w:proofErr w:type="spellStart"/>
-      <w:r>
-        <w:t>MoodButton</w:t>
-      </w:r>
-      <w:proofErr w:type="spellEnd"/>
-      <w:r>
-        <w:t xml:space="preserve"> </w:t>
-      </w:r>
-      <w:proofErr w:type="spellStart"/>
-      <w:r>
-        <w:t>components</w:t>
-      </w:r>
-      <w:proofErr w:type="spellEnd"/>
-      <w:r>
-        <w:t> (пользовательские кнопки), каждая из которых содержит:</w:t>
-      </w:r>
-    </w:p>
-    <w:p>
-      <w:pPr>
-        <w:pStyle w:val="a"/>
-      </w:pPr>
-      <w:proofErr w:type="spellStart"/>
-      <w:r>
-        <w:t>ImageView</w:t>
-      </w:r>
-      <w:proofErr w:type="spellEnd"/>
-      <w:r>
-        <w:t xml:space="preserve"> для отображения </w:t>
-      </w:r>
-      <w:proofErr w:type="spellStart"/>
-      <w:r>
-        <w:t>эмодзи</w:t>
-      </w:r>
-      <w:proofErr w:type="spellEnd"/>
-      <w:r>
-        <w:t xml:space="preserve"> настроения;</w:t>
-      </w:r>
-    </w:p>
-    <w:p>
-      <w:pPr>
-        <w:pStyle w:val="a"/>
-      </w:pPr>
-      <w:proofErr w:type="spellStart"/>
-      <w:r>
-        <w:t>TextView</w:t>
-      </w:r>
-      <w:proofErr w:type="spellEnd"/>
-      <w:r>
-        <w:t> для названия настроения ("Счастлив", "Спокойный", "Нейтральный", "Грустный", "Злой", "Уставший");</w:t>
-      </w:r>
-    </w:p>
-    <w:p>
-      <w:pPr>
-        <w:pStyle w:val="a"/>
-      </w:pPr>
-      <w:proofErr w:type="spellStart"/>
-      <w:r>
-        <w:t>TextView</w:t>
-      </w:r>
-      <w:proofErr w:type="spellEnd"/>
-      <w:r>
-        <w:t> с мотивирующим текстом "Отмечай настроение каждый день!" в нижней части экрана.</w:t>
-      </w:r>
-    </w:p>
-    <w:p>
-      <w:pPr>
-        <w:pStyle w:val="af3"/>
-      </w:pPr>
-      <w:r>
-        <w:t>Для экрана статистики создано графическое представление в файле statistics_screen.xml (рисунок Y). На макете представлены:</w:t>
-      </w:r>
-    </w:p>
-    <w:p>
-      <w:pPr>
-        <w:pStyle w:val="a"/>
-      </w:pPr>
-      <w:proofErr w:type="spellStart"/>
-      <w:r>
-        <w:t>TextView</w:t>
-      </w:r>
-      <w:proofErr w:type="spellEnd"/>
-      <w:r>
-        <w:t> с заголовком "Статистика настроений";</w:t>
-      </w:r>
-    </w:p>
-    <w:p>
-      <w:pPr>
-        <w:pStyle w:val="a"/>
-      </w:pPr>
-      <w:proofErr w:type="spellStart"/>
-      <w:r>
-        <w:t>LazyColumn</w:t>
-      </w:r>
-      <w:proofErr w:type="spellEnd"/>
-      <w:r>
-        <w:t> для прокручиваемого списка статистических данных;</w:t>
-      </w:r>
-    </w:p>
-    <w:p>
-      <w:pPr>
-        <w:pStyle w:val="a"/>
-      </w:pPr>
-      <w:proofErr w:type="spellStart"/>
-      <w:r>
-        <w:t>Multiple</w:t>
-      </w:r>
-      <w:proofErr w:type="spellEnd"/>
-      <w:r>
-        <w:t xml:space="preserve"> </w:t>
-      </w:r>
-      <w:proofErr w:type="spellStart"/>
-      <w:r>
-        <w:t>Card</w:t>
-      </w:r>
-      <w:proofErr w:type="spellEnd"/>
-      <w:r>
-        <w:t xml:space="preserve"> </w:t>
-      </w:r>
-      <w:proofErr w:type="spellStart"/>
-      <w:r>
-        <w:t>components</w:t>
-      </w:r>
-      <w:proofErr w:type="spellEnd"/>
-      <w:r>
-        <w:t>, каждая из которых содержит:</w:t>
-      </w:r>
-    </w:p>
-    <w:p>
-      <w:pPr>
-        <w:pStyle w:val="a"/>
-      </w:pPr>
-      <w:proofErr w:type="spellStart"/>
-      <w:r>
-        <w:t>TextView</w:t>
-      </w:r>
-      <w:proofErr w:type="spellEnd"/>
-      <w:r>
-        <w:t> с названием настроения и соответствующим эмодзи;</w:t>
-      </w:r>
-    </w:p>
-    <w:p>
-      <w:pPr>
-        <w:pStyle w:val="a"/>
-      </w:pPr>
-      <w:proofErr w:type="spellStart"/>
-      <w:r>
-        <w:t>TextView</w:t>
-      </w:r>
-      <w:proofErr w:type="spellEnd"/>
-      <w:r>
-        <w:t> с количеством дней и процентным соотношением;</w:t>
-      </w:r>
-    </w:p>
-    <w:p>
-      <w:pPr>
-        <w:pStyle w:val="a"/>
-      </w:pPr>
-      <w:proofErr w:type="spellStart"/>
-      <w:r>
-        <w:t>TextView</w:t>
-      </w:r>
-      <w:proofErr w:type="spellEnd"/>
-      <w:r>
-        <w:t> с итоговой информацией "Всего дней отслежено: X".</w:t>
-      </w:r>
-    </w:p>
-    <w:p>
-      <w:pPr>
-        <w:pStyle w:val="af3"/>
-      </w:pPr>
-      <w:r>
-        <w:t>Для экрана истории создано графическое представление в файле history_screen.xml (рисунок Z). На макете представлены:</w:t>
-      </w:r>
-    </w:p>
-    <w:p>
-      <w:pPr>
-        <w:pStyle w:val="a"/>
-      </w:pPr>
-      <w:proofErr w:type="spellStart"/>
-      <w:r>
-        <w:t>TextView</w:t>
-      </w:r>
-      <w:proofErr w:type="spellEnd"/>
-      <w:r>
-        <w:t> с заголовком "История настроений";</w:t>
-      </w:r>
-    </w:p>
-    <w:p>
-      <w:pPr>
-        <w:pStyle w:val="a"/>
-      </w:pPr>
-      <w:proofErr w:type="spellStart"/>
-      <w:r>
-        <w:t>LazyColumn</w:t>
-      </w:r>
-      <w:proofErr w:type="spellEnd"/>
-      <w:r>
-        <w:t> для прокручиваемого списка исторических записей;</w:t>
-      </w:r>
-    </w:p>
-    <w:p>
-      <w:pPr>
-        <w:pStyle w:val="a"/>
-      </w:pPr>
-      <w:proofErr w:type="spellStart"/>
-      <w:r>
-        <w:t>Multiple</w:t>
-      </w:r>
-      <w:proofErr w:type="spellEnd"/>
-      <w:r>
-        <w:t xml:space="preserve"> </w:t>
-      </w:r>
-      <w:proofErr w:type="spellStart"/>
-      <w:r>
-        <w:t>MoodHistoryItem</w:t>
-      </w:r>
-      <w:proofErr w:type="spellEnd"/>
-      <w:r>
-        <w:t xml:space="preserve"> </w:t>
-      </w:r>
-      <w:proofErr w:type="spellStart"/>
-      <w:r>
-        <w:t>components</w:t>
-      </w:r>
-      <w:proofErr w:type="spellEnd"/>
-      <w:r>
-        <w:t>, каждая из которых содержит:</w:t>
-      </w:r>
-    </w:p>
-    <w:p>
-      <w:pPr>
-        <w:pStyle w:val="a"/>
-      </w:pPr>
-      <w:proofErr w:type="spellStart"/>
-      <w:r>
-        <w:t>TextView</w:t>
-      </w:r>
-      <w:proofErr w:type="spellEnd"/>
-      <w:r>
-        <w:t> с датой записи;</w:t>
-      </w:r>
-    </w:p>
-    <w:p>
-      <w:pPr>
-        <w:pStyle w:val="a"/>
-      </w:pPr>
-      <w:proofErr w:type="spellStart"/>
-      <w:r>
-        <w:t>TextView</w:t>
-      </w:r>
-      <w:proofErr w:type="spellEnd"/>
-      <w:r>
-        <w:t> с типом настроения и соответствующим эмодзи;</w:t>
-      </w:r>
-    </w:p>
-    <w:p>
-      <w:pPr>
-        <w:pStyle w:val="a"/>
-      </w:pPr>
-      <w:r>
-        <w:t>Box с сообщением "История настроений пуста" для случая отсутствия данных.</w:t>
-      </w:r>
-    </w:p>
-    <w:p>
-      <w:pPr>
-        <w:pStyle w:val="af3"/>
-      </w:pPr>
-      <w:r>
-        <w:t xml:space="preserve">Навигация между экранами реализована через </w:t>
-      </w:r>
-      <w:proofErr w:type="spellStart"/>
-      <w:r>
-        <w:t>BottomNavigationBar</w:t>
-      </w:r>
-      <w:proofErr w:type="spellEnd"/>
-      <w:r>
-        <w:t>, которая содержит:</w:t>
-      </w:r>
-    </w:p>
-    <w:p>
-      <w:pPr>
-        <w:pStyle w:val="a"/>
-      </w:pPr>
-      <w:proofErr w:type="spellStart"/>
-      <w:r>
-        <w:lastRenderedPageBreak/>
-        <w:t>NavigationBarItem</w:t>
-      </w:r>
-      <w:proofErr w:type="spellEnd"/>
-      <w:r>
-        <w:t> с иконкой  и текстом "Трекер" для перехода на главный экран;</w:t>
-      </w:r>
-    </w:p>
-    <w:p>
-      <w:pPr>
-        <w:pStyle w:val="a"/>
-      </w:pPr>
-      <w:proofErr w:type="spellStart"/>
-      <w:r>
-        <w:t>NavigationBarItem</w:t>
-      </w:r>
-      <w:proofErr w:type="spellEnd"/>
-      <w:r>
-        <w:t> с иконкой  и текстом "Статистика" для перехода к аналитике;</w:t>
-      </w:r>
-    </w:p>
-    <w:p>
-      <w:pPr>
-        <w:pStyle w:val="a"/>
-      </w:pPr>
-      <w:proofErr w:type="spellStart"/>
-      <w:r>
-        <w:t>NavigationBarItem</w:t>
-      </w:r>
-      <w:proofErr w:type="spellEnd"/>
-      <w:r>
-        <w:t> с иконкой  и текстом "История" для просмотра всех записей.</w:t>
-      </w:r>
-    </w:p>
-    <w:p>
-      <w:pPr>
-        <w:pStyle w:val="af3"/>
-      </w:pPr>
-      <w:r>
-        <w:t>При выборе любого варианта настроения на главном экране данные сохраняются в базу данных и автоматически обновляется статистика во всем приложении. При переходе на экран статистики система анализирует все сохраненные записи и вычисляет процентное соотношение различных типов настроений.</w:t>
-      </w:r>
-    </w:p>
-    <w:p>
-      <w:pPr>
-        <w:pStyle w:val="af3"/>
-      </w:pPr>
-      <w:r>
-        <w:t xml:space="preserve">Было создано графическое представление экрана статистики. Этот экран называется statistics_screen.xml (рисунок </w:t>
-      </w:r>
-      <w:r>
-        <w:t>5</w:t>
-      </w:r>
-      <w:r>
-        <w:t>). На макете представлены следующие элементы:</w:t>
-      </w:r>
-    </w:p>
-    <w:p>
-      <w:pPr>
-        <w:pStyle w:val="a"/>
-      </w:pPr>
-      <w:proofErr w:type="spellStart"/>
-      <w:r>
-        <w:t>TopAppBar</w:t>
-      </w:r>
-      <w:proofErr w:type="spellEnd"/>
-      <w:r>
-        <w:t> с заголовком "Статистика настроений" для навигации;</w:t>
-      </w:r>
-    </w:p>
-    <w:p>
-      <w:pPr>
-        <w:pStyle w:val="a"/>
-      </w:pPr>
-      <w:proofErr w:type="spellStart"/>
-      <w:r>
-        <w:t>LazyColumn</w:t>
-      </w:r>
-      <w:proofErr w:type="spellEnd"/>
-      <w:r>
-        <w:t> для прокручиваемого списка статистических данных;</w:t>
-      </w:r>
-    </w:p>
-    <w:p>
-      <w:pPr>
-        <w:pStyle w:val="a"/>
-      </w:pPr>
-      <w:r>
-        <w:t>Несколько Card компонентов, каждый из которых содержит:</w:t>
-      </w:r>
-    </w:p>
-    <w:p>
-      <w:pPr>
-        <w:pStyle w:val="a"/>
-      </w:pPr>
-      <w:proofErr w:type="spellStart"/>
-      <w:r>
-        <w:t>TextView</w:t>
-      </w:r>
-      <w:proofErr w:type="spellEnd"/>
-      <w:r>
-        <w:t> с названием настроения и соответствующим эмодзи;</w:t>
-      </w:r>
-    </w:p>
-    <w:p>
-      <w:pPr>
-        <w:pStyle w:val="a"/>
-      </w:pPr>
-      <w:proofErr w:type="spellStart"/>
-      <w:r>
-        <w:t>TextView</w:t>
-      </w:r>
-      <w:proofErr w:type="spellEnd"/>
-      <w:r>
-        <w:t> с количеством дней и процентным соотношением;</w:t>
-      </w:r>
-    </w:p>
-    <w:p>
-      <w:pPr>
-        <w:pStyle w:val="a"/>
-      </w:pPr>
-      <w:proofErr w:type="spellStart"/>
-      <w:r>
-        <w:t>CircularProgressIndicator</w:t>
-      </w:r>
-      <w:proofErr w:type="spellEnd"/>
-      <w:r>
-        <w:t> для визуализации общего распределения настроений;</w:t>
-      </w:r>
-    </w:p>
-    <w:p>
-      <w:pPr>
-        <w:pStyle w:val="a"/>
-      </w:pPr>
-      <w:proofErr w:type="spellStart"/>
-      <w:r>
-        <w:t>TextView</w:t>
-      </w:r>
-      <w:proofErr w:type="spellEnd"/>
-      <w:r>
-        <w:t> с итоговой информацией "Всего дней отслежено: X";</w:t>
-      </w:r>
-    </w:p>
-    <w:p>
-      <w:pPr>
-        <w:pStyle w:val="a"/>
-      </w:pPr>
-      <w:proofErr w:type="spellStart"/>
-      <w:r>
-        <w:t>Button</w:t>
-      </w:r>
-      <w:proofErr w:type="spellEnd"/>
-      <w:r>
-        <w:t> для перехода к детализированной статистике за разные периоды.</w:t>
-      </w:r>
-    </w:p>
-    <w:p>
-      <w:pPr>
-        <w:pStyle w:val="af7"/>
-      </w:pPr>
-      <w:r>
-        <w:rPr>
-          <w:noProof/>
-          <w:lang w:eastAsia="ru-RU"/>
-        </w:rPr>
-        <w:lastRenderedPageBreak/>
-        <w:drawing>
-          <wp:inline distT="0" distB="0" distL="0" distR="0" wp14:anchorId="77B55E2B" wp14:editId="03EA7D74">
-            <wp:extent cx="1574141" cy="2790908"/>
-            <wp:effectExtent l="0" t="0" r="7620" b="0"/>
-            <wp:docPr id="1333841813" name="Рисунок 1"/>
-            <wp:cNvGraphicFramePr>
-              <a:graphicFrameLocks xmlns:a="http://schemas.openxmlformats.org/drawingml/2006/main" noChangeAspect="1"/>
-            </wp:cNvGraphicFramePr>
-            <a:graphic xmlns:a="http://schemas.openxmlformats.org/drawingml/2006/main">
-              <a:graphicData uri="http://schemas.openxmlformats.org/drawingml/2006/picture">
-                <pic:pic xmlns:pic="http://schemas.openxmlformats.org/drawingml/2006/picture">
-                  <pic:nvPicPr>
-                    <pic:cNvPr id="2041756693" name=""/>
-                    <pic:cNvPicPr/>
-                  </pic:nvPicPr>
-                  <pic:blipFill>
-                    <a:blip r:embed="rId13"/>
-                    <a:stretch>
-                      <a:fillRect/>
-                    </a:stretch>
-                  </pic:blipFill>
-                  <pic:spPr>
-                    <a:xfrm>
-                      <a:off x="0" y="0"/>
-                      <a:ext cx="1596115" cy="2829866"/>
-                    </a:xfrm>
-                    <a:prstGeom prst="rect">
-                      <a:avLst/>
-                    </a:prstGeom>
-                  </pic:spPr>
-                </pic:pic>
-              </a:graphicData>
-            </a:graphic>
-          </wp:inline>
-        </w:drawing>
-      </w:r>
-    </w:p>
-    <w:p>
-      <w:pPr>
-        <w:pStyle w:val="af9"/>
-      </w:pPr>
-      <w:r>
-        <w:t>Рисунок 5 – Графическое представление статистики настроения</w:t>
-      </w:r>
-    </w:p>
-    <w:p>
-      <w:pPr>
-        <w:pStyle w:val="af3"/>
-      </w:pPr>
-      <w:r>
-        <w:t>При переходе на вкладку "История" в нижней панели навигации открывается экран со списком всех сохраненных записей о настроении. В этот момент система выполняет запрос к базе данных для получения хронологического списка всех записей, отсортированных по дате.</w:t>
-      </w:r>
-    </w:p>
-    <w:p>
-      <w:pPr>
-        <w:pStyle w:val="af3"/>
-      </w:pPr>
-      <w:r>
-        <w:t>Было создано графическое представление экрана истории. Этот экран называется history_screen.xml. На макете представлены следующие элементы:</w:t>
-      </w:r>
-    </w:p>
-    <w:p>
-      <w:pPr>
-        <w:pStyle w:val="a"/>
-      </w:pPr>
-      <w:proofErr w:type="spellStart"/>
-      <w:r>
-        <w:t>TopAppBar</w:t>
-      </w:r>
-      <w:proofErr w:type="spellEnd"/>
-      <w:r>
-        <w:t> с заголовком "История настроений" для навигации;</w:t>
-      </w:r>
-    </w:p>
-    <w:p>
-      <w:pPr>
-        <w:pStyle w:val="a"/>
-      </w:pPr>
-      <w:proofErr w:type="spellStart"/>
-      <w:r>
-        <w:t>LazyColumn</w:t>
-      </w:r>
-      <w:proofErr w:type="spellEnd"/>
-      <w:r>
-        <w:t> для прокручиваемого списка исторических записей</w:t>
-      </w:r>
-      <w:r>
-        <w:t>.</w:t>
-      </w:r>
-    </w:p>
-    <w:p>
-      <w:pPr>
-        <w:pStyle w:val="af3"/>
-      </w:pPr>
-      <w:r>
-        <w:t>Несколько Card компонентов, каждый из которых содержит:</w:t>
-      </w:r>
-    </w:p>
-    <w:p>
-      <w:pPr>
-        <w:pStyle w:val="a"/>
-      </w:pPr>
-      <w:proofErr w:type="spellStart"/>
-      <w:r>
-        <w:t>TextView</w:t>
-      </w:r>
-      <w:proofErr w:type="spellEnd"/>
-      <w:r>
-        <w:t> с датой записи в формате "ДД.ММ.ГГГГ";</w:t>
-      </w:r>
-    </w:p>
-    <w:p>
-      <w:pPr>
-        <w:pStyle w:val="a"/>
-      </w:pPr>
-      <w:proofErr w:type="spellStart"/>
-      <w:r>
-        <w:t>TextView</w:t>
-      </w:r>
-      <w:proofErr w:type="spellEnd"/>
-      <w:r>
-        <w:t> с типом настроения и соответствующим эмодзи;</w:t>
-      </w:r>
-    </w:p>
-    <w:p>
-      <w:pPr>
-        <w:pStyle w:val="a"/>
-      </w:pPr>
-      <w:proofErr w:type="spellStart"/>
-      <w:r>
-        <w:t>TextView</w:t>
-      </w:r>
-      <w:proofErr w:type="spellEnd"/>
-      <w:r>
-        <w:t> с дополнительными заметками пользователя (при наличии);</w:t>
-      </w:r>
-    </w:p>
-    <w:p>
-      <w:pPr>
-        <w:pStyle w:val="a"/>
-      </w:pPr>
-      <w:proofErr w:type="spellStart"/>
-      <w:r>
-        <w:t>FloatingActionButton</w:t>
-      </w:r>
-      <w:proofErr w:type="spellEnd"/>
-      <w:r>
-        <w:t> для быстрого добавления новой записи настроения;</w:t>
-      </w:r>
-    </w:p>
-    <w:p>
-      <w:pPr>
-        <w:pStyle w:val="a"/>
-      </w:pPr>
-      <w:r>
-        <w:t>Box с сообщением "История настроений пуста" для случая отсутствия данных;</w:t>
-      </w:r>
-    </w:p>
-    <w:p>
-      <w:pPr>
-        <w:pStyle w:val="a"/>
-      </w:pPr>
-      <w:proofErr w:type="spellStart"/>
-      <w:r>
-        <w:t>Button</w:t>
-      </w:r>
-      <w:proofErr w:type="spellEnd"/>
-      <w:r>
-        <w:t> для фильтрации записей по периоду времени.</w:t>
-      </w:r>
-    </w:p>
-    <w:p>
-      <w:pPr>
-        <w:pStyle w:val="af3"/>
-      </w:pPr>
+        <w:pStyle w:val="afe"/>
+      </w:pPr>
+      <w:r>
+        <w:t>Все выявленные в процессе тестирования недочеты были устранены до выпуска финальной версии приложения.</w:t>
+      </w:r>
     </w:p>
     <w:p>
       <w:pPr>
         <w:pStyle w:val="af5"/>
       </w:pPr>
-      <w:bookmarkStart w:id="11" w:name="_Toc212630441"/>
-      <w:r>
-        <w:lastRenderedPageBreak/>
-        <w:t xml:space="preserve">3.2 </w:t>
-      </w:r>
-      <w:bookmarkEnd w:id="11"/>
-      <w:r>
-        <w:t>Тестирование приложения</w:t>
-      </w:r>
-    </w:p>
-    <w:p>
-      <w:pPr>
-        <w:pStyle w:val="af3"/>
-      </w:pPr>
-      <w:r>
-        <w:t xml:space="preserve">В разработанном мобильном приложении "Дневник настроения" после запуска отображается главный экран с приветствием и выбором настроения. При нажатии на любую из шести кнопок с эмодзи и описанием настроения происходит сохранение выбора в базу данных и обновление статистики приложения (рис. </w:t>
-      </w:r>
-      <w:r>
-        <w:t>6</w:t>
-      </w:r>
-      <w:r>
-        <w:t>)</w:t>
-      </w:r>
-    </w:p>
-    <w:p>
-      <w:pPr>
-        <w:pStyle w:val="af7"/>
-      </w:pPr>
-      <w:r>
-        <w:rPr>
-          <w:noProof/>
-          <w:lang w:eastAsia="ru-RU"/>
-        </w:rPr>
-        <w:drawing>
-          <wp:inline distT="0" distB="0" distL="0" distR="0" wp14:anchorId="5E1DD4ED" wp14:editId="397E6EFA">
-            <wp:extent cx="1843881" cy="2846567"/>
-            <wp:effectExtent l="0" t="0" r="4445" b="0"/>
-            <wp:docPr id="1819580131" name="Рисунок 1"/>
-            <wp:cNvGraphicFramePr>
-              <a:graphicFrameLocks xmlns:a="http://schemas.openxmlformats.org/drawingml/2006/main" noChangeAspect="1"/>
-            </wp:cNvGraphicFramePr>
-            <a:graphic xmlns:a="http://schemas.openxmlformats.org/drawingml/2006/main">
-              <a:graphicData uri="http://schemas.openxmlformats.org/drawingml/2006/picture">
-                <pic:pic xmlns:pic="http://schemas.openxmlformats.org/drawingml/2006/picture">
-                  <pic:nvPicPr>
-                    <pic:cNvPr id="1562852134" name=""/>
-                    <pic:cNvPicPr/>
-                  </pic:nvPicPr>
-                  <pic:blipFill>
-                    <a:blip r:embed="rId12"/>
-                    <a:stretch>
-                      <a:fillRect/>
-                    </a:stretch>
-                  </pic:blipFill>
-                  <pic:spPr>
-                    <a:xfrm>
-                      <a:off x="0" y="0"/>
-                      <a:ext cx="1862390" cy="2875141"/>
-                    </a:xfrm>
-                    <a:prstGeom prst="rect">
-                      <a:avLst/>
-                    </a:prstGeom>
-                  </pic:spPr>
-                </pic:pic>
-              </a:graphicData>
-            </a:graphic>
-          </wp:inline>
-        </w:drawing>
-      </w:r>
-    </w:p>
-    <w:p>
-      <w:pPr>
-        <w:pStyle w:val="af9"/>
-      </w:pPr>
-      <w:r>
-        <w:t>Рисунок 6 – Главный экран с выбором</w:t>
-      </w:r>
-    </w:p>
-    <w:p>
-      <w:pPr>
-        <w:pStyle w:val="af3"/>
-      </w:pPr>
-      <w:r>
-        <w:t>На втором экране приложения "Статистика" представлена аналитическая информация о настроении пользователя за выбранный период. Экран визуализирует данные, собранные в результате ежедневного отслеживания настроения, и помогает выявить эмоциональные тенденции</w:t>
-      </w:r>
-      <w:r>
-        <w:t xml:space="preserve"> (рис. 7)</w:t>
-      </w:r>
-    </w:p>
-    <w:p>
-      <w:pPr>
-        <w:pStyle w:val="af7"/>
-      </w:pPr>
-      <w:r>
-        <w:rPr>
-          <w:noProof/>
-          <w:lang w:eastAsia="ru-RU"/>
-        </w:rPr>
-        <w:lastRenderedPageBreak/>
-        <w:drawing>
-          <wp:inline distT="0" distB="0" distL="0" distR="0" wp14:anchorId="7F862C3A" wp14:editId="595BA448">
-            <wp:extent cx="1574141" cy="2790908"/>
-            <wp:effectExtent l="0" t="0" r="7620" b="0"/>
-            <wp:docPr id="2044031423" name="Рисунок 1"/>
-            <wp:cNvGraphicFramePr>
-              <a:graphicFrameLocks xmlns:a="http://schemas.openxmlformats.org/drawingml/2006/main" noChangeAspect="1"/>
-            </wp:cNvGraphicFramePr>
-            <a:graphic xmlns:a="http://schemas.openxmlformats.org/drawingml/2006/main">
-              <a:graphicData uri="http://schemas.openxmlformats.org/drawingml/2006/picture">
-                <pic:pic xmlns:pic="http://schemas.openxmlformats.org/drawingml/2006/picture">
-                  <pic:nvPicPr>
-                    <pic:cNvPr id="2041756693" name=""/>
-                    <pic:cNvPicPr/>
-                  </pic:nvPicPr>
-                  <pic:blipFill>
-                    <a:blip r:embed="rId13"/>
-                    <a:stretch>
-                      <a:fillRect/>
-                    </a:stretch>
-                  </pic:blipFill>
-                  <pic:spPr>
-                    <a:xfrm>
-                      <a:off x="0" y="0"/>
-                      <a:ext cx="1596115" cy="2829866"/>
-                    </a:xfrm>
-                    <a:prstGeom prst="rect">
-                      <a:avLst/>
-                    </a:prstGeom>
-                  </pic:spPr>
-                </pic:pic>
-              </a:graphicData>
-            </a:graphic>
-          </wp:inline>
-        </w:drawing>
-      </w:r>
-    </w:p>
-    <w:p>
-      <w:pPr>
-        <w:pStyle w:val="af9"/>
-      </w:pPr>
-      <w:r>
-        <w:t>Рисунок 7 – Экран со статистикой</w:t>
-      </w:r>
-    </w:p>
-    <w:p>
-      <w:pPr>
-        <w:pStyle w:val="af3"/>
-      </w:pPr>
-      <w:r>
-        <w:t xml:space="preserve">На третьем экране приложения "История" отображается хронологический список всех записей о настроении, внесенных пользователем. Этот экран служит детальным журналом эмоциональных состояний и позволяет проследить динамику настроения </w:t>
-      </w:r>
-      <w:proofErr w:type="spellStart"/>
-      <w:r>
-        <w:t>over</w:t>
-      </w:r>
-      <w:proofErr w:type="spellEnd"/>
-      <w:r>
-        <w:t xml:space="preserve"> </w:t>
-      </w:r>
-      <w:proofErr w:type="spellStart"/>
-      <w:r>
-        <w:t>time</w:t>
-      </w:r>
-      <w:proofErr w:type="spellEnd"/>
-      <w:r>
-        <w:t xml:space="preserve"> (рис. 8)</w:t>
-      </w:r>
-    </w:p>
-    <w:p>
-      <w:pPr>
-        <w:pStyle w:val="af7"/>
-      </w:pPr>
-      <w:r>
-        <w:rPr>
-          <w:noProof/>
-          <w:lang w:eastAsia="ru-RU"/>
-        </w:rPr>
-        <w:drawing>
-          <wp:inline distT="0" distB="0" distL="0" distR="0" wp14:anchorId="16F39D73" wp14:editId="1AEC133B">
-            <wp:extent cx="1563152" cy="3323645"/>
-            <wp:effectExtent l="0" t="0" r="0" b="0"/>
-            <wp:docPr id="1526536557" name="Рисунок 1"/>
-            <wp:cNvGraphicFramePr>
-              <a:graphicFrameLocks xmlns:a="http://schemas.openxmlformats.org/drawingml/2006/main" noChangeAspect="1"/>
-            </wp:cNvGraphicFramePr>
-            <a:graphic xmlns:a="http://schemas.openxmlformats.org/drawingml/2006/main">
-              <a:graphicData uri="http://schemas.openxmlformats.org/drawingml/2006/picture">
-                <pic:pic xmlns:pic="http://schemas.openxmlformats.org/drawingml/2006/picture">
-                  <pic:nvPicPr>
-                    <pic:cNvPr id="1258567209" name=""/>
-                    <pic:cNvPicPr/>
-                  </pic:nvPicPr>
-                  <pic:blipFill>
-                    <a:blip r:embed="rId14"/>
-                    <a:stretch>
-                      <a:fillRect/>
-                    </a:stretch>
-                  </pic:blipFill>
-                  <pic:spPr>
-                    <a:xfrm>
-                      <a:off x="0" y="0"/>
-                      <a:ext cx="1567034" cy="3331899"/>
-                    </a:xfrm>
-                    <a:prstGeom prst="rect">
-                      <a:avLst/>
-                    </a:prstGeom>
-                  </pic:spPr>
-                </pic:pic>
-              </a:graphicData>
-            </a:graphic>
-          </wp:inline>
-        </w:drawing>
-      </w:r>
-    </w:p>
-    <w:p>
-      <w:pPr>
-        <w:pStyle w:val="af9"/>
-      </w:pPr>
-      <w:r>
-        <w:t>Рисунок 8 – Экран с хронологией настроения</w:t>
+      <w:r>
+        <w:br w:type="page"/>
       </w:r>
     </w:p>
     <w:p>
       <w:pPr>
         <w:pStyle w:val="afb"/>
       </w:pPr>
-      <w:bookmarkStart w:id="12" w:name="_Toc212630442"/>
       <w:r>
         <w:lastRenderedPageBreak/>
         <w:t>Заключение</w:t>
       </w:r>
-      <w:bookmarkEnd w:id="12"/>
+      <w:bookmarkEnd w:id="10"/>
     </w:p>
     <w:p>
       <w:pPr>
         <w:pStyle w:val="af3"/>
       </w:pPr>
       <w:r>
-        <w:t>Дневник настроения представляет собой современное мобильное приложение для систематического отслеживания эмоционального состояния. Оно предоставляет пользователям эффективные инструменты для ежедневной фиксации настроения, анализа эмоциональных паттернов и визуализации статистики.</w:t>
+        <w:t xml:space="preserve">В ходе выполнения курсового проекта была успешно разработана и реализована мобильная игра «Шашки» для операционной системы </w:t>
+      </w:r>
+      <w:proofErr w:type="spellStart"/>
+      <w:r>
+        <w:t>Android</w:t>
+      </w:r>
+      <w:proofErr w:type="spellEnd"/>
+      <w:r>
+        <w:t>. Поставленные в начале работы цели и задачи были достигнуты в полном объеме.</w:t>
       </w:r>
     </w:p>
     <w:p>
@@ -5459,7 +5682,112 @@
         <w:pStyle w:val="af3"/>
       </w:pPr>
       <w:r>
-        <w:t>В процессе разработки приложения была проведена комплексная аналитическая работа: изучены потребности пользователей в контексте ментального самоанализа, проанализированы существующие решения на рынке и выявлены ключевые проблемы, связанные с регулярным отслеживанием настроения. На основе проведенного исследования была сформирована функциональная спецификация, определяющая основные возможности и архитектурные требования системы.</w:t>
+        <w:t>Основные достижения проекта:</w:t>
+      </w:r>
+    </w:p>
+    <w:p>
+      <w:pPr>
+        <w:pStyle w:val="a"/>
+      </w:pPr>
+      <w:r>
+        <w:t>Полноценная реализация игровой логики - приложение точно воспроизводит классические правила русских шашек, включая обязательность боя, правила превращения в дамки и корректное определение победителя. Алгоритмы проверки ходов и обработки игровых ситуаций работают стабильно и без ошибок</w:t>
+      </w:r>
+      <w:r>
+        <w:t>;</w:t>
+      </w:r>
+    </w:p>
+    <w:p>
+      <w:pPr>
+        <w:pStyle w:val="a"/>
+      </w:pPr>
+      <w:r>
+        <w:t xml:space="preserve">Современный пользовательский интерфейс - с использованием Jetpack Compose создан интуитивно понятный и эстетически привлекательный интерфейс, соответствующий принципам </w:t>
+      </w:r>
+      <w:proofErr w:type="spellStart"/>
+      <w:r>
+        <w:t>Material</w:t>
+      </w:r>
+      <w:proofErr w:type="spellEnd"/>
+      <w:r>
+        <w:t xml:space="preserve"> Design. Реализована визуальная подсветка доступных ходов и выбранных фигур, что значительно упрощает взаимодействие с приложением</w:t>
+      </w:r>
+      <w:r>
+        <w:t>;</w:t>
+      </w:r>
+    </w:p>
+    <w:p>
+      <w:pPr>
+        <w:pStyle w:val="a"/>
+      </w:pPr>
+      <w:r>
+        <w:t>Адаптивный искусственный интеллект - разработан алгоритм компьютерного соперника с поддержкой нескольких уровней сложности. ИИ способен предоставлять адекватный игровой вызов как начинающим, так и опытным игрокам</w:t>
+      </w:r>
+      <w:r>
+        <w:t>;</w:t>
+      </w:r>
+    </w:p>
+    <w:p>
+      <w:pPr>
+        <w:pStyle w:val="a"/>
+      </w:pPr>
+      <w:r>
+        <w:t xml:space="preserve">Оптимизированная архитектура - применение паттерна MVVM и реактивного программирования с использованием </w:t>
+      </w:r>
+      <w:proofErr w:type="spellStart"/>
+      <w:r>
+        <w:t>StateFlow</w:t>
+      </w:r>
+      <w:proofErr w:type="spellEnd"/>
+      <w:r>
+        <w:t xml:space="preserve"> обеспечило четкое разделение ответственности между компонентами, простоту тестирования и поддержки кода</w:t>
+      </w:r>
+      <w:r>
+        <w:t>;</w:t>
+      </w:r>
+      <w:r>
+        <w:br w:type="page"/>
+      </w:r>
+    </w:p>
+    <w:p>
+      <w:pPr>
+        <w:pStyle w:val="a"/>
+        <w:numPr>
+          <w:ilvl w:val="0"/>
+          <w:numId w:val="0"/>
+        </w:numPr>
+        <w:ind w:left="1134" w:hanging="425"/>
+      </w:pPr>
+    </w:p>
+    <w:p>
+      <w:pPr>
+        <w:pStyle w:val="a"/>
+      </w:pPr>
+      <w:r>
+        <w:t xml:space="preserve">Кроссплатформенная совместимость - приложение стабильно работает на различных устройствах под управлением </w:t>
+      </w:r>
+      <w:proofErr w:type="spellStart"/>
+      <w:r>
+        <w:t>Android</w:t>
+      </w:r>
+      <w:proofErr w:type="spellEnd"/>
+      <w:r>
+        <w:t xml:space="preserve">, начиная с версии 7.0 </w:t>
+      </w:r>
+      <w:proofErr w:type="spellStart"/>
+      <w:r>
+        <w:t>Nougat</w:t>
+      </w:r>
+      <w:proofErr w:type="spellEnd"/>
+      <w:r>
+        <w:t>, и корректно адаптируется к разным размерам и плотностям экранов.</w:t>
+      </w:r>
+    </w:p>
+    <w:p>
+      <w:pPr>
+        <w:pStyle w:val="a"/>
+      </w:pPr>
+      <w:r>
+        <w:t>Практическая значимость работы заключается в создании готового к использованию программного продукта, который может быть размещен в Google Play Store. Разработанная архитектура и кодовая база служат хорошей основой для дальнейшего расширения функциональности - добавления сетевой игры, различных вариантов правил (международные, бразильские шашки), системы достижений и социальных функций.</w:t>
       </w:r>
     </w:p>
     <w:p>
@@ -5467,7 +5795,7 @@
         <w:pStyle w:val="af3"/>
       </w:pPr>
       <w:r>
-        <w:t xml:space="preserve">Для реализации функционала "Дневника настроения" был использован современный технологический стек, включающий </w:t>
+        <w:t>Технические особенности реализации, такие как использование современных технологий (</w:t>
       </w:r>
       <w:proofErr w:type="spellStart"/>
       <w:r>
@@ -5475,77 +5803,68 @@
       </w:r>
       <w:proofErr w:type="spellEnd"/>
       <w:r>
-        <w:t xml:space="preserve">, </w:t>
+        <w:t xml:space="preserve">, Jetpack Compose, </w:t>
       </w:r>
       <w:proofErr w:type="spellStart"/>
       <w:r>
-        <w:t>Jetpack</w:t>
+        <w:t>Coroutines</w:t>
       </w:r>
       <w:proofErr w:type="spellEnd"/>
       <w:r>
-        <w:t xml:space="preserve"> </w:t>
+        <w:t xml:space="preserve">), обеспечивают приложению конкурентные преимущества перед многими существующими аналогами, имеющими устаревшую </w:t>
       </w:r>
       <w:proofErr w:type="spellStart"/>
       <w:r>
-        <w:t>Compose</w:t>
+        <w:t>кодобазу</w:t>
       </w:r>
       <w:proofErr w:type="spellEnd"/>
       <w:r>
-        <w:t xml:space="preserve"> и </w:t>
+        <w:t xml:space="preserve"> и интерфейс.</w:t>
+      </w:r>
+    </w:p>
+    <w:p>
+      <w:pPr>
+        <w:pStyle w:val="af3"/>
+      </w:pPr>
+      <w:r>
+        <w:t xml:space="preserve">В процессе разработки были успешно преодолены различные технические </w:t>
       </w:r>
       <w:proofErr w:type="spellStart"/>
       <w:r>
-        <w:t>Room</w:t>
+        <w:t>challenges</w:t>
       </w:r>
       <w:proofErr w:type="spellEnd"/>
       <w:r>
-        <w:t xml:space="preserve"> </w:t>
+        <w:t>, включая оптимизацию алгоритмов ИИ для обеспечения быстрого ответа, реализацию плавной анимации перемещения фигур и обеспечение стабильности приложения при различных сценариях использования.</w:t>
+      </w:r>
+    </w:p>
+    <w:p>
+      <w:pPr>
+        <w:pStyle w:val="af3"/>
+      </w:pPr>
+      <w:r>
+        <w:t>Проведенное всестороннее тестирование подтвердило соответствие приложения всем заявленным функциональным и нефункциональным требованиям. Приложение демонстрирует высокую производительность, отзывчивость интерфейса и устойчивость к различным пользовательским сценариям.</w:t>
+      </w:r>
+    </w:p>
+    <w:p>
+      <w:pPr>
+        <w:pStyle w:val="af3"/>
+      </w:pPr>
+      <w:r>
+        <w:t xml:space="preserve">Таким образом, разработанное приложение «Шашки» представляет собой законченный, качественный программный продукт, который не только обеспечивает пользователям интересный интеллектуальный досуг, но и служит наглядным примером применения современных подходов к разработке мобильных приложений на платформе </w:t>
       </w:r>
       <w:proofErr w:type="spellStart"/>
       <w:r>
-        <w:t>Database</w:t>
+        <w:t>Android</w:t>
       </w:r>
       <w:proofErr w:type="spellEnd"/>
       <w:r>
-        <w:t xml:space="preserve">. Разработан интуитивно понятный пользовательский интерфейс, позволяющий пользователям легко добавлять записи о настроении, анализировать статистику и отслеживать динамику эмоционального состояния </w:t>
-      </w:r>
-      <w:proofErr w:type="spellStart"/>
-      <w:r>
-        <w:t>over</w:t>
-      </w:r>
-      <w:proofErr w:type="spellEnd"/>
-      <w:r>
-        <w:t xml:space="preserve"> </w:t>
-      </w:r>
-      <w:proofErr w:type="spellStart"/>
-      <w:r>
-        <w:t>time</w:t>
-      </w:r>
-      <w:proofErr w:type="spellEnd"/>
-      <w:r>
         <w:t>.</w:t>
       </w:r>
     </w:p>
     <w:p>
       <w:pPr>
         <w:pStyle w:val="af3"/>
-      </w:pPr>
-      <w:r>
-        <w:t>Приложение успешно реализует поставленные цели, предоставляя пользователям простой и надежный инструмент для саморефлексии и развития эмоционального интеллекта. Оно существенно упрощает процесс регулярного отслеживания настроения, способствует повышению осознанности и улучшению психологического благополучия пользователей.</w:t>
-      </w:r>
-    </w:p>
-    <w:p>
-      <w:pPr>
-        <w:pStyle w:val="af3"/>
-      </w:pPr>
-      <w:r>
-        <w:t>В ходе работы над проектом были преодолены различные технические вызовы, включая оптимизацию работы с локальной базой данных и создание адаптивного пользовательского интерфейса. Несмотря на некоторые сложности, связанные с интеграцией различных компонентов системы, все поставленные задачи были успешно выполнены в соответствии с первоначальным замыслом.</w:t>
-      </w:r>
-    </w:p>
-    <w:p>
-      <w:pPr>
-        <w:spacing w:after="160" w:line="259" w:lineRule="auto"/>
-        <w:jc w:val="left"/>
         <w:rPr>
           <w:rFonts w:eastAsiaTheme="majorEastAsia" w:cstheme="majorBidi"/>
           <w:szCs w:val="32"/>
@@ -5559,14 +5878,14 @@
       <w:pPr>
         <w:pStyle w:val="1"/>
       </w:pPr>
-      <w:bookmarkStart w:id="13" w:name="_Toc148516882"/>
-      <w:bookmarkStart w:id="14" w:name="_Toc212630443"/>
+      <w:bookmarkStart w:id="11" w:name="_Toc148516882"/>
+      <w:bookmarkStart w:id="12" w:name="_Toc212630443"/>
       <w:r>
         <w:lastRenderedPageBreak/>
         <w:t>Список использованных источников</w:t>
       </w:r>
-      <w:bookmarkEnd w:id="13"/>
-      <w:bookmarkEnd w:id="14"/>
+      <w:bookmarkEnd w:id="11"/>
+      <w:bookmarkEnd w:id="12"/>
     </w:p>
     <w:p>
       <w:pPr>
@@ -5717,113 +6036,13 @@
         </w:rPr>
         <w:t xml:space="preserve">: </w:t>
       </w:r>
-      <w:proofErr w:type="spellStart"/>
       <w:r>
         <w:rPr>
           <w:rFonts w:eastAsia="Times New Roman" w:cs="Times New Roman"/>
           <w:szCs w:val="28"/>
           <w:lang w:eastAsia="zh-CN"/>
         </w:rPr>
-        <w:t>https</w:t>
-      </w:r>
-      <w:proofErr w:type="spellEnd"/>
-      <w:r>
-        <w:rPr>
-          <w:rFonts w:eastAsia="Times New Roman" w:cs="Times New Roman"/>
-          <w:szCs w:val="28"/>
-          <w:lang w:eastAsia="zh-CN"/>
-        </w:rPr>
-        <w:t>://</w:t>
-      </w:r>
-      <w:proofErr w:type="spellStart"/>
-      <w:r>
-        <w:rPr>
-          <w:rFonts w:eastAsia="Times New Roman" w:cs="Times New Roman"/>
-          <w:szCs w:val="28"/>
-          <w:lang w:eastAsia="zh-CN"/>
-        </w:rPr>
-        <w:t>docs.microsoft.com</w:t>
-      </w:r>
-      <w:proofErr w:type="spellEnd"/>
-      <w:r>
-        <w:rPr>
-          <w:rFonts w:eastAsia="Times New Roman" w:cs="Times New Roman"/>
-          <w:szCs w:val="28"/>
-          <w:lang w:eastAsia="zh-CN"/>
-        </w:rPr>
-        <w:t>/</w:t>
-      </w:r>
-      <w:proofErr w:type="spellStart"/>
-      <w:r>
-        <w:rPr>
-          <w:rFonts w:eastAsia="Times New Roman" w:cs="Times New Roman"/>
-          <w:szCs w:val="28"/>
-          <w:lang w:eastAsia="zh-CN"/>
-        </w:rPr>
-        <w:t>en-us</w:t>
-      </w:r>
-      <w:proofErr w:type="spellEnd"/>
-      <w:r>
-        <w:rPr>
-          <w:rFonts w:eastAsia="Times New Roman" w:cs="Times New Roman"/>
-          <w:szCs w:val="28"/>
-          <w:lang w:eastAsia="zh-CN"/>
-        </w:rPr>
-        <w:t>/</w:t>
-      </w:r>
-      <w:proofErr w:type="spellStart"/>
-      <w:r>
-        <w:rPr>
-          <w:rFonts w:eastAsia="Times New Roman" w:cs="Times New Roman"/>
-          <w:szCs w:val="28"/>
-          <w:lang w:eastAsia="zh-CN"/>
-        </w:rPr>
-        <w:t>xamarin</w:t>
-      </w:r>
-      <w:proofErr w:type="spellEnd"/>
-      <w:r>
-        <w:rPr>
-          <w:rFonts w:eastAsia="Times New Roman" w:cs="Times New Roman"/>
-          <w:szCs w:val="28"/>
-          <w:lang w:eastAsia="zh-CN"/>
-        </w:rPr>
-        <w:t>/</w:t>
-      </w:r>
-      <w:proofErr w:type="spellStart"/>
-      <w:r>
-        <w:rPr>
-          <w:rFonts w:eastAsia="Times New Roman" w:cs="Times New Roman"/>
-          <w:szCs w:val="28"/>
-          <w:lang w:eastAsia="zh-CN"/>
-        </w:rPr>
-        <w:t>android</w:t>
-      </w:r>
-      <w:proofErr w:type="spellEnd"/>
-      <w:r>
-        <w:rPr>
-          <w:rFonts w:eastAsia="Times New Roman" w:cs="Times New Roman"/>
-          <w:szCs w:val="28"/>
-          <w:lang w:eastAsia="zh-CN"/>
-        </w:rPr>
-        <w:t>/</w:t>
-      </w:r>
-      <w:proofErr w:type="spellStart"/>
-      <w:r>
-        <w:rPr>
-          <w:rFonts w:eastAsia="Times New Roman" w:cs="Times New Roman"/>
-          <w:szCs w:val="28"/>
-          <w:lang w:eastAsia="zh-CN"/>
-        </w:rPr>
-        <w:t>get-started</w:t>
-      </w:r>
-      <w:proofErr w:type="spellEnd"/>
-      <w:r>
-        <w:rPr>
-          <w:rFonts w:eastAsia="Times New Roman" w:cs="Times New Roman"/>
-          <w:szCs w:val="28"/>
-          <w:lang w:eastAsia="zh-CN"/>
-        </w:rPr>
-        <w:t>/</w:t>
+        <w:t>https://docs.microsoft.com/en-us/xamarin/android/get-started/</w:t>
       </w:r>
       <w:r>
         <w:rPr>
@@ -6143,113 +6362,13 @@
         </w:rPr>
         <w:t xml:space="preserve">: </w:t>
       </w:r>
-      <w:proofErr w:type="spellStart"/>
       <w:r>
         <w:rPr>
           <w:rFonts w:eastAsia="Times New Roman" w:cs="Times New Roman"/>
           <w:szCs w:val="28"/>
           <w:lang w:eastAsia="zh-CN"/>
         </w:rPr>
-        <w:t>https</w:t>
-      </w:r>
-      <w:proofErr w:type="spellEnd"/>
-      <w:r>
-        <w:rPr>
-          <w:rFonts w:eastAsia="Times New Roman" w:cs="Times New Roman"/>
-          <w:szCs w:val="28"/>
-          <w:lang w:eastAsia="zh-CN"/>
-        </w:rPr>
-        <w:t>://</w:t>
-      </w:r>
-      <w:proofErr w:type="spellStart"/>
-      <w:r>
-        <w:rPr>
-          <w:rFonts w:eastAsia="Times New Roman" w:cs="Times New Roman"/>
-          <w:szCs w:val="28"/>
-          <w:lang w:eastAsia="zh-CN"/>
-        </w:rPr>
-        <w:t>docs.microsoft.com</w:t>
-      </w:r>
-      <w:proofErr w:type="spellEnd"/>
-      <w:r>
-        <w:rPr>
-          <w:rFonts w:eastAsia="Times New Roman" w:cs="Times New Roman"/>
-          <w:szCs w:val="28"/>
-          <w:lang w:eastAsia="zh-CN"/>
-        </w:rPr>
-        <w:t>/</w:t>
-      </w:r>
-      <w:proofErr w:type="spellStart"/>
-      <w:r>
-        <w:rPr>
-          <w:rFonts w:eastAsia="Times New Roman" w:cs="Times New Roman"/>
-          <w:szCs w:val="28"/>
-          <w:lang w:eastAsia="zh-CN"/>
-        </w:rPr>
-        <w:t>en-us</w:t>
-      </w:r>
-      <w:proofErr w:type="spellEnd"/>
-      <w:r>
-        <w:rPr>
-          <w:rFonts w:eastAsia="Times New Roman" w:cs="Times New Roman"/>
-          <w:szCs w:val="28"/>
-          <w:lang w:eastAsia="zh-CN"/>
-        </w:rPr>
-        <w:t>/</w:t>
-      </w:r>
-      <w:proofErr w:type="spellStart"/>
-      <w:r>
-        <w:rPr>
-          <w:rFonts w:eastAsia="Times New Roman" w:cs="Times New Roman"/>
-          <w:szCs w:val="28"/>
-          <w:lang w:eastAsia="zh-CN"/>
-        </w:rPr>
-        <w:t>xamarin</w:t>
-      </w:r>
-      <w:proofErr w:type="spellEnd"/>
-      <w:r>
-        <w:rPr>
-          <w:rFonts w:eastAsia="Times New Roman" w:cs="Times New Roman"/>
-          <w:szCs w:val="28"/>
-          <w:lang w:eastAsia="zh-CN"/>
-        </w:rPr>
-        <w:t>/</w:t>
-      </w:r>
-      <w:proofErr w:type="spellStart"/>
-      <w:r>
-        <w:rPr>
-          <w:rFonts w:eastAsia="Times New Roman" w:cs="Times New Roman"/>
-          <w:szCs w:val="28"/>
-          <w:lang w:eastAsia="zh-CN"/>
-        </w:rPr>
-        <w:t>android</w:t>
-      </w:r>
-      <w:proofErr w:type="spellEnd"/>
-      <w:r>
-        <w:rPr>
-          <w:rFonts w:eastAsia="Times New Roman" w:cs="Times New Roman"/>
-          <w:szCs w:val="28"/>
-          <w:lang w:eastAsia="zh-CN"/>
-        </w:rPr>
-        <w:t>/</w:t>
-      </w:r>
-      <w:proofErr w:type="spellStart"/>
-      <w:r>
-        <w:rPr>
-          <w:rFonts w:eastAsia="Times New Roman" w:cs="Times New Roman"/>
-          <w:szCs w:val="28"/>
-          <w:lang w:eastAsia="zh-CN"/>
-        </w:rPr>
-        <w:t>user-interface</w:t>
-      </w:r>
-      <w:proofErr w:type="spellEnd"/>
-      <w:r>
-        <w:rPr>
-          <w:rFonts w:eastAsia="Times New Roman" w:cs="Times New Roman"/>
-          <w:szCs w:val="28"/>
-          <w:lang w:eastAsia="zh-CN"/>
-        </w:rPr>
-        <w:t>/</w:t>
+        <w:t>https://docs.microsoft.com/en-us/xamarin/android/user-interface/</w:t>
       </w:r>
       <w:r>
         <w:rPr>
@@ -6317,113 +6436,13 @@
         </w:rPr>
         <w:t xml:space="preserve">: </w:t>
       </w:r>
-      <w:proofErr w:type="spellStart"/>
       <w:r>
         <w:rPr>
           <w:rFonts w:eastAsia="Times New Roman" w:cs="Times New Roman"/>
           <w:szCs w:val="28"/>
           <w:lang w:eastAsia="zh-CN"/>
         </w:rPr>
-        <w:t>https</w:t>
-      </w:r>
-      <w:proofErr w:type="spellEnd"/>
-      <w:r>
-        <w:rPr>
-          <w:rFonts w:eastAsia="Times New Roman" w:cs="Times New Roman"/>
-          <w:szCs w:val="28"/>
-          <w:lang w:eastAsia="zh-CN"/>
-        </w:rPr>
-        <w:t>://</w:t>
-      </w:r>
-      <w:proofErr w:type="spellStart"/>
-      <w:r>
-        <w:rPr>
-          <w:rFonts w:eastAsia="Times New Roman" w:cs="Times New Roman"/>
-          <w:szCs w:val="28"/>
-          <w:lang w:eastAsia="zh-CN"/>
-        </w:rPr>
-        <w:t>docs.microsoft.com</w:t>
-      </w:r>
-      <w:proofErr w:type="spellEnd"/>
-      <w:r>
-        <w:rPr>
-          <w:rFonts w:eastAsia="Times New Roman" w:cs="Times New Roman"/>
-          <w:szCs w:val="28"/>
-          <w:lang w:eastAsia="zh-CN"/>
-        </w:rPr>
-        <w:t>/</w:t>
-      </w:r>
-      <w:proofErr w:type="spellStart"/>
-      <w:r>
-        <w:rPr>
-          <w:rFonts w:eastAsia="Times New Roman" w:cs="Times New Roman"/>
-          <w:szCs w:val="28"/>
-          <w:lang w:eastAsia="zh-CN"/>
-        </w:rPr>
-        <w:t>en-us</w:t>
-      </w:r>
-      <w:proofErr w:type="spellEnd"/>
-      <w:r>
-        <w:rPr>
-          <w:rFonts w:eastAsia="Times New Roman" w:cs="Times New Roman"/>
-          <w:szCs w:val="28"/>
-          <w:lang w:eastAsia="zh-CN"/>
-        </w:rPr>
-        <w:t>/</w:t>
-      </w:r>
-      <w:proofErr w:type="spellStart"/>
-      <w:r>
-        <w:rPr>
-          <w:rFonts w:eastAsia="Times New Roman" w:cs="Times New Roman"/>
-          <w:szCs w:val="28"/>
-          <w:lang w:eastAsia="zh-CN"/>
-        </w:rPr>
-        <w:t>xamarin</w:t>
-      </w:r>
-      <w:proofErr w:type="spellEnd"/>
-      <w:r>
-        <w:rPr>
-          <w:rFonts w:eastAsia="Times New Roman" w:cs="Times New Roman"/>
-          <w:szCs w:val="28"/>
-          <w:lang w:eastAsia="zh-CN"/>
-        </w:rPr>
-        <w:t>/</w:t>
-      </w:r>
-      <w:proofErr w:type="spellStart"/>
-      <w:r>
-        <w:rPr>
-          <w:rFonts w:eastAsia="Times New Roman" w:cs="Times New Roman"/>
-          <w:szCs w:val="28"/>
-          <w:lang w:eastAsia="zh-CN"/>
-        </w:rPr>
-        <w:t>android</w:t>
-      </w:r>
-      <w:proofErr w:type="spellEnd"/>
-      <w:r>
-        <w:rPr>
-          <w:rFonts w:eastAsia="Times New Roman" w:cs="Times New Roman"/>
-          <w:szCs w:val="28"/>
-          <w:lang w:eastAsia="zh-CN"/>
-        </w:rPr>
-        <w:t>/</w:t>
-      </w:r>
-      <w:proofErr w:type="spellStart"/>
-      <w:r>
-        <w:rPr>
-          <w:rFonts w:eastAsia="Times New Roman" w:cs="Times New Roman"/>
-          <w:szCs w:val="28"/>
-          <w:lang w:eastAsia="zh-CN"/>
-        </w:rPr>
-        <w:t>data-cloud</w:t>
-      </w:r>
-      <w:proofErr w:type="spellEnd"/>
-      <w:r>
-        <w:rPr>
-          <w:rFonts w:eastAsia="Times New Roman" w:cs="Times New Roman"/>
-          <w:szCs w:val="28"/>
-          <w:lang w:eastAsia="zh-CN"/>
-        </w:rPr>
-        <w:t>/</w:t>
+        <w:t>https://docs.microsoft.com/en-us/xamarin/android/data-cloud/</w:t>
       </w:r>
       <w:r>
         <w:rPr>
@@ -6473,7 +6492,6 @@
         </w:rPr>
         <w:t xml:space="preserve">Макеты и представления </w:t>
       </w:r>
-      <w:proofErr w:type="spellStart"/>
       <w:r>
         <w:rPr>
           <w:rFonts w:eastAsia="Times New Roman" w:cs="Times New Roman"/>
@@ -6482,7 +6500,6 @@
         </w:rPr>
         <w:t>Xamarin</w:t>
       </w:r>
-      <w:proofErr w:type="spellEnd"/>
       <w:r>
         <w:rPr>
           <w:rFonts w:eastAsia="Times New Roman" w:cs="Times New Roman"/>
@@ -6901,7 +6918,6 @@
         </w:rPr>
         <w:t xml:space="preserve">Фрагменты </w:t>
       </w:r>
-      <w:proofErr w:type="spellStart"/>
       <w:r>
         <w:rPr>
           <w:rFonts w:eastAsia="Times New Roman" w:cs="Times New Roman"/>
@@ -6910,7 +6926,6 @@
         </w:rPr>
         <w:t>Xamarin</w:t>
       </w:r>
-      <w:proofErr w:type="spellEnd"/>
       <w:r>
         <w:rPr>
           <w:rFonts w:eastAsia="Times New Roman" w:cs="Times New Roman"/>
@@ -7354,7 +7369,6 @@
         </w:rPr>
         <w:t xml:space="preserve">Основы тестирования </w:t>
       </w:r>
-      <w:proofErr w:type="spellStart"/>
       <w:r>
         <w:rPr>
           <w:rFonts w:eastAsia="Times New Roman" w:cs="Times New Roman"/>
@@ -7363,7 +7377,6 @@
         </w:rPr>
         <w:t>Xamarin</w:t>
       </w:r>
-      <w:proofErr w:type="spellEnd"/>
       <w:r>
         <w:rPr>
           <w:rFonts w:eastAsia="Times New Roman" w:cs="Times New Roman"/>
@@ -7912,53 +7925,26 @@
       <w:pPr>
         <w:pStyle w:val="afb"/>
       </w:pPr>
-      <w:bookmarkStart w:id="15" w:name="_Toc212630444"/>
+      <w:bookmarkStart w:id="13" w:name="_Toc212630444"/>
       <w:r>
         <w:lastRenderedPageBreak/>
         <w:t>Приложение А</w:t>
       </w:r>
-      <w:bookmarkEnd w:id="15"/>
+      <w:bookmarkEnd w:id="13"/>
     </w:p>
     <w:p>
       <w:pPr>
         <w:pStyle w:val="af7"/>
       </w:pPr>
-    </w:p>
-    <w:p>
-      <w:pPr>
-        <w:pStyle w:val="af7"/>
-      </w:pPr>
-    </w:p>
-    <w:p>
-      <w:pPr>
-        <w:pStyle w:val="af7"/>
-      </w:pPr>
-    </w:p>
-    <w:p>
-      <w:pPr>
-        <w:pStyle w:val="af7"/>
-      </w:pPr>
-    </w:p>
-    <w:p>
-      <w:pPr>
-        <w:pStyle w:val="af7"/>
-        <w:jc w:val="both"/>
-      </w:pPr>
-    </w:p>
-    <w:p>
-      <w:pPr>
-        <w:pStyle w:val="af7"/>
-      </w:pPr>
       <w:r>
         <w:rPr>
           <w:noProof/>
-          <w:lang w:eastAsia="ru-RU"/>
         </w:rPr>
         <w:drawing>
-          <wp:inline distT="0" distB="0" distL="0" distR="0" wp14:anchorId="3DBA414A" wp14:editId="3B980512">
-            <wp:extent cx="6299835" cy="4902200"/>
-            <wp:effectExtent l="0" t="0" r="5715" b="0"/>
-            <wp:docPr id="301745271" name="Рисунок 1"/>
+          <wp:inline distT="0" distB="0" distL="0" distR="0" wp14:anchorId="2E02683A" wp14:editId="36938254">
+            <wp:extent cx="6063945" cy="5063067"/>
+            <wp:effectExtent l="0" t="0" r="0" b="4445"/>
+            <wp:docPr id="693990837" name="Рисунок 4"/>
             <wp:cNvGraphicFramePr>
               <a:graphicFrameLocks xmlns:a="http://schemas.openxmlformats.org/drawingml/2006/main" noChangeAspect="1"/>
             </wp:cNvGraphicFramePr>
@@ -7966,11 +7952,17 @@
               <a:graphicData uri="http://schemas.openxmlformats.org/drawingml/2006/picture">
                 <pic:pic xmlns:pic="http://schemas.openxmlformats.org/drawingml/2006/picture">
                   <pic:nvPicPr>
-                    <pic:cNvPr id="301745271" name=""/>
+                    <pic:cNvPr id="693990837" name="Рисунок 693990837"/>
                     <pic:cNvPicPr/>
                   </pic:nvPicPr>
                   <pic:blipFill>
-                    <a:blip r:embed="rId15"/>
+                    <a:blip r:embed="rId14" cstate="print">
+                      <a:extLst>
+                        <a:ext uri="{28A0092B-C50C-407E-A947-70E740481C1C}">
+                          <a14:useLocalDpi xmlns:a14="http://schemas.microsoft.com/office/drawing/2010/main" val="0"/>
+                        </a:ext>
+                      </a:extLst>
+                    </a:blip>
                     <a:stretch>
                       <a:fillRect/>
                     </a:stretch>
@@ -7978,7 +7970,7 @@
                   <pic:spPr>
                     <a:xfrm>
                       <a:off x="0" y="0"/>
-                      <a:ext cx="6299835" cy="4902200"/>
+                      <a:ext cx="6093979" cy="5088143"/>
                     </a:xfrm>
                     <a:prstGeom prst="rect">
                       <a:avLst/>
@@ -7995,17 +7987,29 @@
       <w:pPr>
         <w:pStyle w:val="af7"/>
       </w:pPr>
+    </w:p>
+    <w:p>
+      <w:pPr>
+        <w:pStyle w:val="af7"/>
+      </w:pPr>
+      <w:r>
+        <w:br w:type="page"/>
+      </w:r>
+    </w:p>
+    <w:p>
+      <w:pPr>
+        <w:pStyle w:val="af7"/>
+      </w:pPr>
       <w:r>
         <w:rPr>
           <w:noProof/>
-          <w:lang w:eastAsia="ru-RU"/>
         </w:rPr>
         <w:lastRenderedPageBreak/>
         <w:drawing>
-          <wp:inline distT="0" distB="0" distL="0" distR="0" wp14:anchorId="759DAEDF" wp14:editId="1A404A2B">
-            <wp:extent cx="6299835" cy="4763770"/>
-            <wp:effectExtent l="0" t="0" r="5715" b="0"/>
-            <wp:docPr id="1218743097" name="Рисунок 1"/>
+          <wp:inline distT="0" distB="0" distL="0" distR="0" wp14:anchorId="18431CC1" wp14:editId="1985A18E">
+            <wp:extent cx="6299835" cy="6083300"/>
+            <wp:effectExtent l="0" t="0" r="0" b="0"/>
+            <wp:docPr id="1631852854" name="Рисунок 5"/>
             <wp:cNvGraphicFramePr>
               <a:graphicFrameLocks xmlns:a="http://schemas.openxmlformats.org/drawingml/2006/main" noChangeAspect="1"/>
             </wp:cNvGraphicFramePr>
@@ -8013,11 +8017,17 @@
               <a:graphicData uri="http://schemas.openxmlformats.org/drawingml/2006/picture">
                 <pic:pic xmlns:pic="http://schemas.openxmlformats.org/drawingml/2006/picture">
                   <pic:nvPicPr>
-                    <pic:cNvPr id="1218743097" name=""/>
+                    <pic:cNvPr id="1631852854" name="Рисунок 1631852854"/>
                     <pic:cNvPicPr/>
                   </pic:nvPicPr>
                   <pic:blipFill>
-                    <a:blip r:embed="rId16"/>
+                    <a:blip r:embed="rId15" cstate="print">
+                      <a:extLst>
+                        <a:ext uri="{28A0092B-C50C-407E-A947-70E740481C1C}">
+                          <a14:useLocalDpi xmlns:a14="http://schemas.microsoft.com/office/drawing/2010/main" val="0"/>
+                        </a:ext>
+                      </a:extLst>
+                    </a:blip>
                     <a:stretch>
                       <a:fillRect/>
                     </a:stretch>
@@ -8025,7 +8035,7 @@
                   <pic:spPr>
                     <a:xfrm>
                       <a:off x="0" y="0"/>
-                      <a:ext cx="6299835" cy="4763770"/>
+                      <a:ext cx="6299835" cy="6083300"/>
                     </a:xfrm>
                     <a:prstGeom prst="rect">
                       <a:avLst/>
@@ -8037,6 +8047,9 @@
           </wp:inline>
         </w:drawing>
       </w:r>
+      <w:r>
+        <w:br w:type="page"/>
+      </w:r>
     </w:p>
     <w:p>
       <w:pPr>
@@ -8045,14 +8058,13 @@
       <w:r>
         <w:rPr>
           <w:noProof/>
-          <w:lang w:eastAsia="ru-RU"/>
         </w:rPr>
         <w:lastRenderedPageBreak/>
         <w:drawing>
-          <wp:inline distT="0" distB="0" distL="0" distR="0" wp14:anchorId="29BAD757" wp14:editId="1508EFA8">
-            <wp:extent cx="6299835" cy="4943475"/>
-            <wp:effectExtent l="0" t="0" r="5715" b="9525"/>
-            <wp:docPr id="1552337539" name="Рисунок 1"/>
+          <wp:inline distT="0" distB="0" distL="0" distR="0" wp14:anchorId="0BF4FC0E" wp14:editId="2142C4D3">
+            <wp:extent cx="6299835" cy="5761990"/>
+            <wp:effectExtent l="0" t="0" r="0" b="3810"/>
+            <wp:docPr id="267920534" name="Рисунок 6"/>
             <wp:cNvGraphicFramePr>
               <a:graphicFrameLocks xmlns:a="http://schemas.openxmlformats.org/drawingml/2006/main" noChangeAspect="1"/>
             </wp:cNvGraphicFramePr>
@@ -8060,11 +8072,17 @@
               <a:graphicData uri="http://schemas.openxmlformats.org/drawingml/2006/picture">
                 <pic:pic xmlns:pic="http://schemas.openxmlformats.org/drawingml/2006/picture">
                   <pic:nvPicPr>
-                    <pic:cNvPr id="1552337539" name=""/>
+                    <pic:cNvPr id="267920534" name="Рисунок 267920534"/>
                     <pic:cNvPicPr/>
                   </pic:nvPicPr>
                   <pic:blipFill>
-                    <a:blip r:embed="rId17"/>
+                    <a:blip r:embed="rId16" cstate="print">
+                      <a:extLst>
+                        <a:ext uri="{28A0092B-C50C-407E-A947-70E740481C1C}">
+                          <a14:useLocalDpi xmlns:a14="http://schemas.microsoft.com/office/drawing/2010/main" val="0"/>
+                        </a:ext>
+                      </a:extLst>
+                    </a:blip>
                     <a:stretch>
                       <a:fillRect/>
                     </a:stretch>
@@ -8072,7 +8090,62 @@
                   <pic:spPr>
                     <a:xfrm>
                       <a:off x="0" y="0"/>
-                      <a:ext cx="6299835" cy="4943475"/>
+                      <a:ext cx="6299835" cy="5761990"/>
+                    </a:xfrm>
+                    <a:prstGeom prst="rect">
+                      <a:avLst/>
+                    </a:prstGeom>
+                  </pic:spPr>
+                </pic:pic>
+              </a:graphicData>
+            </a:graphic>
+          </wp:inline>
+        </w:drawing>
+      </w:r>
+      <w:r>
+        <w:br w:type="page"/>
+      </w:r>
+    </w:p>
+    <w:p>
+      <w:pPr>
+        <w:pStyle w:val="af7"/>
+      </w:pPr>
+      <w:r>
+        <w:rPr>
+          <w:noProof/>
+        </w:rPr>
+        <w:lastRenderedPageBreak/>
+        <w:drawing>
+          <wp:inline distT="0" distB="0" distL="0" distR="0" wp14:anchorId="732A8C4F" wp14:editId="6BF3E2B7">
+            <wp:extent cx="3924300" cy="2286000"/>
+            <wp:effectExtent l="0" t="0" r="0" b="0"/>
+            <wp:docPr id="2036143133" name="Рисунок 7"/>
+            <wp:cNvGraphicFramePr>
+              <a:graphicFrameLocks xmlns:a="http://schemas.openxmlformats.org/drawingml/2006/main" noChangeAspect="1"/>
+            </wp:cNvGraphicFramePr>
+            <a:graphic xmlns:a="http://schemas.openxmlformats.org/drawingml/2006/main">
+              <a:graphicData uri="http://schemas.openxmlformats.org/drawingml/2006/picture">
+                <pic:pic xmlns:pic="http://schemas.openxmlformats.org/drawingml/2006/picture">
+                  <pic:nvPicPr>
+                    <pic:cNvPr id="2036143133" name="Рисунок 2036143133"/>
+                    <pic:cNvPicPr/>
+                  </pic:nvPicPr>
+                  <pic:blipFill>
+                    <a:blip r:embed="rId17">
+                      <a:extLst>
+                        <a:ext uri="{28A0092B-C50C-407E-A947-70E740481C1C}">
+                          <a14:useLocalDpi xmlns:a14="http://schemas.microsoft.com/office/drawing/2010/main" val="0"/>
+                        </a:ext>
+                      </a:extLst>
+                    </a:blip>
+                    <a:stretch>
+                      <a:fillRect/>
+                    </a:stretch>
+                  </pic:blipFill>
+                  <pic:spPr>
+                    <a:xfrm>
+                      <a:off x="0" y="0"/>
+                      <a:ext cx="3924300" cy="2286000"/>
                     </a:xfrm>
                     <a:prstGeom prst="rect">
                       <a:avLst/>
@@ -8099,7 +8172,7 @@
 </file>
 
 <file path=word/endnotes.xml><?xml version="1.0" encoding="utf-8"?>
-<w:endnotes xmlns:wpc="http://schemas.microsoft.com/office/word/2010/wordprocessingCanvas" xmlns:cx="http://schemas.microsoft.com/office/drawing/2014/chartex" xmlns:mc="http://schemas.openxmlformats.org/markup-compatibility/2006" xmlns:o="urn:schemas-microsoft-com:office:office" xmlns:r="http://schemas.openxmlformats.org/officeDocument/2006/relationships" xmlns:m="http://schemas.openxmlformats.org/officeDocument/2006/math" xmlns:v="urn:schemas-microsoft-com:vml" xmlns:wp14="http://schemas.microsoft.com/office/word/2010/wordprocessingDrawing" xmlns:wp="http://schemas.openxmlformats.org/drawingml/2006/wordprocessingDrawing" xmlns:w10="urn:schemas-microsoft-com:office:word" xmlns:w="http://schemas.openxmlformats.org/wordprocessingml/2006/main" xmlns:w14="http://schemas.microsoft.com/office/word/2010/wordml" xmlns:w15="http://schemas.microsoft.com/office/word/2012/wordml" xmlns:w16se="http://schemas.microsoft.com/office/word/2015/wordml/symex" xmlns:wpg="http://schemas.microsoft.com/office/word/2010/wordprocessingGroup" xmlns:wpi="http://schemas.microsoft.com/office/word/2010/wordprocessingInk" xmlns:wne="http://schemas.microsoft.com/office/word/2006/wordml" xmlns:wps="http://schemas.microsoft.com/office/word/2010/wordprocessingShape" mc:Ignorable="w14 w15 w16se wp14">
+<w:endnotes xmlns:wpc="http://schemas.microsoft.com/office/word/2010/wordprocessingCanvas" xmlns:cx="http://schemas.microsoft.com/office/drawing/2014/chartex" xmlns:cx1="http://schemas.microsoft.com/office/drawing/2015/9/8/chartex" xmlns:cx2="http://schemas.microsoft.com/office/drawing/2015/10/21/chartex" xmlns:cx3="http://schemas.microsoft.com/office/drawing/2016/5/9/chartex" xmlns:cx4="http://schemas.microsoft.com/office/drawing/2016/5/10/chartex" xmlns:cx5="http://schemas.microsoft.com/office/drawing/2016/5/11/chartex" xmlns:cx6="http://schemas.microsoft.com/office/drawing/2016/5/12/chartex" xmlns:cx7="http://schemas.microsoft.com/office/drawing/2016/5/13/chartex" xmlns:cx8="http://schemas.microsoft.com/office/drawing/2016/5/14/chartex" xmlns:mc="http://schemas.openxmlformats.org/markup-compatibility/2006" xmlns:aink="http://schemas.microsoft.com/office/drawing/2016/ink" xmlns:am3d="http://schemas.microsoft.com/office/drawing/2017/model3d" xmlns:o="urn:schemas-microsoft-com:office:office" xmlns:oel="http://schemas.microsoft.com/office/2019/extlst" xmlns:r="http://schemas.openxmlformats.org/officeDocument/2006/relationships" xmlns:m="http://schemas.openxmlformats.org/officeDocument/2006/math" xmlns:v="urn:schemas-microsoft-com:vml" xmlns:wp14="http://schemas.microsoft.com/office/word/2010/wordprocessingDrawing" xmlns:wp="http://schemas.openxmlformats.org/drawingml/2006/wordprocessingDrawing" xmlns:w10="urn:schemas-microsoft-com:office:word" xmlns:w="http://schemas.openxmlformats.org/wordprocessingml/2006/main" xmlns:w14="http://schemas.microsoft.com/office/word/2010/wordml" xmlns:w15="http://schemas.microsoft.com/office/word/2012/wordml" xmlns:w16cex="http://schemas.microsoft.com/office/word/2018/wordml/cex" xmlns:w16cid="http://schemas.microsoft.com/office/word/2016/wordml/cid" xmlns:w16="http://schemas.microsoft.com/office/word/2018/wordml" xmlns:w16sdtdh="http://schemas.microsoft.com/office/word/2020/wordml/sdtdatahash" xmlns:w16se="http://schemas.microsoft.com/office/word/2015/wordml/symex" xmlns:wpg="http://schemas.microsoft.com/office/word/2010/wordprocessingGroup" xmlns:wpi="http://schemas.microsoft.com/office/word/2010/wordprocessingInk" xmlns:wne="http://schemas.microsoft.com/office/word/2006/wordml" xmlns:wps="http://schemas.microsoft.com/office/word/2010/wordprocessingShape" mc:Ignorable="w14 w15 w16se w16cid w16 w16cex w16sdtdh wp14">
   <w:endnote w:type="separator" w:id="-1">
     <w:p>
       <w:pPr>
@@ -8124,7 +8197,7 @@
 </file>
 
 <file path=word/footer1.xml><?xml version="1.0" encoding="utf-8"?>
-<w:ftr xmlns:wpc="http://schemas.microsoft.com/office/word/2010/wordprocessingCanvas" xmlns:cx="http://schemas.microsoft.com/office/drawing/2014/chartex" xmlns:mc="http://schemas.openxmlformats.org/markup-compatibility/2006" xmlns:o="urn:schemas-microsoft-com:office:office" xmlns:r="http://schemas.openxmlformats.org/officeDocument/2006/relationships" xmlns:m="http://schemas.openxmlformats.org/officeDocument/2006/math" xmlns:v="urn:schemas-microsoft-com:vml" xmlns:wp14="http://schemas.microsoft.com/office/word/2010/wordprocessingDrawing" xmlns:wp="http://schemas.openxmlformats.org/drawingml/2006/wordprocessingDrawing" xmlns:w10="urn:schemas-microsoft-com:office:word" xmlns:w="http://schemas.openxmlformats.org/wordprocessingml/2006/main" xmlns:w14="http://schemas.microsoft.com/office/word/2010/wordml" xmlns:w15="http://schemas.microsoft.com/office/word/2012/wordml" xmlns:w16se="http://schemas.microsoft.com/office/word/2015/wordml/symex" xmlns:wpg="http://schemas.microsoft.com/office/word/2010/wordprocessingGroup" xmlns:wpi="http://schemas.microsoft.com/office/word/2010/wordprocessingInk" xmlns:wne="http://schemas.microsoft.com/office/word/2006/wordml" xmlns:wps="http://schemas.microsoft.com/office/word/2010/wordprocessingShape" mc:Ignorable="w14 w15 w16se wp14">
+<w:ftr xmlns:wpc="http://schemas.microsoft.com/office/word/2010/wordprocessingCanvas" xmlns:cx="http://schemas.microsoft.com/office/drawing/2014/chartex" xmlns:cx1="http://schemas.microsoft.com/office/drawing/2015/9/8/chartex" xmlns:cx2="http://schemas.microsoft.com/office/drawing/2015/10/21/chartex" xmlns:cx3="http://schemas.microsoft.com/office/drawing/2016/5/9/chartex" xmlns:cx4="http://schemas.microsoft.com/office/drawing/2016/5/10/chartex" xmlns:cx5="http://schemas.microsoft.com/office/drawing/2016/5/11/chartex" xmlns:cx6="http://schemas.microsoft.com/office/drawing/2016/5/12/chartex" xmlns:cx7="http://schemas.microsoft.com/office/drawing/2016/5/13/chartex" xmlns:cx8="http://schemas.microsoft.com/office/drawing/2016/5/14/chartex" xmlns:mc="http://schemas.openxmlformats.org/markup-compatibility/2006" xmlns:aink="http://schemas.microsoft.com/office/drawing/2016/ink" xmlns:am3d="http://schemas.microsoft.com/office/drawing/2017/model3d" xmlns:o="urn:schemas-microsoft-com:office:office" xmlns:oel="http://schemas.microsoft.com/office/2019/extlst" xmlns:r="http://schemas.openxmlformats.org/officeDocument/2006/relationships" xmlns:m="http://schemas.openxmlformats.org/officeDocument/2006/math" xmlns:v="urn:schemas-microsoft-com:vml" xmlns:wp14="http://schemas.microsoft.com/office/word/2010/wordprocessingDrawing" xmlns:wp="http://schemas.openxmlformats.org/drawingml/2006/wordprocessingDrawing" xmlns:w10="urn:schemas-microsoft-com:office:word" xmlns:w="http://schemas.openxmlformats.org/wordprocessingml/2006/main" xmlns:w14="http://schemas.microsoft.com/office/word/2010/wordml" xmlns:w15="http://schemas.microsoft.com/office/word/2012/wordml" xmlns:w16cex="http://schemas.microsoft.com/office/word/2018/wordml/cex" xmlns:w16cid="http://schemas.microsoft.com/office/word/2016/wordml/cid" xmlns:w16="http://schemas.microsoft.com/office/word/2018/wordml" xmlns:w16sdtdh="http://schemas.microsoft.com/office/word/2020/wordml/sdtdatahash" xmlns:w16se="http://schemas.microsoft.com/office/word/2015/wordml/symex" xmlns:wpg="http://schemas.microsoft.com/office/word/2010/wordprocessingGroup" xmlns:wpi="http://schemas.microsoft.com/office/word/2010/wordprocessingInk" xmlns:wne="http://schemas.microsoft.com/office/word/2006/wordml" xmlns:wps="http://schemas.microsoft.com/office/word/2010/wordprocessingShape" mc:Ignorable="w14 w15 w16se w16cid w16 w16cex w16sdtdh wp14">
   <w:p>
     <w:pPr>
       <w:pStyle w:val="a6"/>
@@ -9208,19 +9281,19 @@
         </mc:Choice>
         <mc:Fallback>
           <w:pict>
-            <v:group w14:anchorId="08245335" id="Group 1" o:spid="_x0000_s1026" style="position:absolute;left:0;text-align:left;margin-left:59.15pt;margin-top:14.95pt;width:521.65pt;height:811.1pt;z-index:251659264;mso-position-horizontal-relative:page;mso-position-vertical-relative:page" coordsize="20000,20000" o:gfxdata="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">
-              <v:rect id="Rectangle 2" o:spid="_x0000_s1027" style="position:absolute;width:20000;height:20000;visibility:visible;mso-wrap-style:square;v-text-anchor:top" o:gfxdata="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" filled="f" strokeweight="2pt"/>
-              <v:line id="Line 3" o:spid="_x0000_s1028" style="position:absolute;visibility:visible;mso-wrap-style:square" from="1093,18949" to="1095,19989" o:connectortype="straight" o:gfxdata="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" strokeweight="2pt"/>
-              <v:line id="Line 4" o:spid="_x0000_s1029" style="position:absolute;visibility:visible;mso-wrap-style:square" from="10,18941" to="19977,18942" o:connectortype="straight" o:gfxdata="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" strokeweight="2pt"/>
-              <v:line id="Line 5" o:spid="_x0000_s1030" style="position:absolute;visibility:visible;mso-wrap-style:square" from="2186,18949" to="2188,19989" o:connectortype="straight" o:gfxdata="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" strokeweight="2pt"/>
-              <v:line id="Line 6" o:spid="_x0000_s1031" style="position:absolute;visibility:visible;mso-wrap-style:square" from="4919,18949" to="4921,19989" o:connectortype="straight" o:gfxdata="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" strokeweight="2pt"/>
-              <v:line id="Line 7" o:spid="_x0000_s1032" style="position:absolute;visibility:visible;mso-wrap-style:square" from="6557,18959" to="6559,19989" o:connectortype="straight" o:gfxdata="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" strokeweight="2pt"/>
-              <v:line id="Line 8" o:spid="_x0000_s1033" style="position:absolute;visibility:visible;mso-wrap-style:square" from="7650,18949" to="7652,19979" o:connectortype="straight" o:gfxdata="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" strokeweight="2pt"/>
-              <v:line id="Line 9" o:spid="_x0000_s1034" style="position:absolute;visibility:visible;mso-wrap-style:square" from="18905,18949" to="18909,19989" o:connectortype="straight" o:gfxdata="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" strokeweight="2pt"/>
-              <v:line id="Line 10" o:spid="_x0000_s1035" style="position:absolute;visibility:visible;mso-wrap-style:square" from="10,19293" to="7631,19295" o:connectortype="straight" o:gfxdata="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" strokeweight="1pt"/>
-              <v:line id="Line 11" o:spid="_x0000_s1036" style="position:absolute;visibility:visible;mso-wrap-style:square" from="10,19646" to="7631,19647" o:connectortype="straight" o:gfxdata="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" strokeweight="2pt"/>
-              <v:line id="Line 12" o:spid="_x0000_s1037" style="position:absolute;visibility:visible;mso-wrap-style:square" from="18919,19296" to="19990,19297" o:connectortype="straight" o:gfxdata="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" strokeweight="1pt"/>
-              <v:rect id="Rectangle 13" o:spid="_x0000_s1038" style="position:absolute;left:54;top:19660;width:1000;height:309;visibility:visible;mso-wrap-style:square;v-text-anchor:top" o:gfxdata="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" filled="f" stroked="f" strokeweight=".25pt">
+            <v:group w14:anchorId="08245335" id="Group 1" o:spid="_x0000_s1026" style="position:absolute;left:0;text-align:left;margin-left:59.15pt;margin-top:14.95pt;width:521.65pt;height:811.1pt;z-index:251659264;mso-position-horizontal-relative:page;mso-position-vertical-relative:page" coordsize="20000,20000" o:gfxdata="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">
+              <v:rect id="Rectangle 2" o:spid="_x0000_s1027" style="position:absolute;width:20000;height:20000;visibility:visible;mso-wrap-style:square;v-text-anchor:top" o:gfxdata="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" filled="f" strokeweight="2pt"/>
+              <v:line id="Line 3" o:spid="_x0000_s1028" style="position:absolute;visibility:visible;mso-wrap-style:square" from="1093,18949" to="1095,19989" o:connectortype="straight" o:gfxdata="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" strokeweight="2pt"/>
+              <v:line id="Line 4" o:spid="_x0000_s1029" style="position:absolute;visibility:visible;mso-wrap-style:square" from="10,18941" to="19977,18942" o:connectortype="straight" o:gfxdata="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" strokeweight="2pt"/>
+              <v:line id="Line 5" o:spid="_x0000_s1030" style="position:absolute;visibility:visible;mso-wrap-style:square" from="2186,18949" to="2188,19989" o:connectortype="straight" o:gfxdata="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" strokeweight="2pt"/>
+              <v:line id="Line 6" o:spid="_x0000_s1031" style="position:absolute;visibility:visible;mso-wrap-style:square" from="4919,18949" to="4921,19989" o:connectortype="straight" o:gfxdata="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" strokeweight="2pt"/>
+              <v:line id="Line 7" o:spid="_x0000_s1032" style="position:absolute;visibility:visible;mso-wrap-style:square" from="6557,18959" to="6559,19989" o:connectortype="straight" o:gfxdata="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" strokeweight="2pt"/>
+              <v:line id="Line 8" o:spid="_x0000_s1033" style="position:absolute;visibility:visible;mso-wrap-style:square" from="7650,18949" to="7652,19979" o:connectortype="straight" o:gfxdata="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" strokeweight="2pt"/>
+              <v:line id="Line 9" o:spid="_x0000_s1034" style="position:absolute;visibility:visible;mso-wrap-style:square" from="18905,18949" to="18909,19989" o:connectortype="straight" o:gfxdata="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" strokeweight="2pt"/>
+              <v:line id="Line 10" o:spid="_x0000_s1035" style="position:absolute;visibility:visible;mso-wrap-style:square" from="10,19293" to="7631,19295" o:connectortype="straight" o:gfxdata="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" strokeweight="1pt"/>
+              <v:line id="Line 11" o:spid="_x0000_s1036" style="position:absolute;visibility:visible;mso-wrap-style:square" from="10,19646" to="7631,19647" o:connectortype="straight" o:gfxdata="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" strokeweight="2pt"/>
+              <v:line id="Line 12" o:spid="_x0000_s1037" style="position:absolute;visibility:visible;mso-wrap-style:square" from="18919,19296" to="19990,19297" o:connectortype="straight" o:gfxdata="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" strokeweight="1pt"/>
+              <v:rect id="Rectangle 13" o:spid="_x0000_s1038" style="position:absolute;left:54;top:19660;width:1000;height:309;visibility:visible;mso-wrap-style:square;v-text-anchor:top" o:gfxdata="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" filled="f" stroked="f" strokeweight=".25pt">
                 <v:textbox inset="1pt,1pt,1pt,1pt">
                   <w:txbxContent>
                     <w:p>
@@ -9254,7 +9327,7 @@
                   </w:txbxContent>
                 </v:textbox>
               </v:rect>
-              <v:rect id="Rectangle 14" o:spid="_x0000_s1039" style="position:absolute;left:1139;top:19660;width:1001;height:309;visibility:visible;mso-wrap-style:square;v-text-anchor:top" o:gfxdata="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" filled="f" stroked="f" strokeweight=".25pt">
+              <v:rect id="Rectangle 14" o:spid="_x0000_s1039" style="position:absolute;left:1139;top:19660;width:1001;height:309;visibility:visible;mso-wrap-style:square;v-text-anchor:top" o:gfxdata="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" filled="f" stroked="f" strokeweight=".25pt">
                 <v:textbox inset="1pt,1pt,1pt,1pt">
                   <w:txbxContent>
                     <w:p>
@@ -9288,7 +9361,7 @@
                   </w:txbxContent>
                 </v:textbox>
               </v:rect>
-              <v:rect id="Rectangle 15" o:spid="_x0000_s1040" style="position:absolute;left:2267;top:19660;width:2573;height:309;visibility:visible;mso-wrap-style:square;v-text-anchor:top" o:gfxdata="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" filled="f" stroked="f" strokeweight=".25pt">
+              <v:rect id="Rectangle 15" o:spid="_x0000_s1040" style="position:absolute;left:2267;top:19660;width:2573;height:309;visibility:visible;mso-wrap-style:square;v-text-anchor:top" o:gfxdata="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" filled="f" stroked="f" strokeweight=".25pt">
                 <v:textbox inset="1pt,1pt,1pt,1pt">
                   <w:txbxContent>
                     <w:p>
@@ -9330,7 +9403,7 @@
                   </w:txbxContent>
                 </v:textbox>
               </v:rect>
-              <v:rect id="Rectangle 16" o:spid="_x0000_s1041" style="position:absolute;left:4983;top:19660;width:1534;height:309;visibility:visible;mso-wrap-style:square;v-text-anchor:top" o:gfxdata="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" filled="f" stroked="f" strokeweight=".25pt">
+              <v:rect id="Rectangle 16" o:spid="_x0000_s1041" style="position:absolute;left:4983;top:19660;width:1534;height:309;visibility:visible;mso-wrap-style:square;v-text-anchor:top" o:gfxdata="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" filled="f" stroked="f" strokeweight=".25pt">
                 <v:textbox inset="1pt,1pt,1pt,1pt">
                   <w:txbxContent>
                     <w:p>
@@ -9354,7 +9427,7 @@
                   </w:txbxContent>
                 </v:textbox>
               </v:rect>
-              <v:rect id="Rectangle 17" o:spid="_x0000_s1042" style="position:absolute;left:6604;top:19660;width:1000;height:309;visibility:visible;mso-wrap-style:square;v-text-anchor:top" o:gfxdata="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" filled="f" stroked="f" strokeweight=".25pt">
+              <v:rect id="Rectangle 17" o:spid="_x0000_s1042" style="position:absolute;left:6604;top:19660;width:1000;height:309;visibility:visible;mso-wrap-style:square;v-text-anchor:top" o:gfxdata="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" filled="f" stroked="f" strokeweight=".25pt">
                 <v:textbox inset="1pt,1pt,1pt,1pt">
                   <w:txbxContent>
                     <w:p>
@@ -9377,7 +9450,7 @@
                   </w:txbxContent>
                 </v:textbox>
               </v:rect>
-              <v:rect id="Rectangle 18" o:spid="_x0000_s1043" style="position:absolute;left:18949;top:18977;width:1001;height:309;visibility:visible;mso-wrap-style:square;v-text-anchor:top" o:gfxdata="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" filled="f" stroked="f" strokeweight=".25pt">
+              <v:rect id="Rectangle 18" o:spid="_x0000_s1043" style="position:absolute;left:18949;top:18977;width:1001;height:309;visibility:visible;mso-wrap-style:square;v-text-anchor:top" o:gfxdata="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" filled="f" stroked="f" strokeweight=".25pt">
                 <v:textbox inset="1pt,1pt,1pt,1pt">
                   <w:txbxContent>
                     <w:p>
@@ -9411,7 +9484,7 @@
                   </w:txbxContent>
                 </v:textbox>
               </v:rect>
-              <v:rect id="Rectangle 19" o:spid="_x0000_s1044" style="position:absolute;left:18949;top:19435;width:1001;height:423;visibility:visible;mso-wrap-style:square;v-text-anchor:top" o:gfxdata="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" filled="f" stroked="f" strokeweight=".25pt">
+              <v:rect id="Rectangle 19" o:spid="_x0000_s1044" style="position:absolute;left:18949;top:19435;width:1001;height:423;visibility:visible;mso-wrap-style:square;v-text-anchor:top" o:gfxdata="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" filled="f" stroked="f" strokeweight=".25pt">
                 <v:textbox inset="1pt,1pt,1pt,1pt">
                   <w:txbxContent>
                     <w:p>
@@ -9428,7 +9501,7 @@
                   </w:txbxContent>
                 </v:textbox>
               </v:rect>
-              <v:rect id="Rectangle 20" o:spid="_x0000_s1045" style="position:absolute;left:7745;top:19221;width:11075;height:477;visibility:visible;mso-wrap-style:square;v-text-anchor:top" o:gfxdata="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" filled="f" stroked="f" strokeweight=".25pt">
+              <v:rect id="Rectangle 20" o:spid="_x0000_s1045" style="position:absolute;left:7745;top:19221;width:11075;height:477;visibility:visible;mso-wrap-style:square;v-text-anchor:top" o:gfxdata="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" filled="f" stroked="f" strokeweight=".25pt">
                 <v:textbox inset="1pt,1pt,1pt,1pt">
                   <w:txbxContent>
                     <w:p>
@@ -9454,7 +9527,7 @@
 </file>
 
 <file path=word/footer2.xml><?xml version="1.0" encoding="utf-8"?>
-<w:ftr xmlns:wpc="http://schemas.microsoft.com/office/word/2010/wordprocessingCanvas" xmlns:cx="http://schemas.microsoft.com/office/drawing/2014/chartex" xmlns:mc="http://schemas.openxmlformats.org/markup-compatibility/2006" xmlns:o="urn:schemas-microsoft-com:office:office" xmlns:r="http://schemas.openxmlformats.org/officeDocument/2006/relationships" xmlns:m="http://schemas.openxmlformats.org/officeDocument/2006/math" xmlns:v="urn:schemas-microsoft-com:vml" xmlns:wp14="http://schemas.microsoft.com/office/word/2010/wordprocessingDrawing" xmlns:wp="http://schemas.openxmlformats.org/drawingml/2006/wordprocessingDrawing" xmlns:w10="urn:schemas-microsoft-com:office:word" xmlns:w="http://schemas.openxmlformats.org/wordprocessingml/2006/main" xmlns:w14="http://schemas.microsoft.com/office/word/2010/wordml" xmlns:w15="http://schemas.microsoft.com/office/word/2012/wordml" xmlns:w16se="http://schemas.microsoft.com/office/word/2015/wordml/symex" xmlns:wpg="http://schemas.microsoft.com/office/word/2010/wordprocessingGroup" xmlns:wpi="http://schemas.microsoft.com/office/word/2010/wordprocessingInk" xmlns:wne="http://schemas.microsoft.com/office/word/2006/wordml" xmlns:wps="http://schemas.microsoft.com/office/word/2010/wordprocessingShape" mc:Ignorable="w14 w15 w16se wp14">
+<w:ftr xmlns:wpc="http://schemas.microsoft.com/office/word/2010/wordprocessingCanvas" xmlns:cx="http://schemas.microsoft.com/office/drawing/2014/chartex" xmlns:cx1="http://schemas.microsoft.com/office/drawing/2015/9/8/chartex" xmlns:cx2="http://schemas.microsoft.com/office/drawing/2015/10/21/chartex" xmlns:cx3="http://schemas.microsoft.com/office/drawing/2016/5/9/chartex" xmlns:cx4="http://schemas.microsoft.com/office/drawing/2016/5/10/chartex" xmlns:cx5="http://schemas.microsoft.com/office/drawing/2016/5/11/chartex" xmlns:cx6="http://schemas.microsoft.com/office/drawing/2016/5/12/chartex" xmlns:cx7="http://schemas.microsoft.com/office/drawing/2016/5/13/chartex" xmlns:cx8="http://schemas.microsoft.com/office/drawing/2016/5/14/chartex" xmlns:mc="http://schemas.openxmlformats.org/markup-compatibility/2006" xmlns:aink="http://schemas.microsoft.com/office/drawing/2016/ink" xmlns:am3d="http://schemas.microsoft.com/office/drawing/2017/model3d" xmlns:o="urn:schemas-microsoft-com:office:office" xmlns:oel="http://schemas.microsoft.com/office/2019/extlst" xmlns:r="http://schemas.openxmlformats.org/officeDocument/2006/relationships" xmlns:m="http://schemas.openxmlformats.org/officeDocument/2006/math" xmlns:v="urn:schemas-microsoft-com:vml" xmlns:wp14="http://schemas.microsoft.com/office/word/2010/wordprocessingDrawing" xmlns:wp="http://schemas.openxmlformats.org/drawingml/2006/wordprocessingDrawing" xmlns:w10="urn:schemas-microsoft-com:office:word" xmlns:w="http://schemas.openxmlformats.org/wordprocessingml/2006/main" xmlns:w14="http://schemas.microsoft.com/office/word/2010/wordml" xmlns:w15="http://schemas.microsoft.com/office/word/2012/wordml" xmlns:w16cex="http://schemas.microsoft.com/office/word/2018/wordml/cex" xmlns:w16cid="http://schemas.microsoft.com/office/word/2016/wordml/cid" xmlns:w16="http://schemas.microsoft.com/office/word/2018/wordml" xmlns:w16sdtdh="http://schemas.microsoft.com/office/word/2020/wordml/sdtdatahash" xmlns:w16se="http://schemas.microsoft.com/office/word/2015/wordml/symex" xmlns:wpg="http://schemas.microsoft.com/office/word/2010/wordprocessingGroup" xmlns:wpi="http://schemas.microsoft.com/office/word/2010/wordprocessingInk" xmlns:wne="http://schemas.microsoft.com/office/word/2006/wordml" xmlns:wps="http://schemas.microsoft.com/office/word/2010/wordprocessingShape" mc:Ignorable="w14 w15 w16se w16cid w16 w16cex w16sdtdh wp14">
   <w:p>
     <w:pPr>
       <w:pStyle w:val="a6"/>
@@ -9568,7 +9641,7 @@
         </mc:Choice>
         <mc:Fallback>
           <w:pict>
-            <v:rect w14:anchorId="2525B299" id="Rectangle 349" o:spid="_x0000_s1046" style="position:absolute;left:0;text-align:left;margin-left:355.25pt;margin-top:-22.1pt;width:12.9pt;height:14.55pt;z-index:251668480;visibility:visible;mso-wrap-style:square;mso-width-percent:0;mso-height-percent:0;mso-wrap-distance-left:9pt;mso-wrap-distance-top:0;mso-wrap-distance-right:9pt;mso-wrap-distance-bottom:0;mso-position-horizontal:absolute;mso-position-horizontal-relative:text;mso-position-vertical:absolute;mso-position-vertical-relative:text;mso-width-percent:0;mso-height-percent:0;mso-width-relative:margin;mso-height-relative:margin;v-text-anchor:top" o:gfxdata="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" filled="f" stroked="f" strokeweight=".25pt">
+            <v:rect w14:anchorId="2525B299" id="Rectangle 349" o:spid="_x0000_s1046" style="position:absolute;left:0;text-align:left;margin-left:355.25pt;margin-top:-22.1pt;width:12.9pt;height:14.55pt;z-index:251668480;visibility:visible;mso-wrap-style:square;mso-width-percent:0;mso-height-percent:0;mso-wrap-distance-left:9pt;mso-wrap-distance-top:0;mso-wrap-distance-right:9pt;mso-wrap-distance-bottom:0;mso-position-horizontal:absolute;mso-position-horizontal-relative:text;mso-position-vertical:absolute;mso-position-vertical-relative:text;mso-width-percent:0;mso-height-percent:0;mso-width-relative:margin;mso-height-relative:margin;v-text-anchor:top" o:gfxdata="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" filled="f" stroked="f" strokeweight=".25pt">
               <v:textbox inset="1pt,1pt,1pt,1pt">
                 <w:txbxContent>
                   <w:p>
@@ -9708,7 +9781,7 @@
         </mc:Choice>
         <mc:Fallback>
           <w:pict>
-            <v:rect w14:anchorId="11B4E469" id="_x0000_s1047" style="position:absolute;left:0;text-align:left;margin-left:368.85pt;margin-top:-21.9pt;width:12.9pt;height:14.55pt;z-index:251670528;visibility:visible;mso-wrap-style:square;mso-width-percent:0;mso-height-percent:0;mso-wrap-distance-left:9pt;mso-wrap-distance-top:0;mso-wrap-distance-right:9pt;mso-wrap-distance-bottom:0;mso-position-horizontal:absolute;mso-position-horizontal-relative:text;mso-position-vertical:absolute;mso-position-vertical-relative:text;mso-width-percent:0;mso-height-percent:0;mso-width-relative:margin;mso-height-relative:margin;v-text-anchor:top" o:gfxdata="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" filled="f" stroked="f" strokeweight=".25pt">
+            <v:rect w14:anchorId="11B4E469" id="_x0000_s1047" style="position:absolute;left:0;text-align:left;margin-left:368.85pt;margin-top:-21.9pt;width:12.9pt;height:14.55pt;z-index:251670528;visibility:visible;mso-wrap-style:square;mso-width-percent:0;mso-height-percent:0;mso-wrap-distance-left:9pt;mso-wrap-distance-top:0;mso-wrap-distance-right:9pt;mso-wrap-distance-bottom:0;mso-position-horizontal:absolute;mso-position-horizontal-relative:text;mso-position-vertical:absolute;mso-position-vertical-relative:text;mso-width-percent:0;mso-height-percent:0;mso-width-relative:margin;mso-height-relative:margin;v-text-anchor:top" o:gfxdata="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" filled="f" stroked="f" strokeweight=".25pt">
               <v:textbox inset="1pt,1pt,1pt,1pt">
                 <w:txbxContent>
                   <w:p>
@@ -12192,18 +12265,18 @@
         </mc:Choice>
         <mc:Fallback>
           <w:pict>
-            <v:group w14:anchorId="40364F6E" id="Group 324" o:spid="_x0000_s1048" style="position:absolute;left:0;text-align:left;margin-left:56.85pt;margin-top:13.8pt;width:520.55pt;height:812.75pt;z-index:251661312;mso-position-horizontal-relative:page;mso-position-vertical-relative:page" coordsize="20000,20000" o:gfxdata="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">
-              <v:rect id="Rectangle 325" o:spid="_x0000_s1049" style="position:absolute;width:20000;height:20000;visibility:visible;mso-wrap-style:square;v-text-anchor:top" o:gfxdata="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" filled="f" strokeweight="2pt"/>
-              <v:line id="Line 326" o:spid="_x0000_s1050" style="position:absolute;visibility:visible;mso-wrap-style:square" from="993,17183" to="995,18221" o:connectortype="straight" o:gfxdata="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" strokeweight="2pt"/>
-              <v:line id="Line 327" o:spid="_x0000_s1051" style="position:absolute;visibility:visible;mso-wrap-style:square" from="10,17173" to="19977,17174" o:connectortype="straight" o:gfxdata="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" strokeweight="2pt"/>
-              <v:line id="Line 328" o:spid="_x0000_s1052" style="position:absolute;visibility:visible;mso-wrap-style:square" from="2186,17192" to="2188,19989" o:connectortype="straight" o:gfxdata="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" strokeweight="2pt"/>
-              <v:line id="Line 329" o:spid="_x0000_s1053" style="position:absolute;visibility:visible;mso-wrap-style:square" from="4919,17192" to="4921,19989" o:connectortype="straight" o:gfxdata="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" strokeweight="2pt"/>
-              <v:line id="Line 330" o:spid="_x0000_s1054" style="position:absolute;visibility:visible;mso-wrap-style:square" from="6557,17192" to="6559,19989" o:connectortype="straight" o:gfxdata="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" strokeweight="2pt"/>
-              <v:line id="Line 331" o:spid="_x0000_s1055" style="position:absolute;visibility:visible;mso-wrap-style:square" from="7681,17183" to="7683,19979" o:connectortype="straight" o:gfxdata="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" strokeweight="2pt"/>
-              <v:line id="Line 332" o:spid="_x0000_s1056" style="position:absolute;visibility:visible;mso-wrap-style:square" from="15848,18239" to="15852,18932" o:connectortype="straight" o:gfxdata="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" strokeweight="2pt"/>
-              <v:line id="Line 333" o:spid="_x0000_s1057" style="position:absolute;visibility:visible;mso-wrap-style:square" from="10,19293" to="7631,19295" o:connectortype="straight" o:gfxdata="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" strokeweight="1pt"/>
-              <v:line id="Line 334" o:spid="_x0000_s1058" style="position:absolute;visibility:visible;mso-wrap-style:square" from="10,19646" to="7631,19647" o:connectortype="straight" o:gfxdata="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" strokeweight="1pt"/>
-              <v:rect id="Rectangle 335" o:spid="_x0000_s1059" style="position:absolute;left:54;top:17912;width:883;height:309;visibility:visible;mso-wrap-style:square;v-text-anchor:top" o:gfxdata="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" filled="f" stroked="f" strokeweight=".25pt">
+            <v:group w14:anchorId="40364F6E" id="Group 324" o:spid="_x0000_s1048" style="position:absolute;left:0;text-align:left;margin-left:56.85pt;margin-top:13.8pt;width:520.55pt;height:812.75pt;z-index:251661312;mso-position-horizontal-relative:page;mso-position-vertical-relative:page" coordsize="20000,20000" o:gfxdata="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">
+              <v:rect id="Rectangle 325" o:spid="_x0000_s1049" style="position:absolute;width:20000;height:20000;visibility:visible;mso-wrap-style:square;v-text-anchor:top" o:gfxdata="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" filled="f" strokeweight="2pt"/>
+              <v:line id="Line 326" o:spid="_x0000_s1050" style="position:absolute;visibility:visible;mso-wrap-style:square" from="993,17183" to="995,18221" o:connectortype="straight" o:gfxdata="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" strokeweight="2pt"/>
+              <v:line id="Line 327" o:spid="_x0000_s1051" style="position:absolute;visibility:visible;mso-wrap-style:square" from="10,17173" to="19977,17174" o:connectortype="straight" o:gfxdata="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" strokeweight="2pt"/>
+              <v:line id="Line 328" o:spid="_x0000_s1052" style="position:absolute;visibility:visible;mso-wrap-style:square" from="2186,17192" to="2188,19989" o:connectortype="straight" o:gfxdata="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" strokeweight="2pt"/>
+              <v:line id="Line 329" o:spid="_x0000_s1053" style="position:absolute;visibility:visible;mso-wrap-style:square" from="4919,17192" to="4921,19989" o:connectortype="straight" o:gfxdata="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" strokeweight="2pt"/>
+              <v:line id="Line 330" o:spid="_x0000_s1054" style="position:absolute;visibility:visible;mso-wrap-style:square" from="6557,17192" to="6559,19989" o:connectortype="straight" o:gfxdata="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" strokeweight="2pt"/>
+              <v:line id="Line 331" o:spid="_x0000_s1055" style="position:absolute;visibility:visible;mso-wrap-style:square" from="7681,17183" to="7683,19979" o:connectortype="straight" o:gfxdata="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" strokeweight="2pt"/>
+              <v:line id="Line 332" o:spid="_x0000_s1056" style="position:absolute;visibility:visible;mso-wrap-style:square" from="15848,18239" to="15852,18932" o:connectortype="straight" o:gfxdata="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" strokeweight="2pt"/>
+              <v:line id="Line 333" o:spid="_x0000_s1057" style="position:absolute;visibility:visible;mso-wrap-style:square" from="10,19293" to="7631,19295" o:connectortype="straight" o:gfxdata="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" strokeweight="1pt"/>
+              <v:line id="Line 334" o:spid="_x0000_s1058" style="position:absolute;visibility:visible;mso-wrap-style:square" from="10,19646" to="7631,19647" o:connectortype="straight" o:gfxdata="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" strokeweight="1pt"/>
+              <v:rect id="Rectangle 335" o:spid="_x0000_s1059" style="position:absolute;left:54;top:17912;width:883;height:309;visibility:visible;mso-wrap-style:square;v-text-anchor:top" o:gfxdata="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" filled="f" stroked="f" strokeweight=".25pt">
                 <v:textbox inset="1pt,1pt,1pt,1pt">
                   <w:txbxContent>
                     <w:p>
@@ -12240,7 +12313,7 @@
                   </w:txbxContent>
                 </v:textbox>
               </v:rect>
-              <v:rect id="Rectangle 336" o:spid="_x0000_s1060" style="position:absolute;left:1051;top:17912;width:1100;height:309;visibility:visible;mso-wrap-style:square;v-text-anchor:top" o:gfxdata="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" filled="f" stroked="f" strokeweight=".25pt">
+              <v:rect id="Rectangle 336" o:spid="_x0000_s1060" style="position:absolute;left:1051;top:17912;width:1100;height:309;visibility:visible;mso-wrap-style:square;v-text-anchor:top" o:gfxdata="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" filled="f" stroked="f" strokeweight=".25pt">
                 <v:textbox inset="1pt,1pt,1pt,1pt">
                   <w:txbxContent>
                     <w:p>
@@ -12266,7 +12339,7 @@
                   </w:txbxContent>
                 </v:textbox>
               </v:rect>
-              <v:rect id="Rectangle 337" o:spid="_x0000_s1061" style="position:absolute;left:2267;top:17912;width:2573;height:309;visibility:visible;mso-wrap-style:square;v-text-anchor:top" o:gfxdata="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" filled="f" stroked="f" strokeweight=".25pt">
+              <v:rect id="Rectangle 337" o:spid="_x0000_s1061" style="position:absolute;left:2267;top:17912;width:2573;height:309;visibility:visible;mso-wrap-style:square;v-text-anchor:top" o:gfxdata="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" filled="f" stroked="f" strokeweight=".25pt">
                 <v:textbox inset="1pt,1pt,1pt,1pt">
                   <w:txbxContent>
                     <w:p>
@@ -12308,7 +12381,7 @@
                   </w:txbxContent>
                 </v:textbox>
               </v:rect>
-              <v:rect id="Rectangle 338" o:spid="_x0000_s1062" style="position:absolute;left:4983;top:17912;width:1534;height:309;visibility:visible;mso-wrap-style:square;v-text-anchor:top" o:gfxdata="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" filled="f" stroked="f" strokeweight=".25pt">
+              <v:rect id="Rectangle 338" o:spid="_x0000_s1062" style="position:absolute;left:4983;top:17912;width:1534;height:309;visibility:visible;mso-wrap-style:square;v-text-anchor:top" o:gfxdata="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" filled="f" stroked="f" strokeweight=".25pt">
                 <v:textbox inset="1pt,1pt,1pt,1pt">
                   <w:txbxContent>
                     <w:p>
@@ -12344,7 +12417,7 @@
                   </w:txbxContent>
                 </v:textbox>
               </v:rect>
-              <v:rect id="Rectangle 339" o:spid="_x0000_s1063" style="position:absolute;left:6604;top:17912;width:1000;height:309;visibility:visible;mso-wrap-style:square;v-text-anchor:top" o:gfxdata="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" filled="f" stroked="f" strokeweight=".25pt">
+              <v:rect id="Rectangle 339" o:spid="_x0000_s1063" style="position:absolute;left:6604;top:17912;width:1000;height:309;visibility:visible;mso-wrap-style:square;v-text-anchor:top" o:gfxdata="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" filled="f" stroked="f" strokeweight=".25pt">
                 <v:textbox inset="1pt,1pt,1pt,1pt">
                   <w:txbxContent>
                     <w:p>
@@ -12385,7 +12458,7 @@
                   </w:txbxContent>
                 </v:textbox>
               </v:rect>
-              <v:rect id="Rectangle 340" o:spid="_x0000_s1064" style="position:absolute;left:15929;top:18258;width:1475;height:309;visibility:visible;mso-wrap-style:square;v-text-anchor:top" o:gfxdata="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" filled="f" stroked="f" strokeweight=".25pt">
+              <v:rect id="Rectangle 340" o:spid="_x0000_s1064" style="position:absolute;left:15929;top:18258;width:1475;height:309;visibility:visible;mso-wrap-style:square;v-text-anchor:top" o:gfxdata="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" filled="f" stroked="f" strokeweight=".25pt">
                 <v:textbox inset="1pt,1pt,1pt,1pt">
                   <w:txbxContent>
                     <w:p>
@@ -12409,7 +12482,7 @@
                   </w:txbxContent>
                 </v:textbox>
               </v:rect>
-              <v:rect id="Rectangle 341" o:spid="_x0000_s1065" style="position:absolute;left:15929;top:18543;width:1475;height:349;visibility:visible;mso-wrap-style:square;v-text-anchor:top" o:gfxdata="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" filled="f" stroked="f" strokeweight=".25pt">
+              <v:rect id="Rectangle 341" o:spid="_x0000_s1065" style="position:absolute;left:15929;top:18543;width:1475;height:349;visibility:visible;mso-wrap-style:square;v-text-anchor:top" o:gfxdata="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" filled="f" stroked="f" strokeweight=".25pt">
                 <v:textbox inset="1pt,1pt,1pt,1pt">
                   <w:txbxContent>
                     <w:p>
@@ -12433,7 +12506,7 @@
                   </w:txbxContent>
                 </v:textbox>
               </v:rect>
-              <v:rect id="Rectangle 342" o:spid="_x0000_s1066" style="position:absolute;left:7760;top:17481;width:12159;height:477;visibility:visible;mso-wrap-style:square;v-text-anchor:top" o:gfxdata="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" filled="f" stroked="f" strokeweight=".25pt">
+              <v:rect id="Rectangle 342" o:spid="_x0000_s1066" style="position:absolute;left:7760;top:17481;width:12159;height:477;visibility:visible;mso-wrap-style:square;v-text-anchor:top" o:gfxdata="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" filled="f" stroked="f" strokeweight=".25pt">
                 <v:textbox inset="1pt,1pt,1pt,1pt">
                   <w:txbxContent>
                     <w:p>
@@ -12492,13 +12565,13 @@
                   </w:txbxContent>
                 </v:textbox>
               </v:rect>
-              <v:line id="Line 343" o:spid="_x0000_s1067" style="position:absolute;visibility:visible;mso-wrap-style:square" from="12,18233" to="19979,18234" o:connectortype="straight" o:gfxdata="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" strokeweight="2pt"/>
-              <v:line id="Line 344" o:spid="_x0000_s1068" style="position:absolute;visibility:visible;mso-wrap-style:square" from="25,17881" to="7646,17882" o:connectortype="straight" o:gfxdata="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" strokeweight="2pt"/>
-              <v:line id="Line 345" o:spid="_x0000_s1069" style="position:absolute;visibility:visible;mso-wrap-style:square" from="10,17526" to="7631,17527" o:connectortype="straight" o:gfxdata="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" strokeweight="1pt"/>
-              <v:line id="Line 346" o:spid="_x0000_s1070" style="position:absolute;visibility:visible;mso-wrap-style:square" from="10,18938" to="7631,18939" o:connectortype="straight" o:gfxdata="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" strokeweight="1pt"/>
-              <v:line id="Line 347" o:spid="_x0000_s1071" style="position:absolute;visibility:visible;mso-wrap-style:square" from="10,18583" to="7631,18584" o:connectortype="straight" o:gfxdata="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" strokeweight="1pt"/>
-              <v:group id="Group 348" o:spid="_x0000_s1072" style="position:absolute;left:39;top:18221;width:4803;height:356" coordorigin=",-2939" coordsize="20007,22939" o:gfxdata="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">
-                <v:rect id="Rectangle 67" o:spid="_x0000_s1073" style="position:absolute;width:8856;height:20000;visibility:visible;mso-wrap-style:square;v-text-anchor:top" o:gfxdata="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" filled="f" stroked="f" strokeweight=".25pt">
+              <v:line id="Line 343" o:spid="_x0000_s1067" style="position:absolute;visibility:visible;mso-wrap-style:square" from="12,18233" to="19979,18234" o:connectortype="straight" o:gfxdata="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" strokeweight="2pt"/>
+              <v:line id="Line 344" o:spid="_x0000_s1068" style="position:absolute;visibility:visible;mso-wrap-style:square" from="25,17881" to="7646,17882" o:connectortype="straight" o:gfxdata="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" strokeweight="2pt"/>
+              <v:line id="Line 345" o:spid="_x0000_s1069" style="position:absolute;visibility:visible;mso-wrap-style:square" from="10,17526" to="7631,17527" o:connectortype="straight" o:gfxdata="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" strokeweight="1pt"/>
+              <v:line id="Line 346" o:spid="_x0000_s1070" style="position:absolute;visibility:visible;mso-wrap-style:square" from="10,18938" to="7631,18939" o:connectortype="straight" o:gfxdata="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" strokeweight="1pt"/>
+              <v:line id="Line 347" o:spid="_x0000_s1071" style="position:absolute;visibility:visible;mso-wrap-style:square" from="10,18583" to="7631,18584" o:connectortype="straight" o:gfxdata="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" strokeweight="1pt"/>
+              <v:group id="Group 348" o:spid="_x0000_s1072" style="position:absolute;left:39;top:18221;width:4803;height:356" coordorigin=",-2939" coordsize="20007,22939" o:gfxdata="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">
+                <v:rect id="Rectangle 67" o:spid="_x0000_s1073" style="position:absolute;width:8856;height:20000;visibility:visible;mso-wrap-style:square;v-text-anchor:top" o:gfxdata="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" filled="f" stroked="f" strokeweight=".25pt">
                   <v:textbox inset="1pt,1pt,1pt,1pt">
                     <w:txbxContent>
                       <w:p>
@@ -12533,7 +12606,7 @@
                     </w:txbxContent>
                   </v:textbox>
                 </v:rect>
-                <v:rect id="Rectangle 350" o:spid="_x0000_s1074" style="position:absolute;left:9289;top:-2939;width:10718;height:20000;visibility:visible;mso-wrap-style:square;v-text-anchor:top" o:gfxdata="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" filled="f" stroked="f" strokeweight=".25pt">
+                <v:rect id="Rectangle 350" o:spid="_x0000_s1074" style="position:absolute;left:9289;top:-2939;width:10718;height:20000;visibility:visible;mso-wrap-style:square;v-text-anchor:top" o:gfxdata="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" filled="f" stroked="f" strokeweight=".25pt">
                   <v:textbox inset="1pt,1pt,1pt,1pt">
                     <w:txbxContent>
                       <w:p>
@@ -12561,8 +12634,8 @@
                   </v:textbox>
                 </v:rect>
               </v:group>
-              <v:group id="Group 351" o:spid="_x0000_s1075" style="position:absolute;left:39;top:18614;width:4801;height:309" coordsize="19999,20000" o:gfxdata="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">
-                <v:rect id="Rectangle 352" o:spid="_x0000_s1076" style="position:absolute;width:8856;height:20000;visibility:visible;mso-wrap-style:square;v-text-anchor:top" o:gfxdata="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" filled="f" stroked="f" strokeweight=".25pt">
+              <v:group id="Group 351" o:spid="_x0000_s1075" style="position:absolute;left:39;top:18614;width:4801;height:309" coordsize="19999,20000" o:gfxdata="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">
+                <v:rect id="Rectangle 352" o:spid="_x0000_s1076" style="position:absolute;width:8856;height:20000;visibility:visible;mso-wrap-style:square;v-text-anchor:top" o:gfxdata="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" filled="f" stroked="f" strokeweight=".25pt">
                   <v:textbox inset="1pt,1pt,1pt,1pt">
                     <w:txbxContent>
                       <w:p>
@@ -12590,7 +12663,7 @@
                     </w:txbxContent>
                   </v:textbox>
                 </v:rect>
-                <v:rect id="Rectangle 353" o:spid="_x0000_s1077" style="position:absolute;left:9281;width:10718;height:20000;visibility:visible;mso-wrap-style:square;v-text-anchor:top" o:gfxdata="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" filled="f" stroked="f" strokeweight=".25pt">
+                <v:rect id="Rectangle 353" o:spid="_x0000_s1077" style="position:absolute;left:9281;width:10718;height:20000;visibility:visible;mso-wrap-style:square;v-text-anchor:top" o:gfxdata="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" filled="f" stroked="f" strokeweight=".25pt">
                   <v:textbox inset="1pt,1pt,1pt,1pt">
                     <w:txbxContent>
                       <w:p>
@@ -12620,8 +12693,8 @@
                   </v:textbox>
                 </v:rect>
               </v:group>
-              <v:group id="Group 354" o:spid="_x0000_s1078" style="position:absolute;left:39;top:18969;width:4801;height:309" coordsize="19999,20000" o:gfxdata="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">
-                <v:rect id="Rectangle 355" o:spid="_x0000_s1079" style="position:absolute;width:8856;height:20000;visibility:visible;mso-wrap-style:square;v-text-anchor:top" o:gfxdata="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" filled="f" stroked="f" strokeweight=".25pt">
+              <v:group id="Group 354" o:spid="_x0000_s1078" style="position:absolute;left:39;top:18969;width:4801;height:309" coordsize="19999,20000" o:gfxdata="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">
+                <v:rect id="Rectangle 355" o:spid="_x0000_s1079" style="position:absolute;width:8856;height:20000;visibility:visible;mso-wrap-style:square;v-text-anchor:top" o:gfxdata="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" filled="f" stroked="f" strokeweight=".25pt">
                   <v:textbox inset="1pt,1pt,1pt,1pt">
                     <w:txbxContent>
                       <w:p>
@@ -12638,7 +12711,7 @@
                     </w:txbxContent>
                   </v:textbox>
                 </v:rect>
-                <v:rect id="Rectangle 356" o:spid="_x0000_s1080" style="position:absolute;left:9281;width:10718;height:20000;visibility:visible;mso-wrap-style:square;v-text-anchor:top" o:gfxdata="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" filled="f" stroked="f" strokeweight=".25pt">
+                <v:rect id="Rectangle 356" o:spid="_x0000_s1080" style="position:absolute;left:9281;width:10718;height:20000;visibility:visible;mso-wrap-style:square;v-text-anchor:top" o:gfxdata="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" filled="f" stroked="f" strokeweight=".25pt">
                   <v:textbox inset="1pt,1pt,1pt,1pt">
                     <w:txbxContent>
                       <w:p>
@@ -12652,8 +12725,8 @@
                   </v:textbox>
                 </v:rect>
               </v:group>
-              <v:group id="Group 357" o:spid="_x0000_s1081" style="position:absolute;left:39;top:19314;width:4801;height:310" coordsize="19999,20000" o:gfxdata="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">
-                <v:rect id="Rectangle 358" o:spid="_x0000_s1082" style="position:absolute;width:8856;height:20000;visibility:visible;mso-wrap-style:square;v-text-anchor:top" o:gfxdata="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" filled="f" stroked="f" strokeweight=".25pt">
+              <v:group id="Group 357" o:spid="_x0000_s1081" style="position:absolute;left:39;top:19314;width:4801;height:310" coordsize="19999,20000" o:gfxdata="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">
+                <v:rect id="Rectangle 358" o:spid="_x0000_s1082" style="position:absolute;width:8856;height:20000;visibility:visible;mso-wrap-style:square;v-text-anchor:top" o:gfxdata="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" filled="f" stroked="f" strokeweight=".25pt">
                   <v:textbox inset="1pt,1pt,1pt,1pt">
                     <w:txbxContent>
                       <w:p>
@@ -12694,7 +12767,7 @@
                     </w:txbxContent>
                   </v:textbox>
                 </v:rect>
-                <v:rect id="Rectangle 359" o:spid="_x0000_s1083" style="position:absolute;left:9281;width:10718;height:20000;visibility:visible;mso-wrap-style:square;v-text-anchor:top" o:gfxdata="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" filled="f" stroked="f" strokeweight=".25pt">
+                <v:rect id="Rectangle 359" o:spid="_x0000_s1083" style="position:absolute;left:9281;width:10718;height:20000;visibility:visible;mso-wrap-style:square;v-text-anchor:top" o:gfxdata="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" filled="f" stroked="f" strokeweight=".25pt">
                   <v:textbox inset="1pt,1pt,1pt,1pt">
                     <w:txbxContent>
                       <w:p>
@@ -12710,8 +12783,8 @@
                   </v:textbox>
                 </v:rect>
               </v:group>
-              <v:group id="Group 360" o:spid="_x0000_s1084" style="position:absolute;left:39;top:19660;width:4801;height:309" coordsize="19999,20000" o:gfxdata="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">
-                <v:rect id="Rectangle 361" o:spid="_x0000_s1085" style="position:absolute;width:8856;height:20000;visibility:visible;mso-wrap-style:square;v-text-anchor:top" o:gfxdata="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" filled="f" stroked="f" strokeweight=".25pt">
+              <v:group id="Group 360" o:spid="_x0000_s1084" style="position:absolute;left:39;top:19660;width:4801;height:309" coordsize="19999,20000" o:gfxdata="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">
+                <v:rect id="Rectangle 361" o:spid="_x0000_s1085" style="position:absolute;width:8856;height:20000;visibility:visible;mso-wrap-style:square;v-text-anchor:top" o:gfxdata="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" filled="f" stroked="f" strokeweight=".25pt">
                   <v:textbox inset="1pt,1pt,1pt,1pt">
                     <w:txbxContent>
                       <w:p>
@@ -12746,7 +12819,7 @@
                     </w:txbxContent>
                   </v:textbox>
                 </v:rect>
-                <v:rect id="Rectangle 362" o:spid="_x0000_s1086" style="position:absolute;left:9281;width:10718;height:20000;visibility:visible;mso-wrap-style:square;v-text-anchor:top" o:gfxdata="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" filled="f" stroked="f" strokeweight=".25pt">
+                <v:rect id="Rectangle 362" o:spid="_x0000_s1086" style="position:absolute;left:9281;width:10718;height:20000;visibility:visible;mso-wrap-style:square;v-text-anchor:top" o:gfxdata="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" filled="f" stroked="f" strokeweight=".25pt">
                   <v:textbox inset="1pt,1pt,1pt,1pt">
                     <w:txbxContent>
                       <w:p>
@@ -12762,8 +12835,8 @@
                   </v:textbox>
                 </v:rect>
               </v:group>
-              <v:line id="Line 363" o:spid="_x0000_s1087" style="position:absolute;visibility:visible;mso-wrap-style:square" from="14208,18239" to="14210,19979" o:connectortype="straight" o:gfxdata="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" strokeweight="2pt"/>
-              <v:rect id="Rectangle 364" o:spid="_x0000_s1088" style="position:absolute;left:7787;top:18314;width:6292;height:1609;visibility:visible;mso-wrap-style:square;v-text-anchor:middle" o:gfxdata="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" filled="f" stroked="f" strokeweight=".25pt">
+              <v:line id="Line 363" o:spid="_x0000_s1087" style="position:absolute;visibility:visible;mso-wrap-style:square" from="14208,18239" to="14210,19979" o:connectortype="straight" o:gfxdata="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" strokeweight="2pt"/>
+              <v:rect id="Rectangle 364" o:spid="_x0000_s1088" style="position:absolute;left:7787;top:18314;width:6292;height:1609;visibility:visible;mso-wrap-style:square;v-text-anchor:middle" o:gfxdata="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" filled="f" stroked="f" strokeweight=".25pt">
                 <v:textbox inset="1pt,1pt,1pt,1pt">
                   <w:txbxContent>
                     <w:p>
@@ -12823,10 +12896,10 @@
                   </w:txbxContent>
                 </v:textbox>
               </v:rect>
-              <v:line id="Line 365" o:spid="_x0000_s1089" style="position:absolute;visibility:visible;mso-wrap-style:square" from="14221,18587" to="19990,18588" o:connectortype="straight" o:gfxdata="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" strokeweight="2pt"/>
-              <v:line id="Line 366" o:spid="_x0000_s1090" style="position:absolute;visibility:visible;mso-wrap-style:square" from="14219,18939" to="19988,18941" o:connectortype="straight" o:gfxdata="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" strokeweight="2pt"/>
-              <v:line id="Line 367" o:spid="_x0000_s1091" style="position:absolute;visibility:visible;mso-wrap-style:square" from="17487,18239" to="17490,18932" o:connectortype="straight" o:gfxdata="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" strokeweight="2pt"/>
-              <v:rect id="Rectangle 368" o:spid="_x0000_s1092" style="position:absolute;left:14295;top:18218;width:1474;height:309;visibility:visible;mso-wrap-style:square;v-text-anchor:top" o:gfxdata="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" filled="f" stroked="f" strokeweight=".25pt">
+              <v:line id="Line 365" o:spid="_x0000_s1089" style="position:absolute;visibility:visible;mso-wrap-style:square" from="14221,18587" to="19990,18588" o:connectortype="straight" o:gfxdata="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" strokeweight="2pt"/>
+              <v:line id="Line 366" o:spid="_x0000_s1090" style="position:absolute;visibility:visible;mso-wrap-style:square" from="14219,18939" to="19988,18941" o:connectortype="straight" o:gfxdata="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" strokeweight="2pt"/>
+              <v:line id="Line 367" o:spid="_x0000_s1091" style="position:absolute;visibility:visible;mso-wrap-style:square" from="17487,18239" to="17490,18932" o:connectortype="straight" o:gfxdata="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" strokeweight="2pt"/>
+              <v:rect id="Rectangle 368" o:spid="_x0000_s1092" style="position:absolute;left:14295;top:18218;width:1474;height:309;visibility:visible;mso-wrap-style:square;v-text-anchor:top" o:gfxdata="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" filled="f" stroked="f" strokeweight=".25pt">
                 <v:textbox inset="1pt,1pt,1pt,1pt">
                   <w:txbxContent>
                     <w:p>
@@ -12857,7 +12930,7 @@
                   </w:txbxContent>
                 </v:textbox>
               </v:rect>
-              <v:rect id="Rectangle 369" o:spid="_x0000_s1093" style="position:absolute;left:17577;top:18258;width:2327;height:309;visibility:visible;mso-wrap-style:square;v-text-anchor:top" o:gfxdata="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" filled="f" stroked="f" strokeweight=".25pt">
+              <v:rect id="Rectangle 369" o:spid="_x0000_s1093" style="position:absolute;left:17577;top:18258;width:2327;height:309;visibility:visible;mso-wrap-style:square;v-text-anchor:top" o:gfxdata="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" filled="f" stroked="f" strokeweight=".25pt">
                 <v:textbox inset="1pt,1pt,1pt,1pt">
                   <w:txbxContent>
                     <w:p>
@@ -12883,7 +12956,7 @@
                   </w:txbxContent>
                 </v:textbox>
               </v:rect>
-              <v:rect id="Rectangle 370" o:spid="_x0000_s1094" style="position:absolute;left:17591;top:18573;width:2326;height:498;visibility:visible;mso-wrap-style:square;v-text-anchor:top" o:gfxdata="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" filled="f" stroked="f" strokeweight=".25pt">
+              <v:rect id="Rectangle 370" o:spid="_x0000_s1094" style="position:absolute;left:17591;top:18573;width:2326;height:498;visibility:visible;mso-wrap-style:square;v-text-anchor:top" o:gfxdata="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" filled="f" stroked="f" strokeweight=".25pt">
                 <v:textbox inset="1pt,1pt,1pt,1pt">
                   <w:txbxContent>
                     <w:p>
@@ -12940,9 +13013,9 @@
                   </w:txbxContent>
                 </v:textbox>
               </v:rect>
-              <v:line id="Line 371" o:spid="_x0000_s1095" style="position:absolute;visibility:visible;mso-wrap-style:square" from="14755,18594" to="14757,18932" o:connectortype="straight" o:gfxdata="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" strokeweight="1pt"/>
-              <v:line id="Line 372" o:spid="_x0000_s1096" style="position:absolute;visibility:visible;mso-wrap-style:square" from="15301,18595" to="15303,18933" o:connectortype="straight" o:gfxdata="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" strokeweight="1pt"/>
-              <v:rect id="Rectangle 373" o:spid="_x0000_s1097" style="position:absolute;left:14295;top:19221;width:5609;height:440;visibility:visible;mso-wrap-style:square;v-text-anchor:top" o:gfxdata="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" filled="f" stroked="f" strokeweight=".25pt">
+              <v:line id="Line 371" o:spid="_x0000_s1095" style="position:absolute;visibility:visible;mso-wrap-style:square" from="14755,18594" to="14757,18932" o:connectortype="straight" o:gfxdata="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" strokeweight="1pt"/>
+              <v:line id="Line 372" o:spid="_x0000_s1096" style="position:absolute;visibility:visible;mso-wrap-style:square" from="15301,18595" to="15303,18933" o:connectortype="straight" o:gfxdata="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" strokeweight="1pt"/>
+              <v:rect id="Rectangle 373" o:spid="_x0000_s1097" style="position:absolute;left:14295;top:19221;width:5609;height:440;visibility:visible;mso-wrap-style:square;v-text-anchor:top" o:gfxdata="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" filled="f" stroked="f" strokeweight=".25pt">
                 <v:textbox inset="1pt,1pt,1pt,1pt">
                   <w:txbxContent>
                     <w:p>
@@ -12994,7 +13067,7 @@
 </file>
 
 <file path=word/footer3.xml><?xml version="1.0" encoding="utf-8"?>
-<w:ftr xmlns:wpc="http://schemas.microsoft.com/office/word/2010/wordprocessingCanvas" xmlns:cx="http://schemas.microsoft.com/office/drawing/2014/chartex" xmlns:mc="http://schemas.openxmlformats.org/markup-compatibility/2006" xmlns:o="urn:schemas-microsoft-com:office:office" xmlns:r="http://schemas.openxmlformats.org/officeDocument/2006/relationships" xmlns:m="http://schemas.openxmlformats.org/officeDocument/2006/math" xmlns:v="urn:schemas-microsoft-com:vml" xmlns:wp14="http://schemas.microsoft.com/office/word/2010/wordprocessingDrawing" xmlns:wp="http://schemas.openxmlformats.org/drawingml/2006/wordprocessingDrawing" xmlns:w10="urn:schemas-microsoft-com:office:word" xmlns:w="http://schemas.openxmlformats.org/wordprocessingml/2006/main" xmlns:w14="http://schemas.microsoft.com/office/word/2010/wordml" xmlns:w15="http://schemas.microsoft.com/office/word/2012/wordml" xmlns:w16se="http://schemas.microsoft.com/office/word/2015/wordml/symex" xmlns:wpg="http://schemas.microsoft.com/office/word/2010/wordprocessingGroup" xmlns:wpi="http://schemas.microsoft.com/office/word/2010/wordprocessingInk" xmlns:wne="http://schemas.microsoft.com/office/word/2006/wordml" xmlns:wps="http://schemas.microsoft.com/office/word/2010/wordprocessingShape" mc:Ignorable="w14 w15 w16se wp14">
+<w:ftr xmlns:wpc="http://schemas.microsoft.com/office/word/2010/wordprocessingCanvas" xmlns:cx="http://schemas.microsoft.com/office/drawing/2014/chartex" xmlns:cx1="http://schemas.microsoft.com/office/drawing/2015/9/8/chartex" xmlns:cx2="http://schemas.microsoft.com/office/drawing/2015/10/21/chartex" xmlns:cx3="http://schemas.microsoft.com/office/drawing/2016/5/9/chartex" xmlns:cx4="http://schemas.microsoft.com/office/drawing/2016/5/10/chartex" xmlns:cx5="http://schemas.microsoft.com/office/drawing/2016/5/11/chartex" xmlns:cx6="http://schemas.microsoft.com/office/drawing/2016/5/12/chartex" xmlns:cx7="http://schemas.microsoft.com/office/drawing/2016/5/13/chartex" xmlns:cx8="http://schemas.microsoft.com/office/drawing/2016/5/14/chartex" xmlns:mc="http://schemas.openxmlformats.org/markup-compatibility/2006" xmlns:aink="http://schemas.microsoft.com/office/drawing/2016/ink" xmlns:am3d="http://schemas.microsoft.com/office/drawing/2017/model3d" xmlns:o="urn:schemas-microsoft-com:office:office" xmlns:oel="http://schemas.microsoft.com/office/2019/extlst" xmlns:r="http://schemas.openxmlformats.org/officeDocument/2006/relationships" xmlns:m="http://schemas.openxmlformats.org/officeDocument/2006/math" xmlns:v="urn:schemas-microsoft-com:vml" xmlns:wp14="http://schemas.microsoft.com/office/word/2010/wordprocessingDrawing" xmlns:wp="http://schemas.openxmlformats.org/drawingml/2006/wordprocessingDrawing" xmlns:w10="urn:schemas-microsoft-com:office:word" xmlns:w="http://schemas.openxmlformats.org/wordprocessingml/2006/main" xmlns:w14="http://schemas.microsoft.com/office/word/2010/wordml" xmlns:w15="http://schemas.microsoft.com/office/word/2012/wordml" xmlns:w16cex="http://schemas.microsoft.com/office/word/2018/wordml/cex" xmlns:w16cid="http://schemas.microsoft.com/office/word/2016/wordml/cid" xmlns:w16="http://schemas.microsoft.com/office/word/2018/wordml" xmlns:w16sdtdh="http://schemas.microsoft.com/office/word/2020/wordml/sdtdatahash" xmlns:w16se="http://schemas.microsoft.com/office/word/2015/wordml/symex" xmlns:wpg="http://schemas.microsoft.com/office/word/2010/wordprocessingGroup" xmlns:wpi="http://schemas.microsoft.com/office/word/2010/wordprocessingInk" xmlns:wne="http://schemas.microsoft.com/office/word/2006/wordml" xmlns:wps="http://schemas.microsoft.com/office/word/2010/wordprocessingShape" mc:Ignorable="w14 w15 w16se w16cid w16 w16cex w16sdtdh wp14">
   <w:p>
     <w:pPr>
       <w:pStyle w:val="a6"/>
@@ -13004,7 +13077,7 @@
 </file>
 
 <file path=word/footer4.xml><?xml version="1.0" encoding="utf-8"?>
-<w:ftr xmlns:wpc="http://schemas.microsoft.com/office/word/2010/wordprocessingCanvas" xmlns:cx="http://schemas.microsoft.com/office/drawing/2014/chartex" xmlns:mc="http://schemas.openxmlformats.org/markup-compatibility/2006" xmlns:o="urn:schemas-microsoft-com:office:office" xmlns:r="http://schemas.openxmlformats.org/officeDocument/2006/relationships" xmlns:m="http://schemas.openxmlformats.org/officeDocument/2006/math" xmlns:v="urn:schemas-microsoft-com:vml" xmlns:wp14="http://schemas.microsoft.com/office/word/2010/wordprocessingDrawing" xmlns:wp="http://schemas.openxmlformats.org/drawingml/2006/wordprocessingDrawing" xmlns:w10="urn:schemas-microsoft-com:office:word" xmlns:w="http://schemas.openxmlformats.org/wordprocessingml/2006/main" xmlns:w14="http://schemas.microsoft.com/office/word/2010/wordml" xmlns:w15="http://schemas.microsoft.com/office/word/2012/wordml" xmlns:w16se="http://schemas.microsoft.com/office/word/2015/wordml/symex" xmlns:wpg="http://schemas.microsoft.com/office/word/2010/wordprocessingGroup" xmlns:wpi="http://schemas.microsoft.com/office/word/2010/wordprocessingInk" xmlns:wne="http://schemas.microsoft.com/office/word/2006/wordml" xmlns:wps="http://schemas.microsoft.com/office/word/2010/wordprocessingShape" mc:Ignorable="w14 w15 w16se wp14">
+<w:ftr xmlns:wpc="http://schemas.microsoft.com/office/word/2010/wordprocessingCanvas" xmlns:cx="http://schemas.microsoft.com/office/drawing/2014/chartex" xmlns:cx1="http://schemas.microsoft.com/office/drawing/2015/9/8/chartex" xmlns:cx2="http://schemas.microsoft.com/office/drawing/2015/10/21/chartex" xmlns:cx3="http://schemas.microsoft.com/office/drawing/2016/5/9/chartex" xmlns:cx4="http://schemas.microsoft.com/office/drawing/2016/5/10/chartex" xmlns:cx5="http://schemas.microsoft.com/office/drawing/2016/5/11/chartex" xmlns:cx6="http://schemas.microsoft.com/office/drawing/2016/5/12/chartex" xmlns:cx7="http://schemas.microsoft.com/office/drawing/2016/5/13/chartex" xmlns:cx8="http://schemas.microsoft.com/office/drawing/2016/5/14/chartex" xmlns:mc="http://schemas.openxmlformats.org/markup-compatibility/2006" xmlns:aink="http://schemas.microsoft.com/office/drawing/2016/ink" xmlns:am3d="http://schemas.microsoft.com/office/drawing/2017/model3d" xmlns:o="urn:schemas-microsoft-com:office:office" xmlns:oel="http://schemas.microsoft.com/office/2019/extlst" xmlns:r="http://schemas.openxmlformats.org/officeDocument/2006/relationships" xmlns:m="http://schemas.openxmlformats.org/officeDocument/2006/math" xmlns:v="urn:schemas-microsoft-com:vml" xmlns:wp14="http://schemas.microsoft.com/office/word/2010/wordprocessingDrawing" xmlns:wp="http://schemas.openxmlformats.org/drawingml/2006/wordprocessingDrawing" xmlns:w10="urn:schemas-microsoft-com:office:word" xmlns:w="http://schemas.openxmlformats.org/wordprocessingml/2006/main" xmlns:w14="http://schemas.microsoft.com/office/word/2010/wordml" xmlns:w15="http://schemas.microsoft.com/office/word/2012/wordml" xmlns:w16cex="http://schemas.microsoft.com/office/word/2018/wordml/cex" xmlns:w16cid="http://schemas.microsoft.com/office/word/2016/wordml/cid" xmlns:w16="http://schemas.microsoft.com/office/word/2018/wordml" xmlns:w16sdtdh="http://schemas.microsoft.com/office/word/2020/wordml/sdtdatahash" xmlns:w16se="http://schemas.microsoft.com/office/word/2015/wordml/symex" xmlns:wpg="http://schemas.microsoft.com/office/word/2010/wordprocessingGroup" xmlns:wpi="http://schemas.microsoft.com/office/word/2010/wordprocessingInk" xmlns:wne="http://schemas.microsoft.com/office/word/2006/wordml" xmlns:wps="http://schemas.microsoft.com/office/word/2010/wordprocessingShape" mc:Ignorable="w14 w15 w16se w16cid w16 w16cex w16sdtdh wp14">
   <w:p>
     <w:pPr>
       <w:pStyle w:val="a6"/>
@@ -14165,19 +14238,19 @@
         </mc:Choice>
         <mc:Fallback>
           <w:pict>
-            <v:group w14:anchorId="28A746A6" id="_x0000_s1118" style="position:absolute;left:0;text-align:left;margin-left:59.25pt;margin-top:14.25pt;width:521.65pt;height:812.15pt;z-index:251663360;mso-position-horizontal-relative:page;mso-position-vertical-relative:page" coordsize="20000,20028" o:gfxdata="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">
-              <v:rect id="Rectangle 2" o:spid="_x0000_s1119" style="position:absolute;width:20000;height:20000;visibility:visible;mso-wrap-style:square;v-text-anchor:top" o:gfxdata="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" filled="f" strokeweight="2pt"/>
-              <v:line id="Line 3" o:spid="_x0000_s1120" style="position:absolute;visibility:visible;mso-wrap-style:square" from="1093,18949" to="1095,19989" o:connectortype="straight" o:gfxdata="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" strokeweight="2pt"/>
-              <v:line id="Line 4" o:spid="_x0000_s1121" style="position:absolute;visibility:visible;mso-wrap-style:square" from="10,18941" to="19977,18942" o:connectortype="straight" o:gfxdata="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" strokeweight="2pt"/>
-              <v:line id="Line 5" o:spid="_x0000_s1122" style="position:absolute;visibility:visible;mso-wrap-style:square" from="2186,18949" to="2188,19989" o:connectortype="straight" o:gfxdata="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" strokeweight="2pt"/>
-              <v:line id="Line 6" o:spid="_x0000_s1123" style="position:absolute;visibility:visible;mso-wrap-style:square" from="4919,18949" to="4921,19989" o:connectortype="straight" o:gfxdata="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" strokeweight="2pt"/>
-              <v:line id="Line 7" o:spid="_x0000_s1124" style="position:absolute;visibility:visible;mso-wrap-style:square" from="6557,18959" to="6559,19989" o:connectortype="straight" o:gfxdata="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" strokeweight="2pt"/>
-              <v:line id="Line 8" o:spid="_x0000_s1125" style="position:absolute;visibility:visible;mso-wrap-style:square" from="7650,18949" to="7652,19979" o:connectortype="straight" o:gfxdata="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" strokeweight="2pt"/>
-              <v:line id="Line 9" o:spid="_x0000_s1126" style="position:absolute;visibility:visible;mso-wrap-style:square" from="18905,18949" to="18909,19989" o:connectortype="straight" o:gfxdata="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" strokeweight="2pt"/>
-              <v:line id="Line 10" o:spid="_x0000_s1127" style="position:absolute;visibility:visible;mso-wrap-style:square" from="10,19293" to="7631,19295" o:connectortype="straight" o:gfxdata="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" strokeweight="1pt"/>
-              <v:line id="Line 11" o:spid="_x0000_s1128" style="position:absolute;visibility:visible;mso-wrap-style:square" from="10,19646" to="7631,19647" o:connectortype="straight" o:gfxdata="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" strokeweight="2pt"/>
-              <v:line id="Line 12" o:spid="_x0000_s1129" style="position:absolute;visibility:visible;mso-wrap-style:square" from="18919,19296" to="19990,19297" o:connectortype="straight" o:gfxdata="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" strokeweight="1pt"/>
-              <v:rect id="Rectangle 13" o:spid="_x0000_s1130" style="position:absolute;left:54;top:19620;width:1000;height:408;visibility:visible;mso-wrap-style:square;v-text-anchor:top" o:gfxdata="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" filled="f" stroked="f" strokeweight=".25pt">
+            <v:group w14:anchorId="28A746A6" id="_x0000_s1118" style="position:absolute;left:0;text-align:left;margin-left:59.25pt;margin-top:14.25pt;width:521.65pt;height:812.15pt;z-index:251663360;mso-position-horizontal-relative:page;mso-position-vertical-relative:page" coordsize="20000,20028" o:gfxdata="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">
+              <v:rect id="Rectangle 2" o:spid="_x0000_s1119" style="position:absolute;width:20000;height:20000;visibility:visible;mso-wrap-style:square;v-text-anchor:top" o:gfxdata="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" filled="f" strokeweight="2pt"/>
+              <v:line id="Line 3" o:spid="_x0000_s1120" style="position:absolute;visibility:visible;mso-wrap-style:square" from="1093,18949" to="1095,19989" o:connectortype="straight" o:gfxdata="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" strokeweight="2pt"/>
+              <v:line id="Line 4" o:spid="_x0000_s1121" style="position:absolute;visibility:visible;mso-wrap-style:square" from="10,18941" to="19977,18942" o:connectortype="straight" o:gfxdata="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" strokeweight="2pt"/>
+              <v:line id="Line 5" o:spid="_x0000_s1122" style="position:absolute;visibility:visible;mso-wrap-style:square" from="2186,18949" to="2188,19989" o:connectortype="straight" o:gfxdata="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" strokeweight="2pt"/>
+              <v:line id="Line 6" o:spid="_x0000_s1123" style="position:absolute;visibility:visible;mso-wrap-style:square" from="4919,18949" to="4921,19989" o:connectortype="straight" o:gfxdata="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" strokeweight="2pt"/>
+              <v:line id="Line 7" o:spid="_x0000_s1124" style="position:absolute;visibility:visible;mso-wrap-style:square" from="6557,18959" to="6559,19989" o:connectortype="straight" o:gfxdata="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" strokeweight="2pt"/>
+              <v:line id="Line 8" o:spid="_x0000_s1125" style="position:absolute;visibility:visible;mso-wrap-style:square" from="7650,18949" to="7652,19979" o:connectortype="straight" o:gfxdata="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" strokeweight="2pt"/>
+              <v:line id="Line 9" o:spid="_x0000_s1126" style="position:absolute;visibility:visible;mso-wrap-style:square" from="18905,18949" to="18909,19989" o:connectortype="straight" o:gfxdata="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" strokeweight="2pt"/>
+              <v:line id="Line 10" o:spid="_x0000_s1127" style="position:absolute;visibility:visible;mso-wrap-style:square" from="10,19293" to="7631,19295" o:connectortype="straight" o:gfxdata="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" strokeweight="1pt"/>
+              <v:line id="Line 11" o:spid="_x0000_s1128" style="position:absolute;visibility:visible;mso-wrap-style:square" from="10,19646" to="7631,19647" o:connectortype="straight" o:gfxdata="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" strokeweight="2pt"/>
+              <v:line id="Line 12" o:spid="_x0000_s1129" style="position:absolute;visibility:visible;mso-wrap-style:square" from="18919,19296" to="19990,19297" o:connectortype="straight" o:gfxdata="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" strokeweight="1pt"/>
+              <v:rect id="Rectangle 13" o:spid="_x0000_s1130" style="position:absolute;left:54;top:19620;width:1000;height:408;visibility:visible;mso-wrap-style:square;v-text-anchor:top" o:gfxdata="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" filled="f" stroked="f" strokeweight=".25pt">
                 <v:textbox inset="1pt,1pt,1pt,1pt">
                   <w:txbxContent>
                     <w:p>
@@ -14213,7 +14286,7 @@
                   </w:txbxContent>
                 </v:textbox>
               </v:rect>
-              <v:rect id="Rectangle 14" o:spid="_x0000_s1131" style="position:absolute;left:891;top:19660;width:1466;height:288;visibility:visible;mso-wrap-style:square;v-text-anchor:top" o:gfxdata="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" filled="f" stroked="f" strokeweight=".25pt">
+              <v:rect id="Rectangle 14" o:spid="_x0000_s1131" style="position:absolute;left:891;top:19660;width:1466;height:288;visibility:visible;mso-wrap-style:square;v-text-anchor:top" o:gfxdata="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" filled="f" stroked="f" strokeweight=".25pt">
                 <v:textbox inset="1pt,1pt,1pt,1pt">
                   <w:txbxContent>
                     <w:p>
@@ -14241,7 +14314,7 @@
                   </w:txbxContent>
                 </v:textbox>
               </v:rect>
-              <v:rect id="Rectangle 15" o:spid="_x0000_s1132" style="position:absolute;left:2267;top:19660;width:2573;height:309;visibility:visible;mso-wrap-style:square;v-text-anchor:top" o:gfxdata="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" filled="f" stroked="f" strokeweight=".25pt">
+              <v:rect id="Rectangle 15" o:spid="_x0000_s1132" style="position:absolute;left:2267;top:19660;width:2573;height:309;visibility:visible;mso-wrap-style:square;v-text-anchor:top" o:gfxdata="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" filled="f" stroked="f" strokeweight=".25pt">
                 <v:textbox inset="1pt,1pt,1pt,1pt">
                   <w:txbxContent>
                     <w:p>
@@ -14287,7 +14360,7 @@
                   </w:txbxContent>
                 </v:textbox>
               </v:rect>
-              <v:rect id="Rectangle 16" o:spid="_x0000_s1133" style="position:absolute;left:4983;top:19660;width:1534;height:309;visibility:visible;mso-wrap-style:square;v-text-anchor:top" o:gfxdata="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" filled="f" stroked="f" strokeweight=".25pt">
+              <v:rect id="Rectangle 16" o:spid="_x0000_s1133" style="position:absolute;left:4983;top:19660;width:1534;height:309;visibility:visible;mso-wrap-style:square;v-text-anchor:top" o:gfxdata="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" filled="f" stroked="f" strokeweight=".25pt">
                 <v:textbox inset="1pt,1pt,1pt,1pt">
                   <w:txbxContent>
                     <w:p>
@@ -14315,7 +14388,7 @@
                   </w:txbxContent>
                 </v:textbox>
               </v:rect>
-              <v:rect id="Rectangle 17" o:spid="_x0000_s1134" style="position:absolute;left:6604;top:19660;width:1000;height:309;visibility:visible;mso-wrap-style:square;v-text-anchor:top" o:gfxdata="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" filled="f" stroked="f" strokeweight=".25pt">
+              <v:rect id="Rectangle 17" o:spid="_x0000_s1134" style="position:absolute;left:6604;top:19660;width:1000;height:309;visibility:visible;mso-wrap-style:square;v-text-anchor:top" o:gfxdata="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" filled="f" stroked="f" strokeweight=".25pt">
                 <v:textbox inset="1pt,1pt,1pt,1pt">
                   <w:txbxContent>
                     <w:p>
@@ -14342,7 +14415,7 @@
                   </w:txbxContent>
                 </v:textbox>
               </v:rect>
-              <v:rect id="Rectangle 18" o:spid="_x0000_s1135" style="position:absolute;left:18949;top:18977;width:1001;height:309;visibility:visible;mso-wrap-style:square;v-text-anchor:top" o:gfxdata="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" filled="f" stroked="f" strokeweight=".25pt">
+              <v:rect id="Rectangle 18" o:spid="_x0000_s1135" style="position:absolute;left:18949;top:18977;width:1001;height:309;visibility:visible;mso-wrap-style:square;v-text-anchor:top" o:gfxdata="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" filled="f" stroked="f" strokeweight=".25pt">
                 <v:textbox inset="1pt,1pt,1pt,1pt">
                   <w:txbxContent>
                     <w:p>
@@ -14368,7 +14441,7 @@
                   </w:txbxContent>
                 </v:textbox>
               </v:rect>
-              <v:rect id="Rectangle 19" o:spid="_x0000_s1136" style="position:absolute;left:18949;top:19435;width:1001;height:423;visibility:visible;mso-wrap-style:square;v-text-anchor:top" o:gfxdata="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" filled="f" stroked="f" strokeweight=".25pt">
+              <v:rect id="Rectangle 19" o:spid="_x0000_s1136" style="position:absolute;left:18949;top:19435;width:1001;height:423;visibility:visible;mso-wrap-style:square;v-text-anchor:top" o:gfxdata="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" filled="f" stroked="f" strokeweight=".25pt">
                 <v:textbox inset="1pt,1pt,1pt,1pt">
                   <w:txbxContent>
                     <w:p>
@@ -14424,7 +14497,7 @@
                   </w:txbxContent>
                 </v:textbox>
               </v:rect>
-              <v:rect id="Rectangle 20" o:spid="_x0000_s1137" style="position:absolute;left:7745;top:19221;width:11075;height:477;visibility:visible;mso-wrap-style:square;v-text-anchor:top" o:gfxdata="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" filled="f" stroked="f" strokeweight=".25pt">
+              <v:rect id="Rectangle 20" o:spid="_x0000_s1137" style="position:absolute;left:7745;top:19221;width:11075;height:477;visibility:visible;mso-wrap-style:square;v-text-anchor:top" o:gfxdata="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" filled="f" stroked="f" strokeweight=".25pt">
                 <v:textbox inset="1pt,1pt,1pt,1pt">
                   <w:txbxContent>
                     <w:p>
@@ -14488,7 +14561,7 @@
 </file>
 
 <file path=word/footnotes.xml><?xml version="1.0" encoding="utf-8"?>
-<w:footnotes xmlns:wpc="http://schemas.microsoft.com/office/word/2010/wordprocessingCanvas" xmlns:cx="http://schemas.microsoft.com/office/drawing/2014/chartex" xmlns:mc="http://schemas.openxmlformats.org/markup-compatibility/2006" xmlns:o="urn:schemas-microsoft-com:office:office" xmlns:r="http://schemas.openxmlformats.org/officeDocument/2006/relationships" xmlns:m="http://schemas.openxmlformats.org/officeDocument/2006/math" xmlns:v="urn:schemas-microsoft-com:vml" xmlns:wp14="http://schemas.microsoft.com/office/word/2010/wordprocessingDrawing" xmlns:wp="http://schemas.openxmlformats.org/drawingml/2006/wordprocessingDrawing" xmlns:w10="urn:schemas-microsoft-com:office:word" xmlns:w="http://schemas.openxmlformats.org/wordprocessingml/2006/main" xmlns:w14="http://schemas.microsoft.com/office/word/2010/wordml" xmlns:w15="http://schemas.microsoft.com/office/word/2012/wordml" xmlns:w16se="http://schemas.microsoft.com/office/word/2015/wordml/symex" xmlns:wpg="http://schemas.microsoft.com/office/word/2010/wordprocessingGroup" xmlns:wpi="http://schemas.microsoft.com/office/word/2010/wordprocessingInk" xmlns:wne="http://schemas.microsoft.com/office/word/2006/wordml" xmlns:wps="http://schemas.microsoft.com/office/word/2010/wordprocessingShape" mc:Ignorable="w14 w15 w16se wp14">
+<w:footnotes xmlns:wpc="http://schemas.microsoft.com/office/word/2010/wordprocessingCanvas" xmlns:cx="http://schemas.microsoft.com/office/drawing/2014/chartex" xmlns:cx1="http://schemas.microsoft.com/office/drawing/2015/9/8/chartex" xmlns:cx2="http://schemas.microsoft.com/office/drawing/2015/10/21/chartex" xmlns:cx3="http://schemas.microsoft.com/office/drawing/2016/5/9/chartex" xmlns:cx4="http://schemas.microsoft.com/office/drawing/2016/5/10/chartex" xmlns:cx5="http://schemas.microsoft.com/office/drawing/2016/5/11/chartex" xmlns:cx6="http://schemas.microsoft.com/office/drawing/2016/5/12/chartex" xmlns:cx7="http://schemas.microsoft.com/office/drawing/2016/5/13/chartex" xmlns:cx8="http://schemas.microsoft.com/office/drawing/2016/5/14/chartex" xmlns:mc="http://schemas.openxmlformats.org/markup-compatibility/2006" xmlns:aink="http://schemas.microsoft.com/office/drawing/2016/ink" xmlns:am3d="http://schemas.microsoft.com/office/drawing/2017/model3d" xmlns:o="urn:schemas-microsoft-com:office:office" xmlns:oel="http://schemas.microsoft.com/office/2019/extlst" xmlns:r="http://schemas.openxmlformats.org/officeDocument/2006/relationships" xmlns:m="http://schemas.openxmlformats.org/officeDocument/2006/math" xmlns:v="urn:schemas-microsoft-com:vml" xmlns:wp14="http://schemas.microsoft.com/office/word/2010/wordprocessingDrawing" xmlns:wp="http://schemas.openxmlformats.org/drawingml/2006/wordprocessingDrawing" xmlns:w10="urn:schemas-microsoft-com:office:word" xmlns:w="http://schemas.openxmlformats.org/wordprocessingml/2006/main" xmlns:w14="http://schemas.microsoft.com/office/word/2010/wordml" xmlns:w15="http://schemas.microsoft.com/office/word/2012/wordml" xmlns:w16cex="http://schemas.microsoft.com/office/word/2018/wordml/cex" xmlns:w16cid="http://schemas.microsoft.com/office/word/2016/wordml/cid" xmlns:w16="http://schemas.microsoft.com/office/word/2018/wordml" xmlns:w16sdtdh="http://schemas.microsoft.com/office/word/2020/wordml/sdtdatahash" xmlns:w16se="http://schemas.microsoft.com/office/word/2015/wordml/symex" xmlns:wpg="http://schemas.microsoft.com/office/word/2010/wordprocessingGroup" xmlns:wpi="http://schemas.microsoft.com/office/word/2010/wordprocessingInk" xmlns:wne="http://schemas.microsoft.com/office/word/2006/wordml" xmlns:wps="http://schemas.microsoft.com/office/word/2010/wordprocessingShape" mc:Ignorable="w14 w15 w16se w16cid w16 w16cex w16sdtdh wp14">
   <w:footnote w:type="separator" w:id="-1">
     <w:p>
       <w:pPr>
@@ -14513,7 +14586,7 @@
 </file>
 
 <file path=word/header1.xml><?xml version="1.0" encoding="utf-8"?>
-<w:hdr xmlns:wpc="http://schemas.microsoft.com/office/word/2010/wordprocessingCanvas" xmlns:cx="http://schemas.microsoft.com/office/drawing/2014/chartex" xmlns:mc="http://schemas.openxmlformats.org/markup-compatibility/2006" xmlns:o="urn:schemas-microsoft-com:office:office" xmlns:r="http://schemas.openxmlformats.org/officeDocument/2006/relationships" xmlns:m="http://schemas.openxmlformats.org/officeDocument/2006/math" xmlns:v="urn:schemas-microsoft-com:vml" xmlns:wp14="http://schemas.microsoft.com/office/word/2010/wordprocessingDrawing" xmlns:wp="http://schemas.openxmlformats.org/drawingml/2006/wordprocessingDrawing" xmlns:w10="urn:schemas-microsoft-com:office:word" xmlns:w="http://schemas.openxmlformats.org/wordprocessingml/2006/main" xmlns:w14="http://schemas.microsoft.com/office/word/2010/wordml" xmlns:w15="http://schemas.microsoft.com/office/word/2012/wordml" xmlns:w16se="http://schemas.microsoft.com/office/word/2015/wordml/symex" xmlns:wpg="http://schemas.microsoft.com/office/word/2010/wordprocessingGroup" xmlns:wpi="http://schemas.microsoft.com/office/word/2010/wordprocessingInk" xmlns:wne="http://schemas.microsoft.com/office/word/2006/wordml" xmlns:wps="http://schemas.microsoft.com/office/word/2010/wordprocessingShape" mc:Ignorable="w14 w15 w16se wp14">
+<w:hdr xmlns:wpc="http://schemas.microsoft.com/office/word/2010/wordprocessingCanvas" xmlns:cx="http://schemas.microsoft.com/office/drawing/2014/chartex" xmlns:cx1="http://schemas.microsoft.com/office/drawing/2015/9/8/chartex" xmlns:cx2="http://schemas.microsoft.com/office/drawing/2015/10/21/chartex" xmlns:cx3="http://schemas.microsoft.com/office/drawing/2016/5/9/chartex" xmlns:cx4="http://schemas.microsoft.com/office/drawing/2016/5/10/chartex" xmlns:cx5="http://schemas.microsoft.com/office/drawing/2016/5/11/chartex" xmlns:cx6="http://schemas.microsoft.com/office/drawing/2016/5/12/chartex" xmlns:cx7="http://schemas.microsoft.com/office/drawing/2016/5/13/chartex" xmlns:cx8="http://schemas.microsoft.com/office/drawing/2016/5/14/chartex" xmlns:mc="http://schemas.openxmlformats.org/markup-compatibility/2006" xmlns:aink="http://schemas.microsoft.com/office/drawing/2016/ink" xmlns:am3d="http://schemas.microsoft.com/office/drawing/2017/model3d" xmlns:o="urn:schemas-microsoft-com:office:office" xmlns:oel="http://schemas.microsoft.com/office/2019/extlst" xmlns:r="http://schemas.openxmlformats.org/officeDocument/2006/relationships" xmlns:m="http://schemas.openxmlformats.org/officeDocument/2006/math" xmlns:v="urn:schemas-microsoft-com:vml" xmlns:wp14="http://schemas.microsoft.com/office/word/2010/wordprocessingDrawing" xmlns:wp="http://schemas.openxmlformats.org/drawingml/2006/wordprocessingDrawing" xmlns:w10="urn:schemas-microsoft-com:office:word" xmlns:w="http://schemas.openxmlformats.org/wordprocessingml/2006/main" xmlns:w14="http://schemas.microsoft.com/office/word/2010/wordml" xmlns:w15="http://schemas.microsoft.com/office/word/2012/wordml" xmlns:w16cex="http://schemas.microsoft.com/office/word/2018/wordml/cex" xmlns:w16cid="http://schemas.microsoft.com/office/word/2016/wordml/cid" xmlns:w16="http://schemas.microsoft.com/office/word/2018/wordml" xmlns:w16sdtdh="http://schemas.microsoft.com/office/word/2020/wordml/sdtdatahash" xmlns:w16se="http://schemas.microsoft.com/office/word/2015/wordml/symex" xmlns:wpg="http://schemas.microsoft.com/office/word/2010/wordprocessingGroup" xmlns:wpi="http://schemas.microsoft.com/office/word/2010/wordprocessingInk" xmlns:wne="http://schemas.microsoft.com/office/word/2006/wordml" xmlns:wps="http://schemas.microsoft.com/office/word/2010/wordprocessingShape" mc:Ignorable="w14 w15 w16se w16cid w16 w16cex w16sdtdh wp14">
   <w:p>
     <w:pPr>
       <w:pStyle w:val="a4"/>
@@ -14599,7 +14672,7 @@
             </wp:anchor>
           </w:drawing>
         </mc:Choice>
-        <mc:Fallback xmlns:w16sdtdh="http://schemas.microsoft.com/office/word/2020/wordml/sdtdatahash" xmlns:w16="http://schemas.microsoft.com/office/word/2018/wordml" xmlns:w16cid="http://schemas.microsoft.com/office/word/2016/wordml/cid" xmlns:w16cex="http://schemas.microsoft.com/office/word/2018/wordml/cex" xmlns:oel="http://schemas.microsoft.com/office/2019/extlst" xmlns:am3d="http://schemas.microsoft.com/office/drawing/2017/model3d" xmlns:aink="http://schemas.microsoft.com/office/drawing/2016/ink" xmlns:cx8="http://schemas.microsoft.com/office/drawing/2016/5/14/chartex" xmlns:cx7="http://schemas.microsoft.com/office/drawing/2016/5/13/chartex" xmlns:cx6="http://schemas.microsoft.com/office/drawing/2016/5/12/chartex" xmlns:cx5="http://schemas.microsoft.com/office/drawing/2016/5/11/chartex" xmlns:cx4="http://schemas.microsoft.com/office/drawing/2016/5/10/chartex" xmlns:cx3="http://schemas.microsoft.com/office/drawing/2016/5/9/chartex" xmlns:cx2="http://schemas.microsoft.com/office/drawing/2015/10/21/chartex" xmlns:cx1="http://schemas.microsoft.com/office/drawing/2015/9/8/chartex">
+        <mc:Fallback>
           <w:pict>
             <v:rect w14:anchorId="42EFC4D2" id="Rectangle 2" o:spid="_x0000_s1026" style="position:absolute;margin-left:13.5pt;margin-top:-30.05pt;width:521.65pt;height:811.1pt;z-index:251666432;visibility:visible;mso-wrap-style:square;mso-width-percent:0;mso-height-percent:0;mso-wrap-distance-left:9pt;mso-wrap-distance-top:0;mso-wrap-distance-right:9pt;mso-wrap-distance-bottom:0;mso-position-horizontal:absolute;mso-position-horizontal-relative:text;mso-position-vertical:absolute;mso-position-vertical-relative:text;mso-width-percent:0;mso-height-percent:0;mso-width-relative:page;mso-height-relative:page;v-text-anchor:top" o:gfxdata="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" filled="f" strokeweight="2pt"/>
           </w:pict>
@@ -14611,7 +14684,7 @@
 </file>
 
 <file path=word/header2.xml><?xml version="1.0" encoding="utf-8"?>
-<w:hdr xmlns:wpc="http://schemas.microsoft.com/office/word/2010/wordprocessingCanvas" xmlns:cx="http://schemas.microsoft.com/office/drawing/2014/chartex" xmlns:mc="http://schemas.openxmlformats.org/markup-compatibility/2006" xmlns:o="urn:schemas-microsoft-com:office:office" xmlns:r="http://schemas.openxmlformats.org/officeDocument/2006/relationships" xmlns:m="http://schemas.openxmlformats.org/officeDocument/2006/math" xmlns:v="urn:schemas-microsoft-com:vml" xmlns:wp14="http://schemas.microsoft.com/office/word/2010/wordprocessingDrawing" xmlns:wp="http://schemas.openxmlformats.org/drawingml/2006/wordprocessingDrawing" xmlns:w10="urn:schemas-microsoft-com:office:word" xmlns:w="http://schemas.openxmlformats.org/wordprocessingml/2006/main" xmlns:w14="http://schemas.microsoft.com/office/word/2010/wordml" xmlns:w15="http://schemas.microsoft.com/office/word/2012/wordml" xmlns:w16se="http://schemas.microsoft.com/office/word/2015/wordml/symex" xmlns:wpg="http://schemas.microsoft.com/office/word/2010/wordprocessingGroup" xmlns:wpi="http://schemas.microsoft.com/office/word/2010/wordprocessingInk" xmlns:wne="http://schemas.microsoft.com/office/word/2006/wordml" xmlns:wps="http://schemas.microsoft.com/office/word/2010/wordprocessingShape" mc:Ignorable="w14 w15 w16se wp14">
+<w:hdr xmlns:wpc="http://schemas.microsoft.com/office/word/2010/wordprocessingCanvas" xmlns:cx="http://schemas.microsoft.com/office/drawing/2014/chartex" xmlns:cx1="http://schemas.microsoft.com/office/drawing/2015/9/8/chartex" xmlns:cx2="http://schemas.microsoft.com/office/drawing/2015/10/21/chartex" xmlns:cx3="http://schemas.microsoft.com/office/drawing/2016/5/9/chartex" xmlns:cx4="http://schemas.microsoft.com/office/drawing/2016/5/10/chartex" xmlns:cx5="http://schemas.microsoft.com/office/drawing/2016/5/11/chartex" xmlns:cx6="http://schemas.microsoft.com/office/drawing/2016/5/12/chartex" xmlns:cx7="http://schemas.microsoft.com/office/drawing/2016/5/13/chartex" xmlns:cx8="http://schemas.microsoft.com/office/drawing/2016/5/14/chartex" xmlns:mc="http://schemas.openxmlformats.org/markup-compatibility/2006" xmlns:aink="http://schemas.microsoft.com/office/drawing/2016/ink" xmlns:am3d="http://schemas.microsoft.com/office/drawing/2017/model3d" xmlns:o="urn:schemas-microsoft-com:office:office" xmlns:oel="http://schemas.microsoft.com/office/2019/extlst" xmlns:r="http://schemas.openxmlformats.org/officeDocument/2006/relationships" xmlns:m="http://schemas.openxmlformats.org/officeDocument/2006/math" xmlns:v="urn:schemas-microsoft-com:vml" xmlns:wp14="http://schemas.microsoft.com/office/word/2010/wordprocessingDrawing" xmlns:wp="http://schemas.openxmlformats.org/drawingml/2006/wordprocessingDrawing" xmlns:w10="urn:schemas-microsoft-com:office:word" xmlns:w="http://schemas.openxmlformats.org/wordprocessingml/2006/main" xmlns:w14="http://schemas.microsoft.com/office/word/2010/wordml" xmlns:w15="http://schemas.microsoft.com/office/word/2012/wordml" xmlns:w16cex="http://schemas.microsoft.com/office/word/2018/wordml/cex" xmlns:w16cid="http://schemas.microsoft.com/office/word/2016/wordml/cid" xmlns:w16="http://schemas.microsoft.com/office/word/2018/wordml" xmlns:w16sdtdh="http://schemas.microsoft.com/office/word/2020/wordml/sdtdatahash" xmlns:w16se="http://schemas.microsoft.com/office/word/2015/wordml/symex" xmlns:wpg="http://schemas.microsoft.com/office/word/2010/wordprocessingGroup" xmlns:wpi="http://schemas.microsoft.com/office/word/2010/wordprocessingInk" xmlns:wne="http://schemas.microsoft.com/office/word/2006/wordml" xmlns:wps="http://schemas.microsoft.com/office/word/2010/wordprocessingShape" mc:Ignorable="w14 w15 w16se w16cid w16 w16cex w16sdtdh wp14">
   <w:p>
     <w:pPr>
       <w:pStyle w:val="a4"/>
@@ -14621,7 +14694,7 @@
 </file>
 
 <file path=word/header3.xml><?xml version="1.0" encoding="utf-8"?>
-<w:hdr xmlns:wpc="http://schemas.microsoft.com/office/word/2010/wordprocessingCanvas" xmlns:cx="http://schemas.microsoft.com/office/drawing/2014/chartex" xmlns:mc="http://schemas.openxmlformats.org/markup-compatibility/2006" xmlns:o="urn:schemas-microsoft-com:office:office" xmlns:r="http://schemas.openxmlformats.org/officeDocument/2006/relationships" xmlns:m="http://schemas.openxmlformats.org/officeDocument/2006/math" xmlns:v="urn:schemas-microsoft-com:vml" xmlns:wp14="http://schemas.microsoft.com/office/word/2010/wordprocessingDrawing" xmlns:wp="http://schemas.openxmlformats.org/drawingml/2006/wordprocessingDrawing" xmlns:w10="urn:schemas-microsoft-com:office:word" xmlns:w="http://schemas.openxmlformats.org/wordprocessingml/2006/main" xmlns:w14="http://schemas.microsoft.com/office/word/2010/wordml" xmlns:w15="http://schemas.microsoft.com/office/word/2012/wordml" xmlns:w16se="http://schemas.microsoft.com/office/word/2015/wordml/symex" xmlns:wpg="http://schemas.microsoft.com/office/word/2010/wordprocessingGroup" xmlns:wpi="http://schemas.microsoft.com/office/word/2010/wordprocessingInk" xmlns:wne="http://schemas.microsoft.com/office/word/2006/wordml" xmlns:wps="http://schemas.microsoft.com/office/word/2010/wordprocessingShape" mc:Ignorable="w14 w15 w16se wp14">
+<w:hdr xmlns:wpc="http://schemas.microsoft.com/office/word/2010/wordprocessingCanvas" xmlns:cx="http://schemas.microsoft.com/office/drawing/2014/chartex" xmlns:cx1="http://schemas.microsoft.com/office/drawing/2015/9/8/chartex" xmlns:cx2="http://schemas.microsoft.com/office/drawing/2015/10/21/chartex" xmlns:cx3="http://schemas.microsoft.com/office/drawing/2016/5/9/chartex" xmlns:cx4="http://schemas.microsoft.com/office/drawing/2016/5/10/chartex" xmlns:cx5="http://schemas.microsoft.com/office/drawing/2016/5/11/chartex" xmlns:cx6="http://schemas.microsoft.com/office/drawing/2016/5/12/chartex" xmlns:cx7="http://schemas.microsoft.com/office/drawing/2016/5/13/chartex" xmlns:cx8="http://schemas.microsoft.com/office/drawing/2016/5/14/chartex" xmlns:mc="http://schemas.openxmlformats.org/markup-compatibility/2006" xmlns:aink="http://schemas.microsoft.com/office/drawing/2016/ink" xmlns:am3d="http://schemas.microsoft.com/office/drawing/2017/model3d" xmlns:o="urn:schemas-microsoft-com:office:office" xmlns:oel="http://schemas.microsoft.com/office/2019/extlst" xmlns:r="http://schemas.openxmlformats.org/officeDocument/2006/relationships" xmlns:m="http://schemas.openxmlformats.org/officeDocument/2006/math" xmlns:v="urn:schemas-microsoft-com:vml" xmlns:wp14="http://schemas.microsoft.com/office/word/2010/wordprocessingDrawing" xmlns:wp="http://schemas.openxmlformats.org/drawingml/2006/wordprocessingDrawing" xmlns:w10="urn:schemas-microsoft-com:office:word" xmlns:w="http://schemas.openxmlformats.org/wordprocessingml/2006/main" xmlns:w14="http://schemas.microsoft.com/office/word/2010/wordml" xmlns:w15="http://schemas.microsoft.com/office/word/2012/wordml" xmlns:w16cex="http://schemas.microsoft.com/office/word/2018/wordml/cex" xmlns:w16cid="http://schemas.microsoft.com/office/word/2016/wordml/cid" xmlns:w16="http://schemas.microsoft.com/office/word/2018/wordml" xmlns:w16sdtdh="http://schemas.microsoft.com/office/word/2020/wordml/sdtdatahash" xmlns:w16se="http://schemas.microsoft.com/office/word/2015/wordml/symex" xmlns:wpg="http://schemas.microsoft.com/office/word/2010/wordprocessingGroup" xmlns:wpi="http://schemas.microsoft.com/office/word/2010/wordprocessingInk" xmlns:wne="http://schemas.microsoft.com/office/word/2006/wordml" xmlns:wps="http://schemas.microsoft.com/office/word/2010/wordprocessingShape" mc:Ignorable="w14 w15 w16se w16cid w16 w16cex w16sdtdh wp14">
   <w:p>
     <w:pPr>
       <w:pStyle w:val="a4"/>
@@ -15655,7 +15728,16 @@
                                 <w:szCs w:val="28"/>
                                 <w:lang w:val="uk-UA"/>
                               </w:rPr>
-                              <w:t>21</w:t>
+                              <w:t>2</w:t>
+                            </w:r>
+                            <w:r>
+                              <w:rPr>
+                                <w:rFonts w:cs="Times New Roman"/>
+                                <w:noProof/>
+                                <w:szCs w:val="28"/>
+                                <w:lang w:val="uk-UA"/>
+                              </w:rPr>
+                              <w:t>1</w:t>
                             </w:r>
                             <w:r>
                               <w:rPr>
@@ -15758,17 +15840,8 @@
                                 <w:rFonts w:cs="Times New Roman"/>
                                 <w:szCs w:val="28"/>
                               </w:rPr>
-                              <w:t xml:space="preserve"> </w:t>
+                              <w:t xml:space="preserve"> ПЗ</w:t>
                             </w:r>
-                            <w:proofErr w:type="spellStart"/>
-                            <w:r>
-                              <w:rPr>
-                                <w:rFonts w:cs="Times New Roman"/>
-                                <w:szCs w:val="28"/>
-                              </w:rPr>
-                              <w:t>ПЗ</w:t>
-                            </w:r>
-                            <w:proofErr w:type="spellEnd"/>
                           </w:p>
                         </w:txbxContent>
                       </wps:txbx>
@@ -15790,19 +15863,19 @@
         </mc:Choice>
         <mc:Fallback>
           <w:pict>
-            <v:group w14:anchorId="4123CC45" id="_x0000_s1098" style="position:absolute;left:0;text-align:left;margin-left:-13.75pt;margin-top:14.45pt;width:521.65pt;height:812.15pt;z-index:251672576;mso-position-horizontal-relative:margin;mso-position-vertical-relative:page" coordsize="20000,20028" o:gfxdata="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">
-              <v:rect id="Rectangle 2" o:spid="_x0000_s1099" style="position:absolute;width:20000;height:20000;visibility:visible;mso-wrap-style:square;v-text-anchor:top" o:gfxdata="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" filled="f" strokeweight="2pt"/>
-              <v:line id="Line 3" o:spid="_x0000_s1100" style="position:absolute;visibility:visible;mso-wrap-style:square" from="1093,18949" to="1095,19989" o:connectortype="straight" o:gfxdata="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" strokeweight="2pt"/>
-              <v:line id="Line 4" o:spid="_x0000_s1101" style="position:absolute;visibility:visible;mso-wrap-style:square" from="10,18941" to="19977,18942" o:connectortype="straight" o:gfxdata="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" strokeweight="2pt"/>
-              <v:line id="Line 5" o:spid="_x0000_s1102" style="position:absolute;visibility:visible;mso-wrap-style:square" from="2186,18949" to="2188,19989" o:connectortype="straight" o:gfxdata="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" strokeweight="2pt"/>
-              <v:line id="Line 6" o:spid="_x0000_s1103" style="position:absolute;visibility:visible;mso-wrap-style:square" from="4919,18949" to="4921,19989" o:connectortype="straight" o:gfxdata="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" strokeweight="2pt"/>
-              <v:line id="Line 7" o:spid="_x0000_s1104" style="position:absolute;visibility:visible;mso-wrap-style:square" from="6557,18959" to="6559,19989" o:connectortype="straight" o:gfxdata="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" strokeweight="2pt"/>
-              <v:line id="Line 8" o:spid="_x0000_s1105" style="position:absolute;visibility:visible;mso-wrap-style:square" from="7650,18949" to="7652,19979" o:connectortype="straight" o:gfxdata="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" strokeweight="2pt"/>
-              <v:line id="Line 9" o:spid="_x0000_s1106" style="position:absolute;visibility:visible;mso-wrap-style:square" from="18905,18949" to="18909,19989" o:connectortype="straight" o:gfxdata="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" strokeweight="2pt"/>
-              <v:line id="Line 10" o:spid="_x0000_s1107" style="position:absolute;visibility:visible;mso-wrap-style:square" from="10,19293" to="7631,19295" o:connectortype="straight" o:gfxdata="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" strokeweight="1pt"/>
-              <v:line id="Line 11" o:spid="_x0000_s1108" style="position:absolute;visibility:visible;mso-wrap-style:square" from="10,19646" to="7631,19647" o:connectortype="straight" o:gfxdata="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" strokeweight="2pt"/>
-              <v:line id="Line 12" o:spid="_x0000_s1109" style="position:absolute;visibility:visible;mso-wrap-style:square" from="18919,19296" to="19990,19297" o:connectortype="straight" o:gfxdata="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" strokeweight="1pt"/>
-              <v:rect id="Rectangle 13" o:spid="_x0000_s1110" style="position:absolute;left:54;top:19620;width:1000;height:408;visibility:visible;mso-wrap-style:square;v-text-anchor:top" o:gfxdata="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" filled="f" stroked="f" strokeweight=".25pt">
+            <v:group w14:anchorId="4123CC45" id="_x0000_s1098" style="position:absolute;left:0;text-align:left;margin-left:-13.75pt;margin-top:14.45pt;width:521.65pt;height:812.15pt;z-index:251672576;mso-position-horizontal-relative:margin;mso-position-vertical-relative:page" coordsize="20000,20028" o:gfxdata="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">
+              <v:rect id="Rectangle 2" o:spid="_x0000_s1099" style="position:absolute;width:20000;height:20000;visibility:visible;mso-wrap-style:square;v-text-anchor:top" o:gfxdata="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" filled="f" strokeweight="2pt"/>
+              <v:line id="Line 3" o:spid="_x0000_s1100" style="position:absolute;visibility:visible;mso-wrap-style:square" from="1093,18949" to="1095,19989" o:connectortype="straight" o:gfxdata="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" strokeweight="2pt"/>
+              <v:line id="Line 4" o:spid="_x0000_s1101" style="position:absolute;visibility:visible;mso-wrap-style:square" from="10,18941" to="19977,18942" o:connectortype="straight" o:gfxdata="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" strokeweight="2pt"/>
+              <v:line id="Line 5" o:spid="_x0000_s1102" style="position:absolute;visibility:visible;mso-wrap-style:square" from="2186,18949" to="2188,19989" o:connectortype="straight" o:gfxdata="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" strokeweight="2pt"/>
+              <v:line id="Line 6" o:spid="_x0000_s1103" style="position:absolute;visibility:visible;mso-wrap-style:square" from="4919,18949" to="4921,19989" o:connectortype="straight" o:gfxdata="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" strokeweight="2pt"/>
+              <v:line id="Line 7" o:spid="_x0000_s1104" style="position:absolute;visibility:visible;mso-wrap-style:square" from="6557,18959" to="6559,19989" o:connectortype="straight" o:gfxdata="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" strokeweight="2pt"/>
+              <v:line id="Line 8" o:spid="_x0000_s1105" style="position:absolute;visibility:visible;mso-wrap-style:square" from="7650,18949" to="7652,19979" o:connectortype="straight" o:gfxdata="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" strokeweight="2pt"/>
+              <v:line id="Line 9" o:spid="_x0000_s1106" style="position:absolute;visibility:visible;mso-wrap-style:square" from="18905,18949" to="18909,19989" o:connectortype="straight" o:gfxdata="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" strokeweight="2pt"/>
+              <v:line id="Line 10" o:spid="_x0000_s1107" style="position:absolute;visibility:visible;mso-wrap-style:square" from="10,19293" to="7631,19295" o:connectortype="straight" o:gfxdata="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" strokeweight="1pt"/>
+              <v:line id="Line 11" o:spid="_x0000_s1108" style="position:absolute;visibility:visible;mso-wrap-style:square" from="10,19646" to="7631,19647" o:connectortype="straight" o:gfxdata="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" strokeweight="2pt"/>
+              <v:line id="Line 12" o:spid="_x0000_s1109" style="position:absolute;visibility:visible;mso-wrap-style:square" from="18919,19296" to="19990,19297" o:connectortype="straight" o:gfxdata="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" strokeweight="1pt"/>
+              <v:rect id="Rectangle 13" o:spid="_x0000_s1110" style="position:absolute;left:54;top:19620;width:1000;height:408;visibility:visible;mso-wrap-style:square;v-text-anchor:top" o:gfxdata="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" filled="f" stroked="f" strokeweight=".25pt">
                 <v:textbox inset="1pt,1pt,1pt,1pt">
                   <w:txbxContent>
                     <w:p>
@@ -15838,7 +15911,7 @@
                   </w:txbxContent>
                 </v:textbox>
               </v:rect>
-              <v:rect id="Rectangle 14" o:spid="_x0000_s1111" style="position:absolute;left:891;top:19660;width:1466;height:288;visibility:visible;mso-wrap-style:square;v-text-anchor:top" o:gfxdata="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" filled="f" stroked="f" strokeweight=".25pt">
+              <v:rect id="Rectangle 14" o:spid="_x0000_s1111" style="position:absolute;left:891;top:19660;width:1466;height:288;visibility:visible;mso-wrap-style:square;v-text-anchor:top" o:gfxdata="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" filled="f" stroked="f" strokeweight=".25pt">
                 <v:textbox inset="1pt,1pt,1pt,1pt">
                   <w:txbxContent>
                     <w:p>
@@ -15866,7 +15939,7 @@
                   </w:txbxContent>
                 </v:textbox>
               </v:rect>
-              <v:rect id="Rectangle 15" o:spid="_x0000_s1112" style="position:absolute;left:2267;top:19660;width:2573;height:309;visibility:visible;mso-wrap-style:square;v-text-anchor:top" o:gfxdata="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" filled="f" stroked="f" strokeweight=".25pt">
+              <v:rect id="Rectangle 15" o:spid="_x0000_s1112" style="position:absolute;left:2267;top:19660;width:2573;height:309;visibility:visible;mso-wrap-style:square;v-text-anchor:top" o:gfxdata="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" filled="f" stroked="f" strokeweight=".25pt">
                 <v:textbox inset="1pt,1pt,1pt,1pt">
                   <w:txbxContent>
                     <w:p>
@@ -15912,7 +15985,7 @@
                   </w:txbxContent>
                 </v:textbox>
               </v:rect>
-              <v:rect id="Rectangle 16" o:spid="_x0000_s1113" style="position:absolute;left:4983;top:19660;width:1534;height:309;visibility:visible;mso-wrap-style:square;v-text-anchor:top" o:gfxdata="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" filled="f" stroked="f" strokeweight=".25pt">
+              <v:rect id="Rectangle 16" o:spid="_x0000_s1113" style="position:absolute;left:4983;top:19660;width:1534;height:309;visibility:visible;mso-wrap-style:square;v-text-anchor:top" o:gfxdata="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" filled="f" stroked="f" strokeweight=".25pt">
                 <v:textbox inset="1pt,1pt,1pt,1pt">
                   <w:txbxContent>
                     <w:p>
@@ -15940,7 +16013,7 @@
                   </w:txbxContent>
                 </v:textbox>
               </v:rect>
-              <v:rect id="Rectangle 17" o:spid="_x0000_s1114" style="position:absolute;left:6604;top:19660;width:1000;height:309;visibility:visible;mso-wrap-style:square;v-text-anchor:top" o:gfxdata="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" filled="f" stroked="f" strokeweight=".25pt">
+              <v:rect id="Rectangle 17" o:spid="_x0000_s1114" style="position:absolute;left:6604;top:19660;width:1000;height:309;visibility:visible;mso-wrap-style:square;v-text-anchor:top" o:gfxdata="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" filled="f" stroked="f" strokeweight=".25pt">
                 <v:textbox inset="1pt,1pt,1pt,1pt">
                   <w:txbxContent>
                     <w:p>
@@ -15967,7 +16040,7 @@
                   </w:txbxContent>
                 </v:textbox>
               </v:rect>
-              <v:rect id="Rectangle 18" o:spid="_x0000_s1115" style="position:absolute;left:18949;top:18977;width:1001;height:309;visibility:visible;mso-wrap-style:square;v-text-anchor:top" o:gfxdata="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" filled="f" stroked="f" strokeweight=".25pt">
+              <v:rect id="Rectangle 18" o:spid="_x0000_s1115" style="position:absolute;left:18949;top:18977;width:1001;height:309;visibility:visible;mso-wrap-style:square;v-text-anchor:top" o:gfxdata="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" filled="f" stroked="f" strokeweight=".25pt">
                 <v:textbox inset="1pt,1pt,1pt,1pt">
                   <w:txbxContent>
                     <w:p>
@@ -15993,7 +16066,7 @@
                   </w:txbxContent>
                 </v:textbox>
               </v:rect>
-              <v:rect id="Rectangle 19" o:spid="_x0000_s1116" style="position:absolute;left:18949;top:19435;width:1001;height:423;visibility:visible;mso-wrap-style:square;v-text-anchor:top" o:gfxdata="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" filled="f" stroked="f" strokeweight=".25pt">
+              <v:rect id="Rectangle 19" o:spid="_x0000_s1116" style="position:absolute;left:18949;top:19435;width:1001;height:423;visibility:visible;mso-wrap-style:square;v-text-anchor:top" o:gfxdata="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" filled="f" stroked="f" strokeweight=".25pt">
                 <v:textbox inset="1pt,1pt,1pt,1pt">
                   <w:txbxContent>
                     <w:p>
@@ -16036,7 +16109,16 @@
                           <w:szCs w:val="28"/>
                           <w:lang w:val="uk-UA"/>
                         </w:rPr>
-                        <w:t>21</w:t>
+                        <w:t>2</w:t>
+                      </w:r>
+                      <w:r>
+                        <w:rPr>
+                          <w:rFonts w:cs="Times New Roman"/>
+                          <w:noProof/>
+                          <w:szCs w:val="28"/>
+                          <w:lang w:val="uk-UA"/>
+                        </w:rPr>
+                        <w:t>1</w:t>
                       </w:r>
                       <w:r>
                         <w:rPr>
@@ -16050,7 +16132,7 @@
                   </w:txbxContent>
                 </v:textbox>
               </v:rect>
-              <v:rect id="Rectangle 20" o:spid="_x0000_s1117" style="position:absolute;left:7745;top:19221;width:11075;height:477;visibility:visible;mso-wrap-style:square;v-text-anchor:top" o:gfxdata="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" filled="f" stroked="f" strokeweight=".25pt">
+              <v:rect id="Rectangle 20" o:spid="_x0000_s1117" style="position:absolute;left:7745;top:19221;width:11075;height:477;visibility:visible;mso-wrap-style:square;v-text-anchor:top" o:gfxdata="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" filled="f" stroked="f" strokeweight=".25pt">
                 <v:textbox inset="1pt,1pt,1pt,1pt">
                   <w:txbxContent>
                     <w:p>
@@ -16094,17 +16176,8 @@
                           <w:rFonts w:cs="Times New Roman"/>
                           <w:szCs w:val="28"/>
                         </w:rPr>
-                        <w:t xml:space="preserve"> </w:t>
+                        <w:t xml:space="preserve"> ПЗ</w:t>
                       </w:r>
-                      <w:proofErr w:type="spellStart"/>
-                      <w:r>
-                        <w:rPr>
-                          <w:rFonts w:cs="Times New Roman"/>
-                          <w:szCs w:val="28"/>
-                        </w:rPr>
-                        <w:t>ПЗ</w:t>
-                      </w:r>
-                      <w:proofErr w:type="spellEnd"/>
                     </w:p>
                   </w:txbxContent>
                 </v:textbox>
@@ -16121,8 +16194,1611 @@
 </file>
 
 <file path=word/numbering.xml><?xml version="1.0" encoding="utf-8"?>
-<w:numbering xmlns:wpc="http://schemas.microsoft.com/office/word/2010/wordprocessingCanvas" xmlns:cx="http://schemas.microsoft.com/office/drawing/2014/chartex" xmlns:mc="http://schemas.openxmlformats.org/markup-compatibility/2006" xmlns:o="urn:schemas-microsoft-com:office:office" xmlns:r="http://schemas.openxmlformats.org/officeDocument/2006/relationships" xmlns:m="http://schemas.openxmlformats.org/officeDocument/2006/math" xmlns:v="urn:schemas-microsoft-com:vml" xmlns:wp14="http://schemas.microsoft.com/office/word/2010/wordprocessingDrawing" xmlns:wp="http://schemas.openxmlformats.org/drawingml/2006/wordprocessingDrawing" xmlns:w10="urn:schemas-microsoft-com:office:word" xmlns:w="http://schemas.openxmlformats.org/wordprocessingml/2006/main" xmlns:w14="http://schemas.microsoft.com/office/word/2010/wordml" xmlns:w15="http://schemas.microsoft.com/office/word/2012/wordml" xmlns:w16se="http://schemas.microsoft.com/office/word/2015/wordml/symex" xmlns:wpg="http://schemas.microsoft.com/office/word/2010/wordprocessingGroup" xmlns:wpi="http://schemas.microsoft.com/office/word/2010/wordprocessingInk" xmlns:wne="http://schemas.microsoft.com/office/word/2006/wordml" xmlns:wps="http://schemas.microsoft.com/office/word/2010/wordprocessingShape" mc:Ignorable="w14 w15 w16se wp14">
+<w:numbering xmlns:wpc="http://schemas.microsoft.com/office/word/2010/wordprocessingCanvas" xmlns:cx="http://schemas.microsoft.com/office/drawing/2014/chartex" xmlns:cx1="http://schemas.microsoft.com/office/drawing/2015/9/8/chartex" xmlns:cx2="http://schemas.microsoft.com/office/drawing/2015/10/21/chartex" xmlns:cx3="http://schemas.microsoft.com/office/drawing/2016/5/9/chartex" xmlns:cx4="http://schemas.microsoft.com/office/drawing/2016/5/10/chartex" xmlns:cx5="http://schemas.microsoft.com/office/drawing/2016/5/11/chartex" xmlns:cx6="http://schemas.microsoft.com/office/drawing/2016/5/12/chartex" xmlns:cx7="http://schemas.microsoft.com/office/drawing/2016/5/13/chartex" xmlns:cx8="http://schemas.microsoft.com/office/drawing/2016/5/14/chartex" xmlns:mc="http://schemas.openxmlformats.org/markup-compatibility/2006" xmlns:aink="http://schemas.microsoft.com/office/drawing/2016/ink" xmlns:am3d="http://schemas.microsoft.com/office/drawing/2017/model3d" xmlns:o="urn:schemas-microsoft-com:office:office" xmlns:oel="http://schemas.microsoft.com/office/2019/extlst" xmlns:r="http://schemas.openxmlformats.org/officeDocument/2006/relationships" xmlns:m="http://schemas.openxmlformats.org/officeDocument/2006/math" xmlns:v="urn:schemas-microsoft-com:vml" xmlns:wp14="http://schemas.microsoft.com/office/word/2010/wordprocessingDrawing" xmlns:wp="http://schemas.openxmlformats.org/drawingml/2006/wordprocessingDrawing" xmlns:w10="urn:schemas-microsoft-com:office:word" xmlns:w="http://schemas.openxmlformats.org/wordprocessingml/2006/main" xmlns:w14="http://schemas.microsoft.com/office/word/2010/wordml" xmlns:w15="http://schemas.microsoft.com/office/word/2012/wordml" xmlns:w16cex="http://schemas.microsoft.com/office/word/2018/wordml/cex" xmlns:w16cid="http://schemas.microsoft.com/office/word/2016/wordml/cid" xmlns:w16="http://schemas.microsoft.com/office/word/2018/wordml" xmlns:w16sdtdh="http://schemas.microsoft.com/office/word/2020/wordml/sdtdatahash" xmlns:w16se="http://schemas.microsoft.com/office/word/2015/wordml/symex" xmlns:wpg="http://schemas.microsoft.com/office/word/2010/wordprocessingGroup" xmlns:wpi="http://schemas.microsoft.com/office/word/2010/wordprocessingInk" xmlns:wne="http://schemas.microsoft.com/office/word/2006/wordml" xmlns:wps="http://schemas.microsoft.com/office/word/2010/wordprocessingShape" mc:Ignorable="w14 w15 w16se w16cid w16 w16cex w16sdtdh wp14">
   <w:abstractNum w:abstractNumId="0" w15:restartNumberingAfterBreak="0">
+    <w:nsid w:val="00056255"/>
+    <w:multiLevelType w:val="multilevel"/>
+    <w:tmpl w:val="543251DE"/>
+    <w:lvl w:ilvl="0">
+      <w:start w:val="1"/>
+      <w:numFmt w:val="decimal"/>
+      <w:lvlText w:val="%1."/>
+      <w:lvlJc w:val="left"/>
+      <w:pPr>
+        <w:tabs>
+          <w:tab w:val="num" w:pos="720"/>
+        </w:tabs>
+        <w:ind w:left="720" w:hanging="360"/>
+      </w:pPr>
+    </w:lvl>
+    <w:lvl w:ilvl="1" w:tentative="1">
+      <w:start w:val="1"/>
+      <w:numFmt w:val="decimal"/>
+      <w:lvlText w:val="%2."/>
+      <w:lvlJc w:val="left"/>
+      <w:pPr>
+        <w:tabs>
+          <w:tab w:val="num" w:pos="1440"/>
+        </w:tabs>
+        <w:ind w:left="1440" w:hanging="360"/>
+      </w:pPr>
+    </w:lvl>
+    <w:lvl w:ilvl="2" w:tentative="1">
+      <w:start w:val="1"/>
+      <w:numFmt w:val="decimal"/>
+      <w:lvlText w:val="%3."/>
+      <w:lvlJc w:val="left"/>
+      <w:pPr>
+        <w:tabs>
+          <w:tab w:val="num" w:pos="2160"/>
+        </w:tabs>
+        <w:ind w:left="2160" w:hanging="360"/>
+      </w:pPr>
+    </w:lvl>
+    <w:lvl w:ilvl="3" w:tentative="1">
+      <w:start w:val="1"/>
+      <w:numFmt w:val="decimal"/>
+      <w:lvlText w:val="%4."/>
+      <w:lvlJc w:val="left"/>
+      <w:pPr>
+        <w:tabs>
+          <w:tab w:val="num" w:pos="2880"/>
+        </w:tabs>
+        <w:ind w:left="2880" w:hanging="360"/>
+      </w:pPr>
+    </w:lvl>
+    <w:lvl w:ilvl="4" w:tentative="1">
+      <w:start w:val="1"/>
+      <w:numFmt w:val="decimal"/>
+      <w:lvlText w:val="%5."/>
+      <w:lvlJc w:val="left"/>
+      <w:pPr>
+        <w:tabs>
+          <w:tab w:val="num" w:pos="3600"/>
+        </w:tabs>
+        <w:ind w:left="3600" w:hanging="360"/>
+      </w:pPr>
+    </w:lvl>
+    <w:lvl w:ilvl="5" w:tentative="1">
+      <w:start w:val="1"/>
+      <w:numFmt w:val="decimal"/>
+      <w:lvlText w:val="%6."/>
+      <w:lvlJc w:val="left"/>
+      <w:pPr>
+        <w:tabs>
+          <w:tab w:val="num" w:pos="4320"/>
+        </w:tabs>
+        <w:ind w:left="4320" w:hanging="360"/>
+      </w:pPr>
+    </w:lvl>
+    <w:lvl w:ilvl="6" w:tentative="1">
+      <w:start w:val="1"/>
+      <w:numFmt w:val="decimal"/>
+      <w:lvlText w:val="%7."/>
+      <w:lvlJc w:val="left"/>
+      <w:pPr>
+        <w:tabs>
+          <w:tab w:val="num" w:pos="5040"/>
+        </w:tabs>
+        <w:ind w:left="5040" w:hanging="360"/>
+      </w:pPr>
+    </w:lvl>
+    <w:lvl w:ilvl="7" w:tentative="1">
+      <w:start w:val="1"/>
+      <w:numFmt w:val="decimal"/>
+      <w:lvlText w:val="%8."/>
+      <w:lvlJc w:val="left"/>
+      <w:pPr>
+        <w:tabs>
+          <w:tab w:val="num" w:pos="5760"/>
+        </w:tabs>
+        <w:ind w:left="5760" w:hanging="360"/>
+      </w:pPr>
+    </w:lvl>
+    <w:lvl w:ilvl="8" w:tentative="1">
+      <w:start w:val="1"/>
+      <w:numFmt w:val="decimal"/>
+      <w:lvlText w:val="%9."/>
+      <w:lvlJc w:val="left"/>
+      <w:pPr>
+        <w:tabs>
+          <w:tab w:val="num" w:pos="6480"/>
+        </w:tabs>
+        <w:ind w:left="6480" w:hanging="360"/>
+      </w:pPr>
+    </w:lvl>
+  </w:abstractNum>
+  <w:abstractNum w:abstractNumId="1" w15:restartNumberingAfterBreak="0">
+    <w:nsid w:val="001A1DB5"/>
+    <w:multiLevelType w:val="multilevel"/>
+    <w:tmpl w:val="CABAF32E"/>
+    <w:lvl w:ilvl="0">
+      <w:start w:val="1"/>
+      <w:numFmt w:val="bullet"/>
+      <w:lvlText w:val=""/>
+      <w:lvlJc w:val="left"/>
+      <w:pPr>
+        <w:tabs>
+          <w:tab w:val="num" w:pos="720"/>
+        </w:tabs>
+        <w:ind w:left="720" w:hanging="360"/>
+      </w:pPr>
+      <w:rPr>
+        <w:rFonts w:ascii="Symbol" w:hAnsi="Symbol" w:hint="default"/>
+        <w:sz w:val="20"/>
+      </w:rPr>
+    </w:lvl>
+    <w:lvl w:ilvl="1" w:tentative="1">
+      <w:start w:val="1"/>
+      <w:numFmt w:val="bullet"/>
+      <w:lvlText w:val="o"/>
+      <w:lvlJc w:val="left"/>
+      <w:pPr>
+        <w:tabs>
+          <w:tab w:val="num" w:pos="1440"/>
+        </w:tabs>
+        <w:ind w:left="1440" w:hanging="360"/>
+      </w:pPr>
+      <w:rPr>
+        <w:rFonts w:ascii="Courier New" w:hAnsi="Courier New" w:hint="default"/>
+        <w:sz w:val="20"/>
+      </w:rPr>
+    </w:lvl>
+    <w:lvl w:ilvl="2" w:tentative="1">
+      <w:start w:val="1"/>
+      <w:numFmt w:val="bullet"/>
+      <w:lvlText w:val=""/>
+      <w:lvlJc w:val="left"/>
+      <w:pPr>
+        <w:tabs>
+          <w:tab w:val="num" w:pos="2160"/>
+        </w:tabs>
+        <w:ind w:left="2160" w:hanging="360"/>
+      </w:pPr>
+      <w:rPr>
+        <w:rFonts w:ascii="Wingdings" w:hAnsi="Wingdings" w:hint="default"/>
+        <w:sz w:val="20"/>
+      </w:rPr>
+    </w:lvl>
+    <w:lvl w:ilvl="3" w:tentative="1">
+      <w:start w:val="1"/>
+      <w:numFmt w:val="bullet"/>
+      <w:lvlText w:val=""/>
+      <w:lvlJc w:val="left"/>
+      <w:pPr>
+        <w:tabs>
+          <w:tab w:val="num" w:pos="2880"/>
+        </w:tabs>
+        <w:ind w:left="2880" w:hanging="360"/>
+      </w:pPr>
+      <w:rPr>
+        <w:rFonts w:ascii="Wingdings" w:hAnsi="Wingdings" w:hint="default"/>
+        <w:sz w:val="20"/>
+      </w:rPr>
+    </w:lvl>
+    <w:lvl w:ilvl="4" w:tentative="1">
+      <w:start w:val="1"/>
+      <w:numFmt w:val="bullet"/>
+      <w:lvlText w:val=""/>
+      <w:lvlJc w:val="left"/>
+      <w:pPr>
+        <w:tabs>
+          <w:tab w:val="num" w:pos="3600"/>
+        </w:tabs>
+        <w:ind w:left="3600" w:hanging="360"/>
+      </w:pPr>
+      <w:rPr>
+        <w:rFonts w:ascii="Wingdings" w:hAnsi="Wingdings" w:hint="default"/>
+        <w:sz w:val="20"/>
+      </w:rPr>
+    </w:lvl>
+    <w:lvl w:ilvl="5" w:tentative="1">
+      <w:start w:val="1"/>
+      <w:numFmt w:val="bullet"/>
+      <w:lvlText w:val=""/>
+      <w:lvlJc w:val="left"/>
+      <w:pPr>
+        <w:tabs>
+          <w:tab w:val="num" w:pos="4320"/>
+        </w:tabs>
+        <w:ind w:left="4320" w:hanging="360"/>
+      </w:pPr>
+      <w:rPr>
+        <w:rFonts w:ascii="Wingdings" w:hAnsi="Wingdings" w:hint="default"/>
+        <w:sz w:val="20"/>
+      </w:rPr>
+    </w:lvl>
+    <w:lvl w:ilvl="6" w:tentative="1">
+      <w:start w:val="1"/>
+      <w:numFmt w:val="bullet"/>
+      <w:lvlText w:val=""/>
+      <w:lvlJc w:val="left"/>
+      <w:pPr>
+        <w:tabs>
+          <w:tab w:val="num" w:pos="5040"/>
+        </w:tabs>
+        <w:ind w:left="5040" w:hanging="360"/>
+      </w:pPr>
+      <w:rPr>
+        <w:rFonts w:ascii="Wingdings" w:hAnsi="Wingdings" w:hint="default"/>
+        <w:sz w:val="20"/>
+      </w:rPr>
+    </w:lvl>
+    <w:lvl w:ilvl="7" w:tentative="1">
+      <w:start w:val="1"/>
+      <w:numFmt w:val="bullet"/>
+      <w:lvlText w:val=""/>
+      <w:lvlJc w:val="left"/>
+      <w:pPr>
+        <w:tabs>
+          <w:tab w:val="num" w:pos="5760"/>
+        </w:tabs>
+        <w:ind w:left="5760" w:hanging="360"/>
+      </w:pPr>
+      <w:rPr>
+        <w:rFonts w:ascii="Wingdings" w:hAnsi="Wingdings" w:hint="default"/>
+        <w:sz w:val="20"/>
+      </w:rPr>
+    </w:lvl>
+    <w:lvl w:ilvl="8" w:tentative="1">
+      <w:start w:val="1"/>
+      <w:numFmt w:val="bullet"/>
+      <w:lvlText w:val=""/>
+      <w:lvlJc w:val="left"/>
+      <w:pPr>
+        <w:tabs>
+          <w:tab w:val="num" w:pos="6480"/>
+        </w:tabs>
+        <w:ind w:left="6480" w:hanging="360"/>
+      </w:pPr>
+      <w:rPr>
+        <w:rFonts w:ascii="Wingdings" w:hAnsi="Wingdings" w:hint="default"/>
+        <w:sz w:val="20"/>
+      </w:rPr>
+    </w:lvl>
+  </w:abstractNum>
+  <w:abstractNum w:abstractNumId="2" w15:restartNumberingAfterBreak="0">
+    <w:nsid w:val="04722D62"/>
+    <w:multiLevelType w:val="multilevel"/>
+    <w:tmpl w:val="98C659EC"/>
+    <w:lvl w:ilvl="0">
+      <w:start w:val="1"/>
+      <w:numFmt w:val="bullet"/>
+      <w:lvlText w:val=""/>
+      <w:lvlJc w:val="left"/>
+      <w:pPr>
+        <w:tabs>
+          <w:tab w:val="num" w:pos="720"/>
+        </w:tabs>
+        <w:ind w:left="720" w:hanging="360"/>
+      </w:pPr>
+      <w:rPr>
+        <w:rFonts w:ascii="Symbol" w:hAnsi="Symbol" w:hint="default"/>
+        <w:sz w:val="20"/>
+      </w:rPr>
+    </w:lvl>
+    <w:lvl w:ilvl="1" w:tentative="1">
+      <w:start w:val="1"/>
+      <w:numFmt w:val="bullet"/>
+      <w:lvlText w:val="o"/>
+      <w:lvlJc w:val="left"/>
+      <w:pPr>
+        <w:tabs>
+          <w:tab w:val="num" w:pos="1440"/>
+        </w:tabs>
+        <w:ind w:left="1440" w:hanging="360"/>
+      </w:pPr>
+      <w:rPr>
+        <w:rFonts w:ascii="Courier New" w:hAnsi="Courier New" w:hint="default"/>
+        <w:sz w:val="20"/>
+      </w:rPr>
+    </w:lvl>
+    <w:lvl w:ilvl="2" w:tentative="1">
+      <w:start w:val="1"/>
+      <w:numFmt w:val="bullet"/>
+      <w:lvlText w:val=""/>
+      <w:lvlJc w:val="left"/>
+      <w:pPr>
+        <w:tabs>
+          <w:tab w:val="num" w:pos="2160"/>
+        </w:tabs>
+        <w:ind w:left="2160" w:hanging="360"/>
+      </w:pPr>
+      <w:rPr>
+        <w:rFonts w:ascii="Wingdings" w:hAnsi="Wingdings" w:hint="default"/>
+        <w:sz w:val="20"/>
+      </w:rPr>
+    </w:lvl>
+    <w:lvl w:ilvl="3" w:tentative="1">
+      <w:start w:val="1"/>
+      <w:numFmt w:val="bullet"/>
+      <w:lvlText w:val=""/>
+      <w:lvlJc w:val="left"/>
+      <w:pPr>
+        <w:tabs>
+          <w:tab w:val="num" w:pos="2880"/>
+        </w:tabs>
+        <w:ind w:left="2880" w:hanging="360"/>
+      </w:pPr>
+      <w:rPr>
+        <w:rFonts w:ascii="Wingdings" w:hAnsi="Wingdings" w:hint="default"/>
+        <w:sz w:val="20"/>
+      </w:rPr>
+    </w:lvl>
+    <w:lvl w:ilvl="4" w:tentative="1">
+      <w:start w:val="1"/>
+      <w:numFmt w:val="bullet"/>
+      <w:lvlText w:val=""/>
+      <w:lvlJc w:val="left"/>
+      <w:pPr>
+        <w:tabs>
+          <w:tab w:val="num" w:pos="3600"/>
+        </w:tabs>
+        <w:ind w:left="3600" w:hanging="360"/>
+      </w:pPr>
+      <w:rPr>
+        <w:rFonts w:ascii="Wingdings" w:hAnsi="Wingdings" w:hint="default"/>
+        <w:sz w:val="20"/>
+      </w:rPr>
+    </w:lvl>
+    <w:lvl w:ilvl="5" w:tentative="1">
+      <w:start w:val="1"/>
+      <w:numFmt w:val="bullet"/>
+      <w:lvlText w:val=""/>
+      <w:lvlJc w:val="left"/>
+      <w:pPr>
+        <w:tabs>
+          <w:tab w:val="num" w:pos="4320"/>
+        </w:tabs>
+        <w:ind w:left="4320" w:hanging="360"/>
+      </w:pPr>
+      <w:rPr>
+        <w:rFonts w:ascii="Wingdings" w:hAnsi="Wingdings" w:hint="default"/>
+        <w:sz w:val="20"/>
+      </w:rPr>
+    </w:lvl>
+    <w:lvl w:ilvl="6" w:tentative="1">
+      <w:start w:val="1"/>
+      <w:numFmt w:val="bullet"/>
+      <w:lvlText w:val=""/>
+      <w:lvlJc w:val="left"/>
+      <w:pPr>
+        <w:tabs>
+          <w:tab w:val="num" w:pos="5040"/>
+        </w:tabs>
+        <w:ind w:left="5040" w:hanging="360"/>
+      </w:pPr>
+      <w:rPr>
+        <w:rFonts w:ascii="Wingdings" w:hAnsi="Wingdings" w:hint="default"/>
+        <w:sz w:val="20"/>
+      </w:rPr>
+    </w:lvl>
+    <w:lvl w:ilvl="7" w:tentative="1">
+      <w:start w:val="1"/>
+      <w:numFmt w:val="bullet"/>
+      <w:lvlText w:val=""/>
+      <w:lvlJc w:val="left"/>
+      <w:pPr>
+        <w:tabs>
+          <w:tab w:val="num" w:pos="5760"/>
+        </w:tabs>
+        <w:ind w:left="5760" w:hanging="360"/>
+      </w:pPr>
+      <w:rPr>
+        <w:rFonts w:ascii="Wingdings" w:hAnsi="Wingdings" w:hint="default"/>
+        <w:sz w:val="20"/>
+      </w:rPr>
+    </w:lvl>
+    <w:lvl w:ilvl="8" w:tentative="1">
+      <w:start w:val="1"/>
+      <w:numFmt w:val="bullet"/>
+      <w:lvlText w:val=""/>
+      <w:lvlJc w:val="left"/>
+      <w:pPr>
+        <w:tabs>
+          <w:tab w:val="num" w:pos="6480"/>
+        </w:tabs>
+        <w:ind w:left="6480" w:hanging="360"/>
+      </w:pPr>
+      <w:rPr>
+        <w:rFonts w:ascii="Wingdings" w:hAnsi="Wingdings" w:hint="default"/>
+        <w:sz w:val="20"/>
+      </w:rPr>
+    </w:lvl>
+  </w:abstractNum>
+  <w:abstractNum w:abstractNumId="3" w15:restartNumberingAfterBreak="0">
+    <w:nsid w:val="04AB51E5"/>
+    <w:multiLevelType w:val="multilevel"/>
+    <w:tmpl w:val="FC62E12C"/>
+    <w:lvl w:ilvl="0">
+      <w:start w:val="1"/>
+      <w:numFmt w:val="bullet"/>
+      <w:lvlText w:val=""/>
+      <w:lvlJc w:val="left"/>
+      <w:pPr>
+        <w:tabs>
+          <w:tab w:val="num" w:pos="720"/>
+        </w:tabs>
+        <w:ind w:left="720" w:hanging="360"/>
+      </w:pPr>
+      <w:rPr>
+        <w:rFonts w:ascii="Symbol" w:hAnsi="Symbol" w:hint="default"/>
+        <w:sz w:val="20"/>
+      </w:rPr>
+    </w:lvl>
+    <w:lvl w:ilvl="1" w:tentative="1">
+      <w:start w:val="1"/>
+      <w:numFmt w:val="bullet"/>
+      <w:lvlText w:val="o"/>
+      <w:lvlJc w:val="left"/>
+      <w:pPr>
+        <w:tabs>
+          <w:tab w:val="num" w:pos="1440"/>
+        </w:tabs>
+        <w:ind w:left="1440" w:hanging="360"/>
+      </w:pPr>
+      <w:rPr>
+        <w:rFonts w:ascii="Courier New" w:hAnsi="Courier New" w:hint="default"/>
+        <w:sz w:val="20"/>
+      </w:rPr>
+    </w:lvl>
+    <w:lvl w:ilvl="2" w:tentative="1">
+      <w:start w:val="1"/>
+      <w:numFmt w:val="bullet"/>
+      <w:lvlText w:val=""/>
+      <w:lvlJc w:val="left"/>
+      <w:pPr>
+        <w:tabs>
+          <w:tab w:val="num" w:pos="2160"/>
+        </w:tabs>
+        <w:ind w:left="2160" w:hanging="360"/>
+      </w:pPr>
+      <w:rPr>
+        <w:rFonts w:ascii="Wingdings" w:hAnsi="Wingdings" w:hint="default"/>
+        <w:sz w:val="20"/>
+      </w:rPr>
+    </w:lvl>
+    <w:lvl w:ilvl="3" w:tentative="1">
+      <w:start w:val="1"/>
+      <w:numFmt w:val="bullet"/>
+      <w:lvlText w:val=""/>
+      <w:lvlJc w:val="left"/>
+      <w:pPr>
+        <w:tabs>
+          <w:tab w:val="num" w:pos="2880"/>
+        </w:tabs>
+        <w:ind w:left="2880" w:hanging="360"/>
+      </w:pPr>
+      <w:rPr>
+        <w:rFonts w:ascii="Wingdings" w:hAnsi="Wingdings" w:hint="default"/>
+        <w:sz w:val="20"/>
+      </w:rPr>
+    </w:lvl>
+    <w:lvl w:ilvl="4" w:tentative="1">
+      <w:start w:val="1"/>
+      <w:numFmt w:val="bullet"/>
+      <w:lvlText w:val=""/>
+      <w:lvlJc w:val="left"/>
+      <w:pPr>
+        <w:tabs>
+          <w:tab w:val="num" w:pos="3600"/>
+        </w:tabs>
+        <w:ind w:left="3600" w:hanging="360"/>
+      </w:pPr>
+      <w:rPr>
+        <w:rFonts w:ascii="Wingdings" w:hAnsi="Wingdings" w:hint="default"/>
+        <w:sz w:val="20"/>
+      </w:rPr>
+    </w:lvl>
+    <w:lvl w:ilvl="5" w:tentative="1">
+      <w:start w:val="1"/>
+      <w:numFmt w:val="bullet"/>
+      <w:lvlText w:val=""/>
+      <w:lvlJc w:val="left"/>
+      <w:pPr>
+        <w:tabs>
+          <w:tab w:val="num" w:pos="4320"/>
+        </w:tabs>
+        <w:ind w:left="4320" w:hanging="360"/>
+      </w:pPr>
+      <w:rPr>
+        <w:rFonts w:ascii="Wingdings" w:hAnsi="Wingdings" w:hint="default"/>
+        <w:sz w:val="20"/>
+      </w:rPr>
+    </w:lvl>
+    <w:lvl w:ilvl="6" w:tentative="1">
+      <w:start w:val="1"/>
+      <w:numFmt w:val="bullet"/>
+      <w:lvlText w:val=""/>
+      <w:lvlJc w:val="left"/>
+      <w:pPr>
+        <w:tabs>
+          <w:tab w:val="num" w:pos="5040"/>
+        </w:tabs>
+        <w:ind w:left="5040" w:hanging="360"/>
+      </w:pPr>
+      <w:rPr>
+        <w:rFonts w:ascii="Wingdings" w:hAnsi="Wingdings" w:hint="default"/>
+        <w:sz w:val="20"/>
+      </w:rPr>
+    </w:lvl>
+    <w:lvl w:ilvl="7" w:tentative="1">
+      <w:start w:val="1"/>
+      <w:numFmt w:val="bullet"/>
+      <w:lvlText w:val=""/>
+      <w:lvlJc w:val="left"/>
+      <w:pPr>
+        <w:tabs>
+          <w:tab w:val="num" w:pos="5760"/>
+        </w:tabs>
+        <w:ind w:left="5760" w:hanging="360"/>
+      </w:pPr>
+      <w:rPr>
+        <w:rFonts w:ascii="Wingdings" w:hAnsi="Wingdings" w:hint="default"/>
+        <w:sz w:val="20"/>
+      </w:rPr>
+    </w:lvl>
+    <w:lvl w:ilvl="8" w:tentative="1">
+      <w:start w:val="1"/>
+      <w:numFmt w:val="bullet"/>
+      <w:lvlText w:val=""/>
+      <w:lvlJc w:val="left"/>
+      <w:pPr>
+        <w:tabs>
+          <w:tab w:val="num" w:pos="6480"/>
+        </w:tabs>
+        <w:ind w:left="6480" w:hanging="360"/>
+      </w:pPr>
+      <w:rPr>
+        <w:rFonts w:ascii="Wingdings" w:hAnsi="Wingdings" w:hint="default"/>
+        <w:sz w:val="20"/>
+      </w:rPr>
+    </w:lvl>
+  </w:abstractNum>
+  <w:abstractNum w:abstractNumId="4" w15:restartNumberingAfterBreak="0">
+    <w:nsid w:val="0F9A4C05"/>
+    <w:multiLevelType w:val="multilevel"/>
+    <w:tmpl w:val="57FA7534"/>
+    <w:lvl w:ilvl="0">
+      <w:start w:val="1"/>
+      <w:numFmt w:val="bullet"/>
+      <w:lvlText w:val=""/>
+      <w:lvlJc w:val="left"/>
+      <w:pPr>
+        <w:tabs>
+          <w:tab w:val="num" w:pos="720"/>
+        </w:tabs>
+        <w:ind w:left="720" w:hanging="360"/>
+      </w:pPr>
+      <w:rPr>
+        <w:rFonts w:ascii="Symbol" w:hAnsi="Symbol" w:hint="default"/>
+        <w:sz w:val="20"/>
+      </w:rPr>
+    </w:lvl>
+    <w:lvl w:ilvl="1" w:tentative="1">
+      <w:start w:val="1"/>
+      <w:numFmt w:val="bullet"/>
+      <w:lvlText w:val="o"/>
+      <w:lvlJc w:val="left"/>
+      <w:pPr>
+        <w:tabs>
+          <w:tab w:val="num" w:pos="1440"/>
+        </w:tabs>
+        <w:ind w:left="1440" w:hanging="360"/>
+      </w:pPr>
+      <w:rPr>
+        <w:rFonts w:ascii="Courier New" w:hAnsi="Courier New" w:hint="default"/>
+        <w:sz w:val="20"/>
+      </w:rPr>
+    </w:lvl>
+    <w:lvl w:ilvl="2" w:tentative="1">
+      <w:start w:val="1"/>
+      <w:numFmt w:val="bullet"/>
+      <w:lvlText w:val=""/>
+      <w:lvlJc w:val="left"/>
+      <w:pPr>
+        <w:tabs>
+          <w:tab w:val="num" w:pos="2160"/>
+        </w:tabs>
+        <w:ind w:left="2160" w:hanging="360"/>
+      </w:pPr>
+      <w:rPr>
+        <w:rFonts w:ascii="Wingdings" w:hAnsi="Wingdings" w:hint="default"/>
+        <w:sz w:val="20"/>
+      </w:rPr>
+    </w:lvl>
+    <w:lvl w:ilvl="3" w:tentative="1">
+      <w:start w:val="1"/>
+      <w:numFmt w:val="bullet"/>
+      <w:lvlText w:val=""/>
+      <w:lvlJc w:val="left"/>
+      <w:pPr>
+        <w:tabs>
+          <w:tab w:val="num" w:pos="2880"/>
+        </w:tabs>
+        <w:ind w:left="2880" w:hanging="360"/>
+      </w:pPr>
+      <w:rPr>
+        <w:rFonts w:ascii="Wingdings" w:hAnsi="Wingdings" w:hint="default"/>
+        <w:sz w:val="20"/>
+      </w:rPr>
+    </w:lvl>
+    <w:lvl w:ilvl="4" w:tentative="1">
+      <w:start w:val="1"/>
+      <w:numFmt w:val="bullet"/>
+      <w:lvlText w:val=""/>
+      <w:lvlJc w:val="left"/>
+      <w:pPr>
+        <w:tabs>
+          <w:tab w:val="num" w:pos="3600"/>
+        </w:tabs>
+        <w:ind w:left="3600" w:hanging="360"/>
+      </w:pPr>
+      <w:rPr>
+        <w:rFonts w:ascii="Wingdings" w:hAnsi="Wingdings" w:hint="default"/>
+        <w:sz w:val="20"/>
+      </w:rPr>
+    </w:lvl>
+    <w:lvl w:ilvl="5" w:tentative="1">
+      <w:start w:val="1"/>
+      <w:numFmt w:val="bullet"/>
+      <w:lvlText w:val=""/>
+      <w:lvlJc w:val="left"/>
+      <w:pPr>
+        <w:tabs>
+          <w:tab w:val="num" w:pos="4320"/>
+        </w:tabs>
+        <w:ind w:left="4320" w:hanging="360"/>
+      </w:pPr>
+      <w:rPr>
+        <w:rFonts w:ascii="Wingdings" w:hAnsi="Wingdings" w:hint="default"/>
+        <w:sz w:val="20"/>
+      </w:rPr>
+    </w:lvl>
+    <w:lvl w:ilvl="6" w:tentative="1">
+      <w:start w:val="1"/>
+      <w:numFmt w:val="bullet"/>
+      <w:lvlText w:val=""/>
+      <w:lvlJc w:val="left"/>
+      <w:pPr>
+        <w:tabs>
+          <w:tab w:val="num" w:pos="5040"/>
+        </w:tabs>
+        <w:ind w:left="5040" w:hanging="360"/>
+      </w:pPr>
+      <w:rPr>
+        <w:rFonts w:ascii="Wingdings" w:hAnsi="Wingdings" w:hint="default"/>
+        <w:sz w:val="20"/>
+      </w:rPr>
+    </w:lvl>
+    <w:lvl w:ilvl="7" w:tentative="1">
+      <w:start w:val="1"/>
+      <w:numFmt w:val="bullet"/>
+      <w:lvlText w:val=""/>
+      <w:lvlJc w:val="left"/>
+      <w:pPr>
+        <w:tabs>
+          <w:tab w:val="num" w:pos="5760"/>
+        </w:tabs>
+        <w:ind w:left="5760" w:hanging="360"/>
+      </w:pPr>
+      <w:rPr>
+        <w:rFonts w:ascii="Wingdings" w:hAnsi="Wingdings" w:hint="default"/>
+        <w:sz w:val="20"/>
+      </w:rPr>
+    </w:lvl>
+    <w:lvl w:ilvl="8" w:tentative="1">
+      <w:start w:val="1"/>
+      <w:numFmt w:val="bullet"/>
+      <w:lvlText w:val=""/>
+      <w:lvlJc w:val="left"/>
+      <w:pPr>
+        <w:tabs>
+          <w:tab w:val="num" w:pos="6480"/>
+        </w:tabs>
+        <w:ind w:left="6480" w:hanging="360"/>
+      </w:pPr>
+      <w:rPr>
+        <w:rFonts w:ascii="Wingdings" w:hAnsi="Wingdings" w:hint="default"/>
+        <w:sz w:val="20"/>
+      </w:rPr>
+    </w:lvl>
+  </w:abstractNum>
+  <w:abstractNum w:abstractNumId="5" w15:restartNumberingAfterBreak="0">
+    <w:nsid w:val="14EA0E9D"/>
+    <w:multiLevelType w:val="multilevel"/>
+    <w:tmpl w:val="9998C7AE"/>
+    <w:lvl w:ilvl="0">
+      <w:start w:val="1"/>
+      <w:numFmt w:val="bullet"/>
+      <w:lvlText w:val=""/>
+      <w:lvlJc w:val="left"/>
+      <w:pPr>
+        <w:tabs>
+          <w:tab w:val="num" w:pos="720"/>
+        </w:tabs>
+        <w:ind w:left="720" w:hanging="360"/>
+      </w:pPr>
+      <w:rPr>
+        <w:rFonts w:ascii="Symbol" w:hAnsi="Symbol" w:hint="default"/>
+        <w:sz w:val="20"/>
+      </w:rPr>
+    </w:lvl>
+    <w:lvl w:ilvl="1" w:tentative="1">
+      <w:start w:val="1"/>
+      <w:numFmt w:val="bullet"/>
+      <w:lvlText w:val="o"/>
+      <w:lvlJc w:val="left"/>
+      <w:pPr>
+        <w:tabs>
+          <w:tab w:val="num" w:pos="1440"/>
+        </w:tabs>
+        <w:ind w:left="1440" w:hanging="360"/>
+      </w:pPr>
+      <w:rPr>
+        <w:rFonts w:ascii="Courier New" w:hAnsi="Courier New" w:hint="default"/>
+        <w:sz w:val="20"/>
+      </w:rPr>
+    </w:lvl>
+    <w:lvl w:ilvl="2" w:tentative="1">
+      <w:start w:val="1"/>
+      <w:numFmt w:val="bullet"/>
+      <w:lvlText w:val=""/>
+      <w:lvlJc w:val="left"/>
+      <w:pPr>
+        <w:tabs>
+          <w:tab w:val="num" w:pos="2160"/>
+        </w:tabs>
+        <w:ind w:left="2160" w:hanging="360"/>
+      </w:pPr>
+      <w:rPr>
+        <w:rFonts w:ascii="Wingdings" w:hAnsi="Wingdings" w:hint="default"/>
+        <w:sz w:val="20"/>
+      </w:rPr>
+    </w:lvl>
+    <w:lvl w:ilvl="3" w:tentative="1">
+      <w:start w:val="1"/>
+      <w:numFmt w:val="bullet"/>
+      <w:lvlText w:val=""/>
+      <w:lvlJc w:val="left"/>
+      <w:pPr>
+        <w:tabs>
+          <w:tab w:val="num" w:pos="2880"/>
+        </w:tabs>
+        <w:ind w:left="2880" w:hanging="360"/>
+      </w:pPr>
+      <w:rPr>
+        <w:rFonts w:ascii="Wingdings" w:hAnsi="Wingdings" w:hint="default"/>
+        <w:sz w:val="20"/>
+      </w:rPr>
+    </w:lvl>
+    <w:lvl w:ilvl="4" w:tentative="1">
+      <w:start w:val="1"/>
+      <w:numFmt w:val="bullet"/>
+      <w:lvlText w:val=""/>
+      <w:lvlJc w:val="left"/>
+      <w:pPr>
+        <w:tabs>
+          <w:tab w:val="num" w:pos="3600"/>
+        </w:tabs>
+        <w:ind w:left="3600" w:hanging="360"/>
+      </w:pPr>
+      <w:rPr>
+        <w:rFonts w:ascii="Wingdings" w:hAnsi="Wingdings" w:hint="default"/>
+        <w:sz w:val="20"/>
+      </w:rPr>
+    </w:lvl>
+    <w:lvl w:ilvl="5" w:tentative="1">
+      <w:start w:val="1"/>
+      <w:numFmt w:val="bullet"/>
+      <w:lvlText w:val=""/>
+      <w:lvlJc w:val="left"/>
+      <w:pPr>
+        <w:tabs>
+          <w:tab w:val="num" w:pos="4320"/>
+        </w:tabs>
+        <w:ind w:left="4320" w:hanging="360"/>
+      </w:pPr>
+      <w:rPr>
+        <w:rFonts w:ascii="Wingdings" w:hAnsi="Wingdings" w:hint="default"/>
+        <w:sz w:val="20"/>
+      </w:rPr>
+    </w:lvl>
+    <w:lvl w:ilvl="6" w:tentative="1">
+      <w:start w:val="1"/>
+      <w:numFmt w:val="bullet"/>
+      <w:lvlText w:val=""/>
+      <w:lvlJc w:val="left"/>
+      <w:pPr>
+        <w:tabs>
+          <w:tab w:val="num" w:pos="5040"/>
+        </w:tabs>
+        <w:ind w:left="5040" w:hanging="360"/>
+      </w:pPr>
+      <w:rPr>
+        <w:rFonts w:ascii="Wingdings" w:hAnsi="Wingdings" w:hint="default"/>
+        <w:sz w:val="20"/>
+      </w:rPr>
+    </w:lvl>
+    <w:lvl w:ilvl="7" w:tentative="1">
+      <w:start w:val="1"/>
+      <w:numFmt w:val="bullet"/>
+      <w:lvlText w:val=""/>
+      <w:lvlJc w:val="left"/>
+      <w:pPr>
+        <w:tabs>
+          <w:tab w:val="num" w:pos="5760"/>
+        </w:tabs>
+        <w:ind w:left="5760" w:hanging="360"/>
+      </w:pPr>
+      <w:rPr>
+        <w:rFonts w:ascii="Wingdings" w:hAnsi="Wingdings" w:hint="default"/>
+        <w:sz w:val="20"/>
+      </w:rPr>
+    </w:lvl>
+    <w:lvl w:ilvl="8" w:tentative="1">
+      <w:start w:val="1"/>
+      <w:numFmt w:val="bullet"/>
+      <w:lvlText w:val=""/>
+      <w:lvlJc w:val="left"/>
+      <w:pPr>
+        <w:tabs>
+          <w:tab w:val="num" w:pos="6480"/>
+        </w:tabs>
+        <w:ind w:left="6480" w:hanging="360"/>
+      </w:pPr>
+      <w:rPr>
+        <w:rFonts w:ascii="Wingdings" w:hAnsi="Wingdings" w:hint="default"/>
+        <w:sz w:val="20"/>
+      </w:rPr>
+    </w:lvl>
+  </w:abstractNum>
+  <w:abstractNum w:abstractNumId="6" w15:restartNumberingAfterBreak="0">
+    <w:nsid w:val="1AD76B61"/>
+    <w:multiLevelType w:val="multilevel"/>
+    <w:tmpl w:val="4AAAEF38"/>
+    <w:lvl w:ilvl="0">
+      <w:start w:val="1"/>
+      <w:numFmt w:val="bullet"/>
+      <w:lvlText w:val=""/>
+      <w:lvlJc w:val="left"/>
+      <w:pPr>
+        <w:tabs>
+          <w:tab w:val="num" w:pos="720"/>
+        </w:tabs>
+        <w:ind w:left="720" w:hanging="360"/>
+      </w:pPr>
+      <w:rPr>
+        <w:rFonts w:ascii="Symbol" w:hAnsi="Symbol" w:hint="default"/>
+        <w:sz w:val="20"/>
+      </w:rPr>
+    </w:lvl>
+    <w:lvl w:ilvl="1" w:tentative="1">
+      <w:start w:val="1"/>
+      <w:numFmt w:val="bullet"/>
+      <w:lvlText w:val="o"/>
+      <w:lvlJc w:val="left"/>
+      <w:pPr>
+        <w:tabs>
+          <w:tab w:val="num" w:pos="1440"/>
+        </w:tabs>
+        <w:ind w:left="1440" w:hanging="360"/>
+      </w:pPr>
+      <w:rPr>
+        <w:rFonts w:ascii="Courier New" w:hAnsi="Courier New" w:hint="default"/>
+        <w:sz w:val="20"/>
+      </w:rPr>
+    </w:lvl>
+    <w:lvl w:ilvl="2" w:tentative="1">
+      <w:start w:val="1"/>
+      <w:numFmt w:val="bullet"/>
+      <w:lvlText w:val=""/>
+      <w:lvlJc w:val="left"/>
+      <w:pPr>
+        <w:tabs>
+          <w:tab w:val="num" w:pos="2160"/>
+        </w:tabs>
+        <w:ind w:left="2160" w:hanging="360"/>
+      </w:pPr>
+      <w:rPr>
+        <w:rFonts w:ascii="Wingdings" w:hAnsi="Wingdings" w:hint="default"/>
+        <w:sz w:val="20"/>
+      </w:rPr>
+    </w:lvl>
+    <w:lvl w:ilvl="3" w:tentative="1">
+      <w:start w:val="1"/>
+      <w:numFmt w:val="bullet"/>
+      <w:lvlText w:val=""/>
+      <w:lvlJc w:val="left"/>
+      <w:pPr>
+        <w:tabs>
+          <w:tab w:val="num" w:pos="2880"/>
+        </w:tabs>
+        <w:ind w:left="2880" w:hanging="360"/>
+      </w:pPr>
+      <w:rPr>
+        <w:rFonts w:ascii="Wingdings" w:hAnsi="Wingdings" w:hint="default"/>
+        <w:sz w:val="20"/>
+      </w:rPr>
+    </w:lvl>
+    <w:lvl w:ilvl="4" w:tentative="1">
+      <w:start w:val="1"/>
+      <w:numFmt w:val="bullet"/>
+      <w:lvlText w:val=""/>
+      <w:lvlJc w:val="left"/>
+      <w:pPr>
+        <w:tabs>
+          <w:tab w:val="num" w:pos="3600"/>
+        </w:tabs>
+        <w:ind w:left="3600" w:hanging="360"/>
+      </w:pPr>
+      <w:rPr>
+        <w:rFonts w:ascii="Wingdings" w:hAnsi="Wingdings" w:hint="default"/>
+        <w:sz w:val="20"/>
+      </w:rPr>
+    </w:lvl>
+    <w:lvl w:ilvl="5" w:tentative="1">
+      <w:start w:val="1"/>
+      <w:numFmt w:val="bullet"/>
+      <w:lvlText w:val=""/>
+      <w:lvlJc w:val="left"/>
+      <w:pPr>
+        <w:tabs>
+          <w:tab w:val="num" w:pos="4320"/>
+        </w:tabs>
+        <w:ind w:left="4320" w:hanging="360"/>
+      </w:pPr>
+      <w:rPr>
+        <w:rFonts w:ascii="Wingdings" w:hAnsi="Wingdings" w:hint="default"/>
+        <w:sz w:val="20"/>
+      </w:rPr>
+    </w:lvl>
+    <w:lvl w:ilvl="6" w:tentative="1">
+      <w:start w:val="1"/>
+      <w:numFmt w:val="bullet"/>
+      <w:lvlText w:val=""/>
+      <w:lvlJc w:val="left"/>
+      <w:pPr>
+        <w:tabs>
+          <w:tab w:val="num" w:pos="5040"/>
+        </w:tabs>
+        <w:ind w:left="5040" w:hanging="360"/>
+      </w:pPr>
+      <w:rPr>
+        <w:rFonts w:ascii="Wingdings" w:hAnsi="Wingdings" w:hint="default"/>
+        <w:sz w:val="20"/>
+      </w:rPr>
+    </w:lvl>
+    <w:lvl w:ilvl="7" w:tentative="1">
+      <w:start w:val="1"/>
+      <w:numFmt w:val="bullet"/>
+      <w:lvlText w:val=""/>
+      <w:lvlJc w:val="left"/>
+      <w:pPr>
+        <w:tabs>
+          <w:tab w:val="num" w:pos="5760"/>
+        </w:tabs>
+        <w:ind w:left="5760" w:hanging="360"/>
+      </w:pPr>
+      <w:rPr>
+        <w:rFonts w:ascii="Wingdings" w:hAnsi="Wingdings" w:hint="default"/>
+        <w:sz w:val="20"/>
+      </w:rPr>
+    </w:lvl>
+    <w:lvl w:ilvl="8" w:tentative="1">
+      <w:start w:val="1"/>
+      <w:numFmt w:val="bullet"/>
+      <w:lvlText w:val=""/>
+      <w:lvlJc w:val="left"/>
+      <w:pPr>
+        <w:tabs>
+          <w:tab w:val="num" w:pos="6480"/>
+        </w:tabs>
+        <w:ind w:left="6480" w:hanging="360"/>
+      </w:pPr>
+      <w:rPr>
+        <w:rFonts w:ascii="Wingdings" w:hAnsi="Wingdings" w:hint="default"/>
+        <w:sz w:val="20"/>
+      </w:rPr>
+    </w:lvl>
+  </w:abstractNum>
+  <w:abstractNum w:abstractNumId="7" w15:restartNumberingAfterBreak="0">
+    <w:nsid w:val="36052F4A"/>
+    <w:multiLevelType w:val="multilevel"/>
+    <w:tmpl w:val="B0624CF6"/>
+    <w:lvl w:ilvl="0">
+      <w:start w:val="1"/>
+      <w:numFmt w:val="bullet"/>
+      <w:lvlText w:val=""/>
+      <w:lvlJc w:val="left"/>
+      <w:pPr>
+        <w:tabs>
+          <w:tab w:val="num" w:pos="720"/>
+        </w:tabs>
+        <w:ind w:left="720" w:hanging="360"/>
+      </w:pPr>
+      <w:rPr>
+        <w:rFonts w:ascii="Symbol" w:hAnsi="Symbol" w:hint="default"/>
+        <w:sz w:val="20"/>
+      </w:rPr>
+    </w:lvl>
+    <w:lvl w:ilvl="1" w:tentative="1">
+      <w:start w:val="1"/>
+      <w:numFmt w:val="bullet"/>
+      <w:lvlText w:val="o"/>
+      <w:lvlJc w:val="left"/>
+      <w:pPr>
+        <w:tabs>
+          <w:tab w:val="num" w:pos="1440"/>
+        </w:tabs>
+        <w:ind w:left="1440" w:hanging="360"/>
+      </w:pPr>
+      <w:rPr>
+        <w:rFonts w:ascii="Courier New" w:hAnsi="Courier New" w:hint="default"/>
+        <w:sz w:val="20"/>
+      </w:rPr>
+    </w:lvl>
+    <w:lvl w:ilvl="2" w:tentative="1">
+      <w:start w:val="1"/>
+      <w:numFmt w:val="bullet"/>
+      <w:lvlText w:val=""/>
+      <w:lvlJc w:val="left"/>
+      <w:pPr>
+        <w:tabs>
+          <w:tab w:val="num" w:pos="2160"/>
+        </w:tabs>
+        <w:ind w:left="2160" w:hanging="360"/>
+      </w:pPr>
+      <w:rPr>
+        <w:rFonts w:ascii="Wingdings" w:hAnsi="Wingdings" w:hint="default"/>
+        <w:sz w:val="20"/>
+      </w:rPr>
+    </w:lvl>
+    <w:lvl w:ilvl="3" w:tentative="1">
+      <w:start w:val="1"/>
+      <w:numFmt w:val="bullet"/>
+      <w:lvlText w:val=""/>
+      <w:lvlJc w:val="left"/>
+      <w:pPr>
+        <w:tabs>
+          <w:tab w:val="num" w:pos="2880"/>
+        </w:tabs>
+        <w:ind w:left="2880" w:hanging="360"/>
+      </w:pPr>
+      <w:rPr>
+        <w:rFonts w:ascii="Wingdings" w:hAnsi="Wingdings" w:hint="default"/>
+        <w:sz w:val="20"/>
+      </w:rPr>
+    </w:lvl>
+    <w:lvl w:ilvl="4" w:tentative="1">
+      <w:start w:val="1"/>
+      <w:numFmt w:val="bullet"/>
+      <w:lvlText w:val=""/>
+      <w:lvlJc w:val="left"/>
+      <w:pPr>
+        <w:tabs>
+          <w:tab w:val="num" w:pos="3600"/>
+        </w:tabs>
+        <w:ind w:left="3600" w:hanging="360"/>
+      </w:pPr>
+      <w:rPr>
+        <w:rFonts w:ascii="Wingdings" w:hAnsi="Wingdings" w:hint="default"/>
+        <w:sz w:val="20"/>
+      </w:rPr>
+    </w:lvl>
+    <w:lvl w:ilvl="5" w:tentative="1">
+      <w:start w:val="1"/>
+      <w:numFmt w:val="bullet"/>
+      <w:lvlText w:val=""/>
+      <w:lvlJc w:val="left"/>
+      <w:pPr>
+        <w:tabs>
+          <w:tab w:val="num" w:pos="4320"/>
+        </w:tabs>
+        <w:ind w:left="4320" w:hanging="360"/>
+      </w:pPr>
+      <w:rPr>
+        <w:rFonts w:ascii="Wingdings" w:hAnsi="Wingdings" w:hint="default"/>
+        <w:sz w:val="20"/>
+      </w:rPr>
+    </w:lvl>
+    <w:lvl w:ilvl="6" w:tentative="1">
+      <w:start w:val="1"/>
+      <w:numFmt w:val="bullet"/>
+      <w:lvlText w:val=""/>
+      <w:lvlJc w:val="left"/>
+      <w:pPr>
+        <w:tabs>
+          <w:tab w:val="num" w:pos="5040"/>
+        </w:tabs>
+        <w:ind w:left="5040" w:hanging="360"/>
+      </w:pPr>
+      <w:rPr>
+        <w:rFonts w:ascii="Wingdings" w:hAnsi="Wingdings" w:hint="default"/>
+        <w:sz w:val="20"/>
+      </w:rPr>
+    </w:lvl>
+    <w:lvl w:ilvl="7" w:tentative="1">
+      <w:start w:val="1"/>
+      <w:numFmt w:val="bullet"/>
+      <w:lvlText w:val=""/>
+      <w:lvlJc w:val="left"/>
+      <w:pPr>
+        <w:tabs>
+          <w:tab w:val="num" w:pos="5760"/>
+        </w:tabs>
+        <w:ind w:left="5760" w:hanging="360"/>
+      </w:pPr>
+      <w:rPr>
+        <w:rFonts w:ascii="Wingdings" w:hAnsi="Wingdings" w:hint="default"/>
+        <w:sz w:val="20"/>
+      </w:rPr>
+    </w:lvl>
+    <w:lvl w:ilvl="8" w:tentative="1">
+      <w:start w:val="1"/>
+      <w:numFmt w:val="bullet"/>
+      <w:lvlText w:val=""/>
+      <w:lvlJc w:val="left"/>
+      <w:pPr>
+        <w:tabs>
+          <w:tab w:val="num" w:pos="6480"/>
+        </w:tabs>
+        <w:ind w:left="6480" w:hanging="360"/>
+      </w:pPr>
+      <w:rPr>
+        <w:rFonts w:ascii="Wingdings" w:hAnsi="Wingdings" w:hint="default"/>
+        <w:sz w:val="20"/>
+      </w:rPr>
+    </w:lvl>
+  </w:abstractNum>
+  <w:abstractNum w:abstractNumId="8" w15:restartNumberingAfterBreak="0">
+    <w:nsid w:val="3A8F457F"/>
+    <w:multiLevelType w:val="multilevel"/>
+    <w:tmpl w:val="BDB0B90E"/>
+    <w:lvl w:ilvl="0">
+      <w:start w:val="1"/>
+      <w:numFmt w:val="bullet"/>
+      <w:lvlText w:val=""/>
+      <w:lvlJc w:val="left"/>
+      <w:pPr>
+        <w:tabs>
+          <w:tab w:val="num" w:pos="720"/>
+        </w:tabs>
+        <w:ind w:left="720" w:hanging="360"/>
+      </w:pPr>
+      <w:rPr>
+        <w:rFonts w:ascii="Symbol" w:hAnsi="Symbol" w:hint="default"/>
+        <w:sz w:val="20"/>
+      </w:rPr>
+    </w:lvl>
+    <w:lvl w:ilvl="1">
+      <w:start w:val="1"/>
+      <w:numFmt w:val="bullet"/>
+      <w:lvlText w:val="o"/>
+      <w:lvlJc w:val="left"/>
+      <w:pPr>
+        <w:tabs>
+          <w:tab w:val="num" w:pos="1440"/>
+        </w:tabs>
+        <w:ind w:left="1440" w:hanging="360"/>
+      </w:pPr>
+      <w:rPr>
+        <w:rFonts w:ascii="Courier New" w:hAnsi="Courier New" w:hint="default"/>
+        <w:sz w:val="20"/>
+      </w:rPr>
+    </w:lvl>
+    <w:lvl w:ilvl="2" w:tentative="1">
+      <w:start w:val="1"/>
+      <w:numFmt w:val="bullet"/>
+      <w:lvlText w:val=""/>
+      <w:lvlJc w:val="left"/>
+      <w:pPr>
+        <w:tabs>
+          <w:tab w:val="num" w:pos="2160"/>
+        </w:tabs>
+        <w:ind w:left="2160" w:hanging="360"/>
+      </w:pPr>
+      <w:rPr>
+        <w:rFonts w:ascii="Wingdings" w:hAnsi="Wingdings" w:hint="default"/>
+        <w:sz w:val="20"/>
+      </w:rPr>
+    </w:lvl>
+    <w:lvl w:ilvl="3" w:tentative="1">
+      <w:start w:val="1"/>
+      <w:numFmt w:val="bullet"/>
+      <w:lvlText w:val=""/>
+      <w:lvlJc w:val="left"/>
+      <w:pPr>
+        <w:tabs>
+          <w:tab w:val="num" w:pos="2880"/>
+        </w:tabs>
+        <w:ind w:left="2880" w:hanging="360"/>
+      </w:pPr>
+      <w:rPr>
+        <w:rFonts w:ascii="Wingdings" w:hAnsi="Wingdings" w:hint="default"/>
+        <w:sz w:val="20"/>
+      </w:rPr>
+    </w:lvl>
+    <w:lvl w:ilvl="4" w:tentative="1">
+      <w:start w:val="1"/>
+      <w:numFmt w:val="bullet"/>
+      <w:lvlText w:val=""/>
+      <w:lvlJc w:val="left"/>
+      <w:pPr>
+        <w:tabs>
+          <w:tab w:val="num" w:pos="3600"/>
+        </w:tabs>
+        <w:ind w:left="3600" w:hanging="360"/>
+      </w:pPr>
+      <w:rPr>
+        <w:rFonts w:ascii="Wingdings" w:hAnsi="Wingdings" w:hint="default"/>
+        <w:sz w:val="20"/>
+      </w:rPr>
+    </w:lvl>
+    <w:lvl w:ilvl="5" w:tentative="1">
+      <w:start w:val="1"/>
+      <w:numFmt w:val="bullet"/>
+      <w:lvlText w:val=""/>
+      <w:lvlJc w:val="left"/>
+      <w:pPr>
+        <w:tabs>
+          <w:tab w:val="num" w:pos="4320"/>
+        </w:tabs>
+        <w:ind w:left="4320" w:hanging="360"/>
+      </w:pPr>
+      <w:rPr>
+        <w:rFonts w:ascii="Wingdings" w:hAnsi="Wingdings" w:hint="default"/>
+        <w:sz w:val="20"/>
+      </w:rPr>
+    </w:lvl>
+    <w:lvl w:ilvl="6" w:tentative="1">
+      <w:start w:val="1"/>
+      <w:numFmt w:val="bullet"/>
+      <w:lvlText w:val=""/>
+      <w:lvlJc w:val="left"/>
+      <w:pPr>
+        <w:tabs>
+          <w:tab w:val="num" w:pos="5040"/>
+        </w:tabs>
+        <w:ind w:left="5040" w:hanging="360"/>
+      </w:pPr>
+      <w:rPr>
+        <w:rFonts w:ascii="Wingdings" w:hAnsi="Wingdings" w:hint="default"/>
+        <w:sz w:val="20"/>
+      </w:rPr>
+    </w:lvl>
+    <w:lvl w:ilvl="7" w:tentative="1">
+      <w:start w:val="1"/>
+      <w:numFmt w:val="bullet"/>
+      <w:lvlText w:val=""/>
+      <w:lvlJc w:val="left"/>
+      <w:pPr>
+        <w:tabs>
+          <w:tab w:val="num" w:pos="5760"/>
+        </w:tabs>
+        <w:ind w:left="5760" w:hanging="360"/>
+      </w:pPr>
+      <w:rPr>
+        <w:rFonts w:ascii="Wingdings" w:hAnsi="Wingdings" w:hint="default"/>
+        <w:sz w:val="20"/>
+      </w:rPr>
+    </w:lvl>
+    <w:lvl w:ilvl="8" w:tentative="1">
+      <w:start w:val="1"/>
+      <w:numFmt w:val="bullet"/>
+      <w:lvlText w:val=""/>
+      <w:lvlJc w:val="left"/>
+      <w:pPr>
+        <w:tabs>
+          <w:tab w:val="num" w:pos="6480"/>
+        </w:tabs>
+        <w:ind w:left="6480" w:hanging="360"/>
+      </w:pPr>
+      <w:rPr>
+        <w:rFonts w:ascii="Wingdings" w:hAnsi="Wingdings" w:hint="default"/>
+        <w:sz w:val="20"/>
+      </w:rPr>
+    </w:lvl>
+  </w:abstractNum>
+  <w:abstractNum w:abstractNumId="9" w15:restartNumberingAfterBreak="0">
+    <w:nsid w:val="3F5F548B"/>
+    <w:multiLevelType w:val="multilevel"/>
+    <w:tmpl w:val="54C23062"/>
+    <w:lvl w:ilvl="0">
+      <w:start w:val="1"/>
+      <w:numFmt w:val="bullet"/>
+      <w:lvlText w:val=""/>
+      <w:lvlJc w:val="left"/>
+      <w:pPr>
+        <w:tabs>
+          <w:tab w:val="num" w:pos="720"/>
+        </w:tabs>
+        <w:ind w:left="720" w:hanging="360"/>
+      </w:pPr>
+      <w:rPr>
+        <w:rFonts w:ascii="Symbol" w:hAnsi="Symbol" w:hint="default"/>
+        <w:sz w:val="20"/>
+      </w:rPr>
+    </w:lvl>
+    <w:lvl w:ilvl="1" w:tentative="1">
+      <w:start w:val="1"/>
+      <w:numFmt w:val="bullet"/>
+      <w:lvlText w:val="o"/>
+      <w:lvlJc w:val="left"/>
+      <w:pPr>
+        <w:tabs>
+          <w:tab w:val="num" w:pos="1440"/>
+        </w:tabs>
+        <w:ind w:left="1440" w:hanging="360"/>
+      </w:pPr>
+      <w:rPr>
+        <w:rFonts w:ascii="Courier New" w:hAnsi="Courier New" w:hint="default"/>
+        <w:sz w:val="20"/>
+      </w:rPr>
+    </w:lvl>
+    <w:lvl w:ilvl="2" w:tentative="1">
+      <w:start w:val="1"/>
+      <w:numFmt w:val="bullet"/>
+      <w:lvlText w:val=""/>
+      <w:lvlJc w:val="left"/>
+      <w:pPr>
+        <w:tabs>
+          <w:tab w:val="num" w:pos="2160"/>
+        </w:tabs>
+        <w:ind w:left="2160" w:hanging="360"/>
+      </w:pPr>
+      <w:rPr>
+        <w:rFonts w:ascii="Wingdings" w:hAnsi="Wingdings" w:hint="default"/>
+        <w:sz w:val="20"/>
+      </w:rPr>
+    </w:lvl>
+    <w:lvl w:ilvl="3" w:tentative="1">
+      <w:start w:val="1"/>
+      <w:numFmt w:val="bullet"/>
+      <w:lvlText w:val=""/>
+      <w:lvlJc w:val="left"/>
+      <w:pPr>
+        <w:tabs>
+          <w:tab w:val="num" w:pos="2880"/>
+        </w:tabs>
+        <w:ind w:left="2880" w:hanging="360"/>
+      </w:pPr>
+      <w:rPr>
+        <w:rFonts w:ascii="Wingdings" w:hAnsi="Wingdings" w:hint="default"/>
+        <w:sz w:val="20"/>
+      </w:rPr>
+    </w:lvl>
+    <w:lvl w:ilvl="4" w:tentative="1">
+      <w:start w:val="1"/>
+      <w:numFmt w:val="bullet"/>
+      <w:lvlText w:val=""/>
+      <w:lvlJc w:val="left"/>
+      <w:pPr>
+        <w:tabs>
+          <w:tab w:val="num" w:pos="3600"/>
+        </w:tabs>
+        <w:ind w:left="3600" w:hanging="360"/>
+      </w:pPr>
+      <w:rPr>
+        <w:rFonts w:ascii="Wingdings" w:hAnsi="Wingdings" w:hint="default"/>
+        <w:sz w:val="20"/>
+      </w:rPr>
+    </w:lvl>
+    <w:lvl w:ilvl="5" w:tentative="1">
+      <w:start w:val="1"/>
+      <w:numFmt w:val="bullet"/>
+      <w:lvlText w:val=""/>
+      <w:lvlJc w:val="left"/>
+      <w:pPr>
+        <w:tabs>
+          <w:tab w:val="num" w:pos="4320"/>
+        </w:tabs>
+        <w:ind w:left="4320" w:hanging="360"/>
+      </w:pPr>
+      <w:rPr>
+        <w:rFonts w:ascii="Wingdings" w:hAnsi="Wingdings" w:hint="default"/>
+        <w:sz w:val="20"/>
+      </w:rPr>
+    </w:lvl>
+    <w:lvl w:ilvl="6" w:tentative="1">
+      <w:start w:val="1"/>
+      <w:numFmt w:val="bullet"/>
+      <w:lvlText w:val=""/>
+      <w:lvlJc w:val="left"/>
+      <w:pPr>
+        <w:tabs>
+          <w:tab w:val="num" w:pos="5040"/>
+        </w:tabs>
+        <w:ind w:left="5040" w:hanging="360"/>
+      </w:pPr>
+      <w:rPr>
+        <w:rFonts w:ascii="Wingdings" w:hAnsi="Wingdings" w:hint="default"/>
+        <w:sz w:val="20"/>
+      </w:rPr>
+    </w:lvl>
+    <w:lvl w:ilvl="7" w:tentative="1">
+      <w:start w:val="1"/>
+      <w:numFmt w:val="bullet"/>
+      <w:lvlText w:val=""/>
+      <w:lvlJc w:val="left"/>
+      <w:pPr>
+        <w:tabs>
+          <w:tab w:val="num" w:pos="5760"/>
+        </w:tabs>
+        <w:ind w:left="5760" w:hanging="360"/>
+      </w:pPr>
+      <w:rPr>
+        <w:rFonts w:ascii="Wingdings" w:hAnsi="Wingdings" w:hint="default"/>
+        <w:sz w:val="20"/>
+      </w:rPr>
+    </w:lvl>
+    <w:lvl w:ilvl="8" w:tentative="1">
+      <w:start w:val="1"/>
+      <w:numFmt w:val="bullet"/>
+      <w:lvlText w:val=""/>
+      <w:lvlJc w:val="left"/>
+      <w:pPr>
+        <w:tabs>
+          <w:tab w:val="num" w:pos="6480"/>
+        </w:tabs>
+        <w:ind w:left="6480" w:hanging="360"/>
+      </w:pPr>
+      <w:rPr>
+        <w:rFonts w:ascii="Wingdings" w:hAnsi="Wingdings" w:hint="default"/>
+        <w:sz w:val="20"/>
+      </w:rPr>
+    </w:lvl>
+  </w:abstractNum>
+  <w:abstractNum w:abstractNumId="10" w15:restartNumberingAfterBreak="0">
+    <w:nsid w:val="45A50041"/>
+    <w:multiLevelType w:val="multilevel"/>
+    <w:tmpl w:val="BDFA961C"/>
+    <w:lvl w:ilvl="0">
+      <w:start w:val="1"/>
+      <w:numFmt w:val="bullet"/>
+      <w:lvlText w:val=""/>
+      <w:lvlJc w:val="left"/>
+      <w:pPr>
+        <w:tabs>
+          <w:tab w:val="num" w:pos="720"/>
+        </w:tabs>
+        <w:ind w:left="720" w:hanging="360"/>
+      </w:pPr>
+      <w:rPr>
+        <w:rFonts w:ascii="Symbol" w:hAnsi="Symbol" w:hint="default"/>
+        <w:sz w:val="20"/>
+      </w:rPr>
+    </w:lvl>
+    <w:lvl w:ilvl="1" w:tentative="1">
+      <w:start w:val="1"/>
+      <w:numFmt w:val="bullet"/>
+      <w:lvlText w:val="o"/>
+      <w:lvlJc w:val="left"/>
+      <w:pPr>
+        <w:tabs>
+          <w:tab w:val="num" w:pos="1440"/>
+        </w:tabs>
+        <w:ind w:left="1440" w:hanging="360"/>
+      </w:pPr>
+      <w:rPr>
+        <w:rFonts w:ascii="Courier New" w:hAnsi="Courier New" w:hint="default"/>
+        <w:sz w:val="20"/>
+      </w:rPr>
+    </w:lvl>
+    <w:lvl w:ilvl="2" w:tentative="1">
+      <w:start w:val="1"/>
+      <w:numFmt w:val="bullet"/>
+      <w:lvlText w:val=""/>
+      <w:lvlJc w:val="left"/>
+      <w:pPr>
+        <w:tabs>
+          <w:tab w:val="num" w:pos="2160"/>
+        </w:tabs>
+        <w:ind w:left="2160" w:hanging="360"/>
+      </w:pPr>
+      <w:rPr>
+        <w:rFonts w:ascii="Wingdings" w:hAnsi="Wingdings" w:hint="default"/>
+        <w:sz w:val="20"/>
+      </w:rPr>
+    </w:lvl>
+    <w:lvl w:ilvl="3" w:tentative="1">
+      <w:start w:val="1"/>
+      <w:numFmt w:val="bullet"/>
+      <w:lvlText w:val=""/>
+      <w:lvlJc w:val="left"/>
+      <w:pPr>
+        <w:tabs>
+          <w:tab w:val="num" w:pos="2880"/>
+        </w:tabs>
+        <w:ind w:left="2880" w:hanging="360"/>
+      </w:pPr>
+      <w:rPr>
+        <w:rFonts w:ascii="Wingdings" w:hAnsi="Wingdings" w:hint="default"/>
+        <w:sz w:val="20"/>
+      </w:rPr>
+    </w:lvl>
+    <w:lvl w:ilvl="4" w:tentative="1">
+      <w:start w:val="1"/>
+      <w:numFmt w:val="bullet"/>
+      <w:lvlText w:val=""/>
+      <w:lvlJc w:val="left"/>
+      <w:pPr>
+        <w:tabs>
+          <w:tab w:val="num" w:pos="3600"/>
+        </w:tabs>
+        <w:ind w:left="3600" w:hanging="360"/>
+      </w:pPr>
+      <w:rPr>
+        <w:rFonts w:ascii="Wingdings" w:hAnsi="Wingdings" w:hint="default"/>
+        <w:sz w:val="20"/>
+      </w:rPr>
+    </w:lvl>
+    <w:lvl w:ilvl="5" w:tentative="1">
+      <w:start w:val="1"/>
+      <w:numFmt w:val="bullet"/>
+      <w:lvlText w:val=""/>
+      <w:lvlJc w:val="left"/>
+      <w:pPr>
+        <w:tabs>
+          <w:tab w:val="num" w:pos="4320"/>
+        </w:tabs>
+        <w:ind w:left="4320" w:hanging="360"/>
+      </w:pPr>
+      <w:rPr>
+        <w:rFonts w:ascii="Wingdings" w:hAnsi="Wingdings" w:hint="default"/>
+        <w:sz w:val="20"/>
+      </w:rPr>
+    </w:lvl>
+    <w:lvl w:ilvl="6" w:tentative="1">
+      <w:start w:val="1"/>
+      <w:numFmt w:val="bullet"/>
+      <w:lvlText w:val=""/>
+      <w:lvlJc w:val="left"/>
+      <w:pPr>
+        <w:tabs>
+          <w:tab w:val="num" w:pos="5040"/>
+        </w:tabs>
+        <w:ind w:left="5040" w:hanging="360"/>
+      </w:pPr>
+      <w:rPr>
+        <w:rFonts w:ascii="Wingdings" w:hAnsi="Wingdings" w:hint="default"/>
+        <w:sz w:val="20"/>
+      </w:rPr>
+    </w:lvl>
+    <w:lvl w:ilvl="7" w:tentative="1">
+      <w:start w:val="1"/>
+      <w:numFmt w:val="bullet"/>
+      <w:lvlText w:val=""/>
+      <w:lvlJc w:val="left"/>
+      <w:pPr>
+        <w:tabs>
+          <w:tab w:val="num" w:pos="5760"/>
+        </w:tabs>
+        <w:ind w:left="5760" w:hanging="360"/>
+      </w:pPr>
+      <w:rPr>
+        <w:rFonts w:ascii="Wingdings" w:hAnsi="Wingdings" w:hint="default"/>
+        <w:sz w:val="20"/>
+      </w:rPr>
+    </w:lvl>
+    <w:lvl w:ilvl="8" w:tentative="1">
+      <w:start w:val="1"/>
+      <w:numFmt w:val="bullet"/>
+      <w:lvlText w:val=""/>
+      <w:lvlJc w:val="left"/>
+      <w:pPr>
+        <w:tabs>
+          <w:tab w:val="num" w:pos="6480"/>
+        </w:tabs>
+        <w:ind w:left="6480" w:hanging="360"/>
+      </w:pPr>
+      <w:rPr>
+        <w:rFonts w:ascii="Wingdings" w:hAnsi="Wingdings" w:hint="default"/>
+        <w:sz w:val="20"/>
+      </w:rPr>
+    </w:lvl>
+  </w:abstractNum>
+  <w:abstractNum w:abstractNumId="11" w15:restartNumberingAfterBreak="0">
     <w:nsid w:val="56454D19"/>
     <w:multiLevelType w:val="hybridMultilevel"/>
     <w:tmpl w:val="521EC9FA"/>
@@ -16237,7 +17913,978 @@
       </w:rPr>
     </w:lvl>
   </w:abstractNum>
-  <w:abstractNum w:abstractNumId="1" w15:restartNumberingAfterBreak="0">
+  <w:abstractNum w:abstractNumId="12" w15:restartNumberingAfterBreak="0">
+    <w:nsid w:val="56D4382C"/>
+    <w:multiLevelType w:val="multilevel"/>
+    <w:tmpl w:val="57781E64"/>
+    <w:lvl w:ilvl="0">
+      <w:start w:val="1"/>
+      <w:numFmt w:val="bullet"/>
+      <w:lvlText w:val=""/>
+      <w:lvlJc w:val="left"/>
+      <w:pPr>
+        <w:tabs>
+          <w:tab w:val="num" w:pos="720"/>
+        </w:tabs>
+        <w:ind w:left="720" w:hanging="360"/>
+      </w:pPr>
+      <w:rPr>
+        <w:rFonts w:ascii="Symbol" w:hAnsi="Symbol" w:hint="default"/>
+        <w:sz w:val="20"/>
+      </w:rPr>
+    </w:lvl>
+    <w:lvl w:ilvl="1" w:tentative="1">
+      <w:start w:val="1"/>
+      <w:numFmt w:val="bullet"/>
+      <w:lvlText w:val="o"/>
+      <w:lvlJc w:val="left"/>
+      <w:pPr>
+        <w:tabs>
+          <w:tab w:val="num" w:pos="1440"/>
+        </w:tabs>
+        <w:ind w:left="1440" w:hanging="360"/>
+      </w:pPr>
+      <w:rPr>
+        <w:rFonts w:ascii="Courier New" w:hAnsi="Courier New" w:hint="default"/>
+        <w:sz w:val="20"/>
+      </w:rPr>
+    </w:lvl>
+    <w:lvl w:ilvl="2" w:tentative="1">
+      <w:start w:val="1"/>
+      <w:numFmt w:val="bullet"/>
+      <w:lvlText w:val=""/>
+      <w:lvlJc w:val="left"/>
+      <w:pPr>
+        <w:tabs>
+          <w:tab w:val="num" w:pos="2160"/>
+        </w:tabs>
+        <w:ind w:left="2160" w:hanging="360"/>
+      </w:pPr>
+      <w:rPr>
+        <w:rFonts w:ascii="Wingdings" w:hAnsi="Wingdings" w:hint="default"/>
+        <w:sz w:val="20"/>
+      </w:rPr>
+    </w:lvl>
+    <w:lvl w:ilvl="3" w:tentative="1">
+      <w:start w:val="1"/>
+      <w:numFmt w:val="bullet"/>
+      <w:lvlText w:val=""/>
+      <w:lvlJc w:val="left"/>
+      <w:pPr>
+        <w:tabs>
+          <w:tab w:val="num" w:pos="2880"/>
+        </w:tabs>
+        <w:ind w:left="2880" w:hanging="360"/>
+      </w:pPr>
+      <w:rPr>
+        <w:rFonts w:ascii="Wingdings" w:hAnsi="Wingdings" w:hint="default"/>
+        <w:sz w:val="20"/>
+      </w:rPr>
+    </w:lvl>
+    <w:lvl w:ilvl="4" w:tentative="1">
+      <w:start w:val="1"/>
+      <w:numFmt w:val="bullet"/>
+      <w:lvlText w:val=""/>
+      <w:lvlJc w:val="left"/>
+      <w:pPr>
+        <w:tabs>
+          <w:tab w:val="num" w:pos="3600"/>
+        </w:tabs>
+        <w:ind w:left="3600" w:hanging="360"/>
+      </w:pPr>
+      <w:rPr>
+        <w:rFonts w:ascii="Wingdings" w:hAnsi="Wingdings" w:hint="default"/>
+        <w:sz w:val="20"/>
+      </w:rPr>
+    </w:lvl>
+    <w:lvl w:ilvl="5" w:tentative="1">
+      <w:start w:val="1"/>
+      <w:numFmt w:val="bullet"/>
+      <w:lvlText w:val=""/>
+      <w:lvlJc w:val="left"/>
+      <w:pPr>
+        <w:tabs>
+          <w:tab w:val="num" w:pos="4320"/>
+        </w:tabs>
+        <w:ind w:left="4320" w:hanging="360"/>
+      </w:pPr>
+      <w:rPr>
+        <w:rFonts w:ascii="Wingdings" w:hAnsi="Wingdings" w:hint="default"/>
+        <w:sz w:val="20"/>
+      </w:rPr>
+    </w:lvl>
+    <w:lvl w:ilvl="6" w:tentative="1">
+      <w:start w:val="1"/>
+      <w:numFmt w:val="bullet"/>
+      <w:lvlText w:val=""/>
+      <w:lvlJc w:val="left"/>
+      <w:pPr>
+        <w:tabs>
+          <w:tab w:val="num" w:pos="5040"/>
+        </w:tabs>
+        <w:ind w:left="5040" w:hanging="360"/>
+      </w:pPr>
+      <w:rPr>
+        <w:rFonts w:ascii="Wingdings" w:hAnsi="Wingdings" w:hint="default"/>
+        <w:sz w:val="20"/>
+      </w:rPr>
+    </w:lvl>
+    <w:lvl w:ilvl="7" w:tentative="1">
+      <w:start w:val="1"/>
+      <w:numFmt w:val="bullet"/>
+      <w:lvlText w:val=""/>
+      <w:lvlJc w:val="left"/>
+      <w:pPr>
+        <w:tabs>
+          <w:tab w:val="num" w:pos="5760"/>
+        </w:tabs>
+        <w:ind w:left="5760" w:hanging="360"/>
+      </w:pPr>
+      <w:rPr>
+        <w:rFonts w:ascii="Wingdings" w:hAnsi="Wingdings" w:hint="default"/>
+        <w:sz w:val="20"/>
+      </w:rPr>
+    </w:lvl>
+    <w:lvl w:ilvl="8" w:tentative="1">
+      <w:start w:val="1"/>
+      <w:numFmt w:val="bullet"/>
+      <w:lvlText w:val=""/>
+      <w:lvlJc w:val="left"/>
+      <w:pPr>
+        <w:tabs>
+          <w:tab w:val="num" w:pos="6480"/>
+        </w:tabs>
+        <w:ind w:left="6480" w:hanging="360"/>
+      </w:pPr>
+      <w:rPr>
+        <w:rFonts w:ascii="Wingdings" w:hAnsi="Wingdings" w:hint="default"/>
+        <w:sz w:val="20"/>
+      </w:rPr>
+    </w:lvl>
+  </w:abstractNum>
+  <w:abstractNum w:abstractNumId="13" w15:restartNumberingAfterBreak="0">
+    <w:nsid w:val="584C1A32"/>
+    <w:multiLevelType w:val="multilevel"/>
+    <w:tmpl w:val="4CA4A9DE"/>
+    <w:lvl w:ilvl="0">
+      <w:start w:val="1"/>
+      <w:numFmt w:val="decimal"/>
+      <w:lvlText w:val="%1."/>
+      <w:lvlJc w:val="left"/>
+      <w:pPr>
+        <w:tabs>
+          <w:tab w:val="num" w:pos="720"/>
+        </w:tabs>
+        <w:ind w:left="720" w:hanging="360"/>
+      </w:pPr>
+    </w:lvl>
+    <w:lvl w:ilvl="1" w:tentative="1">
+      <w:start w:val="1"/>
+      <w:numFmt w:val="decimal"/>
+      <w:lvlText w:val="%2."/>
+      <w:lvlJc w:val="left"/>
+      <w:pPr>
+        <w:tabs>
+          <w:tab w:val="num" w:pos="1440"/>
+        </w:tabs>
+        <w:ind w:left="1440" w:hanging="360"/>
+      </w:pPr>
+    </w:lvl>
+    <w:lvl w:ilvl="2" w:tentative="1">
+      <w:start w:val="1"/>
+      <w:numFmt w:val="decimal"/>
+      <w:lvlText w:val="%3."/>
+      <w:lvlJc w:val="left"/>
+      <w:pPr>
+        <w:tabs>
+          <w:tab w:val="num" w:pos="2160"/>
+        </w:tabs>
+        <w:ind w:left="2160" w:hanging="360"/>
+      </w:pPr>
+    </w:lvl>
+    <w:lvl w:ilvl="3" w:tentative="1">
+      <w:start w:val="1"/>
+      <w:numFmt w:val="decimal"/>
+      <w:lvlText w:val="%4."/>
+      <w:lvlJc w:val="left"/>
+      <w:pPr>
+        <w:tabs>
+          <w:tab w:val="num" w:pos="2880"/>
+        </w:tabs>
+        <w:ind w:left="2880" w:hanging="360"/>
+      </w:pPr>
+    </w:lvl>
+    <w:lvl w:ilvl="4" w:tentative="1">
+      <w:start w:val="1"/>
+      <w:numFmt w:val="decimal"/>
+      <w:lvlText w:val="%5."/>
+      <w:lvlJc w:val="left"/>
+      <w:pPr>
+        <w:tabs>
+          <w:tab w:val="num" w:pos="3600"/>
+        </w:tabs>
+        <w:ind w:left="3600" w:hanging="360"/>
+      </w:pPr>
+    </w:lvl>
+    <w:lvl w:ilvl="5" w:tentative="1">
+      <w:start w:val="1"/>
+      <w:numFmt w:val="decimal"/>
+      <w:lvlText w:val="%6."/>
+      <w:lvlJc w:val="left"/>
+      <w:pPr>
+        <w:tabs>
+          <w:tab w:val="num" w:pos="4320"/>
+        </w:tabs>
+        <w:ind w:left="4320" w:hanging="360"/>
+      </w:pPr>
+    </w:lvl>
+    <w:lvl w:ilvl="6" w:tentative="1">
+      <w:start w:val="1"/>
+      <w:numFmt w:val="decimal"/>
+      <w:lvlText w:val="%7."/>
+      <w:lvlJc w:val="left"/>
+      <w:pPr>
+        <w:tabs>
+          <w:tab w:val="num" w:pos="5040"/>
+        </w:tabs>
+        <w:ind w:left="5040" w:hanging="360"/>
+      </w:pPr>
+    </w:lvl>
+    <w:lvl w:ilvl="7" w:tentative="1">
+      <w:start w:val="1"/>
+      <w:numFmt w:val="decimal"/>
+      <w:lvlText w:val="%8."/>
+      <w:lvlJc w:val="left"/>
+      <w:pPr>
+        <w:tabs>
+          <w:tab w:val="num" w:pos="5760"/>
+        </w:tabs>
+        <w:ind w:left="5760" w:hanging="360"/>
+      </w:pPr>
+    </w:lvl>
+    <w:lvl w:ilvl="8" w:tentative="1">
+      <w:start w:val="1"/>
+      <w:numFmt w:val="decimal"/>
+      <w:lvlText w:val="%9."/>
+      <w:lvlJc w:val="left"/>
+      <w:pPr>
+        <w:tabs>
+          <w:tab w:val="num" w:pos="6480"/>
+        </w:tabs>
+        <w:ind w:left="6480" w:hanging="360"/>
+      </w:pPr>
+    </w:lvl>
+  </w:abstractNum>
+  <w:abstractNum w:abstractNumId="14" w15:restartNumberingAfterBreak="0">
+    <w:nsid w:val="5C2D66DC"/>
+    <w:multiLevelType w:val="multilevel"/>
+    <w:tmpl w:val="BD68D1AC"/>
+    <w:lvl w:ilvl="0">
+      <w:start w:val="1"/>
+      <w:numFmt w:val="bullet"/>
+      <w:lvlText w:val=""/>
+      <w:lvlJc w:val="left"/>
+      <w:pPr>
+        <w:tabs>
+          <w:tab w:val="num" w:pos="720"/>
+        </w:tabs>
+        <w:ind w:left="720" w:hanging="360"/>
+      </w:pPr>
+      <w:rPr>
+        <w:rFonts w:ascii="Symbol" w:hAnsi="Symbol" w:hint="default"/>
+        <w:sz w:val="20"/>
+      </w:rPr>
+    </w:lvl>
+    <w:lvl w:ilvl="1">
+      <w:start w:val="1"/>
+      <w:numFmt w:val="bullet"/>
+      <w:lvlText w:val="o"/>
+      <w:lvlJc w:val="left"/>
+      <w:pPr>
+        <w:tabs>
+          <w:tab w:val="num" w:pos="1440"/>
+        </w:tabs>
+        <w:ind w:left="1440" w:hanging="360"/>
+      </w:pPr>
+      <w:rPr>
+        <w:rFonts w:ascii="Courier New" w:hAnsi="Courier New" w:hint="default"/>
+        <w:sz w:val="20"/>
+      </w:rPr>
+    </w:lvl>
+    <w:lvl w:ilvl="2" w:tentative="1">
+      <w:start w:val="1"/>
+      <w:numFmt w:val="bullet"/>
+      <w:lvlText w:val=""/>
+      <w:lvlJc w:val="left"/>
+      <w:pPr>
+        <w:tabs>
+          <w:tab w:val="num" w:pos="2160"/>
+        </w:tabs>
+        <w:ind w:left="2160" w:hanging="360"/>
+      </w:pPr>
+      <w:rPr>
+        <w:rFonts w:ascii="Wingdings" w:hAnsi="Wingdings" w:hint="default"/>
+        <w:sz w:val="20"/>
+      </w:rPr>
+    </w:lvl>
+    <w:lvl w:ilvl="3" w:tentative="1">
+      <w:start w:val="1"/>
+      <w:numFmt w:val="bullet"/>
+      <w:lvlText w:val=""/>
+      <w:lvlJc w:val="left"/>
+      <w:pPr>
+        <w:tabs>
+          <w:tab w:val="num" w:pos="2880"/>
+        </w:tabs>
+        <w:ind w:left="2880" w:hanging="360"/>
+      </w:pPr>
+      <w:rPr>
+        <w:rFonts w:ascii="Wingdings" w:hAnsi="Wingdings" w:hint="default"/>
+        <w:sz w:val="20"/>
+      </w:rPr>
+    </w:lvl>
+    <w:lvl w:ilvl="4" w:tentative="1">
+      <w:start w:val="1"/>
+      <w:numFmt w:val="bullet"/>
+      <w:lvlText w:val=""/>
+      <w:lvlJc w:val="left"/>
+      <w:pPr>
+        <w:tabs>
+          <w:tab w:val="num" w:pos="3600"/>
+        </w:tabs>
+        <w:ind w:left="3600" w:hanging="360"/>
+      </w:pPr>
+      <w:rPr>
+        <w:rFonts w:ascii="Wingdings" w:hAnsi="Wingdings" w:hint="default"/>
+        <w:sz w:val="20"/>
+      </w:rPr>
+    </w:lvl>
+    <w:lvl w:ilvl="5" w:tentative="1">
+      <w:start w:val="1"/>
+      <w:numFmt w:val="bullet"/>
+      <w:lvlText w:val=""/>
+      <w:lvlJc w:val="left"/>
+      <w:pPr>
+        <w:tabs>
+          <w:tab w:val="num" w:pos="4320"/>
+        </w:tabs>
+        <w:ind w:left="4320" w:hanging="360"/>
+      </w:pPr>
+      <w:rPr>
+        <w:rFonts w:ascii="Wingdings" w:hAnsi="Wingdings" w:hint="default"/>
+        <w:sz w:val="20"/>
+      </w:rPr>
+    </w:lvl>
+    <w:lvl w:ilvl="6" w:tentative="1">
+      <w:start w:val="1"/>
+      <w:numFmt w:val="bullet"/>
+      <w:lvlText w:val=""/>
+      <w:lvlJc w:val="left"/>
+      <w:pPr>
+        <w:tabs>
+          <w:tab w:val="num" w:pos="5040"/>
+        </w:tabs>
+        <w:ind w:left="5040" w:hanging="360"/>
+      </w:pPr>
+      <w:rPr>
+        <w:rFonts w:ascii="Wingdings" w:hAnsi="Wingdings" w:hint="default"/>
+        <w:sz w:val="20"/>
+      </w:rPr>
+    </w:lvl>
+    <w:lvl w:ilvl="7" w:tentative="1">
+      <w:start w:val="1"/>
+      <w:numFmt w:val="bullet"/>
+      <w:lvlText w:val=""/>
+      <w:lvlJc w:val="left"/>
+      <w:pPr>
+        <w:tabs>
+          <w:tab w:val="num" w:pos="5760"/>
+        </w:tabs>
+        <w:ind w:left="5760" w:hanging="360"/>
+      </w:pPr>
+      <w:rPr>
+        <w:rFonts w:ascii="Wingdings" w:hAnsi="Wingdings" w:hint="default"/>
+        <w:sz w:val="20"/>
+      </w:rPr>
+    </w:lvl>
+    <w:lvl w:ilvl="8" w:tentative="1">
+      <w:start w:val="1"/>
+      <w:numFmt w:val="bullet"/>
+      <w:lvlText w:val=""/>
+      <w:lvlJc w:val="left"/>
+      <w:pPr>
+        <w:tabs>
+          <w:tab w:val="num" w:pos="6480"/>
+        </w:tabs>
+        <w:ind w:left="6480" w:hanging="360"/>
+      </w:pPr>
+      <w:rPr>
+        <w:rFonts w:ascii="Wingdings" w:hAnsi="Wingdings" w:hint="default"/>
+        <w:sz w:val="20"/>
+      </w:rPr>
+    </w:lvl>
+  </w:abstractNum>
+  <w:abstractNum w:abstractNumId="15" w15:restartNumberingAfterBreak="0">
+    <w:nsid w:val="5FF878C0"/>
+    <w:multiLevelType w:val="multilevel"/>
+    <w:tmpl w:val="4BE2A19E"/>
+    <w:lvl w:ilvl="0">
+      <w:start w:val="1"/>
+      <w:numFmt w:val="bullet"/>
+      <w:lvlText w:val=""/>
+      <w:lvlJc w:val="left"/>
+      <w:pPr>
+        <w:tabs>
+          <w:tab w:val="num" w:pos="720"/>
+        </w:tabs>
+        <w:ind w:left="720" w:hanging="360"/>
+      </w:pPr>
+      <w:rPr>
+        <w:rFonts w:ascii="Symbol" w:hAnsi="Symbol" w:hint="default"/>
+        <w:sz w:val="20"/>
+      </w:rPr>
+    </w:lvl>
+    <w:lvl w:ilvl="1" w:tentative="1">
+      <w:start w:val="1"/>
+      <w:numFmt w:val="bullet"/>
+      <w:lvlText w:val="o"/>
+      <w:lvlJc w:val="left"/>
+      <w:pPr>
+        <w:tabs>
+          <w:tab w:val="num" w:pos="1440"/>
+        </w:tabs>
+        <w:ind w:left="1440" w:hanging="360"/>
+      </w:pPr>
+      <w:rPr>
+        <w:rFonts w:ascii="Courier New" w:hAnsi="Courier New" w:hint="default"/>
+        <w:sz w:val="20"/>
+      </w:rPr>
+    </w:lvl>
+    <w:lvl w:ilvl="2" w:tentative="1">
+      <w:start w:val="1"/>
+      <w:numFmt w:val="bullet"/>
+      <w:lvlText w:val=""/>
+      <w:lvlJc w:val="left"/>
+      <w:pPr>
+        <w:tabs>
+          <w:tab w:val="num" w:pos="2160"/>
+        </w:tabs>
+        <w:ind w:left="2160" w:hanging="360"/>
+      </w:pPr>
+      <w:rPr>
+        <w:rFonts w:ascii="Wingdings" w:hAnsi="Wingdings" w:hint="default"/>
+        <w:sz w:val="20"/>
+      </w:rPr>
+    </w:lvl>
+    <w:lvl w:ilvl="3" w:tentative="1">
+      <w:start w:val="1"/>
+      <w:numFmt w:val="bullet"/>
+      <w:lvlText w:val=""/>
+      <w:lvlJc w:val="left"/>
+      <w:pPr>
+        <w:tabs>
+          <w:tab w:val="num" w:pos="2880"/>
+        </w:tabs>
+        <w:ind w:left="2880" w:hanging="360"/>
+      </w:pPr>
+      <w:rPr>
+        <w:rFonts w:ascii="Wingdings" w:hAnsi="Wingdings" w:hint="default"/>
+        <w:sz w:val="20"/>
+      </w:rPr>
+    </w:lvl>
+    <w:lvl w:ilvl="4" w:tentative="1">
+      <w:start w:val="1"/>
+      <w:numFmt w:val="bullet"/>
+      <w:lvlText w:val=""/>
+      <w:lvlJc w:val="left"/>
+      <w:pPr>
+        <w:tabs>
+          <w:tab w:val="num" w:pos="3600"/>
+        </w:tabs>
+        <w:ind w:left="3600" w:hanging="360"/>
+      </w:pPr>
+      <w:rPr>
+        <w:rFonts w:ascii="Wingdings" w:hAnsi="Wingdings" w:hint="default"/>
+        <w:sz w:val="20"/>
+      </w:rPr>
+    </w:lvl>
+    <w:lvl w:ilvl="5" w:tentative="1">
+      <w:start w:val="1"/>
+      <w:numFmt w:val="bullet"/>
+      <w:lvlText w:val=""/>
+      <w:lvlJc w:val="left"/>
+      <w:pPr>
+        <w:tabs>
+          <w:tab w:val="num" w:pos="4320"/>
+        </w:tabs>
+        <w:ind w:left="4320" w:hanging="360"/>
+      </w:pPr>
+      <w:rPr>
+        <w:rFonts w:ascii="Wingdings" w:hAnsi="Wingdings" w:hint="default"/>
+        <w:sz w:val="20"/>
+      </w:rPr>
+    </w:lvl>
+    <w:lvl w:ilvl="6" w:tentative="1">
+      <w:start w:val="1"/>
+      <w:numFmt w:val="bullet"/>
+      <w:lvlText w:val=""/>
+      <w:lvlJc w:val="left"/>
+      <w:pPr>
+        <w:tabs>
+          <w:tab w:val="num" w:pos="5040"/>
+        </w:tabs>
+        <w:ind w:left="5040" w:hanging="360"/>
+      </w:pPr>
+      <w:rPr>
+        <w:rFonts w:ascii="Wingdings" w:hAnsi="Wingdings" w:hint="default"/>
+        <w:sz w:val="20"/>
+      </w:rPr>
+    </w:lvl>
+    <w:lvl w:ilvl="7" w:tentative="1">
+      <w:start w:val="1"/>
+      <w:numFmt w:val="bullet"/>
+      <w:lvlText w:val=""/>
+      <w:lvlJc w:val="left"/>
+      <w:pPr>
+        <w:tabs>
+          <w:tab w:val="num" w:pos="5760"/>
+        </w:tabs>
+        <w:ind w:left="5760" w:hanging="360"/>
+      </w:pPr>
+      <w:rPr>
+        <w:rFonts w:ascii="Wingdings" w:hAnsi="Wingdings" w:hint="default"/>
+        <w:sz w:val="20"/>
+      </w:rPr>
+    </w:lvl>
+    <w:lvl w:ilvl="8" w:tentative="1">
+      <w:start w:val="1"/>
+      <w:numFmt w:val="bullet"/>
+      <w:lvlText w:val=""/>
+      <w:lvlJc w:val="left"/>
+      <w:pPr>
+        <w:tabs>
+          <w:tab w:val="num" w:pos="6480"/>
+        </w:tabs>
+        <w:ind w:left="6480" w:hanging="360"/>
+      </w:pPr>
+      <w:rPr>
+        <w:rFonts w:ascii="Wingdings" w:hAnsi="Wingdings" w:hint="default"/>
+        <w:sz w:val="20"/>
+      </w:rPr>
+    </w:lvl>
+  </w:abstractNum>
+  <w:abstractNum w:abstractNumId="16" w15:restartNumberingAfterBreak="0">
+    <w:nsid w:val="603E0181"/>
+    <w:multiLevelType w:val="multilevel"/>
+    <w:tmpl w:val="BBB826A4"/>
+    <w:lvl w:ilvl="0">
+      <w:start w:val="1"/>
+      <w:numFmt w:val="bullet"/>
+      <w:lvlText w:val=""/>
+      <w:lvlJc w:val="left"/>
+      <w:pPr>
+        <w:tabs>
+          <w:tab w:val="num" w:pos="720"/>
+        </w:tabs>
+        <w:ind w:left="720" w:hanging="360"/>
+      </w:pPr>
+      <w:rPr>
+        <w:rFonts w:ascii="Symbol" w:hAnsi="Symbol" w:hint="default"/>
+        <w:sz w:val="20"/>
+      </w:rPr>
+    </w:lvl>
+    <w:lvl w:ilvl="1" w:tentative="1">
+      <w:start w:val="1"/>
+      <w:numFmt w:val="bullet"/>
+      <w:lvlText w:val="o"/>
+      <w:lvlJc w:val="left"/>
+      <w:pPr>
+        <w:tabs>
+          <w:tab w:val="num" w:pos="1440"/>
+        </w:tabs>
+        <w:ind w:left="1440" w:hanging="360"/>
+      </w:pPr>
+      <w:rPr>
+        <w:rFonts w:ascii="Courier New" w:hAnsi="Courier New" w:hint="default"/>
+        <w:sz w:val="20"/>
+      </w:rPr>
+    </w:lvl>
+    <w:lvl w:ilvl="2" w:tentative="1">
+      <w:start w:val="1"/>
+      <w:numFmt w:val="bullet"/>
+      <w:lvlText w:val=""/>
+      <w:lvlJc w:val="left"/>
+      <w:pPr>
+        <w:tabs>
+          <w:tab w:val="num" w:pos="2160"/>
+        </w:tabs>
+        <w:ind w:left="2160" w:hanging="360"/>
+      </w:pPr>
+      <w:rPr>
+        <w:rFonts w:ascii="Wingdings" w:hAnsi="Wingdings" w:hint="default"/>
+        <w:sz w:val="20"/>
+      </w:rPr>
+    </w:lvl>
+    <w:lvl w:ilvl="3" w:tentative="1">
+      <w:start w:val="1"/>
+      <w:numFmt w:val="bullet"/>
+      <w:lvlText w:val=""/>
+      <w:lvlJc w:val="left"/>
+      <w:pPr>
+        <w:tabs>
+          <w:tab w:val="num" w:pos="2880"/>
+        </w:tabs>
+        <w:ind w:left="2880" w:hanging="360"/>
+      </w:pPr>
+      <w:rPr>
+        <w:rFonts w:ascii="Wingdings" w:hAnsi="Wingdings" w:hint="default"/>
+        <w:sz w:val="20"/>
+      </w:rPr>
+    </w:lvl>
+    <w:lvl w:ilvl="4" w:tentative="1">
+      <w:start w:val="1"/>
+      <w:numFmt w:val="bullet"/>
+      <w:lvlText w:val=""/>
+      <w:lvlJc w:val="left"/>
+      <w:pPr>
+        <w:tabs>
+          <w:tab w:val="num" w:pos="3600"/>
+        </w:tabs>
+        <w:ind w:left="3600" w:hanging="360"/>
+      </w:pPr>
+      <w:rPr>
+        <w:rFonts w:ascii="Wingdings" w:hAnsi="Wingdings" w:hint="default"/>
+        <w:sz w:val="20"/>
+      </w:rPr>
+    </w:lvl>
+    <w:lvl w:ilvl="5" w:tentative="1">
+      <w:start w:val="1"/>
+      <w:numFmt w:val="bullet"/>
+      <w:lvlText w:val=""/>
+      <w:lvlJc w:val="left"/>
+      <w:pPr>
+        <w:tabs>
+          <w:tab w:val="num" w:pos="4320"/>
+        </w:tabs>
+        <w:ind w:left="4320" w:hanging="360"/>
+      </w:pPr>
+      <w:rPr>
+        <w:rFonts w:ascii="Wingdings" w:hAnsi="Wingdings" w:hint="default"/>
+        <w:sz w:val="20"/>
+      </w:rPr>
+    </w:lvl>
+    <w:lvl w:ilvl="6" w:tentative="1">
+      <w:start w:val="1"/>
+      <w:numFmt w:val="bullet"/>
+      <w:lvlText w:val=""/>
+      <w:lvlJc w:val="left"/>
+      <w:pPr>
+        <w:tabs>
+          <w:tab w:val="num" w:pos="5040"/>
+        </w:tabs>
+        <w:ind w:left="5040" w:hanging="360"/>
+      </w:pPr>
+      <w:rPr>
+        <w:rFonts w:ascii="Wingdings" w:hAnsi="Wingdings" w:hint="default"/>
+        <w:sz w:val="20"/>
+      </w:rPr>
+    </w:lvl>
+    <w:lvl w:ilvl="7" w:tentative="1">
+      <w:start w:val="1"/>
+      <w:numFmt w:val="bullet"/>
+      <w:lvlText w:val=""/>
+      <w:lvlJc w:val="left"/>
+      <w:pPr>
+        <w:tabs>
+          <w:tab w:val="num" w:pos="5760"/>
+        </w:tabs>
+        <w:ind w:left="5760" w:hanging="360"/>
+      </w:pPr>
+      <w:rPr>
+        <w:rFonts w:ascii="Wingdings" w:hAnsi="Wingdings" w:hint="default"/>
+        <w:sz w:val="20"/>
+      </w:rPr>
+    </w:lvl>
+    <w:lvl w:ilvl="8" w:tentative="1">
+      <w:start w:val="1"/>
+      <w:numFmt w:val="bullet"/>
+      <w:lvlText w:val=""/>
+      <w:lvlJc w:val="left"/>
+      <w:pPr>
+        <w:tabs>
+          <w:tab w:val="num" w:pos="6480"/>
+        </w:tabs>
+        <w:ind w:left="6480" w:hanging="360"/>
+      </w:pPr>
+      <w:rPr>
+        <w:rFonts w:ascii="Wingdings" w:hAnsi="Wingdings" w:hint="default"/>
+        <w:sz w:val="20"/>
+      </w:rPr>
+    </w:lvl>
+  </w:abstractNum>
+  <w:abstractNum w:abstractNumId="17" w15:restartNumberingAfterBreak="0">
+    <w:nsid w:val="61611001"/>
+    <w:multiLevelType w:val="multilevel"/>
+    <w:tmpl w:val="48FA2784"/>
+    <w:lvl w:ilvl="0">
+      <w:start w:val="1"/>
+      <w:numFmt w:val="bullet"/>
+      <w:lvlText w:val=""/>
+      <w:lvlJc w:val="left"/>
+      <w:pPr>
+        <w:tabs>
+          <w:tab w:val="num" w:pos="720"/>
+        </w:tabs>
+        <w:ind w:left="720" w:hanging="360"/>
+      </w:pPr>
+      <w:rPr>
+        <w:rFonts w:ascii="Symbol" w:hAnsi="Symbol" w:hint="default"/>
+        <w:sz w:val="20"/>
+      </w:rPr>
+    </w:lvl>
+    <w:lvl w:ilvl="1" w:tentative="1">
+      <w:start w:val="1"/>
+      <w:numFmt w:val="bullet"/>
+      <w:lvlText w:val="o"/>
+      <w:lvlJc w:val="left"/>
+      <w:pPr>
+        <w:tabs>
+          <w:tab w:val="num" w:pos="1440"/>
+        </w:tabs>
+        <w:ind w:left="1440" w:hanging="360"/>
+      </w:pPr>
+      <w:rPr>
+        <w:rFonts w:ascii="Courier New" w:hAnsi="Courier New" w:hint="default"/>
+        <w:sz w:val="20"/>
+      </w:rPr>
+    </w:lvl>
+    <w:lvl w:ilvl="2" w:tentative="1">
+      <w:start w:val="1"/>
+      <w:numFmt w:val="bullet"/>
+      <w:lvlText w:val=""/>
+      <w:lvlJc w:val="left"/>
+      <w:pPr>
+        <w:tabs>
+          <w:tab w:val="num" w:pos="2160"/>
+        </w:tabs>
+        <w:ind w:left="2160" w:hanging="360"/>
+      </w:pPr>
+      <w:rPr>
+        <w:rFonts w:ascii="Wingdings" w:hAnsi="Wingdings" w:hint="default"/>
+        <w:sz w:val="20"/>
+      </w:rPr>
+    </w:lvl>
+    <w:lvl w:ilvl="3" w:tentative="1">
+      <w:start w:val="1"/>
+      <w:numFmt w:val="bullet"/>
+      <w:lvlText w:val=""/>
+      <w:lvlJc w:val="left"/>
+      <w:pPr>
+        <w:tabs>
+          <w:tab w:val="num" w:pos="2880"/>
+        </w:tabs>
+        <w:ind w:left="2880" w:hanging="360"/>
+      </w:pPr>
+      <w:rPr>
+        <w:rFonts w:ascii="Wingdings" w:hAnsi="Wingdings" w:hint="default"/>
+        <w:sz w:val="20"/>
+      </w:rPr>
+    </w:lvl>
+    <w:lvl w:ilvl="4" w:tentative="1">
+      <w:start w:val="1"/>
+      <w:numFmt w:val="bullet"/>
+      <w:lvlText w:val=""/>
+      <w:lvlJc w:val="left"/>
+      <w:pPr>
+        <w:tabs>
+          <w:tab w:val="num" w:pos="3600"/>
+        </w:tabs>
+        <w:ind w:left="3600" w:hanging="360"/>
+      </w:pPr>
+      <w:rPr>
+        <w:rFonts w:ascii="Wingdings" w:hAnsi="Wingdings" w:hint="default"/>
+        <w:sz w:val="20"/>
+      </w:rPr>
+    </w:lvl>
+    <w:lvl w:ilvl="5" w:tentative="1">
+      <w:start w:val="1"/>
+      <w:numFmt w:val="bullet"/>
+      <w:lvlText w:val=""/>
+      <w:lvlJc w:val="left"/>
+      <w:pPr>
+        <w:tabs>
+          <w:tab w:val="num" w:pos="4320"/>
+        </w:tabs>
+        <w:ind w:left="4320" w:hanging="360"/>
+      </w:pPr>
+      <w:rPr>
+        <w:rFonts w:ascii="Wingdings" w:hAnsi="Wingdings" w:hint="default"/>
+        <w:sz w:val="20"/>
+      </w:rPr>
+    </w:lvl>
+    <w:lvl w:ilvl="6" w:tentative="1">
+      <w:start w:val="1"/>
+      <w:numFmt w:val="bullet"/>
+      <w:lvlText w:val=""/>
+      <w:lvlJc w:val="left"/>
+      <w:pPr>
+        <w:tabs>
+          <w:tab w:val="num" w:pos="5040"/>
+        </w:tabs>
+        <w:ind w:left="5040" w:hanging="360"/>
+      </w:pPr>
+      <w:rPr>
+        <w:rFonts w:ascii="Wingdings" w:hAnsi="Wingdings" w:hint="default"/>
+        <w:sz w:val="20"/>
+      </w:rPr>
+    </w:lvl>
+    <w:lvl w:ilvl="7" w:tentative="1">
+      <w:start w:val="1"/>
+      <w:numFmt w:val="bullet"/>
+      <w:lvlText w:val=""/>
+      <w:lvlJc w:val="left"/>
+      <w:pPr>
+        <w:tabs>
+          <w:tab w:val="num" w:pos="5760"/>
+        </w:tabs>
+        <w:ind w:left="5760" w:hanging="360"/>
+      </w:pPr>
+      <w:rPr>
+        <w:rFonts w:ascii="Wingdings" w:hAnsi="Wingdings" w:hint="default"/>
+        <w:sz w:val="20"/>
+      </w:rPr>
+    </w:lvl>
+    <w:lvl w:ilvl="8" w:tentative="1">
+      <w:start w:val="1"/>
+      <w:numFmt w:val="bullet"/>
+      <w:lvlText w:val=""/>
+      <w:lvlJc w:val="left"/>
+      <w:pPr>
+        <w:tabs>
+          <w:tab w:val="num" w:pos="6480"/>
+        </w:tabs>
+        <w:ind w:left="6480" w:hanging="360"/>
+      </w:pPr>
+      <w:rPr>
+        <w:rFonts w:ascii="Wingdings" w:hAnsi="Wingdings" w:hint="default"/>
+        <w:sz w:val="20"/>
+      </w:rPr>
+    </w:lvl>
+  </w:abstractNum>
+  <w:abstractNum w:abstractNumId="18" w15:restartNumberingAfterBreak="0">
+    <w:nsid w:val="6594259A"/>
+    <w:multiLevelType w:val="multilevel"/>
+    <w:tmpl w:val="7360A50C"/>
+    <w:lvl w:ilvl="0">
+      <w:start w:val="1"/>
+      <w:numFmt w:val="decimal"/>
+      <w:lvlText w:val="%1."/>
+      <w:lvlJc w:val="left"/>
+      <w:pPr>
+        <w:tabs>
+          <w:tab w:val="num" w:pos="720"/>
+        </w:tabs>
+        <w:ind w:left="720" w:hanging="360"/>
+      </w:pPr>
+    </w:lvl>
+    <w:lvl w:ilvl="1" w:tentative="1">
+      <w:start w:val="1"/>
+      <w:numFmt w:val="decimal"/>
+      <w:lvlText w:val="%2."/>
+      <w:lvlJc w:val="left"/>
+      <w:pPr>
+        <w:tabs>
+          <w:tab w:val="num" w:pos="1440"/>
+        </w:tabs>
+        <w:ind w:left="1440" w:hanging="360"/>
+      </w:pPr>
+    </w:lvl>
+    <w:lvl w:ilvl="2" w:tentative="1">
+      <w:start w:val="1"/>
+      <w:numFmt w:val="decimal"/>
+      <w:lvlText w:val="%3."/>
+      <w:lvlJc w:val="left"/>
+      <w:pPr>
+        <w:tabs>
+          <w:tab w:val="num" w:pos="2160"/>
+        </w:tabs>
+        <w:ind w:left="2160" w:hanging="360"/>
+      </w:pPr>
+    </w:lvl>
+    <w:lvl w:ilvl="3" w:tentative="1">
+      <w:start w:val="1"/>
+      <w:numFmt w:val="decimal"/>
+      <w:lvlText w:val="%4."/>
+      <w:lvlJc w:val="left"/>
+      <w:pPr>
+        <w:tabs>
+          <w:tab w:val="num" w:pos="2880"/>
+        </w:tabs>
+        <w:ind w:left="2880" w:hanging="360"/>
+      </w:pPr>
+    </w:lvl>
+    <w:lvl w:ilvl="4" w:tentative="1">
+      <w:start w:val="1"/>
+      <w:numFmt w:val="decimal"/>
+      <w:lvlText w:val="%5."/>
+      <w:lvlJc w:val="left"/>
+      <w:pPr>
+        <w:tabs>
+          <w:tab w:val="num" w:pos="3600"/>
+        </w:tabs>
+        <w:ind w:left="3600" w:hanging="360"/>
+      </w:pPr>
+    </w:lvl>
+    <w:lvl w:ilvl="5" w:tentative="1">
+      <w:start w:val="1"/>
+      <w:numFmt w:val="decimal"/>
+      <w:lvlText w:val="%6."/>
+      <w:lvlJc w:val="left"/>
+      <w:pPr>
+        <w:tabs>
+          <w:tab w:val="num" w:pos="4320"/>
+        </w:tabs>
+        <w:ind w:left="4320" w:hanging="360"/>
+      </w:pPr>
+    </w:lvl>
+    <w:lvl w:ilvl="6" w:tentative="1">
+      <w:start w:val="1"/>
+      <w:numFmt w:val="decimal"/>
+      <w:lvlText w:val="%7."/>
+      <w:lvlJc w:val="left"/>
+      <w:pPr>
+        <w:tabs>
+          <w:tab w:val="num" w:pos="5040"/>
+        </w:tabs>
+        <w:ind w:left="5040" w:hanging="360"/>
+      </w:pPr>
+    </w:lvl>
+    <w:lvl w:ilvl="7" w:tentative="1">
+      <w:start w:val="1"/>
+      <w:numFmt w:val="decimal"/>
+      <w:lvlText w:val="%8."/>
+      <w:lvlJc w:val="left"/>
+      <w:pPr>
+        <w:tabs>
+          <w:tab w:val="num" w:pos="5760"/>
+        </w:tabs>
+        <w:ind w:left="5760" w:hanging="360"/>
+      </w:pPr>
+    </w:lvl>
+    <w:lvl w:ilvl="8" w:tentative="1">
+      <w:start w:val="1"/>
+      <w:numFmt w:val="decimal"/>
+      <w:lvlText w:val="%9."/>
+      <w:lvlJc w:val="left"/>
+      <w:pPr>
+        <w:tabs>
+          <w:tab w:val="num" w:pos="6480"/>
+        </w:tabs>
+        <w:ind w:left="6480" w:hanging="360"/>
+      </w:pPr>
+    </w:lvl>
+  </w:abstractNum>
+  <w:abstractNum w:abstractNumId="19" w15:restartNumberingAfterBreak="0">
     <w:nsid w:val="6CEA100B"/>
     <w:multiLevelType w:val="hybridMultilevel"/>
     <w:tmpl w:val="2B62C15A"/>
@@ -16326,18 +18973,1136 @@
       </w:pPr>
     </w:lvl>
   </w:abstractNum>
-  <w:num w:numId="1">
+  <w:abstractNum w:abstractNumId="20" w15:restartNumberingAfterBreak="0">
+    <w:nsid w:val="72F4450B"/>
+    <w:multiLevelType w:val="multilevel"/>
+    <w:tmpl w:val="DDA0D3A0"/>
+    <w:lvl w:ilvl="0">
+      <w:start w:val="1"/>
+      <w:numFmt w:val="bullet"/>
+      <w:lvlText w:val=""/>
+      <w:lvlJc w:val="left"/>
+      <w:pPr>
+        <w:tabs>
+          <w:tab w:val="num" w:pos="720"/>
+        </w:tabs>
+        <w:ind w:left="720" w:hanging="360"/>
+      </w:pPr>
+      <w:rPr>
+        <w:rFonts w:ascii="Symbol" w:hAnsi="Symbol" w:hint="default"/>
+        <w:sz w:val="20"/>
+      </w:rPr>
+    </w:lvl>
+    <w:lvl w:ilvl="1" w:tentative="1">
+      <w:start w:val="1"/>
+      <w:numFmt w:val="bullet"/>
+      <w:lvlText w:val="o"/>
+      <w:lvlJc w:val="left"/>
+      <w:pPr>
+        <w:tabs>
+          <w:tab w:val="num" w:pos="1440"/>
+        </w:tabs>
+        <w:ind w:left="1440" w:hanging="360"/>
+      </w:pPr>
+      <w:rPr>
+        <w:rFonts w:ascii="Courier New" w:hAnsi="Courier New" w:hint="default"/>
+        <w:sz w:val="20"/>
+      </w:rPr>
+    </w:lvl>
+    <w:lvl w:ilvl="2" w:tentative="1">
+      <w:start w:val="1"/>
+      <w:numFmt w:val="bullet"/>
+      <w:lvlText w:val=""/>
+      <w:lvlJc w:val="left"/>
+      <w:pPr>
+        <w:tabs>
+          <w:tab w:val="num" w:pos="2160"/>
+        </w:tabs>
+        <w:ind w:left="2160" w:hanging="360"/>
+      </w:pPr>
+      <w:rPr>
+        <w:rFonts w:ascii="Wingdings" w:hAnsi="Wingdings" w:hint="default"/>
+        <w:sz w:val="20"/>
+      </w:rPr>
+    </w:lvl>
+    <w:lvl w:ilvl="3" w:tentative="1">
+      <w:start w:val="1"/>
+      <w:numFmt w:val="bullet"/>
+      <w:lvlText w:val=""/>
+      <w:lvlJc w:val="left"/>
+      <w:pPr>
+        <w:tabs>
+          <w:tab w:val="num" w:pos="2880"/>
+        </w:tabs>
+        <w:ind w:left="2880" w:hanging="360"/>
+      </w:pPr>
+      <w:rPr>
+        <w:rFonts w:ascii="Wingdings" w:hAnsi="Wingdings" w:hint="default"/>
+        <w:sz w:val="20"/>
+      </w:rPr>
+    </w:lvl>
+    <w:lvl w:ilvl="4" w:tentative="1">
+      <w:start w:val="1"/>
+      <w:numFmt w:val="bullet"/>
+      <w:lvlText w:val=""/>
+      <w:lvlJc w:val="left"/>
+      <w:pPr>
+        <w:tabs>
+          <w:tab w:val="num" w:pos="3600"/>
+        </w:tabs>
+        <w:ind w:left="3600" w:hanging="360"/>
+      </w:pPr>
+      <w:rPr>
+        <w:rFonts w:ascii="Wingdings" w:hAnsi="Wingdings" w:hint="default"/>
+        <w:sz w:val="20"/>
+      </w:rPr>
+    </w:lvl>
+    <w:lvl w:ilvl="5" w:tentative="1">
+      <w:start w:val="1"/>
+      <w:numFmt w:val="bullet"/>
+      <w:lvlText w:val=""/>
+      <w:lvlJc w:val="left"/>
+      <w:pPr>
+        <w:tabs>
+          <w:tab w:val="num" w:pos="4320"/>
+        </w:tabs>
+        <w:ind w:left="4320" w:hanging="360"/>
+      </w:pPr>
+      <w:rPr>
+        <w:rFonts w:ascii="Wingdings" w:hAnsi="Wingdings" w:hint="default"/>
+        <w:sz w:val="20"/>
+      </w:rPr>
+    </w:lvl>
+    <w:lvl w:ilvl="6" w:tentative="1">
+      <w:start w:val="1"/>
+      <w:numFmt w:val="bullet"/>
+      <w:lvlText w:val=""/>
+      <w:lvlJc w:val="left"/>
+      <w:pPr>
+        <w:tabs>
+          <w:tab w:val="num" w:pos="5040"/>
+        </w:tabs>
+        <w:ind w:left="5040" w:hanging="360"/>
+      </w:pPr>
+      <w:rPr>
+        <w:rFonts w:ascii="Wingdings" w:hAnsi="Wingdings" w:hint="default"/>
+        <w:sz w:val="20"/>
+      </w:rPr>
+    </w:lvl>
+    <w:lvl w:ilvl="7" w:tentative="1">
+      <w:start w:val="1"/>
+      <w:numFmt w:val="bullet"/>
+      <w:lvlText w:val=""/>
+      <w:lvlJc w:val="left"/>
+      <w:pPr>
+        <w:tabs>
+          <w:tab w:val="num" w:pos="5760"/>
+        </w:tabs>
+        <w:ind w:left="5760" w:hanging="360"/>
+      </w:pPr>
+      <w:rPr>
+        <w:rFonts w:ascii="Wingdings" w:hAnsi="Wingdings" w:hint="default"/>
+        <w:sz w:val="20"/>
+      </w:rPr>
+    </w:lvl>
+    <w:lvl w:ilvl="8" w:tentative="1">
+      <w:start w:val="1"/>
+      <w:numFmt w:val="bullet"/>
+      <w:lvlText w:val=""/>
+      <w:lvlJc w:val="left"/>
+      <w:pPr>
+        <w:tabs>
+          <w:tab w:val="num" w:pos="6480"/>
+        </w:tabs>
+        <w:ind w:left="6480" w:hanging="360"/>
+      </w:pPr>
+      <w:rPr>
+        <w:rFonts w:ascii="Wingdings" w:hAnsi="Wingdings" w:hint="default"/>
+        <w:sz w:val="20"/>
+      </w:rPr>
+    </w:lvl>
+  </w:abstractNum>
+  <w:abstractNum w:abstractNumId="21" w15:restartNumberingAfterBreak="0">
+    <w:nsid w:val="73234B66"/>
+    <w:multiLevelType w:val="multilevel"/>
+    <w:tmpl w:val="B600CDBA"/>
+    <w:lvl w:ilvl="0">
+      <w:start w:val="1"/>
+      <w:numFmt w:val="bullet"/>
+      <w:lvlText w:val=""/>
+      <w:lvlJc w:val="left"/>
+      <w:pPr>
+        <w:tabs>
+          <w:tab w:val="num" w:pos="720"/>
+        </w:tabs>
+        <w:ind w:left="720" w:hanging="360"/>
+      </w:pPr>
+      <w:rPr>
+        <w:rFonts w:ascii="Symbol" w:hAnsi="Symbol" w:hint="default"/>
+        <w:sz w:val="20"/>
+      </w:rPr>
+    </w:lvl>
+    <w:lvl w:ilvl="1">
+      <w:start w:val="1"/>
+      <w:numFmt w:val="bullet"/>
+      <w:lvlText w:val="o"/>
+      <w:lvlJc w:val="left"/>
+      <w:pPr>
+        <w:tabs>
+          <w:tab w:val="num" w:pos="1440"/>
+        </w:tabs>
+        <w:ind w:left="1440" w:hanging="360"/>
+      </w:pPr>
+      <w:rPr>
+        <w:rFonts w:ascii="Courier New" w:hAnsi="Courier New" w:hint="default"/>
+        <w:sz w:val="20"/>
+      </w:rPr>
+    </w:lvl>
+    <w:lvl w:ilvl="2" w:tentative="1">
+      <w:start w:val="1"/>
+      <w:numFmt w:val="bullet"/>
+      <w:lvlText w:val=""/>
+      <w:lvlJc w:val="left"/>
+      <w:pPr>
+        <w:tabs>
+          <w:tab w:val="num" w:pos="2160"/>
+        </w:tabs>
+        <w:ind w:left="2160" w:hanging="360"/>
+      </w:pPr>
+      <w:rPr>
+        <w:rFonts w:ascii="Wingdings" w:hAnsi="Wingdings" w:hint="default"/>
+        <w:sz w:val="20"/>
+      </w:rPr>
+    </w:lvl>
+    <w:lvl w:ilvl="3" w:tentative="1">
+      <w:start w:val="1"/>
+      <w:numFmt w:val="bullet"/>
+      <w:lvlText w:val=""/>
+      <w:lvlJc w:val="left"/>
+      <w:pPr>
+        <w:tabs>
+          <w:tab w:val="num" w:pos="2880"/>
+        </w:tabs>
+        <w:ind w:left="2880" w:hanging="360"/>
+      </w:pPr>
+      <w:rPr>
+        <w:rFonts w:ascii="Wingdings" w:hAnsi="Wingdings" w:hint="default"/>
+        <w:sz w:val="20"/>
+      </w:rPr>
+    </w:lvl>
+    <w:lvl w:ilvl="4" w:tentative="1">
+      <w:start w:val="1"/>
+      <w:numFmt w:val="bullet"/>
+      <w:lvlText w:val=""/>
+      <w:lvlJc w:val="left"/>
+      <w:pPr>
+        <w:tabs>
+          <w:tab w:val="num" w:pos="3600"/>
+        </w:tabs>
+        <w:ind w:left="3600" w:hanging="360"/>
+      </w:pPr>
+      <w:rPr>
+        <w:rFonts w:ascii="Wingdings" w:hAnsi="Wingdings" w:hint="default"/>
+        <w:sz w:val="20"/>
+      </w:rPr>
+    </w:lvl>
+    <w:lvl w:ilvl="5" w:tentative="1">
+      <w:start w:val="1"/>
+      <w:numFmt w:val="bullet"/>
+      <w:lvlText w:val=""/>
+      <w:lvlJc w:val="left"/>
+      <w:pPr>
+        <w:tabs>
+          <w:tab w:val="num" w:pos="4320"/>
+        </w:tabs>
+        <w:ind w:left="4320" w:hanging="360"/>
+      </w:pPr>
+      <w:rPr>
+        <w:rFonts w:ascii="Wingdings" w:hAnsi="Wingdings" w:hint="default"/>
+        <w:sz w:val="20"/>
+      </w:rPr>
+    </w:lvl>
+    <w:lvl w:ilvl="6" w:tentative="1">
+      <w:start w:val="1"/>
+      <w:numFmt w:val="bullet"/>
+      <w:lvlText w:val=""/>
+      <w:lvlJc w:val="left"/>
+      <w:pPr>
+        <w:tabs>
+          <w:tab w:val="num" w:pos="5040"/>
+        </w:tabs>
+        <w:ind w:left="5040" w:hanging="360"/>
+      </w:pPr>
+      <w:rPr>
+        <w:rFonts w:ascii="Wingdings" w:hAnsi="Wingdings" w:hint="default"/>
+        <w:sz w:val="20"/>
+      </w:rPr>
+    </w:lvl>
+    <w:lvl w:ilvl="7" w:tentative="1">
+      <w:start w:val="1"/>
+      <w:numFmt w:val="bullet"/>
+      <w:lvlText w:val=""/>
+      <w:lvlJc w:val="left"/>
+      <w:pPr>
+        <w:tabs>
+          <w:tab w:val="num" w:pos="5760"/>
+        </w:tabs>
+        <w:ind w:left="5760" w:hanging="360"/>
+      </w:pPr>
+      <w:rPr>
+        <w:rFonts w:ascii="Wingdings" w:hAnsi="Wingdings" w:hint="default"/>
+        <w:sz w:val="20"/>
+      </w:rPr>
+    </w:lvl>
+    <w:lvl w:ilvl="8" w:tentative="1">
+      <w:start w:val="1"/>
+      <w:numFmt w:val="bullet"/>
+      <w:lvlText w:val=""/>
+      <w:lvlJc w:val="left"/>
+      <w:pPr>
+        <w:tabs>
+          <w:tab w:val="num" w:pos="6480"/>
+        </w:tabs>
+        <w:ind w:left="6480" w:hanging="360"/>
+      </w:pPr>
+      <w:rPr>
+        <w:rFonts w:ascii="Wingdings" w:hAnsi="Wingdings" w:hint="default"/>
+        <w:sz w:val="20"/>
+      </w:rPr>
+    </w:lvl>
+  </w:abstractNum>
+  <w:abstractNum w:abstractNumId="22" w15:restartNumberingAfterBreak="0">
+    <w:nsid w:val="73251B51"/>
+    <w:multiLevelType w:val="multilevel"/>
+    <w:tmpl w:val="75BE59F0"/>
+    <w:lvl w:ilvl="0">
+      <w:start w:val="1"/>
+      <w:numFmt w:val="bullet"/>
+      <w:lvlText w:val=""/>
+      <w:lvlJc w:val="left"/>
+      <w:pPr>
+        <w:tabs>
+          <w:tab w:val="num" w:pos="720"/>
+        </w:tabs>
+        <w:ind w:left="720" w:hanging="360"/>
+      </w:pPr>
+      <w:rPr>
+        <w:rFonts w:ascii="Symbol" w:hAnsi="Symbol" w:hint="default"/>
+        <w:sz w:val="20"/>
+      </w:rPr>
+    </w:lvl>
+    <w:lvl w:ilvl="1" w:tentative="1">
+      <w:start w:val="1"/>
+      <w:numFmt w:val="bullet"/>
+      <w:lvlText w:val="o"/>
+      <w:lvlJc w:val="left"/>
+      <w:pPr>
+        <w:tabs>
+          <w:tab w:val="num" w:pos="1440"/>
+        </w:tabs>
+        <w:ind w:left="1440" w:hanging="360"/>
+      </w:pPr>
+      <w:rPr>
+        <w:rFonts w:ascii="Courier New" w:hAnsi="Courier New" w:hint="default"/>
+        <w:sz w:val="20"/>
+      </w:rPr>
+    </w:lvl>
+    <w:lvl w:ilvl="2" w:tentative="1">
+      <w:start w:val="1"/>
+      <w:numFmt w:val="bullet"/>
+      <w:lvlText w:val=""/>
+      <w:lvlJc w:val="left"/>
+      <w:pPr>
+        <w:tabs>
+          <w:tab w:val="num" w:pos="2160"/>
+        </w:tabs>
+        <w:ind w:left="2160" w:hanging="360"/>
+      </w:pPr>
+      <w:rPr>
+        <w:rFonts w:ascii="Wingdings" w:hAnsi="Wingdings" w:hint="default"/>
+        <w:sz w:val="20"/>
+      </w:rPr>
+    </w:lvl>
+    <w:lvl w:ilvl="3" w:tentative="1">
+      <w:start w:val="1"/>
+      <w:numFmt w:val="bullet"/>
+      <w:lvlText w:val=""/>
+      <w:lvlJc w:val="left"/>
+      <w:pPr>
+        <w:tabs>
+          <w:tab w:val="num" w:pos="2880"/>
+        </w:tabs>
+        <w:ind w:left="2880" w:hanging="360"/>
+      </w:pPr>
+      <w:rPr>
+        <w:rFonts w:ascii="Wingdings" w:hAnsi="Wingdings" w:hint="default"/>
+        <w:sz w:val="20"/>
+      </w:rPr>
+    </w:lvl>
+    <w:lvl w:ilvl="4" w:tentative="1">
+      <w:start w:val="1"/>
+      <w:numFmt w:val="bullet"/>
+      <w:lvlText w:val=""/>
+      <w:lvlJc w:val="left"/>
+      <w:pPr>
+        <w:tabs>
+          <w:tab w:val="num" w:pos="3600"/>
+        </w:tabs>
+        <w:ind w:left="3600" w:hanging="360"/>
+      </w:pPr>
+      <w:rPr>
+        <w:rFonts w:ascii="Wingdings" w:hAnsi="Wingdings" w:hint="default"/>
+        <w:sz w:val="20"/>
+      </w:rPr>
+    </w:lvl>
+    <w:lvl w:ilvl="5" w:tentative="1">
+      <w:start w:val="1"/>
+      <w:numFmt w:val="bullet"/>
+      <w:lvlText w:val=""/>
+      <w:lvlJc w:val="left"/>
+      <w:pPr>
+        <w:tabs>
+          <w:tab w:val="num" w:pos="4320"/>
+        </w:tabs>
+        <w:ind w:left="4320" w:hanging="360"/>
+      </w:pPr>
+      <w:rPr>
+        <w:rFonts w:ascii="Wingdings" w:hAnsi="Wingdings" w:hint="default"/>
+        <w:sz w:val="20"/>
+      </w:rPr>
+    </w:lvl>
+    <w:lvl w:ilvl="6" w:tentative="1">
+      <w:start w:val="1"/>
+      <w:numFmt w:val="bullet"/>
+      <w:lvlText w:val=""/>
+      <w:lvlJc w:val="left"/>
+      <w:pPr>
+        <w:tabs>
+          <w:tab w:val="num" w:pos="5040"/>
+        </w:tabs>
+        <w:ind w:left="5040" w:hanging="360"/>
+      </w:pPr>
+      <w:rPr>
+        <w:rFonts w:ascii="Wingdings" w:hAnsi="Wingdings" w:hint="default"/>
+        <w:sz w:val="20"/>
+      </w:rPr>
+    </w:lvl>
+    <w:lvl w:ilvl="7" w:tentative="1">
+      <w:start w:val="1"/>
+      <w:numFmt w:val="bullet"/>
+      <w:lvlText w:val=""/>
+      <w:lvlJc w:val="left"/>
+      <w:pPr>
+        <w:tabs>
+          <w:tab w:val="num" w:pos="5760"/>
+        </w:tabs>
+        <w:ind w:left="5760" w:hanging="360"/>
+      </w:pPr>
+      <w:rPr>
+        <w:rFonts w:ascii="Wingdings" w:hAnsi="Wingdings" w:hint="default"/>
+        <w:sz w:val="20"/>
+      </w:rPr>
+    </w:lvl>
+    <w:lvl w:ilvl="8" w:tentative="1">
+      <w:start w:val="1"/>
+      <w:numFmt w:val="bullet"/>
+      <w:lvlText w:val=""/>
+      <w:lvlJc w:val="left"/>
+      <w:pPr>
+        <w:tabs>
+          <w:tab w:val="num" w:pos="6480"/>
+        </w:tabs>
+        <w:ind w:left="6480" w:hanging="360"/>
+      </w:pPr>
+      <w:rPr>
+        <w:rFonts w:ascii="Wingdings" w:hAnsi="Wingdings" w:hint="default"/>
+        <w:sz w:val="20"/>
+      </w:rPr>
+    </w:lvl>
+  </w:abstractNum>
+  <w:abstractNum w:abstractNumId="23" w15:restartNumberingAfterBreak="0">
+    <w:nsid w:val="73833A72"/>
+    <w:multiLevelType w:val="multilevel"/>
+    <w:tmpl w:val="C45C7478"/>
+    <w:lvl w:ilvl="0">
+      <w:start w:val="1"/>
+      <w:numFmt w:val="bullet"/>
+      <w:lvlText w:val=""/>
+      <w:lvlJc w:val="left"/>
+      <w:pPr>
+        <w:tabs>
+          <w:tab w:val="num" w:pos="720"/>
+        </w:tabs>
+        <w:ind w:left="720" w:hanging="360"/>
+      </w:pPr>
+      <w:rPr>
+        <w:rFonts w:ascii="Symbol" w:hAnsi="Symbol" w:hint="default"/>
+        <w:sz w:val="20"/>
+      </w:rPr>
+    </w:lvl>
+    <w:lvl w:ilvl="1" w:tentative="1">
+      <w:start w:val="1"/>
+      <w:numFmt w:val="bullet"/>
+      <w:lvlText w:val="o"/>
+      <w:lvlJc w:val="left"/>
+      <w:pPr>
+        <w:tabs>
+          <w:tab w:val="num" w:pos="1440"/>
+        </w:tabs>
+        <w:ind w:left="1440" w:hanging="360"/>
+      </w:pPr>
+      <w:rPr>
+        <w:rFonts w:ascii="Courier New" w:hAnsi="Courier New" w:hint="default"/>
+        <w:sz w:val="20"/>
+      </w:rPr>
+    </w:lvl>
+    <w:lvl w:ilvl="2" w:tentative="1">
+      <w:start w:val="1"/>
+      <w:numFmt w:val="bullet"/>
+      <w:lvlText w:val=""/>
+      <w:lvlJc w:val="left"/>
+      <w:pPr>
+        <w:tabs>
+          <w:tab w:val="num" w:pos="2160"/>
+        </w:tabs>
+        <w:ind w:left="2160" w:hanging="360"/>
+      </w:pPr>
+      <w:rPr>
+        <w:rFonts w:ascii="Wingdings" w:hAnsi="Wingdings" w:hint="default"/>
+        <w:sz w:val="20"/>
+      </w:rPr>
+    </w:lvl>
+    <w:lvl w:ilvl="3" w:tentative="1">
+      <w:start w:val="1"/>
+      <w:numFmt w:val="bullet"/>
+      <w:lvlText w:val=""/>
+      <w:lvlJc w:val="left"/>
+      <w:pPr>
+        <w:tabs>
+          <w:tab w:val="num" w:pos="2880"/>
+        </w:tabs>
+        <w:ind w:left="2880" w:hanging="360"/>
+      </w:pPr>
+      <w:rPr>
+        <w:rFonts w:ascii="Wingdings" w:hAnsi="Wingdings" w:hint="default"/>
+        <w:sz w:val="20"/>
+      </w:rPr>
+    </w:lvl>
+    <w:lvl w:ilvl="4" w:tentative="1">
+      <w:start w:val="1"/>
+      <w:numFmt w:val="bullet"/>
+      <w:lvlText w:val=""/>
+      <w:lvlJc w:val="left"/>
+      <w:pPr>
+        <w:tabs>
+          <w:tab w:val="num" w:pos="3600"/>
+        </w:tabs>
+        <w:ind w:left="3600" w:hanging="360"/>
+      </w:pPr>
+      <w:rPr>
+        <w:rFonts w:ascii="Wingdings" w:hAnsi="Wingdings" w:hint="default"/>
+        <w:sz w:val="20"/>
+      </w:rPr>
+    </w:lvl>
+    <w:lvl w:ilvl="5" w:tentative="1">
+      <w:start w:val="1"/>
+      <w:numFmt w:val="bullet"/>
+      <w:lvlText w:val=""/>
+      <w:lvlJc w:val="left"/>
+      <w:pPr>
+        <w:tabs>
+          <w:tab w:val="num" w:pos="4320"/>
+        </w:tabs>
+        <w:ind w:left="4320" w:hanging="360"/>
+      </w:pPr>
+      <w:rPr>
+        <w:rFonts w:ascii="Wingdings" w:hAnsi="Wingdings" w:hint="default"/>
+        <w:sz w:val="20"/>
+      </w:rPr>
+    </w:lvl>
+    <w:lvl w:ilvl="6" w:tentative="1">
+      <w:start w:val="1"/>
+      <w:numFmt w:val="bullet"/>
+      <w:lvlText w:val=""/>
+      <w:lvlJc w:val="left"/>
+      <w:pPr>
+        <w:tabs>
+          <w:tab w:val="num" w:pos="5040"/>
+        </w:tabs>
+        <w:ind w:left="5040" w:hanging="360"/>
+      </w:pPr>
+      <w:rPr>
+        <w:rFonts w:ascii="Wingdings" w:hAnsi="Wingdings" w:hint="default"/>
+        <w:sz w:val="20"/>
+      </w:rPr>
+    </w:lvl>
+    <w:lvl w:ilvl="7" w:tentative="1">
+      <w:start w:val="1"/>
+      <w:numFmt w:val="bullet"/>
+      <w:lvlText w:val=""/>
+      <w:lvlJc w:val="left"/>
+      <w:pPr>
+        <w:tabs>
+          <w:tab w:val="num" w:pos="5760"/>
+        </w:tabs>
+        <w:ind w:left="5760" w:hanging="360"/>
+      </w:pPr>
+      <w:rPr>
+        <w:rFonts w:ascii="Wingdings" w:hAnsi="Wingdings" w:hint="default"/>
+        <w:sz w:val="20"/>
+      </w:rPr>
+    </w:lvl>
+    <w:lvl w:ilvl="8" w:tentative="1">
+      <w:start w:val="1"/>
+      <w:numFmt w:val="bullet"/>
+      <w:lvlText w:val=""/>
+      <w:lvlJc w:val="left"/>
+      <w:pPr>
+        <w:tabs>
+          <w:tab w:val="num" w:pos="6480"/>
+        </w:tabs>
+        <w:ind w:left="6480" w:hanging="360"/>
+      </w:pPr>
+      <w:rPr>
+        <w:rFonts w:ascii="Wingdings" w:hAnsi="Wingdings" w:hint="default"/>
+        <w:sz w:val="20"/>
+      </w:rPr>
+    </w:lvl>
+  </w:abstractNum>
+  <w:abstractNum w:abstractNumId="24" w15:restartNumberingAfterBreak="0">
+    <w:nsid w:val="757E2412"/>
+    <w:multiLevelType w:val="multilevel"/>
+    <w:tmpl w:val="E1A2BCF8"/>
+    <w:lvl w:ilvl="0">
+      <w:start w:val="1"/>
+      <w:numFmt w:val="bullet"/>
+      <w:lvlText w:val=""/>
+      <w:lvlJc w:val="left"/>
+      <w:pPr>
+        <w:tabs>
+          <w:tab w:val="num" w:pos="720"/>
+        </w:tabs>
+        <w:ind w:left="720" w:hanging="360"/>
+      </w:pPr>
+      <w:rPr>
+        <w:rFonts w:ascii="Symbol" w:hAnsi="Symbol" w:hint="default"/>
+        <w:sz w:val="20"/>
+      </w:rPr>
+    </w:lvl>
+    <w:lvl w:ilvl="1" w:tentative="1">
+      <w:start w:val="1"/>
+      <w:numFmt w:val="bullet"/>
+      <w:lvlText w:val="o"/>
+      <w:lvlJc w:val="left"/>
+      <w:pPr>
+        <w:tabs>
+          <w:tab w:val="num" w:pos="1440"/>
+        </w:tabs>
+        <w:ind w:left="1440" w:hanging="360"/>
+      </w:pPr>
+      <w:rPr>
+        <w:rFonts w:ascii="Courier New" w:hAnsi="Courier New" w:hint="default"/>
+        <w:sz w:val="20"/>
+      </w:rPr>
+    </w:lvl>
+    <w:lvl w:ilvl="2" w:tentative="1">
+      <w:start w:val="1"/>
+      <w:numFmt w:val="bullet"/>
+      <w:lvlText w:val=""/>
+      <w:lvlJc w:val="left"/>
+      <w:pPr>
+        <w:tabs>
+          <w:tab w:val="num" w:pos="2160"/>
+        </w:tabs>
+        <w:ind w:left="2160" w:hanging="360"/>
+      </w:pPr>
+      <w:rPr>
+        <w:rFonts w:ascii="Wingdings" w:hAnsi="Wingdings" w:hint="default"/>
+        <w:sz w:val="20"/>
+      </w:rPr>
+    </w:lvl>
+    <w:lvl w:ilvl="3" w:tentative="1">
+      <w:start w:val="1"/>
+      <w:numFmt w:val="bullet"/>
+      <w:lvlText w:val=""/>
+      <w:lvlJc w:val="left"/>
+      <w:pPr>
+        <w:tabs>
+          <w:tab w:val="num" w:pos="2880"/>
+        </w:tabs>
+        <w:ind w:left="2880" w:hanging="360"/>
+      </w:pPr>
+      <w:rPr>
+        <w:rFonts w:ascii="Wingdings" w:hAnsi="Wingdings" w:hint="default"/>
+        <w:sz w:val="20"/>
+      </w:rPr>
+    </w:lvl>
+    <w:lvl w:ilvl="4" w:tentative="1">
+      <w:start w:val="1"/>
+      <w:numFmt w:val="bullet"/>
+      <w:lvlText w:val=""/>
+      <w:lvlJc w:val="left"/>
+      <w:pPr>
+        <w:tabs>
+          <w:tab w:val="num" w:pos="3600"/>
+        </w:tabs>
+        <w:ind w:left="3600" w:hanging="360"/>
+      </w:pPr>
+      <w:rPr>
+        <w:rFonts w:ascii="Wingdings" w:hAnsi="Wingdings" w:hint="default"/>
+        <w:sz w:val="20"/>
+      </w:rPr>
+    </w:lvl>
+    <w:lvl w:ilvl="5" w:tentative="1">
+      <w:start w:val="1"/>
+      <w:numFmt w:val="bullet"/>
+      <w:lvlText w:val=""/>
+      <w:lvlJc w:val="left"/>
+      <w:pPr>
+        <w:tabs>
+          <w:tab w:val="num" w:pos="4320"/>
+        </w:tabs>
+        <w:ind w:left="4320" w:hanging="360"/>
+      </w:pPr>
+      <w:rPr>
+        <w:rFonts w:ascii="Wingdings" w:hAnsi="Wingdings" w:hint="default"/>
+        <w:sz w:val="20"/>
+      </w:rPr>
+    </w:lvl>
+    <w:lvl w:ilvl="6" w:tentative="1">
+      <w:start w:val="1"/>
+      <w:numFmt w:val="bullet"/>
+      <w:lvlText w:val=""/>
+      <w:lvlJc w:val="left"/>
+      <w:pPr>
+        <w:tabs>
+          <w:tab w:val="num" w:pos="5040"/>
+        </w:tabs>
+        <w:ind w:left="5040" w:hanging="360"/>
+      </w:pPr>
+      <w:rPr>
+        <w:rFonts w:ascii="Wingdings" w:hAnsi="Wingdings" w:hint="default"/>
+        <w:sz w:val="20"/>
+      </w:rPr>
+    </w:lvl>
+    <w:lvl w:ilvl="7" w:tentative="1">
+      <w:start w:val="1"/>
+      <w:numFmt w:val="bullet"/>
+      <w:lvlText w:val=""/>
+      <w:lvlJc w:val="left"/>
+      <w:pPr>
+        <w:tabs>
+          <w:tab w:val="num" w:pos="5760"/>
+        </w:tabs>
+        <w:ind w:left="5760" w:hanging="360"/>
+      </w:pPr>
+      <w:rPr>
+        <w:rFonts w:ascii="Wingdings" w:hAnsi="Wingdings" w:hint="default"/>
+        <w:sz w:val="20"/>
+      </w:rPr>
+    </w:lvl>
+    <w:lvl w:ilvl="8" w:tentative="1">
+      <w:start w:val="1"/>
+      <w:numFmt w:val="bullet"/>
+      <w:lvlText w:val=""/>
+      <w:lvlJc w:val="left"/>
+      <w:pPr>
+        <w:tabs>
+          <w:tab w:val="num" w:pos="6480"/>
+        </w:tabs>
+        <w:ind w:left="6480" w:hanging="360"/>
+      </w:pPr>
+      <w:rPr>
+        <w:rFonts w:ascii="Wingdings" w:hAnsi="Wingdings" w:hint="default"/>
+        <w:sz w:val="20"/>
+      </w:rPr>
+    </w:lvl>
+  </w:abstractNum>
+  <w:abstractNum w:abstractNumId="25" w15:restartNumberingAfterBreak="0">
+    <w:nsid w:val="7A6833E5"/>
+    <w:multiLevelType w:val="multilevel"/>
+    <w:tmpl w:val="21C6078E"/>
+    <w:lvl w:ilvl="0">
+      <w:start w:val="1"/>
+      <w:numFmt w:val="bullet"/>
+      <w:lvlText w:val=""/>
+      <w:lvlJc w:val="left"/>
+      <w:pPr>
+        <w:tabs>
+          <w:tab w:val="num" w:pos="720"/>
+        </w:tabs>
+        <w:ind w:left="720" w:hanging="360"/>
+      </w:pPr>
+      <w:rPr>
+        <w:rFonts w:ascii="Symbol" w:hAnsi="Symbol" w:hint="default"/>
+        <w:sz w:val="20"/>
+      </w:rPr>
+    </w:lvl>
+    <w:lvl w:ilvl="1" w:tentative="1">
+      <w:start w:val="1"/>
+      <w:numFmt w:val="bullet"/>
+      <w:lvlText w:val="o"/>
+      <w:lvlJc w:val="left"/>
+      <w:pPr>
+        <w:tabs>
+          <w:tab w:val="num" w:pos="1440"/>
+        </w:tabs>
+        <w:ind w:left="1440" w:hanging="360"/>
+      </w:pPr>
+      <w:rPr>
+        <w:rFonts w:ascii="Courier New" w:hAnsi="Courier New" w:hint="default"/>
+        <w:sz w:val="20"/>
+      </w:rPr>
+    </w:lvl>
+    <w:lvl w:ilvl="2" w:tentative="1">
+      <w:start w:val="1"/>
+      <w:numFmt w:val="bullet"/>
+      <w:lvlText w:val=""/>
+      <w:lvlJc w:val="left"/>
+      <w:pPr>
+        <w:tabs>
+          <w:tab w:val="num" w:pos="2160"/>
+        </w:tabs>
+        <w:ind w:left="2160" w:hanging="360"/>
+      </w:pPr>
+      <w:rPr>
+        <w:rFonts w:ascii="Wingdings" w:hAnsi="Wingdings" w:hint="default"/>
+        <w:sz w:val="20"/>
+      </w:rPr>
+    </w:lvl>
+    <w:lvl w:ilvl="3" w:tentative="1">
+      <w:start w:val="1"/>
+      <w:numFmt w:val="bullet"/>
+      <w:lvlText w:val=""/>
+      <w:lvlJc w:val="left"/>
+      <w:pPr>
+        <w:tabs>
+          <w:tab w:val="num" w:pos="2880"/>
+        </w:tabs>
+        <w:ind w:left="2880" w:hanging="360"/>
+      </w:pPr>
+      <w:rPr>
+        <w:rFonts w:ascii="Wingdings" w:hAnsi="Wingdings" w:hint="default"/>
+        <w:sz w:val="20"/>
+      </w:rPr>
+    </w:lvl>
+    <w:lvl w:ilvl="4" w:tentative="1">
+      <w:start w:val="1"/>
+      <w:numFmt w:val="bullet"/>
+      <w:lvlText w:val=""/>
+      <w:lvlJc w:val="left"/>
+      <w:pPr>
+        <w:tabs>
+          <w:tab w:val="num" w:pos="3600"/>
+        </w:tabs>
+        <w:ind w:left="3600" w:hanging="360"/>
+      </w:pPr>
+      <w:rPr>
+        <w:rFonts w:ascii="Wingdings" w:hAnsi="Wingdings" w:hint="default"/>
+        <w:sz w:val="20"/>
+      </w:rPr>
+    </w:lvl>
+    <w:lvl w:ilvl="5" w:tentative="1">
+      <w:start w:val="1"/>
+      <w:numFmt w:val="bullet"/>
+      <w:lvlText w:val=""/>
+      <w:lvlJc w:val="left"/>
+      <w:pPr>
+        <w:tabs>
+          <w:tab w:val="num" w:pos="4320"/>
+        </w:tabs>
+        <w:ind w:left="4320" w:hanging="360"/>
+      </w:pPr>
+      <w:rPr>
+        <w:rFonts w:ascii="Wingdings" w:hAnsi="Wingdings" w:hint="default"/>
+        <w:sz w:val="20"/>
+      </w:rPr>
+    </w:lvl>
+    <w:lvl w:ilvl="6" w:tentative="1">
+      <w:start w:val="1"/>
+      <w:numFmt w:val="bullet"/>
+      <w:lvlText w:val=""/>
+      <w:lvlJc w:val="left"/>
+      <w:pPr>
+        <w:tabs>
+          <w:tab w:val="num" w:pos="5040"/>
+        </w:tabs>
+        <w:ind w:left="5040" w:hanging="360"/>
+      </w:pPr>
+      <w:rPr>
+        <w:rFonts w:ascii="Wingdings" w:hAnsi="Wingdings" w:hint="default"/>
+        <w:sz w:val="20"/>
+      </w:rPr>
+    </w:lvl>
+    <w:lvl w:ilvl="7" w:tentative="1">
+      <w:start w:val="1"/>
+      <w:numFmt w:val="bullet"/>
+      <w:lvlText w:val=""/>
+      <w:lvlJc w:val="left"/>
+      <w:pPr>
+        <w:tabs>
+          <w:tab w:val="num" w:pos="5760"/>
+        </w:tabs>
+        <w:ind w:left="5760" w:hanging="360"/>
+      </w:pPr>
+      <w:rPr>
+        <w:rFonts w:ascii="Wingdings" w:hAnsi="Wingdings" w:hint="default"/>
+        <w:sz w:val="20"/>
+      </w:rPr>
+    </w:lvl>
+    <w:lvl w:ilvl="8" w:tentative="1">
+      <w:start w:val="1"/>
+      <w:numFmt w:val="bullet"/>
+      <w:lvlText w:val=""/>
+      <w:lvlJc w:val="left"/>
+      <w:pPr>
+        <w:tabs>
+          <w:tab w:val="num" w:pos="6480"/>
+        </w:tabs>
+        <w:ind w:left="6480" w:hanging="360"/>
+      </w:pPr>
+      <w:rPr>
+        <w:rFonts w:ascii="Wingdings" w:hAnsi="Wingdings" w:hint="default"/>
+        <w:sz w:val="20"/>
+      </w:rPr>
+    </w:lvl>
+  </w:abstractNum>
+  <w:abstractNum w:abstractNumId="26" w15:restartNumberingAfterBreak="0">
+    <w:nsid w:val="7AFB3ADA"/>
+    <w:multiLevelType w:val="multilevel"/>
+    <w:tmpl w:val="016003E2"/>
+    <w:lvl w:ilvl="0">
+      <w:start w:val="1"/>
+      <w:numFmt w:val="bullet"/>
+      <w:lvlText w:val=""/>
+      <w:lvlJc w:val="left"/>
+      <w:pPr>
+        <w:tabs>
+          <w:tab w:val="num" w:pos="720"/>
+        </w:tabs>
+        <w:ind w:left="720" w:hanging="360"/>
+      </w:pPr>
+      <w:rPr>
+        <w:rFonts w:ascii="Symbol" w:hAnsi="Symbol" w:hint="default"/>
+        <w:sz w:val="20"/>
+      </w:rPr>
+    </w:lvl>
+    <w:lvl w:ilvl="1" w:tentative="1">
+      <w:start w:val="1"/>
+      <w:numFmt w:val="bullet"/>
+      <w:lvlText w:val="o"/>
+      <w:lvlJc w:val="left"/>
+      <w:pPr>
+        <w:tabs>
+          <w:tab w:val="num" w:pos="1440"/>
+        </w:tabs>
+        <w:ind w:left="1440" w:hanging="360"/>
+      </w:pPr>
+      <w:rPr>
+        <w:rFonts w:ascii="Courier New" w:hAnsi="Courier New" w:hint="default"/>
+        <w:sz w:val="20"/>
+      </w:rPr>
+    </w:lvl>
+    <w:lvl w:ilvl="2" w:tentative="1">
+      <w:start w:val="1"/>
+      <w:numFmt w:val="bullet"/>
+      <w:lvlText w:val=""/>
+      <w:lvlJc w:val="left"/>
+      <w:pPr>
+        <w:tabs>
+          <w:tab w:val="num" w:pos="2160"/>
+        </w:tabs>
+        <w:ind w:left="2160" w:hanging="360"/>
+      </w:pPr>
+      <w:rPr>
+        <w:rFonts w:ascii="Wingdings" w:hAnsi="Wingdings" w:hint="default"/>
+        <w:sz w:val="20"/>
+      </w:rPr>
+    </w:lvl>
+    <w:lvl w:ilvl="3" w:tentative="1">
+      <w:start w:val="1"/>
+      <w:numFmt w:val="bullet"/>
+      <w:lvlText w:val=""/>
+      <w:lvlJc w:val="left"/>
+      <w:pPr>
+        <w:tabs>
+          <w:tab w:val="num" w:pos="2880"/>
+        </w:tabs>
+        <w:ind w:left="2880" w:hanging="360"/>
+      </w:pPr>
+      <w:rPr>
+        <w:rFonts w:ascii="Wingdings" w:hAnsi="Wingdings" w:hint="default"/>
+        <w:sz w:val="20"/>
+      </w:rPr>
+    </w:lvl>
+    <w:lvl w:ilvl="4" w:tentative="1">
+      <w:start w:val="1"/>
+      <w:numFmt w:val="bullet"/>
+      <w:lvlText w:val=""/>
+      <w:lvlJc w:val="left"/>
+      <w:pPr>
+        <w:tabs>
+          <w:tab w:val="num" w:pos="3600"/>
+        </w:tabs>
+        <w:ind w:left="3600" w:hanging="360"/>
+      </w:pPr>
+      <w:rPr>
+        <w:rFonts w:ascii="Wingdings" w:hAnsi="Wingdings" w:hint="default"/>
+        <w:sz w:val="20"/>
+      </w:rPr>
+    </w:lvl>
+    <w:lvl w:ilvl="5" w:tentative="1">
+      <w:start w:val="1"/>
+      <w:numFmt w:val="bullet"/>
+      <w:lvlText w:val=""/>
+      <w:lvlJc w:val="left"/>
+      <w:pPr>
+        <w:tabs>
+          <w:tab w:val="num" w:pos="4320"/>
+        </w:tabs>
+        <w:ind w:left="4320" w:hanging="360"/>
+      </w:pPr>
+      <w:rPr>
+        <w:rFonts w:ascii="Wingdings" w:hAnsi="Wingdings" w:hint="default"/>
+        <w:sz w:val="20"/>
+      </w:rPr>
+    </w:lvl>
+    <w:lvl w:ilvl="6" w:tentative="1">
+      <w:start w:val="1"/>
+      <w:numFmt w:val="bullet"/>
+      <w:lvlText w:val=""/>
+      <w:lvlJc w:val="left"/>
+      <w:pPr>
+        <w:tabs>
+          <w:tab w:val="num" w:pos="5040"/>
+        </w:tabs>
+        <w:ind w:left="5040" w:hanging="360"/>
+      </w:pPr>
+      <w:rPr>
+        <w:rFonts w:ascii="Wingdings" w:hAnsi="Wingdings" w:hint="default"/>
+        <w:sz w:val="20"/>
+      </w:rPr>
+    </w:lvl>
+    <w:lvl w:ilvl="7" w:tentative="1">
+      <w:start w:val="1"/>
+      <w:numFmt w:val="bullet"/>
+      <w:lvlText w:val=""/>
+      <w:lvlJc w:val="left"/>
+      <w:pPr>
+        <w:tabs>
+          <w:tab w:val="num" w:pos="5760"/>
+        </w:tabs>
+        <w:ind w:left="5760" w:hanging="360"/>
+      </w:pPr>
+      <w:rPr>
+        <w:rFonts w:ascii="Wingdings" w:hAnsi="Wingdings" w:hint="default"/>
+        <w:sz w:val="20"/>
+      </w:rPr>
+    </w:lvl>
+    <w:lvl w:ilvl="8" w:tentative="1">
+      <w:start w:val="1"/>
+      <w:numFmt w:val="bullet"/>
+      <w:lvlText w:val=""/>
+      <w:lvlJc w:val="left"/>
+      <w:pPr>
+        <w:tabs>
+          <w:tab w:val="num" w:pos="6480"/>
+        </w:tabs>
+        <w:ind w:left="6480" w:hanging="360"/>
+      </w:pPr>
+      <w:rPr>
+        <w:rFonts w:ascii="Wingdings" w:hAnsi="Wingdings" w:hint="default"/>
+        <w:sz w:val="20"/>
+      </w:rPr>
+    </w:lvl>
+  </w:abstractNum>
+  <w:num w:numId="1" w16cid:durableId="1876230924">
+    <w:abstractNumId w:val="11"/>
+  </w:num>
+  <w:num w:numId="2" w16cid:durableId="70273468">
+    <w:abstractNumId w:val="19"/>
+  </w:num>
+  <w:num w:numId="3" w16cid:durableId="1755931349">
+    <w:abstractNumId w:val="3"/>
+  </w:num>
+  <w:num w:numId="4" w16cid:durableId="747579511">
+    <w:abstractNumId w:val="12"/>
+  </w:num>
+  <w:num w:numId="5" w16cid:durableId="1618876875">
+    <w:abstractNumId w:val="6"/>
+  </w:num>
+  <w:num w:numId="6" w16cid:durableId="1327974485">
+    <w:abstractNumId w:val="9"/>
+  </w:num>
+  <w:num w:numId="7" w16cid:durableId="6569062">
+    <w:abstractNumId w:val="8"/>
+  </w:num>
+  <w:num w:numId="8" w16cid:durableId="775052784">
+    <w:abstractNumId w:val="14"/>
+  </w:num>
+  <w:num w:numId="9" w16cid:durableId="205605812">
+    <w:abstractNumId w:val="2"/>
+  </w:num>
+  <w:num w:numId="10" w16cid:durableId="1910964369">
+    <w:abstractNumId w:val="21"/>
+  </w:num>
+  <w:num w:numId="11" w16cid:durableId="282077390">
     <w:abstractNumId w:val="0"/>
   </w:num>
-  <w:num w:numId="2">
+  <w:num w:numId="12" w16cid:durableId="100733151">
+    <w:abstractNumId w:val="5"/>
+  </w:num>
+  <w:num w:numId="13" w16cid:durableId="1371027782">
+    <w:abstractNumId w:val="15"/>
+  </w:num>
+  <w:num w:numId="14" w16cid:durableId="92288008">
+    <w:abstractNumId w:val="24"/>
+  </w:num>
+  <w:num w:numId="15" w16cid:durableId="609510497">
+    <w:abstractNumId w:val="10"/>
+  </w:num>
+  <w:num w:numId="16" w16cid:durableId="1457523902">
     <w:abstractNumId w:val="1"/>
+  </w:num>
+  <w:num w:numId="17" w16cid:durableId="312763157">
+    <w:abstractNumId w:val="25"/>
+  </w:num>
+  <w:num w:numId="18" w16cid:durableId="1552767548">
+    <w:abstractNumId w:val="23"/>
+  </w:num>
+  <w:num w:numId="19" w16cid:durableId="1337852592">
+    <w:abstractNumId w:val="22"/>
+  </w:num>
+  <w:num w:numId="20" w16cid:durableId="628777312">
+    <w:abstractNumId w:val="13"/>
+  </w:num>
+  <w:num w:numId="21" w16cid:durableId="407774152">
+    <w:abstractNumId w:val="26"/>
+  </w:num>
+  <w:num w:numId="22" w16cid:durableId="1516919470">
+    <w:abstractNumId w:val="16"/>
+  </w:num>
+  <w:num w:numId="23" w16cid:durableId="1434012658">
+    <w:abstractNumId w:val="4"/>
+  </w:num>
+  <w:num w:numId="24" w16cid:durableId="204801595">
+    <w:abstractNumId w:val="20"/>
+  </w:num>
+  <w:num w:numId="25" w16cid:durableId="143813788">
+    <w:abstractNumId w:val="7"/>
+  </w:num>
+  <w:num w:numId="26" w16cid:durableId="887959683">
+    <w:abstractNumId w:val="17"/>
+  </w:num>
+  <w:num w:numId="27" w16cid:durableId="820149154">
+    <w:abstractNumId w:val="18"/>
   </w:num>
   <w:numIdMacAtCleanup w:val="2"/>
 </w:numbering>
 </file>
 
 <file path=word/styles.xml><?xml version="1.0" encoding="utf-8"?>
-<w:styles xmlns:mc="http://schemas.openxmlformats.org/markup-compatibility/2006" xmlns:r="http://schemas.openxmlformats.org/officeDocument/2006/relationships" xmlns:w="http://schemas.openxmlformats.org/wordprocessingml/2006/main" xmlns:w14="http://schemas.microsoft.com/office/word/2010/wordml" xmlns:w15="http://schemas.microsoft.com/office/word/2012/wordml" xmlns:w16se="http://schemas.microsoft.com/office/word/2015/wordml/symex" mc:Ignorable="w14 w15 w16se">
+<w:styles xmlns:mc="http://schemas.openxmlformats.org/markup-compatibility/2006" xmlns:r="http://schemas.openxmlformats.org/officeDocument/2006/relationships" xmlns:w="http://schemas.openxmlformats.org/wordprocessingml/2006/main" xmlns:w14="http://schemas.microsoft.com/office/word/2010/wordml" xmlns:w15="http://schemas.microsoft.com/office/word/2012/wordml" xmlns:w16cex="http://schemas.microsoft.com/office/word/2018/wordml/cex" xmlns:w16cid="http://schemas.microsoft.com/office/word/2016/wordml/cid" xmlns:w16="http://schemas.microsoft.com/office/word/2018/wordml" xmlns:w16sdtdh="http://schemas.microsoft.com/office/word/2020/wordml/sdtdatahash" xmlns:w16se="http://schemas.microsoft.com/office/word/2015/wordml/symex" mc:Ignorable="w14 w15 w16se w16cid w16 w16cex w16sdtdh">
   <w:docDefaults>
     <w:rPrDefault>
       <w:rPr>
@@ -16353,7 +20118,7 @@
       </w:pPr>
     </w:pPrDefault>
   </w:docDefaults>
-  <w:latentStyles w:defLockedState="0" w:defUIPriority="99" w:defSemiHidden="0" w:defUnhideWhenUsed="0" w:defQFormat="0" w:count="371">
+  <w:latentStyles w:defLockedState="0" w:defUIPriority="99" w:defSemiHidden="0" w:defUnhideWhenUsed="0" w:defQFormat="0" w:count="376">
     <w:lsdException w:name="Normal" w:uiPriority="0" w:qFormat="1"/>
     <w:lsdException w:name="heading 1" w:uiPriority="9" w:qFormat="1"/>
     <w:lsdException w:name="heading 2" w:semiHidden="1" w:uiPriority="9" w:unhideWhenUsed="1" w:qFormat="1"/>
@@ -16725,6 +20490,11 @@
     <w:lsdException w:name="List Table 5 Dark Accent 6" w:uiPriority="50"/>
     <w:lsdException w:name="List Table 6 Colorful Accent 6" w:uiPriority="51"/>
     <w:lsdException w:name="List Table 7 Colorful Accent 6" w:uiPriority="52"/>
+    <w:lsdException w:name="Mention" w:semiHidden="1" w:unhideWhenUsed="1"/>
+    <w:lsdException w:name="Smart Hyperlink" w:semiHidden="1" w:unhideWhenUsed="1"/>
+    <w:lsdException w:name="Hashtag" w:semiHidden="1" w:unhideWhenUsed="1"/>
+    <w:lsdException w:name="Unresolved Mention" w:semiHidden="1" w:unhideWhenUsed="1"/>
+    <w:lsdException w:name="Smart Link" w:semiHidden="1" w:unhideWhenUsed="1"/>
   </w:latentStyles>
   <w:style w:type="paragraph" w:default="1" w:styleId="a0">
     <w:name w:val="Normal"/>
@@ -16802,10 +20572,53 @@
       <w:color w:val="4472C4" w:themeColor="accent1"/>
     </w:rPr>
   </w:style>
+  <w:style w:type="paragraph" w:styleId="4">
+    <w:name w:val="heading 4"/>
+    <w:basedOn w:val="a0"/>
+    <w:next w:val="a0"/>
+    <w:link w:val="40"/>
+    <w:uiPriority w:val="9"/>
+    <w:semiHidden/>
+    <w:unhideWhenUsed/>
+    <w:qFormat/>
+    <w:rsid w:val="006C2405"/>
+    <w:pPr>
+      <w:keepNext/>
+      <w:keepLines/>
+      <w:spacing w:before="40"/>
+      <w:outlineLvl w:val="3"/>
+    </w:pPr>
+    <w:rPr>
+      <w:rFonts w:asciiTheme="majorHAnsi" w:eastAsiaTheme="majorEastAsia" w:hAnsiTheme="majorHAnsi" w:cstheme="majorBidi"/>
+      <w:i/>
+      <w:iCs/>
+      <w:color w:val="2F5496" w:themeColor="accent1" w:themeShade="BF"/>
+    </w:rPr>
+  </w:style>
+  <w:style w:type="paragraph" w:styleId="5">
+    <w:name w:val="heading 5"/>
+    <w:basedOn w:val="a0"/>
+    <w:next w:val="a0"/>
+    <w:link w:val="50"/>
+    <w:uiPriority w:val="9"/>
+    <w:semiHidden/>
+    <w:unhideWhenUsed/>
+    <w:qFormat/>
+    <w:rsid w:val="006C2405"/>
+    <w:pPr>
+      <w:keepNext/>
+      <w:keepLines/>
+      <w:spacing w:before="40"/>
+      <w:outlineLvl w:val="4"/>
+    </w:pPr>
+    <w:rPr>
+      <w:rFonts w:asciiTheme="majorHAnsi" w:eastAsiaTheme="majorEastAsia" w:hAnsiTheme="majorHAnsi" w:cstheme="majorBidi"/>
+      <w:color w:val="2F5496" w:themeColor="accent1" w:themeShade="BF"/>
+    </w:rPr>
+  </w:style>
   <w:style w:type="character" w:default="1" w:styleId="a1">
     <w:name w:val="Default Paragraph Font"/>
     <w:uiPriority w:val="1"/>
-    <w:semiHidden/>
     <w:unhideWhenUsed/>
   </w:style>
   <w:style w:type="table" w:default="1" w:styleId="a2">
@@ -17323,6 +21136,67 @@
       <w:lang w:eastAsia="ru-RU"/>
     </w:rPr>
   </w:style>
+  <w:style w:type="character" w:customStyle="1" w:styleId="40">
+    <w:name w:val="Заголовок 4 Знак"/>
+    <w:basedOn w:val="a1"/>
+    <w:link w:val="4"/>
+    <w:uiPriority w:val="9"/>
+    <w:semiHidden/>
+    <w:rsid w:val="006C2405"/>
+    <w:rPr>
+      <w:rFonts w:asciiTheme="majorHAnsi" w:eastAsiaTheme="majorEastAsia" w:hAnsiTheme="majorHAnsi" w:cstheme="majorBidi"/>
+      <w:i/>
+      <w:iCs/>
+      <w:color w:val="2F5496" w:themeColor="accent1" w:themeShade="BF"/>
+      <w:sz w:val="28"/>
+    </w:rPr>
+  </w:style>
+  <w:style w:type="character" w:customStyle="1" w:styleId="50">
+    <w:name w:val="Заголовок 5 Знак"/>
+    <w:basedOn w:val="a1"/>
+    <w:link w:val="5"/>
+    <w:uiPriority w:val="9"/>
+    <w:semiHidden/>
+    <w:rsid w:val="006C2405"/>
+    <w:rPr>
+      <w:rFonts w:asciiTheme="majorHAnsi" w:eastAsiaTheme="majorEastAsia" w:hAnsiTheme="majorHAnsi" w:cstheme="majorBidi"/>
+      <w:color w:val="2F5496" w:themeColor="accent1" w:themeShade="BF"/>
+      <w:sz w:val="28"/>
+    </w:rPr>
+  </w:style>
+  <w:style w:type="paragraph" w:styleId="aff0">
+    <w:name w:val="Subtitle"/>
+    <w:basedOn w:val="a0"/>
+    <w:next w:val="a0"/>
+    <w:link w:val="aff1"/>
+    <w:uiPriority w:val="11"/>
+    <w:qFormat/>
+    <w:rsid w:val="00CE24D7"/>
+    <w:pPr>
+      <w:numPr>
+        <w:ilvl w:val="1"/>
+      </w:numPr>
+      <w:spacing w:after="160"/>
+    </w:pPr>
+    <w:rPr>
+      <w:rFonts w:asciiTheme="minorHAnsi" w:eastAsiaTheme="minorEastAsia" w:hAnsiTheme="minorHAnsi"/>
+      <w:color w:val="5A5A5A" w:themeColor="text1" w:themeTint="A5"/>
+      <w:spacing w:val="15"/>
+      <w:sz w:val="22"/>
+    </w:rPr>
+  </w:style>
+  <w:style w:type="character" w:customStyle="1" w:styleId="aff1">
+    <w:name w:val="Подзаголовок Знак"/>
+    <w:basedOn w:val="a1"/>
+    <w:link w:val="aff0"/>
+    <w:uiPriority w:val="11"/>
+    <w:rsid w:val="00CE24D7"/>
+    <w:rPr>
+      <w:rFonts w:eastAsiaTheme="minorEastAsia"/>
+      <w:color w:val="5A5A5A" w:themeColor="text1" w:themeTint="A5"/>
+      <w:spacing w:val="15"/>
+    </w:rPr>
+  </w:style>
 </w:styles>
 </file>
 

--- a/Пояснительная записка Михайлов.docx
+++ b/Пояснительная записка Михайлов.docx
@@ -1947,7 +1947,7 @@
           <w:r>
             <w:fldChar w:fldCharType="separate"/>
           </w:r>
-          <w:hyperlink w:anchor="_Toc212630431" w:history="1">
+          <w:hyperlink w:anchor="_Toc213237962" w:history="1">
             <w:r>
               <w:rPr>
                 <w:rStyle w:val="ac"/>
@@ -1970,7 +1970,7 @@
               <w:rPr>
                 <w:webHidden/>
               </w:rPr>
-              <w:instrText xml:space="preserve"> PAGEREF _Toc212630431 \h </w:instrText>
+              <w:instrText xml:space="preserve"> PAGEREF _Toc213237962 \h </w:instrText>
             </w:r>
             <w:r>
               <w:rPr>
@@ -2008,7 +2008,7 @@
               <w14:ligatures w14:val="standardContextual"/>
             </w:rPr>
           </w:pPr>
-          <w:hyperlink w:anchor="_Toc212630432" w:history="1">
+          <w:hyperlink w:anchor="_Toc213237963" w:history="1">
             <w:r>
               <w:rPr>
                 <w:rStyle w:val="ac"/>
@@ -2031,7 +2031,7 @@
               <w:rPr>
                 <w:webHidden/>
               </w:rPr>
-              <w:instrText xml:space="preserve"> PAGEREF _Toc212630432 \h </w:instrText>
+              <w:instrText xml:space="preserve"> PAGEREF _Toc213237963 \h </w:instrText>
             </w:r>
             <w:r>
               <w:rPr>
@@ -2074,7 +2074,7 @@
               <w14:ligatures w14:val="standardContextual"/>
             </w:rPr>
           </w:pPr>
-          <w:hyperlink w:anchor="_Toc212630433" w:history="1">
+          <w:hyperlink w:anchor="_Toc213237964" w:history="1">
             <w:r>
               <w:rPr>
                 <w:rStyle w:val="ac"/>
@@ -2101,7 +2101,7 @@
                 <w:noProof/>
                 <w:webHidden/>
               </w:rPr>
-              <w:instrText xml:space="preserve"> PAGEREF _Toc212630433 \h </w:instrText>
+              <w:instrText xml:space="preserve"> PAGEREF _Toc213237964 \h </w:instrText>
             </w:r>
             <w:r>
               <w:rPr>
@@ -2134,80 +2134,6 @@
         </w:p>
         <w:p>
           <w:pPr>
-            <w:pStyle w:val="21"/>
-            <w:tabs>
-              <w:tab w:val="right" w:leader="dot" w:pos="9770"/>
-            </w:tabs>
-            <w:rPr>
-              <w:rFonts w:asciiTheme="minorHAnsi" w:eastAsiaTheme="minorEastAsia" w:hAnsiTheme="minorHAnsi"/>
-              <w:noProof/>
-              <w:kern w:val="2"/>
-              <w:sz w:val="24"/>
-              <w:szCs w:val="24"/>
-              <w:lang w:eastAsia="ru-RU"/>
-              <w14:ligatures w14:val="standardContextual"/>
-            </w:rPr>
-          </w:pPr>
-          <w:hyperlink w:anchor="_Toc212630434" w:history="1">
-            <w:r>
-              <w:rPr>
-                <w:rStyle w:val="ac"/>
-                <w:noProof/>
-              </w:rPr>
-              <w:t>1.2 Спецификация требований программного обеспечения</w:t>
-            </w:r>
-            <w:r>
-              <w:rPr>
-                <w:noProof/>
-                <w:webHidden/>
-              </w:rPr>
-              <w:tab/>
-            </w:r>
-            <w:r>
-              <w:rPr>
-                <w:noProof/>
-                <w:webHidden/>
-              </w:rPr>
-              <w:fldChar w:fldCharType="begin"/>
-            </w:r>
-            <w:r>
-              <w:rPr>
-                <w:noProof/>
-                <w:webHidden/>
-              </w:rPr>
-              <w:instrText xml:space="preserve"> PAGEREF _Toc212630434 \h </w:instrText>
-            </w:r>
-            <w:r>
-              <w:rPr>
-                <w:noProof/>
-                <w:webHidden/>
-              </w:rPr>
-            </w:r>
-            <w:r>
-              <w:rPr>
-                <w:noProof/>
-                <w:webHidden/>
-              </w:rPr>
-              <w:fldChar w:fldCharType="separate"/>
-            </w:r>
-            <w:r>
-              <w:rPr>
-                <w:noProof/>
-                <w:webHidden/>
-              </w:rPr>
-              <w:t>5</w:t>
-            </w:r>
-            <w:r>
-              <w:rPr>
-                <w:noProof/>
-                <w:webHidden/>
-              </w:rPr>
-              <w:fldChar w:fldCharType="end"/>
-            </w:r>
-          </w:hyperlink>
-        </w:p>
-        <w:p>
-          <w:pPr>
             <w:pStyle w:val="13"/>
             <w:rPr>
               <w:rFonts w:asciiTheme="minorHAnsi" w:eastAsiaTheme="minorEastAsia" w:hAnsiTheme="minorHAnsi" w:cstheme="minorBidi"/>
@@ -2217,7 +2143,7 @@
               <w14:ligatures w14:val="standardContextual"/>
             </w:rPr>
           </w:pPr>
-          <w:hyperlink w:anchor="_Toc212630435" w:history="1">
+          <w:hyperlink w:anchor="_Toc213237965" w:history="1">
             <w:r>
               <w:rPr>
                 <w:rStyle w:val="ac"/>
@@ -2240,7 +2166,7 @@
               <w:rPr>
                 <w:webHidden/>
               </w:rPr>
-              <w:instrText xml:space="preserve"> PAGEREF _Toc212630435 \h </w:instrText>
+              <w:instrText xml:space="preserve"> PAGEREF _Toc213237965 \h </w:instrText>
             </w:r>
             <w:r>
               <w:rPr>
@@ -2283,7 +2209,7 @@
               <w14:ligatures w14:val="standardContextual"/>
             </w:rPr>
           </w:pPr>
-          <w:hyperlink w:anchor="_Toc212630436" w:history="1">
+          <w:hyperlink w:anchor="_Toc213237966" w:history="1">
             <w:r>
               <w:rPr>
                 <w:rStyle w:val="ac"/>
@@ -2310,7 +2236,7 @@
                 <w:noProof/>
                 <w:webHidden/>
               </w:rPr>
-              <w:instrText xml:space="preserve"> PAGEREF _Toc212630436 \h </w:instrText>
+              <w:instrText xml:space="preserve"> PAGEREF _Toc213237966 \h </w:instrText>
             </w:r>
             <w:r>
               <w:rPr>
@@ -2343,6 +2269,67 @@
         </w:p>
         <w:p>
           <w:pPr>
+            <w:pStyle w:val="13"/>
+            <w:rPr>
+              <w:rFonts w:asciiTheme="minorHAnsi" w:eastAsiaTheme="minorEastAsia" w:hAnsiTheme="minorHAnsi" w:cstheme="minorBidi"/>
+              <w:kern w:val="2"/>
+              <w:sz w:val="24"/>
+              <w:szCs w:val="24"/>
+              <w14:ligatures w14:val="standardContextual"/>
+            </w:rPr>
+          </w:pPr>
+          <w:hyperlink w:anchor="_Toc213237967" w:history="1">
+            <w:r>
+              <w:rPr>
+                <w:rStyle w:val="ac"/>
+              </w:rPr>
+              <w:t>3 Рабочая документация</w:t>
+            </w:r>
+            <w:r>
+              <w:rPr>
+                <w:webHidden/>
+              </w:rPr>
+              <w:tab/>
+            </w:r>
+            <w:r>
+              <w:rPr>
+                <w:webHidden/>
+              </w:rPr>
+              <w:fldChar w:fldCharType="begin"/>
+            </w:r>
+            <w:r>
+              <w:rPr>
+                <w:webHidden/>
+              </w:rPr>
+              <w:instrText xml:space="preserve"> PAGEREF _Toc213237967 \h </w:instrText>
+            </w:r>
+            <w:r>
+              <w:rPr>
+                <w:webHidden/>
+              </w:rPr>
+            </w:r>
+            <w:r>
+              <w:rPr>
+                <w:webHidden/>
+              </w:rPr>
+              <w:fldChar w:fldCharType="separate"/>
+            </w:r>
+            <w:r>
+              <w:rPr>
+                <w:webHidden/>
+              </w:rPr>
+              <w:t>12</w:t>
+            </w:r>
+            <w:r>
+              <w:rPr>
+                <w:webHidden/>
+              </w:rPr>
+              <w:fldChar w:fldCharType="end"/>
+            </w:r>
+          </w:hyperlink>
+        </w:p>
+        <w:p>
+          <w:pPr>
             <w:pStyle w:val="21"/>
             <w:tabs>
               <w:tab w:val="right" w:leader="dot" w:pos="9770"/>
@@ -2357,13 +2344,13 @@
               <w14:ligatures w14:val="standardContextual"/>
             </w:rPr>
           </w:pPr>
-          <w:hyperlink w:anchor="_Toc212630437" w:history="1">
+          <w:hyperlink w:anchor="_Toc213237968" w:history="1">
             <w:r>
               <w:rPr>
                 <w:rStyle w:val="ac"/>
                 <w:noProof/>
               </w:rPr>
-              <w:t>2.2 Обоснование выбора средст разработки</w:t>
+              <w:t>3.1 Описание разработки приложения</w:t>
             </w:r>
             <w:r>
               <w:rPr>
@@ -2384,7 +2371,7 @@
                 <w:noProof/>
                 <w:webHidden/>
               </w:rPr>
-              <w:instrText xml:space="preserve"> PAGEREF _Toc212630437 \h </w:instrText>
+              <w:instrText xml:space="preserve"> PAGEREF _Toc213237968 \h </w:instrText>
             </w:r>
             <w:r>
               <w:rPr>
@@ -2404,7 +2391,7 @@
                 <w:noProof/>
                 <w:webHidden/>
               </w:rPr>
-              <w:t>9</w:t>
+              <w:t>12</w:t>
             </w:r>
             <w:r>
               <w:rPr>
@@ -2431,13 +2418,21 @@
               <w14:ligatures w14:val="standardContextual"/>
             </w:rPr>
           </w:pPr>
-          <w:hyperlink w:anchor="_Toc212630438" w:history="1">
+          <w:hyperlink w:anchor="_Toc213237969" w:history="1">
+            <w:r>
+              <w:rPr>
+                <w:rStyle w:val="ac"/>
+                <w:noProof/>
+                <w:lang w:val="en-US"/>
+              </w:rPr>
+              <w:t xml:space="preserve">3.3 </w:t>
+            </w:r>
             <w:r>
               <w:rPr>
                 <w:rStyle w:val="ac"/>
                 <w:noProof/>
               </w:rPr>
-              <w:t>2.3 Разработка макета приложения</w:t>
+              <w:t>Тестирование приложения</w:t>
             </w:r>
             <w:r>
               <w:rPr>
@@ -2458,7 +2453,7 @@
                 <w:noProof/>
                 <w:webHidden/>
               </w:rPr>
-              <w:instrText xml:space="preserve"> PAGEREF _Toc212630438 \h </w:instrText>
+              <w:instrText xml:space="preserve"> PAGEREF _Toc213237969 \h </w:instrText>
             </w:r>
             <w:r>
               <w:rPr>
@@ -2478,7 +2473,7 @@
                 <w:noProof/>
                 <w:webHidden/>
               </w:rPr>
-              <w:t>9</w:t>
+              <w:t>17</w:t>
             </w:r>
             <w:r>
               <w:rPr>
@@ -2500,216 +2495,7 @@
               <w14:ligatures w14:val="standardContextual"/>
             </w:rPr>
           </w:pPr>
-          <w:hyperlink w:anchor="_Toc212630439" w:history="1">
-            <w:r>
-              <w:rPr>
-                <w:rStyle w:val="ac"/>
-              </w:rPr>
-              <w:t>3 Рабочая документация</w:t>
-            </w:r>
-            <w:r>
-              <w:rPr>
-                <w:webHidden/>
-              </w:rPr>
-              <w:tab/>
-            </w:r>
-            <w:r>
-              <w:rPr>
-                <w:webHidden/>
-              </w:rPr>
-              <w:fldChar w:fldCharType="begin"/>
-            </w:r>
-            <w:r>
-              <w:rPr>
-                <w:webHidden/>
-              </w:rPr>
-              <w:instrText xml:space="preserve"> PAGEREF _Toc212630439 \h </w:instrText>
-            </w:r>
-            <w:r>
-              <w:rPr>
-                <w:webHidden/>
-              </w:rPr>
-            </w:r>
-            <w:r>
-              <w:rPr>
-                <w:webHidden/>
-              </w:rPr>
-              <w:fldChar w:fldCharType="separate"/>
-            </w:r>
-            <w:r>
-              <w:rPr>
-                <w:webHidden/>
-              </w:rPr>
-              <w:t>13</w:t>
-            </w:r>
-            <w:r>
-              <w:rPr>
-                <w:webHidden/>
-              </w:rPr>
-              <w:fldChar w:fldCharType="end"/>
-            </w:r>
-          </w:hyperlink>
-        </w:p>
-        <w:p>
-          <w:pPr>
-            <w:pStyle w:val="21"/>
-            <w:tabs>
-              <w:tab w:val="right" w:leader="dot" w:pos="9770"/>
-            </w:tabs>
-            <w:rPr>
-              <w:rFonts w:asciiTheme="minorHAnsi" w:eastAsiaTheme="minorEastAsia" w:hAnsiTheme="minorHAnsi"/>
-              <w:noProof/>
-              <w:kern w:val="2"/>
-              <w:sz w:val="24"/>
-              <w:szCs w:val="24"/>
-              <w:lang w:eastAsia="ru-RU"/>
-              <w14:ligatures w14:val="standardContextual"/>
-            </w:rPr>
-          </w:pPr>
-          <w:hyperlink w:anchor="_Toc212630440" w:history="1">
-            <w:r>
-              <w:rPr>
-                <w:rStyle w:val="ac"/>
-                <w:noProof/>
-              </w:rPr>
-              <w:t>3.1 Описание разработки приложения</w:t>
-            </w:r>
-            <w:r>
-              <w:rPr>
-                <w:noProof/>
-                <w:webHidden/>
-              </w:rPr>
-              <w:tab/>
-            </w:r>
-            <w:r>
-              <w:rPr>
-                <w:noProof/>
-                <w:webHidden/>
-              </w:rPr>
-              <w:fldChar w:fldCharType="begin"/>
-            </w:r>
-            <w:r>
-              <w:rPr>
-                <w:noProof/>
-                <w:webHidden/>
-              </w:rPr>
-              <w:instrText xml:space="preserve"> PAGEREF _Toc212630440 \h </w:instrText>
-            </w:r>
-            <w:r>
-              <w:rPr>
-                <w:noProof/>
-                <w:webHidden/>
-              </w:rPr>
-            </w:r>
-            <w:r>
-              <w:rPr>
-                <w:noProof/>
-                <w:webHidden/>
-              </w:rPr>
-              <w:fldChar w:fldCharType="separate"/>
-            </w:r>
-            <w:r>
-              <w:rPr>
-                <w:noProof/>
-                <w:webHidden/>
-              </w:rPr>
-              <w:t>13</w:t>
-            </w:r>
-            <w:r>
-              <w:rPr>
-                <w:noProof/>
-                <w:webHidden/>
-              </w:rPr>
-              <w:fldChar w:fldCharType="end"/>
-            </w:r>
-          </w:hyperlink>
-        </w:p>
-        <w:p>
-          <w:pPr>
-            <w:pStyle w:val="21"/>
-            <w:tabs>
-              <w:tab w:val="right" w:leader="dot" w:pos="9770"/>
-            </w:tabs>
-            <w:rPr>
-              <w:rFonts w:asciiTheme="minorHAnsi" w:eastAsiaTheme="minorEastAsia" w:hAnsiTheme="minorHAnsi"/>
-              <w:noProof/>
-              <w:kern w:val="2"/>
-              <w:sz w:val="24"/>
-              <w:szCs w:val="24"/>
-              <w:lang w:eastAsia="ru-RU"/>
-              <w14:ligatures w14:val="standardContextual"/>
-            </w:rPr>
-          </w:pPr>
-          <w:hyperlink w:anchor="_Toc212630441" w:history="1">
-            <w:r>
-              <w:rPr>
-                <w:rStyle w:val="ac"/>
-                <w:noProof/>
-              </w:rPr>
-              <w:t>3.2 Руководство пользователя</w:t>
-            </w:r>
-            <w:r>
-              <w:rPr>
-                <w:noProof/>
-                <w:webHidden/>
-              </w:rPr>
-              <w:tab/>
-            </w:r>
-            <w:r>
-              <w:rPr>
-                <w:noProof/>
-                <w:webHidden/>
-              </w:rPr>
-              <w:fldChar w:fldCharType="begin"/>
-            </w:r>
-            <w:r>
-              <w:rPr>
-                <w:noProof/>
-                <w:webHidden/>
-              </w:rPr>
-              <w:instrText xml:space="preserve"> PAGEREF _Toc212630441 \h </w:instrText>
-            </w:r>
-            <w:r>
-              <w:rPr>
-                <w:noProof/>
-                <w:webHidden/>
-              </w:rPr>
-            </w:r>
-            <w:r>
-              <w:rPr>
-                <w:noProof/>
-                <w:webHidden/>
-              </w:rPr>
-              <w:fldChar w:fldCharType="separate"/>
-            </w:r>
-            <w:r>
-              <w:rPr>
-                <w:noProof/>
-                <w:webHidden/>
-              </w:rPr>
-              <w:t>16</w:t>
-            </w:r>
-            <w:r>
-              <w:rPr>
-                <w:noProof/>
-                <w:webHidden/>
-              </w:rPr>
-              <w:fldChar w:fldCharType="end"/>
-            </w:r>
-          </w:hyperlink>
-        </w:p>
-        <w:p>
-          <w:pPr>
-            <w:pStyle w:val="13"/>
-            <w:rPr>
-              <w:rFonts w:asciiTheme="minorHAnsi" w:eastAsiaTheme="minorEastAsia" w:hAnsiTheme="minorHAnsi" w:cstheme="minorBidi"/>
-              <w:kern w:val="2"/>
-              <w:sz w:val="24"/>
-              <w:szCs w:val="24"/>
-              <w14:ligatures w14:val="standardContextual"/>
-            </w:rPr>
-          </w:pPr>
-          <w:hyperlink w:anchor="_Toc212630442" w:history="1">
+          <w:hyperlink w:anchor="_Toc213237970" w:history="1">
             <w:r>
               <w:rPr>
                 <w:rStyle w:val="ac"/>
@@ -2732,7 +2518,7 @@
               <w:rPr>
                 <w:webHidden/>
               </w:rPr>
-              <w:instrText xml:space="preserve"> PAGEREF _Toc212630442 \h </w:instrText>
+              <w:instrText xml:space="preserve"> PAGEREF _Toc213237970 \h </w:instrText>
             </w:r>
             <w:r>
               <w:rPr>
@@ -2749,7 +2535,7 @@
               <w:rPr>
                 <w:webHidden/>
               </w:rPr>
-              <w:t>24</w:t>
+              <w:t>18</w:t>
             </w:r>
             <w:r>
               <w:rPr>
@@ -2770,7 +2556,7 @@
               <w14:ligatures w14:val="standardContextual"/>
             </w:rPr>
           </w:pPr>
-          <w:hyperlink w:anchor="_Toc212630443" w:history="1">
+          <w:hyperlink w:anchor="_Toc213237971" w:history="1">
             <w:r>
               <w:rPr>
                 <w:rStyle w:val="ac"/>
@@ -2793,7 +2579,7 @@
               <w:rPr>
                 <w:webHidden/>
               </w:rPr>
-              <w:instrText xml:space="preserve"> PAGEREF _Toc212630443 \h </w:instrText>
+              <w:instrText xml:space="preserve"> PAGEREF _Toc213237971 \h </w:instrText>
             </w:r>
             <w:r>
               <w:rPr>
@@ -2810,7 +2596,7 @@
               <w:rPr>
                 <w:webHidden/>
               </w:rPr>
-              <w:t>25</w:t>
+              <w:t>20</w:t>
             </w:r>
             <w:r>
               <w:rPr>
@@ -2831,7 +2617,7 @@
               <w14:ligatures w14:val="standardContextual"/>
             </w:rPr>
           </w:pPr>
-          <w:hyperlink w:anchor="_Toc212630444" w:history="1">
+          <w:hyperlink w:anchor="_Toc213237972" w:history="1">
             <w:r>
               <w:rPr>
                 <w:rStyle w:val="ac"/>
@@ -2854,7 +2640,7 @@
               <w:rPr>
                 <w:webHidden/>
               </w:rPr>
-              <w:instrText xml:space="preserve"> PAGEREF _Toc212630444 \h </w:instrText>
+              <w:instrText xml:space="preserve"> PAGEREF _Toc213237972 \h </w:instrText>
             </w:r>
             <w:r>
               <w:rPr>
@@ -2871,7 +2657,7 @@
               <w:rPr>
                 <w:webHidden/>
               </w:rPr>
-              <w:t>27</w:t>
+              <w:t>22</w:t>
             </w:r>
             <w:r>
               <w:rPr>
@@ -2921,7 +2707,7 @@
         <w:pStyle w:val="afb"/>
       </w:pPr>
       <w:bookmarkStart w:id="0" w:name="_Toc504410409"/>
-      <w:bookmarkStart w:id="1" w:name="_Toc212630431"/>
+      <w:bookmarkStart w:id="1" w:name="_Toc213237962"/>
       <w:r>
         <w:lastRenderedPageBreak/>
         <w:t>Введение</w:t>
@@ -2990,7 +2776,7 @@
           <w:lang w:eastAsia="ru-RU"/>
         </w:rPr>
       </w:pPr>
-      <w:bookmarkStart w:id="2" w:name="_Toc212630432"/>
+      <w:bookmarkStart w:id="2" w:name="_Toc213237963"/>
       <w:r>
         <w:rPr>
           <w:noProof/>
@@ -3013,7 +2799,7 @@
         <w:pStyle w:val="af5"/>
         <w:ind w:firstLine="0"/>
       </w:pPr>
-      <w:bookmarkStart w:id="3" w:name="_Toc212630433"/>
+      <w:bookmarkStart w:id="3" w:name="_Toc213237964"/>
       <w:r>
         <w:t xml:space="preserve">1.1 </w:t>
       </w:r>
@@ -3027,7 +2813,6 @@
         <w:pStyle w:val="af3"/>
         <w:ind w:firstLine="0"/>
       </w:pPr>
-      <w:bookmarkStart w:id="4" w:name="_Toc212630434"/>
       <w:r>
         <w:t>Разработка мобильного приложения «Шашки» преследует цель создания современного, производительного и удобного для пользователя игрового решения. Ключевые задачи, поставленные для достижения данной цели, заключаются в следующем:</w:t>
       </w:r>
@@ -3280,7 +3065,6 @@
       <w:r>
         <w:t>Спецификация требований программного обеспечения</w:t>
       </w:r>
-      <w:bookmarkEnd w:id="4"/>
     </w:p>
     <w:p>
       <w:pPr>
@@ -3874,7 +3658,7 @@
       <w:pPr>
         <w:pStyle w:val="afb"/>
       </w:pPr>
-      <w:bookmarkStart w:id="5" w:name="_Toc212630435"/>
+      <w:bookmarkStart w:id="4" w:name="_Toc213237965"/>
       <w:r>
         <w:lastRenderedPageBreak/>
         <w:t xml:space="preserve">2 </w:t>
@@ -3887,21 +3671,21 @@
       <w:r>
         <w:t xml:space="preserve"> проект</w:t>
       </w:r>
-      <w:bookmarkEnd w:id="5"/>
+      <w:bookmarkEnd w:id="4"/>
     </w:p>
     <w:p>
       <w:pPr>
         <w:pStyle w:val="af5"/>
         <w:ind w:firstLine="0"/>
       </w:pPr>
-      <w:bookmarkStart w:id="6" w:name="_Toc212630436"/>
+      <w:bookmarkStart w:id="5" w:name="_Toc213237966"/>
       <w:r>
         <w:t xml:space="preserve">2.1 </w:t>
       </w:r>
       <w:r>
         <w:t>Обоснование выбора средств разработки</w:t>
       </w:r>
-      <w:bookmarkEnd w:id="6"/>
+      <w:bookmarkEnd w:id="5"/>
     </w:p>
     <w:p>
       <w:pPr>
@@ -4423,29 +4207,28 @@
       <w:pPr>
         <w:pStyle w:val="afb"/>
       </w:pPr>
-      <w:bookmarkStart w:id="7" w:name="_Toc212630439"/>
+      <w:bookmarkStart w:id="6" w:name="_Toc213237967"/>
       <w:r>
         <w:lastRenderedPageBreak/>
         <w:t>3 Рабочая документация</w:t>
       </w:r>
+      <w:bookmarkEnd w:id="6"/>
+    </w:p>
+    <w:p>
+      <w:pPr>
+        <w:pStyle w:val="af5"/>
+      </w:pPr>
+      <w:bookmarkStart w:id="7" w:name="_Toc213237968"/>
+      <w:r>
+        <w:t>3.1 Описание разработки приложения</w:t>
+      </w:r>
       <w:bookmarkEnd w:id="7"/>
-    </w:p>
-    <w:p>
-      <w:pPr>
-        <w:pStyle w:val="af5"/>
-      </w:pPr>
-      <w:bookmarkStart w:id="8" w:name="_Toc212630440"/>
-      <w:r>
-        <w:t>3.1 Описание разработки приложения</w:t>
-      </w:r>
-      <w:bookmarkEnd w:id="8"/>
     </w:p>
     <w:p>
       <w:pPr>
         <w:pStyle w:val="afe"/>
         <w:ind w:firstLine="0"/>
       </w:pPr>
-      <w:bookmarkStart w:id="9" w:name="_Toc212630441"/>
       <w:r>
         <w:t>Проект организован в виде набора взаимосвязанных классов, каждый из которых отвечает за определенный аспект функциональности:</w:t>
       </w:r>
@@ -5219,7 +5002,6 @@
       <w:r>
         <w:t xml:space="preserve">3.2 </w:t>
       </w:r>
-      <w:bookmarkEnd w:id="9"/>
       <w:r>
         <w:rPr>
           <w:rStyle w:val="af6"/>
@@ -5232,9 +5014,26 @@
         <w:pStyle w:val="afe"/>
         <w:ind w:firstLine="0"/>
       </w:pPr>
-      <w:bookmarkStart w:id="10" w:name="_Toc212630442"/>
       <w:r>
         <w:t>Запуск приложения:</w:t>
+      </w:r>
+    </w:p>
+    <w:p>
+      <w:pPr>
+        <w:pStyle w:val="afe"/>
+        <w:ind w:left="708" w:firstLine="708"/>
+      </w:pPr>
+      <w:r>
+        <w:t>Для начала работы с приложением "Шашки" необходимо найти ярлык приложения на главном экране вашего мобильного устройства или в общем списке установленных приложений. Приложение имеет узнаваемую иконку, выполненную в стилизованном виде шашечной доски. После обнаружения иконки достаточно однократного короткого касания для запуска приложения. Процесс загрузки занимает минимальное время, после чего пользователь сразу попадает на основной игровой экран.</w:t>
+      </w:r>
+    </w:p>
+    <w:p>
+      <w:pPr>
+        <w:pStyle w:val="afe"/>
+        <w:ind w:firstLine="0"/>
+      </w:pPr>
+      <w:r>
+        <w:t>Начало игры:</w:t>
       </w:r>
     </w:p>
     <w:p>
@@ -5243,7 +5042,7 @@
         <w:ind w:firstLine="708"/>
       </w:pPr>
       <w:r>
-        <w:t>Для начала работы с приложением "Шашки" необходимо найти ярлык приложения на главном экране вашего мобильного устройства или в общем списке установленных приложений. Приложение имеет узнаваемую иконку, выполненную в стилизованном виде шашечной доски. После обнаружения иконки достаточно однократного короткого касания для запуска приложения. Процесс загрузки занимает минимальное время, после чего пользователь сразу попадает на основной игровой экран.</w:t>
+        <w:t>После успешного запуска приложения автоматически активируется режим игры против компьютерного соперника, что позволяет немедленно приступить к игровому процессу без дополнительных настроек. Игровое поле визуализируется на экране сразу после полной загрузки всех компонентов приложения, обеспечивая мгновенную готовность к игре. Согласно классическим правилам шашек, белые шашки всегда получают право первого хода, что соответствует устоявшимся игровым традициям и создает комфортные условия для пользователей, знакомых с этой игрой.</w:t>
       </w:r>
     </w:p>
     <w:p>
@@ -5252,7 +5051,7 @@
         <w:ind w:firstLine="0"/>
       </w:pPr>
       <w:r>
-        <w:t>Начало игры:</w:t>
+        <w:t>Игровое поле:</w:t>
       </w:r>
     </w:p>
     <w:p>
@@ -5261,7 +5060,10 @@
         <w:ind w:firstLine="708"/>
       </w:pPr>
       <w:r>
-        <w:t>После успешного запуска приложения автоматически активируется режим игры против компьютерного соперника, что позволяет немедленно приступить к игровому процессу без дополнительных настроек. Игровое поле визуализируется на экране сразу после полной загрузки всех компонентов приложения, обеспечивая мгновенную готовность к игре. Согласно классическим правилам шашек, белые шашки всегда получают право первого хода, что соответствует устоявшимся игровым традициям и создает комфортные условия для пользователей, знакомых с этой игрой.</w:t>
+        <w:t>Игровая доска представляет собой стандартное поле размером 8×8 клеток, где визуально чередуются светлые и темные квадраты, создавая характерный шахматный узор. Традиционное расположение фигур соблюдено неукоснительно: белые шашки занимают три нижних горизонтальных ряда игрового пространства, в то время как черные шашки расположены в трех верхних рядах, что соответствует общепринятым правилам игры. Важно отметить, что игровой процесс ведется исключительно на темных клетках игрового поля, что является фундаментальным принципом игры в шашки и строго соблюдается в приложении.</w:t>
+      </w:r>
+      <w:r>
+        <w:br w:type="page"/>
       </w:r>
     </w:p>
     <w:p>
@@ -5270,7 +5072,8 @@
         <w:ind w:firstLine="0"/>
       </w:pPr>
       <w:r>
-        <w:t>Игровое поле:</w:t>
+        <w:lastRenderedPageBreak/>
+        <w:t>Информационная панель:</w:t>
       </w:r>
     </w:p>
     <w:p>
@@ -5279,10 +5082,7 @@
         <w:ind w:firstLine="708"/>
       </w:pPr>
       <w:r>
-        <w:t>Игровая доска представляет собой стандартное поле размером 8×8 клеток, где визуально чередуются светлые и темные квадраты, создавая характерный шахматный узор. Традиционное расположение фигур соблюдено неукоснительно: белые шашки занимают три нижних горизонтальных ряда игрового пространства, в то время как черные шашки расположены в трех верхних рядах, что соответствует общепринятым правилам игры. Важно отметить, что игровой процесс ведется исключительно на темных клетках игрового поля, что является фундаментальным принципом игры в шашки и строго соблюдается в приложении.</w:t>
-      </w:r>
-      <w:r>
-        <w:br w:type="page"/>
+        <w:t>Над основной игровой областью расположена информационная панель, которая предоставляет пользователю актуальные данные о текущем состоянии игровой сессии. Данный элемент интерфейса в реальном времени отображает информацию о том, за какой из сторон в данный момент закреплено право совершения хода — белыми или черными шашками. При активации режима игры против искусственного интеллекта система дополнительно информирует пользователя о моментах, когда осуществляется ход компьютерного оппонента, что позволяет сохранять ясное понимание текущей игровой ситуации.</w:t>
       </w:r>
     </w:p>
     <w:p>
@@ -5291,18 +5091,49 @@
         <w:ind w:firstLine="0"/>
       </w:pPr>
       <w:r>
+        <w:t>Панель управления:</w:t>
+      </w:r>
+    </w:p>
+    <w:p>
+      <w:pPr>
+        <w:pStyle w:val="afe"/>
+      </w:pPr>
+      <w:r>
+        <w:t xml:space="preserve">В нижней части экрана, непосредственно под игровым полем, расположена панель управления, содержащая основные элементы для контроля игрового процесса. Центральным элементом данной панели является кнопка "Новая игра", при нажатии на которую текущая партия завершается и начинается </w:t>
+      </w:r>
+      <w:proofErr w:type="spellStart"/>
+      <w:r>
+        <w:t>completely</w:t>
+      </w:r>
+      <w:proofErr w:type="spellEnd"/>
+      <w:r>
+        <w:t xml:space="preserve"> новая игровая сессия с первоначальной расстановкой фигур. Это позволяет пользователю в любой момент перезапустить игровой процесс без необходимости перезагрузки всего приложения, обеспечивая непрерывность и удобство игрового опыта.</w:t>
+      </w:r>
+    </w:p>
+    <w:p>
+      <w:pPr>
+        <w:pStyle w:val="afe"/>
+      </w:pPr>
+      <w:r>
+        <w:br w:type="page"/>
+      </w:r>
+    </w:p>
+    <w:p>
+      <w:pPr>
+        <w:pStyle w:val="af5"/>
+      </w:pPr>
+      <w:bookmarkStart w:id="8" w:name="_Toc213237969"/>
+      <w:r>
+        <w:rPr>
+          <w:lang w:val="en-US"/>
+        </w:rPr>
         <w:lastRenderedPageBreak/>
-        <w:t>Информационная панель:</w:t>
-      </w:r>
-    </w:p>
-    <w:p>
-      <w:pPr>
-        <w:pStyle w:val="afe"/>
-        <w:ind w:firstLine="708"/>
-      </w:pPr>
-      <w:r>
-        <w:t>Над основной игровой областью расположена информационная панель, которая предоставляет пользователю актуальные данные о текущем состоянии игровой сессии. Данный элемент интерфейса в реальном времени отображает информацию о том, за какой из сторон в данный момент закреплено право совершения хода — белыми или черными шашками. При активации режима игры против искусственного интеллекта система дополнительно информирует пользователя о моментах, когда осуществляется ход компьютерного оппонента, что позволяет сохранять ясное понимание текущей игровой ситуации.</w:t>
-      </w:r>
+        <w:t xml:space="preserve">3.3 </w:t>
+      </w:r>
+      <w:r>
+        <w:t>Тестирование приложения</w:t>
+      </w:r>
+      <w:bookmarkEnd w:id="8"/>
     </w:p>
     <w:p>
       <w:pPr>
@@ -5310,46 +5141,7 @@
         <w:ind w:firstLine="0"/>
       </w:pPr>
       <w:r>
-        <w:t>Панель управления:</w:t>
-      </w:r>
-    </w:p>
-    <w:p>
-      <w:pPr>
-        <w:pStyle w:val="afe"/>
-      </w:pPr>
-      <w:r>
-        <w:t xml:space="preserve">В нижней части экрана, непосредственно под игровым полем, расположена панель управления, содержащая основные элементы для контроля игрового процесса. Центральным элементом данной панели является кнопка "Новая игра", при нажатии на которую текущая партия завершается и начинается </w:t>
-      </w:r>
-      <w:proofErr w:type="spellStart"/>
-      <w:r>
-        <w:t>completely</w:t>
-      </w:r>
-      <w:proofErr w:type="spellEnd"/>
-      <w:r>
-        <w:t xml:space="preserve"> новая игровая сессия с первоначальной расстановкой фигур. Это позволяет пользователю в любой момент перезапустить игровой процесс без необходимости перезагрузки всего приложения, обеспечивая непрерывность и удобство игрового опыта.</w:t>
-      </w:r>
-    </w:p>
-    <w:p>
-      <w:pPr>
-        <w:pStyle w:val="afe"/>
-      </w:pPr>
-      <w:r>
-        <w:br w:type="page"/>
-      </w:r>
-    </w:p>
-    <w:p>
-      <w:pPr>
-        <w:pStyle w:val="af5"/>
-      </w:pPr>
-      <w:r>
-        <w:rPr>
-          <w:lang w:val="en-US"/>
-        </w:rPr>
-        <w:lastRenderedPageBreak/>
-        <w:t xml:space="preserve">3.3 </w:t>
-      </w:r>
-      <w:r>
-        <w:t>Тестирование приложения</w:t>
+        <w:t>Приложение было протестировано на различных физических устройствах и эмуляторах для проверки:</w:t>
       </w:r>
     </w:p>
     <w:p>
@@ -5358,7 +5150,88 @@
         <w:ind w:firstLine="0"/>
       </w:pPr>
       <w:r>
-        <w:t>Приложение было протестировано на различных физических устройствах и эмуляторах для проверки:</w:t>
+        <w:t>Совместимости:</w:t>
+      </w:r>
+    </w:p>
+    <w:p>
+      <w:pPr>
+        <w:pStyle w:val="a"/>
+      </w:pPr>
+      <w:r>
+        <w:t xml:space="preserve">Устройства с </w:t>
+      </w:r>
+      <w:proofErr w:type="spellStart"/>
+      <w:r>
+        <w:t>Android</w:t>
+      </w:r>
+      <w:proofErr w:type="spellEnd"/>
+      <w:r>
+        <w:t xml:space="preserve"> 7.0 </w:t>
+      </w:r>
+      <w:proofErr w:type="spellStart"/>
+      <w:r>
+        <w:t>Nougat</w:t>
+      </w:r>
+      <w:proofErr w:type="spellEnd"/>
+      <w:r>
+        <w:t xml:space="preserve"> (API 24) и выше</w:t>
+      </w:r>
+      <w:r>
+        <w:t>;</w:t>
+      </w:r>
+    </w:p>
+    <w:p>
+      <w:pPr>
+        <w:pStyle w:val="a"/>
+      </w:pPr>
+      <w:r>
+        <w:t>Различные размеры экранов (от 4.5 до 6.7 дюймов)</w:t>
+      </w:r>
+      <w:r>
+        <w:t>;</w:t>
+      </w:r>
+    </w:p>
+    <w:p>
+      <w:pPr>
+        <w:pStyle w:val="a"/>
+      </w:pPr>
+      <w:r>
+        <w:t>Разные плотности пикселей (</w:t>
+      </w:r>
+      <w:proofErr w:type="spellStart"/>
+      <w:r>
+        <w:t>mdpi</w:t>
+      </w:r>
+      <w:proofErr w:type="spellEnd"/>
+      <w:r>
+        <w:t xml:space="preserve">, </w:t>
+      </w:r>
+      <w:proofErr w:type="spellStart"/>
+      <w:r>
+        <w:t>hdpi</w:t>
+      </w:r>
+      <w:proofErr w:type="spellEnd"/>
+      <w:r>
+        <w:t xml:space="preserve">, </w:t>
+      </w:r>
+      <w:proofErr w:type="spellStart"/>
+      <w:r>
+        <w:t>xhdpi</w:t>
+      </w:r>
+      <w:proofErr w:type="spellEnd"/>
+      <w:r>
+        <w:t xml:space="preserve">, </w:t>
+      </w:r>
+      <w:proofErr w:type="spellStart"/>
+      <w:r>
+        <w:t>xxhdpi</w:t>
+      </w:r>
+      <w:proofErr w:type="spellEnd"/>
+      <w:r>
+        <w:t>)</w:t>
+      </w:r>
+      <w:r>
+        <w:t>.</w:t>
       </w:r>
     </w:p>
     <w:p>
@@ -5367,7 +5240,7 @@
         <w:ind w:firstLine="0"/>
       </w:pPr>
       <w:r>
-        <w:t>Совместимости:</w:t>
+        <w:t>Производительности:</w:t>
       </w:r>
     </w:p>
     <w:p>
@@ -5375,25 +5248,22 @@
         <w:pStyle w:val="a"/>
       </w:pPr>
       <w:r>
-        <w:t xml:space="preserve">Устройства с </w:t>
+        <w:t xml:space="preserve">Время отклика на пользовательские действия </w:t>
+      </w:r>
+      <w:proofErr w:type="gramStart"/>
+      <w:r>
+        <w:t>&lt; 100</w:t>
+      </w:r>
+      <w:proofErr w:type="gramEnd"/>
+      <w:r>
+        <w:t xml:space="preserve"> </w:t>
       </w:r>
       <w:proofErr w:type="spellStart"/>
       <w:r>
-        <w:t>Android</w:t>
+        <w:t>мс</w:t>
       </w:r>
       <w:proofErr w:type="spellEnd"/>
       <w:r>
-        <w:t xml:space="preserve"> 7.0 </w:t>
-      </w:r>
-      <w:proofErr w:type="spellStart"/>
-      <w:r>
-        <w:t>Nougat</w:t>
-      </w:r>
-      <w:proofErr w:type="spellEnd"/>
-      <w:r>
-        <w:t xml:space="preserve"> (API 24) и выше</w:t>
-      </w:r>
-      <w:r>
         <w:t>;</w:t>
       </w:r>
     </w:p>
@@ -5402,7 +5272,7 @@
         <w:pStyle w:val="a"/>
       </w:pPr>
       <w:r>
-        <w:t>Различные размеры экранов (от 4.5 до 6.7 дюймов)</w:t>
+        <w:t>Плавность анимации при перемещении шашек</w:t>
       </w:r>
       <w:r>
         <w:t>;</w:t>
@@ -5413,39 +5283,7 @@
         <w:pStyle w:val="a"/>
       </w:pPr>
       <w:r>
-        <w:t>Разные плотности пикселей (</w:t>
-      </w:r>
-      <w:proofErr w:type="spellStart"/>
-      <w:r>
-        <w:t>mdpi</w:t>
-      </w:r>
-      <w:proofErr w:type="spellEnd"/>
-      <w:r>
-        <w:t xml:space="preserve">, </w:t>
-      </w:r>
-      <w:proofErr w:type="spellStart"/>
-      <w:r>
-        <w:t>hdpi</w:t>
-      </w:r>
-      <w:proofErr w:type="spellEnd"/>
-      <w:r>
-        <w:t xml:space="preserve">, </w:t>
-      </w:r>
-      <w:proofErr w:type="spellStart"/>
-      <w:r>
-        <w:t>xhdpi</w:t>
-      </w:r>
-      <w:proofErr w:type="spellEnd"/>
-      <w:r>
-        <w:t xml:space="preserve">, </w:t>
-      </w:r>
-      <w:proofErr w:type="spellStart"/>
-      <w:r>
-        <w:t>xxhdpi</w:t>
-      </w:r>
-      <w:proofErr w:type="spellEnd"/>
-      <w:r>
-        <w:t>)</w:t>
+        <w:t>Отсутствие задержек при расчете ходов ИИ на среднем уровне сложности</w:t>
       </w:r>
       <w:r>
         <w:t>.</w:t>
@@ -5457,7 +5295,7 @@
         <w:ind w:firstLine="0"/>
       </w:pPr>
       <w:r>
-        <w:t>Производительности:</w:t>
+        <w:t>Стабильности:</w:t>
       </w:r>
     </w:p>
     <w:p>
@@ -5465,21 +5303,8 @@
         <w:pStyle w:val="a"/>
       </w:pPr>
       <w:r>
-        <w:t xml:space="preserve">Время отклика на пользовательские действия </w:t>
-      </w:r>
-      <w:proofErr w:type="gramStart"/>
-      <w:r>
-        <w:t>&lt; 100</w:t>
-      </w:r>
-      <w:proofErr w:type="gramEnd"/>
-      <w:r>
-        <w:t xml:space="preserve"> </w:t>
-      </w:r>
-      <w:proofErr w:type="spellStart"/>
-      <w:r>
-        <w:t>мс</w:t>
-      </w:r>
-      <w:proofErr w:type="spellEnd"/>
+        <w:t>Отсутствие утечек памяти при длительной работе</w:t>
+      </w:r>
       <w:r>
         <w:t>;</w:t>
       </w:r>
@@ -5489,7 +5314,7 @@
         <w:pStyle w:val="a"/>
       </w:pPr>
       <w:r>
-        <w:t>Плавность анимации при перемещении шашек</w:t>
+        <w:t>Корректная работа при смене ориентации устройства</w:t>
       </w:r>
       <w:r>
         <w:t>;</w:t>
@@ -5500,7 +5325,7 @@
         <w:pStyle w:val="a"/>
       </w:pPr>
       <w:r>
-        <w:t>Отсутствие задержек при расчете ходов ИИ на среднем уровне сложности</w:t>
+        <w:t>Устойчивость к прерываниям (входящие звонки, уведомления)</w:t>
       </w:r>
       <w:r>
         <w:t>.</w:t>
@@ -5512,40 +5337,7 @@
         <w:ind w:firstLine="0"/>
       </w:pPr>
       <w:r>
-        <w:t>Стабильности:</w:t>
-      </w:r>
-    </w:p>
-    <w:p>
-      <w:pPr>
-        <w:pStyle w:val="a"/>
-      </w:pPr>
-      <w:r>
-        <w:t>Отсутствие утечек памяти при длительной работе</w:t>
-      </w:r>
-      <w:r>
-        <w:t>;</w:t>
-      </w:r>
-    </w:p>
-    <w:p>
-      <w:pPr>
-        <w:pStyle w:val="a"/>
-      </w:pPr>
-      <w:r>
-        <w:t>Корректная работа при смене ориентации устройства</w:t>
-      </w:r>
-      <w:r>
-        <w:t>;</w:t>
-      </w:r>
-    </w:p>
-    <w:p>
-      <w:pPr>
-        <w:pStyle w:val="a"/>
-      </w:pPr>
-      <w:r>
-        <w:t>Устойчивость к прерываниям (входящие звонки, уведомления)</w:t>
-      </w:r>
-      <w:r>
-        <w:t>.</w:t>
+        <w:t>Результаты тестирования</w:t>
       </w:r>
     </w:p>
     <w:p>
@@ -5554,7 +5346,7 @@
         <w:ind w:firstLine="0"/>
       </w:pPr>
       <w:r>
-        <w:t>Результаты тестирования</w:t>
+        <w:t>По результатам комплексного тестирования было установлено:</w:t>
       </w:r>
     </w:p>
     <w:p>
@@ -5563,7 +5355,7 @@
         <w:ind w:firstLine="0"/>
       </w:pPr>
       <w:r>
-        <w:t>По результатам комплексного тестирования было установлено:</w:t>
+        <w:t>Все заявленные в требованиях функции реализованы и работают корректно</w:t>
       </w:r>
     </w:p>
     <w:p>
@@ -5572,72 +5364,63 @@
         <w:ind w:firstLine="0"/>
       </w:pPr>
       <w:r>
-        <w:t>Все заявленные в требованиях функции реализованы и работают корректно</w:t>
+        <w:t>Приложение не содержит критических ошибок, приводящих к аварийному завершению</w:t>
+      </w:r>
+      <w:r>
+        <w:t xml:space="preserve">, </w:t>
+      </w:r>
+      <w:r>
+        <w:t>в</w:t>
+      </w:r>
+      <w:r>
+        <w:t xml:space="preserve">ремя отклика соответствует требованиям </w:t>
+      </w:r>
+      <w:proofErr w:type="gramStart"/>
+      <w:r>
+        <w:t>(&lt; 100</w:t>
+      </w:r>
+      <w:proofErr w:type="gramEnd"/>
+      <w:r>
+        <w:t xml:space="preserve"> </w:t>
+      </w:r>
+      <w:proofErr w:type="spellStart"/>
+      <w:r>
+        <w:t>мс</w:t>
+      </w:r>
+      <w:proofErr w:type="spellEnd"/>
+      <w:r>
+        <w:t>)</w:t>
+      </w:r>
+      <w:r>
+        <w:t xml:space="preserve">. </w:t>
+      </w:r>
+      <w:r>
+        <w:t xml:space="preserve">Приложение работает на всех заявленных версиях </w:t>
+      </w:r>
+      <w:proofErr w:type="spellStart"/>
+      <w:r>
+        <w:t>Android</w:t>
+      </w:r>
+      <w:proofErr w:type="spellEnd"/>
+      <w:r>
+        <w:t xml:space="preserve"> и типах устройств</w:t>
+      </w:r>
+      <w:r>
+        <w:t xml:space="preserve">, </w:t>
+      </w:r>
+      <w:r>
+        <w:t>и</w:t>
+      </w:r>
+      <w:r>
+        <w:t>нтерфейс интуитивно понятен и не требует дополнительного обучения</w:t>
+      </w:r>
+      <w:r>
+        <w:t>.</w:t>
       </w:r>
     </w:p>
     <w:p>
       <w:pPr>
         <w:pStyle w:val="afe"/>
-        <w:ind w:firstLine="0"/>
-      </w:pPr>
-      <w:r>
-        <w:t>Приложение не содержит критических ошибок, приводящих к аварийному завершению</w:t>
-      </w:r>
-      <w:r>
-        <w:t xml:space="preserve">, </w:t>
-      </w:r>
-      <w:r>
-        <w:t>в</w:t>
-      </w:r>
-      <w:r>
-        <w:t xml:space="preserve">ремя отклика соответствует требованиям </w:t>
-      </w:r>
-      <w:proofErr w:type="gramStart"/>
-      <w:r>
-        <w:t>(&lt; 100</w:t>
-      </w:r>
-      <w:proofErr w:type="gramEnd"/>
-      <w:r>
-        <w:t xml:space="preserve"> </w:t>
-      </w:r>
-      <w:proofErr w:type="spellStart"/>
-      <w:r>
-        <w:t>мс</w:t>
-      </w:r>
-      <w:proofErr w:type="spellEnd"/>
-      <w:r>
-        <w:t>)</w:t>
-      </w:r>
-      <w:r>
-        <w:t xml:space="preserve">. </w:t>
-      </w:r>
-      <w:r>
-        <w:t xml:space="preserve">Приложение работает на всех заявленных версиях </w:t>
-      </w:r>
-      <w:proofErr w:type="spellStart"/>
-      <w:r>
-        <w:t>Android</w:t>
-      </w:r>
-      <w:proofErr w:type="spellEnd"/>
-      <w:r>
-        <w:t xml:space="preserve"> и типах устройств</w:t>
-      </w:r>
-      <w:r>
-        <w:t xml:space="preserve">, </w:t>
-      </w:r>
-      <w:r>
-        <w:t>и</w:t>
-      </w:r>
-      <w:r>
-        <w:t>нтерфейс интуитивно понятен и не требует дополнительного обучения</w:t>
-      </w:r>
-      <w:r>
-        <w:t>.</w:t>
-      </w:r>
-    </w:p>
-    <w:p>
-      <w:pPr>
-        <w:pStyle w:val="afe"/>
       </w:pPr>
       <w:r>
         <w:t>Все выявленные в процессе тестирования недочеты были устранены до выпуска финальной версии приложения.</w:t>
@@ -5655,11 +5438,12 @@
       <w:pPr>
         <w:pStyle w:val="afb"/>
       </w:pPr>
+      <w:bookmarkStart w:id="9" w:name="_Toc213237970"/>
       <w:r>
         <w:lastRenderedPageBreak/>
         <w:t>Заключение</w:t>
       </w:r>
-      <w:bookmarkEnd w:id="10"/>
+      <w:bookmarkEnd w:id="9"/>
     </w:p>
     <w:p>
       <w:pPr>
@@ -5878,14 +5662,14 @@
       <w:pPr>
         <w:pStyle w:val="1"/>
       </w:pPr>
-      <w:bookmarkStart w:id="11" w:name="_Toc148516882"/>
-      <w:bookmarkStart w:id="12" w:name="_Toc212630443"/>
+      <w:bookmarkStart w:id="10" w:name="_Toc148516882"/>
+      <w:bookmarkStart w:id="11" w:name="_Toc213237971"/>
       <w:r>
         <w:lastRenderedPageBreak/>
         <w:t>Список использованных источников</w:t>
       </w:r>
+      <w:bookmarkEnd w:id="10"/>
       <w:bookmarkEnd w:id="11"/>
-      <w:bookmarkEnd w:id="12"/>
     </w:p>
     <w:p>
       <w:pPr>
@@ -7925,12 +7709,12 @@
       <w:pPr>
         <w:pStyle w:val="afb"/>
       </w:pPr>
-      <w:bookmarkStart w:id="13" w:name="_Toc212630444"/>
+      <w:bookmarkStart w:id="12" w:name="_Toc213237972"/>
       <w:r>
         <w:lastRenderedPageBreak/>
         <w:t>Приложение А</w:t>
       </w:r>
-      <w:bookmarkEnd w:id="13"/>
+      <w:bookmarkEnd w:id="12"/>
     </w:p>
     <w:p>
       <w:pPr>

--- a/Пояснительная записка Михайлов.docx
+++ b/Пояснительная записка Михайлов.docx
@@ -38,9 +38,30 @@
                 <w:numId w:val="0"/>
               </w:numPr>
               <w:ind w:left="709"/>
+              <w:jc w:val="center"/>
             </w:pPr>
             <w:r>
-              <w:t>ДЕПАРТАМЕНТ ОБРАЗОВАНИЯ ИВАНОВСКОЙ ОБЛАСТИ</w:t>
+              <w:t xml:space="preserve">ДЕПАРТАМЕНТ ОБРАЗОВАНИЯ </w:t>
+            </w:r>
+            <w:r>
+              <w:t xml:space="preserve">И НАКУКИ </w:t>
+            </w:r>
+            <w:r>
+              <w:t>ИВАНОВСКОЙ</w:t>
+            </w:r>
+          </w:p>
+          <w:p>
+            <w:pPr>
+              <w:pStyle w:val="a"/>
+              <w:numPr>
+                <w:ilvl w:val="0"/>
+                <w:numId w:val="0"/>
+              </w:numPr>
+              <w:ind w:left="709"/>
+              <w:jc w:val="center"/>
+            </w:pPr>
+            <w:r>
+              <w:t>ОБЛАСТИ</w:t>
             </w:r>
           </w:p>
           <w:p>
@@ -1884,7 +1905,7 @@
           <w:headerReference w:type="default" r:id="rId8"/>
           <w:footerReference w:type="first" r:id="rId9"/>
           <w:pgSz w:w="11906" w:h="16838"/>
-          <w:pgMar w:top="709" w:right="850" w:bottom="1134" w:left="851" w:header="708" w:footer="709" w:gutter="0"/>
+          <w:pgMar w:top="709" w:right="850" w:bottom="546" w:left="851" w:header="708" w:footer="709" w:gutter="0"/>
           <w:cols w:space="708"/>
           <w:docGrid w:linePitch="360"/>
         </w:sectPr>
@@ -1930,6 +1951,7 @@
         <w:p>
           <w:pPr>
             <w:pStyle w:val="13"/>
+            <w:ind w:left="-142" w:right="141"/>
             <w:rPr>
               <w:rFonts w:asciiTheme="minorHAnsi" w:eastAsiaTheme="minorEastAsia" w:hAnsiTheme="minorHAnsi" w:cstheme="minorBidi"/>
               <w:kern w:val="2"/>
@@ -1947,7 +1969,7 @@
           <w:r>
             <w:fldChar w:fldCharType="separate"/>
           </w:r>
-          <w:hyperlink w:anchor="_Toc213237962" w:history="1">
+          <w:hyperlink w:anchor="_Toc213240966" w:history="1">
             <w:r>
               <w:rPr>
                 <w:rStyle w:val="ac"/>
@@ -1970,7 +1992,7 @@
               <w:rPr>
                 <w:webHidden/>
               </w:rPr>
-              <w:instrText xml:space="preserve"> PAGEREF _Toc213237962 \h </w:instrText>
+              <w:instrText xml:space="preserve"> PAGEREF _Toc213240966 \h </w:instrText>
             </w:r>
             <w:r>
               <w:rPr>
@@ -2000,6 +2022,7 @@
         <w:p>
           <w:pPr>
             <w:pStyle w:val="13"/>
+            <w:ind w:left="-142" w:right="141"/>
             <w:rPr>
               <w:rFonts w:asciiTheme="minorHAnsi" w:eastAsiaTheme="minorEastAsia" w:hAnsiTheme="minorHAnsi" w:cstheme="minorBidi"/>
               <w:kern w:val="2"/>
@@ -2008,7 +2031,7 @@
               <w14:ligatures w14:val="standardContextual"/>
             </w:rPr>
           </w:pPr>
-          <w:hyperlink w:anchor="_Toc213237963" w:history="1">
+          <w:hyperlink w:anchor="_Toc213240967" w:history="1">
             <w:r>
               <w:rPr>
                 <w:rStyle w:val="ac"/>
@@ -2031,7 +2054,7 @@
               <w:rPr>
                 <w:webHidden/>
               </w:rPr>
-              <w:instrText xml:space="preserve"> PAGEREF _Toc213237963 \h </w:instrText>
+              <w:instrText xml:space="preserve"> PAGEREF _Toc213240967 \h </w:instrText>
             </w:r>
             <w:r>
               <w:rPr>
@@ -2064,6 +2087,7 @@
             <w:tabs>
               <w:tab w:val="right" w:leader="dot" w:pos="9770"/>
             </w:tabs>
+            <w:ind w:left="-142" w:right="141"/>
             <w:rPr>
               <w:rFonts w:asciiTheme="minorHAnsi" w:eastAsiaTheme="minorEastAsia" w:hAnsiTheme="minorHAnsi"/>
               <w:noProof/>
@@ -2074,7 +2098,7 @@
               <w14:ligatures w14:val="standardContextual"/>
             </w:rPr>
           </w:pPr>
-          <w:hyperlink w:anchor="_Toc213237964" w:history="1">
+          <w:hyperlink w:anchor="_Toc213240968" w:history="1">
             <w:r>
               <w:rPr>
                 <w:rStyle w:val="ac"/>
@@ -2101,7 +2125,7 @@
                 <w:noProof/>
                 <w:webHidden/>
               </w:rPr>
-              <w:instrText xml:space="preserve"> PAGEREF _Toc213237964 \h </w:instrText>
+              <w:instrText xml:space="preserve"> PAGEREF _Toc213240968 \h </w:instrText>
             </w:r>
             <w:r>
               <w:rPr>
@@ -2126,67 +2150,6 @@
             <w:r>
               <w:rPr>
                 <w:noProof/>
-                <w:webHidden/>
-              </w:rPr>
-              <w:fldChar w:fldCharType="end"/>
-            </w:r>
-          </w:hyperlink>
-        </w:p>
-        <w:p>
-          <w:pPr>
-            <w:pStyle w:val="13"/>
-            <w:rPr>
-              <w:rFonts w:asciiTheme="minorHAnsi" w:eastAsiaTheme="minorEastAsia" w:hAnsiTheme="minorHAnsi" w:cstheme="minorBidi"/>
-              <w:kern w:val="2"/>
-              <w:sz w:val="24"/>
-              <w:szCs w:val="24"/>
-              <w14:ligatures w14:val="standardContextual"/>
-            </w:rPr>
-          </w:pPr>
-          <w:hyperlink w:anchor="_Toc213237965" w:history="1">
-            <w:r>
-              <w:rPr>
-                <w:rStyle w:val="ac"/>
-              </w:rPr>
-              <w:t>2 Техно-рабочий проект</w:t>
-            </w:r>
-            <w:r>
-              <w:rPr>
-                <w:webHidden/>
-              </w:rPr>
-              <w:tab/>
-            </w:r>
-            <w:r>
-              <w:rPr>
-                <w:webHidden/>
-              </w:rPr>
-              <w:fldChar w:fldCharType="begin"/>
-            </w:r>
-            <w:r>
-              <w:rPr>
-                <w:webHidden/>
-              </w:rPr>
-              <w:instrText xml:space="preserve"> PAGEREF _Toc213237965 \h </w:instrText>
-            </w:r>
-            <w:r>
-              <w:rPr>
-                <w:webHidden/>
-              </w:rPr>
-            </w:r>
-            <w:r>
-              <w:rPr>
-                <w:webHidden/>
-              </w:rPr>
-              <w:fldChar w:fldCharType="separate"/>
-            </w:r>
-            <w:r>
-              <w:rPr>
-                <w:webHidden/>
-              </w:rPr>
-              <w:t>8</w:t>
-            </w:r>
-            <w:r>
-              <w:rPr>
                 <w:webHidden/>
               </w:rPr>
               <w:fldChar w:fldCharType="end"/>
@@ -2199,6 +2162,7 @@
             <w:tabs>
               <w:tab w:val="right" w:leader="dot" w:pos="9770"/>
             </w:tabs>
+            <w:ind w:left="-142" w:right="141"/>
             <w:rPr>
               <w:rFonts w:asciiTheme="minorHAnsi" w:eastAsiaTheme="minorEastAsia" w:hAnsiTheme="minorHAnsi"/>
               <w:noProof/>
@@ -2209,13 +2173,13 @@
               <w14:ligatures w14:val="standardContextual"/>
             </w:rPr>
           </w:pPr>
-          <w:hyperlink w:anchor="_Toc213237966" w:history="1">
+          <w:hyperlink w:anchor="_Toc213240969" w:history="1">
             <w:r>
               <w:rPr>
                 <w:rStyle w:val="ac"/>
                 <w:noProof/>
               </w:rPr>
-              <w:t>2.1 Обоснование выбора средств разработки</w:t>
+              <w:t>1.2 Техническое задание</w:t>
             </w:r>
             <w:r>
               <w:rPr>
@@ -2236,7 +2200,7 @@
                 <w:noProof/>
                 <w:webHidden/>
               </w:rPr>
-              <w:instrText xml:space="preserve"> PAGEREF _Toc213237966 \h </w:instrText>
+              <w:instrText xml:space="preserve"> PAGEREF _Toc213240969 \h </w:instrText>
             </w:r>
             <w:r>
               <w:rPr>
@@ -2256,7 +2220,7 @@
                 <w:noProof/>
                 <w:webHidden/>
               </w:rPr>
-              <w:t>8</w:t>
+              <w:t>6</w:t>
             </w:r>
             <w:r>
               <w:rPr>
@@ -2270,6 +2234,7 @@
         <w:p>
           <w:pPr>
             <w:pStyle w:val="13"/>
+            <w:ind w:left="-142" w:right="141"/>
             <w:rPr>
               <w:rFonts w:asciiTheme="minorHAnsi" w:eastAsiaTheme="minorEastAsia" w:hAnsiTheme="minorHAnsi" w:cstheme="minorBidi"/>
               <w:kern w:val="2"/>
@@ -2278,12 +2243,25 @@
               <w14:ligatures w14:val="standardContextual"/>
             </w:rPr>
           </w:pPr>
-          <w:hyperlink w:anchor="_Toc213237967" w:history="1">
+          <w:hyperlink w:anchor="_Toc213240970" w:history="1">
             <w:r>
               <w:rPr>
                 <w:rStyle w:val="ac"/>
               </w:rPr>
-              <w:t>3 Рабочая документация</w:t>
+              <w:t xml:space="preserve">2.1 Моделирование с использованием </w:t>
+            </w:r>
+            <w:r>
+              <w:rPr>
+                <w:rStyle w:val="ac"/>
+                <w:lang w:val="en-US"/>
+              </w:rPr>
+              <w:t>UML</w:t>
+            </w:r>
+            <w:r>
+              <w:rPr>
+                <w:rStyle w:val="ac"/>
+              </w:rPr>
+              <w:t xml:space="preserve"> –диаграмм</w:t>
             </w:r>
             <w:r>
               <w:rPr>
@@ -2301,7 +2279,7 @@
               <w:rPr>
                 <w:webHidden/>
               </w:rPr>
-              <w:instrText xml:space="preserve"> PAGEREF _Toc213237967 \h </w:instrText>
+              <w:instrText xml:space="preserve"> PAGEREF _Toc213240970 \h </w:instrText>
             </w:r>
             <w:r>
               <w:rPr>
@@ -2318,7 +2296,69 @@
               <w:rPr>
                 <w:webHidden/>
               </w:rPr>
-              <w:t>12</w:t>
+              <w:t>8</w:t>
+            </w:r>
+            <w:r>
+              <w:rPr>
+                <w:webHidden/>
+              </w:rPr>
+              <w:fldChar w:fldCharType="end"/>
+            </w:r>
+          </w:hyperlink>
+        </w:p>
+        <w:p>
+          <w:pPr>
+            <w:pStyle w:val="13"/>
+            <w:ind w:left="-142" w:right="141"/>
+            <w:rPr>
+              <w:rFonts w:asciiTheme="minorHAnsi" w:eastAsiaTheme="minorEastAsia" w:hAnsiTheme="minorHAnsi" w:cstheme="minorBidi"/>
+              <w:kern w:val="2"/>
+              <w:sz w:val="24"/>
+              <w:szCs w:val="24"/>
+              <w14:ligatures w14:val="standardContextual"/>
+            </w:rPr>
+          </w:pPr>
+          <w:hyperlink w:anchor="_Toc213240971" w:history="1">
+            <w:r>
+              <w:rPr>
+                <w:rStyle w:val="ac"/>
+              </w:rPr>
+              <w:t>2 Техно-рабочий проект</w:t>
+            </w:r>
+            <w:r>
+              <w:rPr>
+                <w:webHidden/>
+              </w:rPr>
+              <w:tab/>
+            </w:r>
+            <w:r>
+              <w:rPr>
+                <w:webHidden/>
+              </w:rPr>
+              <w:fldChar w:fldCharType="begin"/>
+            </w:r>
+            <w:r>
+              <w:rPr>
+                <w:webHidden/>
+              </w:rPr>
+              <w:instrText xml:space="preserve"> PAGEREF _Toc213240971 \h </w:instrText>
+            </w:r>
+            <w:r>
+              <w:rPr>
+                <w:webHidden/>
+              </w:rPr>
+            </w:r>
+            <w:r>
+              <w:rPr>
+                <w:webHidden/>
+              </w:rPr>
+              <w:fldChar w:fldCharType="separate"/>
+            </w:r>
+            <w:r>
+              <w:rPr>
+                <w:webHidden/>
+              </w:rPr>
+              <w:t>9</w:t>
             </w:r>
             <w:r>
               <w:rPr>
@@ -2334,6 +2374,7 @@
             <w:tabs>
               <w:tab w:val="right" w:leader="dot" w:pos="9770"/>
             </w:tabs>
+            <w:ind w:left="-142" w:right="141"/>
             <w:rPr>
               <w:rFonts w:asciiTheme="minorHAnsi" w:eastAsiaTheme="minorEastAsia" w:hAnsiTheme="minorHAnsi"/>
               <w:noProof/>
@@ -2344,13 +2385,13 @@
               <w14:ligatures w14:val="standardContextual"/>
             </w:rPr>
           </w:pPr>
-          <w:hyperlink w:anchor="_Toc213237968" w:history="1">
+          <w:hyperlink w:anchor="_Toc213240972" w:history="1">
             <w:r>
               <w:rPr>
                 <w:rStyle w:val="ac"/>
                 <w:noProof/>
               </w:rPr>
-              <w:t>3.1 Описание разработки приложения</w:t>
+              <w:t>2.1 Обоснование выбора средств разработки</w:t>
             </w:r>
             <w:r>
               <w:rPr>
@@ -2371,7 +2412,7 @@
                 <w:noProof/>
                 <w:webHidden/>
               </w:rPr>
-              <w:instrText xml:space="preserve"> PAGEREF _Toc213237968 \h </w:instrText>
+              <w:instrText xml:space="preserve"> PAGEREF _Toc213240972 \h </w:instrText>
             </w:r>
             <w:r>
               <w:rPr>
@@ -2391,11 +2432,73 @@
                 <w:noProof/>
                 <w:webHidden/>
               </w:rPr>
-              <w:t>12</w:t>
+              <w:t>9</w:t>
             </w:r>
             <w:r>
               <w:rPr>
                 <w:noProof/>
+                <w:webHidden/>
+              </w:rPr>
+              <w:fldChar w:fldCharType="end"/>
+            </w:r>
+          </w:hyperlink>
+        </w:p>
+        <w:p>
+          <w:pPr>
+            <w:pStyle w:val="13"/>
+            <w:ind w:left="-142" w:right="141"/>
+            <w:rPr>
+              <w:rFonts w:asciiTheme="minorHAnsi" w:eastAsiaTheme="minorEastAsia" w:hAnsiTheme="minorHAnsi" w:cstheme="minorBidi"/>
+              <w:kern w:val="2"/>
+              <w:sz w:val="24"/>
+              <w:szCs w:val="24"/>
+              <w14:ligatures w14:val="standardContextual"/>
+            </w:rPr>
+          </w:pPr>
+          <w:hyperlink w:anchor="_Toc213240973" w:history="1">
+            <w:r>
+              <w:rPr>
+                <w:rStyle w:val="ac"/>
+              </w:rPr>
+              <w:t>3 Рабочая документация</w:t>
+            </w:r>
+            <w:r>
+              <w:rPr>
+                <w:webHidden/>
+              </w:rPr>
+              <w:tab/>
+            </w:r>
+            <w:r>
+              <w:rPr>
+                <w:webHidden/>
+              </w:rPr>
+              <w:fldChar w:fldCharType="begin"/>
+            </w:r>
+            <w:r>
+              <w:rPr>
+                <w:webHidden/>
+              </w:rPr>
+              <w:instrText xml:space="preserve"> PAGEREF _Toc213240973 \h </w:instrText>
+            </w:r>
+            <w:r>
+              <w:rPr>
+                <w:webHidden/>
+              </w:rPr>
+            </w:r>
+            <w:r>
+              <w:rPr>
+                <w:webHidden/>
+              </w:rPr>
+              <w:fldChar w:fldCharType="separate"/>
+            </w:r>
+            <w:r>
+              <w:rPr>
+                <w:webHidden/>
+              </w:rPr>
+              <w:t>13</w:t>
+            </w:r>
+            <w:r>
+              <w:rPr>
                 <w:webHidden/>
               </w:rPr>
               <w:fldChar w:fldCharType="end"/>
@@ -2408,6 +2511,7 @@
             <w:tabs>
               <w:tab w:val="right" w:leader="dot" w:pos="9770"/>
             </w:tabs>
+            <w:ind w:left="-142" w:right="141"/>
             <w:rPr>
               <w:rFonts w:asciiTheme="minorHAnsi" w:eastAsiaTheme="minorEastAsia" w:hAnsiTheme="minorHAnsi"/>
               <w:noProof/>
@@ -2418,7 +2522,82 @@
               <w14:ligatures w14:val="standardContextual"/>
             </w:rPr>
           </w:pPr>
-          <w:hyperlink w:anchor="_Toc213237969" w:history="1">
+          <w:hyperlink w:anchor="_Toc213240974" w:history="1">
+            <w:r>
+              <w:rPr>
+                <w:rStyle w:val="ac"/>
+                <w:noProof/>
+              </w:rPr>
+              <w:t>3.1 Описание разработки приложения</w:t>
+            </w:r>
+            <w:r>
+              <w:rPr>
+                <w:noProof/>
+                <w:webHidden/>
+              </w:rPr>
+              <w:tab/>
+            </w:r>
+            <w:r>
+              <w:rPr>
+                <w:noProof/>
+                <w:webHidden/>
+              </w:rPr>
+              <w:fldChar w:fldCharType="begin"/>
+            </w:r>
+            <w:r>
+              <w:rPr>
+                <w:noProof/>
+                <w:webHidden/>
+              </w:rPr>
+              <w:instrText xml:space="preserve"> PAGEREF _Toc213240974 \h </w:instrText>
+            </w:r>
+            <w:r>
+              <w:rPr>
+                <w:noProof/>
+                <w:webHidden/>
+              </w:rPr>
+            </w:r>
+            <w:r>
+              <w:rPr>
+                <w:noProof/>
+                <w:webHidden/>
+              </w:rPr>
+              <w:fldChar w:fldCharType="separate"/>
+            </w:r>
+            <w:r>
+              <w:rPr>
+                <w:noProof/>
+                <w:webHidden/>
+              </w:rPr>
+              <w:t>13</w:t>
+            </w:r>
+            <w:r>
+              <w:rPr>
+                <w:noProof/>
+                <w:webHidden/>
+              </w:rPr>
+              <w:fldChar w:fldCharType="end"/>
+            </w:r>
+          </w:hyperlink>
+        </w:p>
+        <w:p>
+          <w:pPr>
+            <w:pStyle w:val="21"/>
+            <w:tabs>
+              <w:tab w:val="right" w:leader="dot" w:pos="9770"/>
+            </w:tabs>
+            <w:ind w:left="-142" w:right="141"/>
+            <w:rPr>
+              <w:rFonts w:asciiTheme="minorHAnsi" w:eastAsiaTheme="minorEastAsia" w:hAnsiTheme="minorHAnsi"/>
+              <w:noProof/>
+              <w:kern w:val="2"/>
+              <w:sz w:val="24"/>
+              <w:szCs w:val="24"/>
+              <w:lang w:eastAsia="ru-RU"/>
+              <w14:ligatures w14:val="standardContextual"/>
+            </w:rPr>
+          </w:pPr>
+          <w:hyperlink w:anchor="_Toc213240975" w:history="1">
             <w:r>
               <w:rPr>
                 <w:rStyle w:val="ac"/>
@@ -2453,7 +2632,7 @@
                 <w:noProof/>
                 <w:webHidden/>
               </w:rPr>
-              <w:instrText xml:space="preserve"> PAGEREF _Toc213237969 \h </w:instrText>
+              <w:instrText xml:space="preserve"> PAGEREF _Toc213240975 \h </w:instrText>
             </w:r>
             <w:r>
               <w:rPr>
@@ -2473,7 +2652,7 @@
                 <w:noProof/>
                 <w:webHidden/>
               </w:rPr>
-              <w:t>17</w:t>
+              <w:t>18</w:t>
             </w:r>
             <w:r>
               <w:rPr>
@@ -2487,6 +2666,7 @@
         <w:p>
           <w:pPr>
             <w:pStyle w:val="13"/>
+            <w:ind w:left="-142" w:right="141"/>
             <w:rPr>
               <w:rFonts w:asciiTheme="minorHAnsi" w:eastAsiaTheme="minorEastAsia" w:hAnsiTheme="minorHAnsi" w:cstheme="minorBidi"/>
               <w:kern w:val="2"/>
@@ -2495,7 +2675,7 @@
               <w14:ligatures w14:val="standardContextual"/>
             </w:rPr>
           </w:pPr>
-          <w:hyperlink w:anchor="_Toc213237970" w:history="1">
+          <w:hyperlink w:anchor="_Toc213240976" w:history="1">
             <w:r>
               <w:rPr>
                 <w:rStyle w:val="ac"/>
@@ -2518,7 +2698,7 @@
               <w:rPr>
                 <w:webHidden/>
               </w:rPr>
-              <w:instrText xml:space="preserve"> PAGEREF _Toc213237970 \h </w:instrText>
+              <w:instrText xml:space="preserve"> PAGEREF _Toc213240976 \h </w:instrText>
             </w:r>
             <w:r>
               <w:rPr>
@@ -2535,7 +2715,7 @@
               <w:rPr>
                 <w:webHidden/>
               </w:rPr>
-              <w:t>18</w:t>
+              <w:t>19</w:t>
             </w:r>
             <w:r>
               <w:rPr>
@@ -2548,6 +2728,7 @@
         <w:p>
           <w:pPr>
             <w:pStyle w:val="13"/>
+            <w:ind w:left="-142" w:right="141"/>
             <w:rPr>
               <w:rFonts w:asciiTheme="minorHAnsi" w:eastAsiaTheme="minorEastAsia" w:hAnsiTheme="minorHAnsi" w:cstheme="minorBidi"/>
               <w:kern w:val="2"/>
@@ -2556,7 +2737,7 @@
               <w14:ligatures w14:val="standardContextual"/>
             </w:rPr>
           </w:pPr>
-          <w:hyperlink w:anchor="_Toc213237971" w:history="1">
+          <w:hyperlink w:anchor="_Toc213240977" w:history="1">
             <w:r>
               <w:rPr>
                 <w:rStyle w:val="ac"/>
@@ -2579,7 +2760,7 @@
               <w:rPr>
                 <w:webHidden/>
               </w:rPr>
-              <w:instrText xml:space="preserve"> PAGEREF _Toc213237971 \h </w:instrText>
+              <w:instrText xml:space="preserve"> PAGEREF _Toc213240977 \h </w:instrText>
             </w:r>
             <w:r>
               <w:rPr>
@@ -2596,7 +2777,7 @@
               <w:rPr>
                 <w:webHidden/>
               </w:rPr>
-              <w:t>20</w:t>
+              <w:t>21</w:t>
             </w:r>
             <w:r>
               <w:rPr>
@@ -2609,6 +2790,7 @@
         <w:p>
           <w:pPr>
             <w:pStyle w:val="13"/>
+            <w:ind w:left="-142" w:right="141"/>
             <w:rPr>
               <w:rFonts w:asciiTheme="minorHAnsi" w:eastAsiaTheme="minorEastAsia" w:hAnsiTheme="minorHAnsi" w:cstheme="minorBidi"/>
               <w:kern w:val="2"/>
@@ -2617,7 +2799,7 @@
               <w14:ligatures w14:val="standardContextual"/>
             </w:rPr>
           </w:pPr>
-          <w:hyperlink w:anchor="_Toc213237972" w:history="1">
+          <w:hyperlink w:anchor="_Toc213240978" w:history="1">
             <w:r>
               <w:rPr>
                 <w:rStyle w:val="ac"/>
@@ -2640,7 +2822,7 @@
               <w:rPr>
                 <w:webHidden/>
               </w:rPr>
-              <w:instrText xml:space="preserve"> PAGEREF _Toc213237972 \h </w:instrText>
+              <w:instrText xml:space="preserve"> PAGEREF _Toc213240978 \h </w:instrText>
             </w:r>
             <w:r>
               <w:rPr>
@@ -2657,7 +2839,7 @@
               <w:rPr>
                 <w:webHidden/>
               </w:rPr>
-              <w:t>22</w:t>
+              <w:t>23</w:t>
             </w:r>
             <w:r>
               <w:rPr>
@@ -2696,7 +2878,7 @@
           <w:headerReference w:type="default" r:id="rId10"/>
           <w:footerReference w:type="default" r:id="rId11"/>
           <w:pgSz w:w="11906" w:h="16838"/>
-          <w:pgMar w:top="851" w:right="567" w:bottom="1134" w:left="1559" w:header="709" w:footer="709" w:gutter="0"/>
+          <w:pgMar w:top="851" w:right="708" w:bottom="1134" w:left="1559" w:header="709" w:footer="709" w:gutter="0"/>
           <w:cols w:space="708"/>
           <w:docGrid w:linePitch="360"/>
         </w:sectPr>
@@ -2707,7 +2889,7 @@
         <w:pStyle w:val="afb"/>
       </w:pPr>
       <w:bookmarkStart w:id="0" w:name="_Toc504410409"/>
-      <w:bookmarkStart w:id="1" w:name="_Toc213237962"/>
+      <w:bookmarkStart w:id="1" w:name="_Toc213240966"/>
       <w:r>
         <w:lastRenderedPageBreak/>
         <w:t>Введение</w:t>
@@ -2776,7 +2958,7 @@
           <w:lang w:eastAsia="ru-RU"/>
         </w:rPr>
       </w:pPr>
-      <w:bookmarkStart w:id="2" w:name="_Toc213237963"/>
+      <w:bookmarkStart w:id="2" w:name="_Toc213240967"/>
       <w:r>
         <w:rPr>
           <w:noProof/>
@@ -2799,7 +2981,7 @@
         <w:pStyle w:val="af5"/>
         <w:ind w:firstLine="0"/>
       </w:pPr>
-      <w:bookmarkStart w:id="3" w:name="_Toc213237964"/>
+      <w:bookmarkStart w:id="3" w:name="_Toc213240968"/>
       <w:r>
         <w:t xml:space="preserve">1.1 </w:t>
       </w:r>
@@ -3056,14 +3238,27 @@
     </w:p>
     <w:p>
       <w:pPr>
+        <w:pStyle w:val="af5"/>
+      </w:pPr>
+      <w:bookmarkStart w:id="4" w:name="_Toc213240969"/>
+      <w:r>
+        <w:t>1</w:t>
+      </w:r>
+      <w:r>
+        <w:t xml:space="preserve">.2 </w:t>
+      </w:r>
+      <w:r>
+        <w:t>Техническое задание</w:t>
+      </w:r>
+      <w:bookmarkEnd w:id="4"/>
+    </w:p>
+    <w:p>
+      <w:pPr>
         <w:pStyle w:val="af3"/>
         <w:ind w:firstLine="0"/>
       </w:pPr>
       <w:r>
-        <w:t xml:space="preserve">1.2 </w:t>
-      </w:r>
-      <w:r>
-        <w:t>Спецификация требований программного обеспечения</w:t>
+        <w:t>Функциональные требования:</w:t>
       </w:r>
     </w:p>
     <w:p>
@@ -3072,7 +3267,47 @@
         <w:ind w:firstLine="0"/>
       </w:pPr>
       <w:r>
-        <w:t>1. Функциональные требования:</w:t>
+        <w:t>Управление игровым процессом:</w:t>
+      </w:r>
+    </w:p>
+    <w:p>
+      <w:pPr>
+        <w:pStyle w:val="a"/>
+      </w:pPr>
+      <w:r>
+        <w:t>Приложение должно предоставлять возможность начать новую игру;</w:t>
+      </w:r>
+    </w:p>
+    <w:p>
+      <w:pPr>
+        <w:pStyle w:val="a"/>
+      </w:pPr>
+      <w:r>
+        <w:t>Пользователь должен иметь возможность сделать ход выбором и перемещением шашки;</w:t>
+      </w:r>
+    </w:p>
+    <w:p>
+      <w:pPr>
+        <w:pStyle w:val="a"/>
+      </w:pPr>
+      <w:r>
+        <w:t>Система должна автоматически определять корректность хода согласно правилам;</w:t>
+      </w:r>
+    </w:p>
+    <w:p>
+      <w:pPr>
+        <w:pStyle w:val="a"/>
+      </w:pPr>
+      <w:r>
+        <w:t>Должна быть реализована обязательность боя, если такая возможность имеется;</w:t>
+      </w:r>
+    </w:p>
+    <w:p>
+      <w:pPr>
+        <w:pStyle w:val="a"/>
+      </w:pPr>
+      <w:r>
+        <w:t>При достижении шашкой последнего ряда противника она должна автоматически превращаться в дамку.</w:t>
       </w:r>
     </w:p>
     <w:p>
@@ -3081,7 +3316,7 @@
         <w:ind w:firstLine="0"/>
       </w:pPr>
       <w:r>
-        <w:t>1.1. Управление игровым процессом:</w:t>
+        <w:t>Реализация Искусственного Интеллекта (ИИ):</w:t>
       </w:r>
     </w:p>
     <w:p>
@@ -3089,7 +3324,7 @@
         <w:pStyle w:val="a"/>
       </w:pPr>
       <w:r>
-        <w:t>Приложение должно предоставлять возможность начать новую игру;</w:t>
+        <w:t>Должен быть реализован алгоритм принятия решений для игры против компьютера;</w:t>
       </w:r>
     </w:p>
     <w:p>
@@ -3097,31 +3332,7 @@
         <w:pStyle w:val="a"/>
       </w:pPr>
       <w:r>
-        <w:t>Пользователь должен иметь возможность сделать ход выбором и перемещением шашки;</w:t>
-      </w:r>
-    </w:p>
-    <w:p>
-      <w:pPr>
-        <w:pStyle w:val="a"/>
-      </w:pPr>
-      <w:r>
-        <w:t>Система должна автоматически определять корректность хода согласно правилам;</w:t>
-      </w:r>
-    </w:p>
-    <w:p>
-      <w:pPr>
-        <w:pStyle w:val="a"/>
-      </w:pPr>
-      <w:r>
-        <w:t>Должна быть реализована обязательность боя, если такая возможность имеется;</w:t>
-      </w:r>
-    </w:p>
-    <w:p>
-      <w:pPr>
-        <w:pStyle w:val="a"/>
-      </w:pPr>
-      <w:r>
-        <w:t>При достижении шашкой последнего ряда противника она должна автоматически превращаться в дамку.</w:t>
+        <w:t>Пользователь должен иметь возможность выбора уровня сложности ИИ (как минимум, 2 уровня: легкий и сложный).</w:t>
       </w:r>
     </w:p>
     <w:p>
@@ -3130,7 +3341,7 @@
         <w:ind w:firstLine="0"/>
       </w:pPr>
       <w:r>
-        <w:t>1.2. Реализация Искусственного Интеллекта (ИИ):</w:t>
+        <w:t>Пользовательский интерфейс и опыт (UI/UX):</w:t>
       </w:r>
     </w:p>
     <w:p>
@@ -3138,7 +3349,7 @@
         <w:pStyle w:val="a"/>
       </w:pPr>
       <w:r>
-        <w:t>Должен быть реализован алгоритм принятия решений для игры против компьютера;</w:t>
+        <w:t>Интерфейс должен состоять из основных экранов: «Главное меню», «Игровое поле», «Настройки»;</w:t>
       </w:r>
     </w:p>
     <w:p>
@@ -3146,7 +3357,26 @@
         <w:pStyle w:val="a"/>
       </w:pPr>
       <w:r>
-        <w:t>Пользователь должен иметь возможность выбора уровня сложности ИИ (как минимум, 2 уровня: легкий и сложный).</w:t>
+        <w:t>На игровом поле должна быть реализована визуальная подсветка доступных для хода клеток;</w:t>
+      </w:r>
+    </w:p>
+    <w:p>
+      <w:pPr>
+        <w:pStyle w:val="a"/>
+      </w:pPr>
+      <w:r>
+        <w:t>Должна отображаться информация о текущем игроке (ход пользователя/ход компьютера);</w:t>
+      </w:r>
+    </w:p>
+    <w:p>
+      <w:pPr>
+        <w:pStyle w:val="a"/>
+      </w:pPr>
+      <w:r>
+        <w:t>По окончании игры должно появляться уведомление о победе или поражении с предложением начать новую игру.</w:t>
+      </w:r>
+      <w:r>
+        <w:br w:type="page"/>
       </w:r>
     </w:p>
     <w:p>
@@ -3155,42 +3385,8 @@
         <w:ind w:firstLine="0"/>
       </w:pPr>
       <w:r>
-        <w:t>1.3. Пользовательский интерфейс и опыт (UI/UX):</w:t>
-      </w:r>
-    </w:p>
-    <w:p>
-      <w:pPr>
-        <w:pStyle w:val="a"/>
-      </w:pPr>
-      <w:r>
-        <w:t>Интерфейс должен состоять из основных экранов: «Главное меню», «Игровое поле», «Настройки»;</w:t>
-      </w:r>
-    </w:p>
-    <w:p>
-      <w:pPr>
-        <w:pStyle w:val="a"/>
-      </w:pPr>
-      <w:r>
-        <w:t>На игровом поле должна быть реализована визуальная подсветка доступных для хода клеток;</w:t>
-      </w:r>
-    </w:p>
-    <w:p>
-      <w:pPr>
-        <w:pStyle w:val="a"/>
-      </w:pPr>
-      <w:r>
-        <w:t>Должна отображаться информация о текущем игроке (ход пользователя/ход компьютера);</w:t>
-      </w:r>
-    </w:p>
-    <w:p>
-      <w:pPr>
-        <w:pStyle w:val="a"/>
-      </w:pPr>
-      <w:r>
-        <w:t>По окончании игры должно появляться уведомление о победе или поражении с предложением начать новую игру.</w:t>
-      </w:r>
-      <w:r>
-        <w:br w:type="page"/>
+        <w:lastRenderedPageBreak/>
+        <w:t>Ведение истории и статистики:</w:t>
       </w:r>
     </w:p>
     <w:p>
@@ -3199,8 +3395,7 @@
         <w:ind w:firstLine="0"/>
       </w:pPr>
       <w:r>
-        <w:lastRenderedPageBreak/>
-        <w:t>1.4. Ведение истории и статистики:</w:t>
+        <w:t>Приложение должно вести счет выигранных и проигранных партий.</w:t>
       </w:r>
     </w:p>
     <w:p>
@@ -3209,7 +3404,7 @@
         <w:ind w:firstLine="0"/>
       </w:pPr>
       <w:r>
-        <w:t>Приложение должно вести счет выигранных и проигранных партий.</w:t>
+        <w:t>Нефункциональные требования:</w:t>
       </w:r>
     </w:p>
     <w:p>
@@ -3218,7 +3413,7 @@
         <w:ind w:firstLine="0"/>
       </w:pPr>
       <w:r>
-        <w:t>2. Нефункциональные требования:</w:t>
+        <w:t>Производительность:</w:t>
       </w:r>
     </w:p>
     <w:p>
@@ -3227,8 +3422,13 @@
         <w:ind w:firstLine="0"/>
       </w:pPr>
       <w:r>
-        <w:t>2.1. Производительность:</w:t>
-      </w:r>
+        <w:t xml:space="preserve">Время отклика на пользовательские действия (тап, перемещение) не должно превышать 100 </w:t>
+      </w:r>
+      <w:proofErr w:type="spellStart"/>
+      <w:r>
+        <w:t>мс.</w:t>
+      </w:r>
+      <w:proofErr w:type="spellEnd"/>
     </w:p>
     <w:p>
       <w:pPr>
@@ -3236,32 +3436,60 @@
         <w:ind w:firstLine="0"/>
       </w:pPr>
       <w:r>
-        <w:t xml:space="preserve">Время отклика на пользовательские действия (тап, перемещение) не должно превышать 100 </w:t>
+        <w:t>Удобство использования (</w:t>
       </w:r>
       <w:proofErr w:type="spellStart"/>
       <w:r>
-        <w:t>мс</w:t>
+        <w:t>Usability</w:t>
       </w:r>
       <w:proofErr w:type="spellEnd"/>
       <w:r>
-        <w:t>.</w:t>
-      </w:r>
-    </w:p>
-    <w:p>
-      <w:pPr>
-        <w:pStyle w:val="af3"/>
-        <w:ind w:firstLine="0"/>
-      </w:pPr>
-      <w:r>
-        <w:t>2.2. Удобство использования (</w:t>
+        <w:t>):</w:t>
+      </w:r>
+    </w:p>
+    <w:p>
+      <w:pPr>
+        <w:pStyle w:val="a"/>
+      </w:pPr>
+      <w:r>
+        <w:t>Интерфейс должен быть интуитивно понятен для пользователя без необходимости чтения инструкции;</w:t>
+      </w:r>
+    </w:p>
+    <w:p>
+      <w:pPr>
+        <w:pStyle w:val="a"/>
+      </w:pPr>
+      <w:r>
+        <w:t>Приложение должно быть локализовано на русский язык.</w:t>
+      </w:r>
+    </w:p>
+    <w:p>
+      <w:pPr>
+        <w:pStyle w:val="a"/>
+        <w:numPr>
+          <w:ilvl w:val="0"/>
+          <w:numId w:val="0"/>
+        </w:numPr>
+        <w:ind w:left="1134"/>
+      </w:pPr>
+      <w:r>
+        <w:t>Надежность:</w:t>
+      </w:r>
+    </w:p>
+    <w:p>
+      <w:pPr>
+        <w:pStyle w:val="a"/>
+      </w:pPr>
+      <w:r>
+        <w:t xml:space="preserve">Приложение не должно завершать работу </w:t>
       </w:r>
       <w:proofErr w:type="spellStart"/>
       <w:r>
-        <w:t>Usability</w:t>
+        <w:t>аварийно</w:t>
       </w:r>
       <w:proofErr w:type="spellEnd"/>
       <w:r>
-        <w:t>):</w:t>
+        <w:t xml:space="preserve"> (выдавать фатальные ошибки) при любых действиях пользователя;</w:t>
       </w:r>
     </w:p>
     <w:p>
@@ -3269,24 +3497,20 @@
         <w:pStyle w:val="a"/>
       </w:pPr>
       <w:r>
-        <w:t>Интерфейс должен быть интуитивно понятен для пользователя без необходимости чтения инструкции;</w:t>
+        <w:t>Игровое состояние должно быть стабильным и не приводить к невозможным с точки зрения правил ситуациям.</w:t>
       </w:r>
     </w:p>
     <w:p>
       <w:pPr>
         <w:pStyle w:val="a"/>
-      </w:pPr>
-      <w:r>
-        <w:t>Приложение должно быть локализовано на русский язык.</w:t>
-      </w:r>
-    </w:p>
-    <w:p>
-      <w:pPr>
-        <w:pStyle w:val="af3"/>
-        <w:ind w:firstLine="0"/>
-      </w:pPr>
-      <w:r>
-        <w:t>2.3. Надежность:</w:t>
+        <w:numPr>
+          <w:ilvl w:val="0"/>
+          <w:numId w:val="0"/>
+        </w:numPr>
+        <w:ind w:left="709"/>
+      </w:pPr>
+      <w:r>
+        <w:t>Технологический стек:</w:t>
       </w:r>
     </w:p>
     <w:p>
@@ -3294,47 +3518,182 @@
         <w:pStyle w:val="a"/>
       </w:pPr>
       <w:r>
-        <w:t xml:space="preserve">Приложение не должно завершать работу </w:t>
+        <w:t xml:space="preserve">Язык программирования: </w:t>
       </w:r>
       <w:proofErr w:type="spellStart"/>
       <w:r>
-        <w:t>аварийно</w:t>
+        <w:t>Kotlin</w:t>
       </w:r>
       <w:proofErr w:type="spellEnd"/>
       <w:r>
-        <w:t xml:space="preserve"> (выдавать фатальные ошибки) при любых действиях пользователя;</w:t>
+        <w:t>;</w:t>
       </w:r>
     </w:p>
     <w:p>
       <w:pPr>
         <w:pStyle w:val="a"/>
-      </w:pPr>
-      <w:r>
-        <w:t>Игровое состояние должно быть стабильным и не приводить к невозможным с точки зрения правил ситуациям.</w:t>
-      </w:r>
-    </w:p>
-    <w:p>
-      <w:pPr>
-        <w:pStyle w:val="af3"/>
-        <w:ind w:firstLine="0"/>
-      </w:pPr>
-      <w:r>
-        <w:t>2.4. Технологический стек:</w:t>
+        <w:rPr>
+          <w:lang w:val="en-US"/>
+        </w:rPr>
+      </w:pPr>
+      <w:r>
+        <w:t>Фреймворк</w:t>
+      </w:r>
+      <w:r>
+        <w:rPr>
+          <w:lang w:val="en-US"/>
+        </w:rPr>
+        <w:t xml:space="preserve"> </w:t>
+      </w:r>
+      <w:r>
+        <w:t>для</w:t>
+      </w:r>
+      <w:r>
+        <w:rPr>
+          <w:lang w:val="en-US"/>
+        </w:rPr>
+        <w:t xml:space="preserve"> </w:t>
+      </w:r>
+      <w:r>
+        <w:rPr>
+          <w:lang w:val="en-US"/>
+        </w:rPr>
+        <w:t>UI</w:t>
+      </w:r>
+      <w:r>
+        <w:rPr>
+          <w:lang w:val="en-US"/>
+        </w:rPr>
+        <w:t xml:space="preserve">: </w:t>
+      </w:r>
+      <w:r>
+        <w:rPr>
+          <w:lang w:val="en-US"/>
+        </w:rPr>
+        <w:t>Jetpack</w:t>
+      </w:r>
+      <w:r>
+        <w:rPr>
+          <w:lang w:val="en-US"/>
+        </w:rPr>
+        <w:t xml:space="preserve"> </w:t>
+      </w:r>
+      <w:r>
+        <w:rPr>
+          <w:lang w:val="en-US"/>
+        </w:rPr>
+        <w:t>Compose</w:t>
+      </w:r>
+      <w:r>
+        <w:rPr>
+          <w:lang w:val="en-US"/>
+        </w:rPr>
+        <w:t>;</w:t>
       </w:r>
     </w:p>
     <w:p>
       <w:pPr>
         <w:pStyle w:val="a"/>
-      </w:pPr>
-      <w:r>
-        <w:t xml:space="preserve">Язык программирования: </w:t>
+        <w:rPr>
+          <w:lang w:val="en-US"/>
+        </w:rPr>
+      </w:pPr>
+      <w:r>
+        <w:t>Для</w:t>
+      </w:r>
+      <w:r>
+        <w:rPr>
+          <w:lang w:val="en-US"/>
+        </w:rPr>
+        <w:t xml:space="preserve"> </w:t>
+      </w:r>
+      <w:r>
+        <w:t>хранения</w:t>
+      </w:r>
+      <w:r>
+        <w:rPr>
+          <w:lang w:val="en-US"/>
+        </w:rPr>
+        <w:t xml:space="preserve"> </w:t>
+      </w:r>
+      <w:r>
+        <w:t>данных</w:t>
+      </w:r>
+      <w:r>
+        <w:rPr>
+          <w:lang w:val="en-US"/>
+        </w:rPr>
+        <w:t xml:space="preserve"> (</w:t>
+      </w:r>
+      <w:r>
+        <w:t>счетчик</w:t>
+      </w:r>
+      <w:r>
+        <w:rPr>
+          <w:lang w:val="en-US"/>
+        </w:rPr>
+        <w:t xml:space="preserve"> </w:t>
+      </w:r>
+      <w:r>
+        <w:t>игр</w:t>
+      </w:r>
+      <w:r>
+        <w:rPr>
+          <w:lang w:val="en-US"/>
+        </w:rPr>
+        <w:t xml:space="preserve">): </w:t>
+      </w:r>
+      <w:r>
+        <w:rPr>
+          <w:lang w:val="en-US"/>
+        </w:rPr>
+        <w:t>Room</w:t>
+      </w:r>
+      <w:r>
+        <w:rPr>
+          <w:lang w:val="en-US"/>
+        </w:rPr>
+        <w:t xml:space="preserve"> </w:t>
+      </w:r>
+      <w:r>
+        <w:rPr>
+          <w:lang w:val="en-US"/>
+        </w:rPr>
+        <w:t>Database</w:t>
+      </w:r>
+      <w:r>
+        <w:rPr>
+          <w:lang w:val="en-US"/>
+        </w:rPr>
+        <w:t xml:space="preserve"> </w:t>
+      </w:r>
+      <w:r>
+        <w:t>или</w:t>
+      </w:r>
+      <w:r>
+        <w:rPr>
+          <w:lang w:val="en-US"/>
+        </w:rPr>
+        <w:t xml:space="preserve"> </w:t>
       </w:r>
       <w:proofErr w:type="spellStart"/>
       <w:r>
-        <w:t>Kotlin</w:t>
+        <w:rPr>
+          <w:lang w:val="en-US"/>
+        </w:rPr>
+        <w:t>SharedP</w:t>
+      </w:r>
+      <w:r>
+        <w:rPr>
+          <w:lang w:val="en-US"/>
+        </w:rPr>
+        <w:t>references</w:t>
       </w:r>
       <w:proofErr w:type="spellEnd"/>
       <w:r>
+        <w:rPr>
+          <w:lang w:val="en-US"/>
+        </w:rPr>
         <w:t>;</w:t>
       </w:r>
     </w:p>
@@ -3346,7 +3705,7 @@
         </w:rPr>
       </w:pPr>
       <w:r>
-        <w:t>Фреймворк</w:t>
+        <w:t>Архитектура</w:t>
       </w:r>
       <w:r>
         <w:rPr>
@@ -3355,512 +3714,63 @@
         <w:t xml:space="preserve"> </w:t>
       </w:r>
       <w:r>
-        <w:t>для</w:t>
+        <w:t>приложения</w:t>
       </w:r>
       <w:r>
         <w:rPr>
           <w:lang w:val="en-US"/>
         </w:rPr>
-        <w:t xml:space="preserve"> </w:t>
+        <w:t xml:space="preserve">: </w:t>
       </w:r>
       <w:r>
         <w:rPr>
           <w:lang w:val="en-US"/>
         </w:rPr>
-        <w:t>UI</w:t>
+        <w:t>MVVM</w:t>
       </w:r>
       <w:r>
         <w:rPr>
           <w:lang w:val="en-US"/>
         </w:rPr>
-        <w:t xml:space="preserve">: </w:t>
+        <w:t xml:space="preserve"> (</w:t>
       </w:r>
       <w:r>
         <w:rPr>
           <w:lang w:val="en-US"/>
         </w:rPr>
-        <w:t>Jetpack</w:t>
+        <w:t>Model</w:t>
       </w:r>
       <w:r>
         <w:rPr>
           <w:lang w:val="en-US"/>
         </w:rPr>
-        <w:t xml:space="preserve"> </w:t>
+        <w:t>-</w:t>
       </w:r>
       <w:r>
         <w:rPr>
           <w:lang w:val="en-US"/>
         </w:rPr>
-        <w:t>Compose</w:t>
+        <w:t>View</w:t>
       </w:r>
       <w:r>
         <w:rPr>
           <w:lang w:val="en-US"/>
         </w:rPr>
-        <w:t>;</w:t>
-      </w:r>
-    </w:p>
-    <w:p>
-      <w:pPr>
-        <w:pStyle w:val="a"/>
+        <w:t>-</w:t>
+      </w:r>
+      <w:proofErr w:type="spellStart"/>
+      <w:r>
         <w:rPr>
           <w:lang w:val="en-US"/>
         </w:rPr>
-      </w:pPr>
-      <w:r>
-        <w:t>Для</w:t>
-      </w:r>
+        <w:t>ViewModel</w:t>
+      </w:r>
+      <w:proofErr w:type="spellEnd"/>
       <w:r>
         <w:rPr>
           <w:lang w:val="en-US"/>
         </w:rPr>
-        <w:t xml:space="preserve"> </w:t>
-      </w:r>
-      <w:r>
-        <w:t>хранения</w:t>
-      </w:r>
-      <w:r>
-        <w:rPr>
-          <w:lang w:val="en-US"/>
-        </w:rPr>
-        <w:t xml:space="preserve"> </w:t>
-      </w:r>
-      <w:r>
-        <w:t>данных</w:t>
-      </w:r>
-      <w:r>
-        <w:rPr>
-          <w:lang w:val="en-US"/>
-        </w:rPr>
-        <w:t xml:space="preserve"> (</w:t>
-      </w:r>
-      <w:r>
-        <w:t>счетчик</w:t>
-      </w:r>
-      <w:r>
-        <w:rPr>
-          <w:lang w:val="en-US"/>
-        </w:rPr>
-        <w:t xml:space="preserve"> </w:t>
-      </w:r>
-      <w:r>
-        <w:t>игр</w:t>
-      </w:r>
-      <w:r>
-        <w:rPr>
-          <w:lang w:val="en-US"/>
-        </w:rPr>
-        <w:t xml:space="preserve">): </w:t>
-      </w:r>
-      <w:r>
-        <w:rPr>
-          <w:lang w:val="en-US"/>
-        </w:rPr>
-        <w:t>Room</w:t>
-      </w:r>
-      <w:r>
-        <w:rPr>
-          <w:lang w:val="en-US"/>
-        </w:rPr>
-        <w:t xml:space="preserve"> </w:t>
-      </w:r>
-      <w:r>
-        <w:rPr>
-          <w:lang w:val="en-US"/>
-        </w:rPr>
-        <w:t>Database</w:t>
-      </w:r>
-      <w:r>
-        <w:rPr>
-          <w:lang w:val="en-US"/>
-        </w:rPr>
-        <w:t xml:space="preserve"> </w:t>
-      </w:r>
-      <w:r>
-        <w:t>или</w:t>
-      </w:r>
-      <w:r>
-        <w:rPr>
-          <w:lang w:val="en-US"/>
-        </w:rPr>
-        <w:t xml:space="preserve"> </w:t>
-      </w:r>
-      <w:proofErr w:type="spellStart"/>
-      <w:r>
-        <w:rPr>
-          <w:lang w:val="en-US"/>
-        </w:rPr>
-        <w:t>SharedP</w:t>
-      </w:r>
-      <w:r>
-        <w:rPr>
-          <w:lang w:val="en-US"/>
-        </w:rPr>
-        <w:t>references</w:t>
-      </w:r>
-      <w:proofErr w:type="spellEnd"/>
-      <w:r>
-        <w:rPr>
-          <w:lang w:val="en-US"/>
-        </w:rPr>
-        <w:t>;</w:t>
-      </w:r>
-    </w:p>
-    <w:p>
-      <w:pPr>
-        <w:pStyle w:val="a"/>
-        <w:rPr>
-          <w:lang w:val="en-US"/>
-        </w:rPr>
-      </w:pPr>
-      <w:r>
-        <w:t>Архитектура</w:t>
-      </w:r>
-      <w:r>
-        <w:rPr>
-          <w:lang w:val="en-US"/>
-        </w:rPr>
-        <w:t xml:space="preserve"> </w:t>
-      </w:r>
-      <w:r>
-        <w:t>приложения</w:t>
-      </w:r>
-      <w:r>
-        <w:rPr>
-          <w:lang w:val="en-US"/>
-        </w:rPr>
-        <w:t xml:space="preserve">: </w:t>
-      </w:r>
-      <w:r>
-        <w:rPr>
-          <w:lang w:val="en-US"/>
-        </w:rPr>
-        <w:t>MVVM</w:t>
-      </w:r>
-      <w:r>
-        <w:rPr>
-          <w:lang w:val="en-US"/>
-        </w:rPr>
-        <w:t xml:space="preserve"> (</w:t>
-      </w:r>
-      <w:r>
-        <w:rPr>
-          <w:lang w:val="en-US"/>
-        </w:rPr>
-        <w:t>Model</w:t>
-      </w:r>
-      <w:r>
-        <w:rPr>
-          <w:lang w:val="en-US"/>
-        </w:rPr>
-        <w:t>-</w:t>
-      </w:r>
-      <w:r>
-        <w:rPr>
-          <w:lang w:val="en-US"/>
-        </w:rPr>
-        <w:t>View</w:t>
-      </w:r>
-      <w:r>
-        <w:rPr>
-          <w:lang w:val="en-US"/>
-        </w:rPr>
-        <w:t>-</w:t>
-      </w:r>
-      <w:proofErr w:type="spellStart"/>
-      <w:r>
-        <w:rPr>
-          <w:lang w:val="en-US"/>
-        </w:rPr>
-        <w:t>ViewModel</w:t>
-      </w:r>
-      <w:proofErr w:type="spellEnd"/>
-      <w:r>
-        <w:rPr>
-          <w:lang w:val="en-US"/>
-        </w:rPr>
         <w:t>);</w:t>
-      </w:r>
-    </w:p>
-    <w:p>
-      <w:pPr>
-        <w:pStyle w:val="af3"/>
-        <w:ind w:firstLine="0"/>
-      </w:pPr>
-      <w:r>
-        <w:t>2.5. Совместимость:</w:t>
-      </w:r>
-    </w:p>
-    <w:p>
-      <w:pPr>
-        <w:pStyle w:val="a"/>
-      </w:pPr>
-      <w:r>
-        <w:t xml:space="preserve">Минимальная поддерживаемая версия </w:t>
-      </w:r>
-      <w:proofErr w:type="spellStart"/>
-      <w:r>
-        <w:t>Android</w:t>
-      </w:r>
-      <w:proofErr w:type="spellEnd"/>
-      <w:r>
-        <w:t>: API 24 (</w:t>
-      </w:r>
-      <w:proofErr w:type="spellStart"/>
-      <w:r>
-        <w:t>Android</w:t>
-      </w:r>
-      <w:proofErr w:type="spellEnd"/>
-      <w:r>
-        <w:t xml:space="preserve"> 7.0 </w:t>
-      </w:r>
-      <w:proofErr w:type="spellStart"/>
-      <w:r>
-        <w:t>Nougat</w:t>
-      </w:r>
-      <w:proofErr w:type="spellEnd"/>
-      <w:r>
-        <w:t>);</w:t>
-      </w:r>
-    </w:p>
-    <w:p>
-      <w:pPr>
-        <w:pStyle w:val="a"/>
-      </w:pPr>
-      <w:r>
-        <w:t>Поддержка различных плотностей экранов и ориентации (портретной и альбомной).</w:t>
-      </w:r>
-    </w:p>
-    <w:p>
-      <w:pPr>
-        <w:pStyle w:val="af3"/>
-      </w:pPr>
-    </w:p>
-    <w:p>
-      <w:pPr>
-        <w:pStyle w:val="af3"/>
-      </w:pPr>
-    </w:p>
-    <w:p>
-      <w:pPr>
-        <w:spacing w:after="160" w:line="259" w:lineRule="auto"/>
-        <w:jc w:val="left"/>
-        <w:rPr>
-          <w:rFonts w:eastAsiaTheme="majorEastAsia" w:cstheme="majorBidi"/>
-          <w:szCs w:val="32"/>
-        </w:rPr>
-      </w:pPr>
-      <w:r>
-        <w:br w:type="page"/>
-      </w:r>
-    </w:p>
-    <w:p>
-      <w:pPr>
-        <w:pStyle w:val="afb"/>
-      </w:pPr>
-      <w:bookmarkStart w:id="4" w:name="_Toc213237965"/>
-      <w:r>
-        <w:lastRenderedPageBreak/>
-        <w:t xml:space="preserve">2 </w:t>
-      </w:r>
-      <w:proofErr w:type="gramStart"/>
-      <w:r>
-        <w:t>Техно-рабочий</w:t>
-      </w:r>
-      <w:proofErr w:type="gramEnd"/>
-      <w:r>
-        <w:t xml:space="preserve"> проект</w:t>
-      </w:r>
-      <w:bookmarkEnd w:id="4"/>
-    </w:p>
-    <w:p>
-      <w:pPr>
-        <w:pStyle w:val="af5"/>
-        <w:ind w:firstLine="0"/>
-      </w:pPr>
-      <w:bookmarkStart w:id="5" w:name="_Toc213237966"/>
-      <w:r>
-        <w:t xml:space="preserve">2.1 </w:t>
-      </w:r>
-      <w:r>
-        <w:t>Обоснование выбора средств разработки</w:t>
-      </w:r>
-      <w:bookmarkEnd w:id="5"/>
-    </w:p>
-    <w:p>
-      <w:pPr>
-        <w:pStyle w:val="afe"/>
-      </w:pPr>
-      <w:r>
-        <w:t>В качестве основной среды разработки выбрана </w:t>
-      </w:r>
-      <w:proofErr w:type="spellStart"/>
-      <w:r>
-        <w:t>Android</w:t>
-      </w:r>
-      <w:proofErr w:type="spellEnd"/>
-      <w:r>
-        <w:t xml:space="preserve"> Studio по следующим причинам:</w:t>
-      </w:r>
-    </w:p>
-    <w:p>
-      <w:pPr>
-        <w:pStyle w:val="a"/>
-      </w:pPr>
-      <w:r>
-        <w:t xml:space="preserve">Специализированный интерфейс: Интегрированная среда, оптимизированная для создания </w:t>
-      </w:r>
-      <w:proofErr w:type="spellStart"/>
-      <w:r>
-        <w:t>Android</w:t>
-      </w:r>
-      <w:proofErr w:type="spellEnd"/>
-      <w:r>
-        <w:t>-приложений и игр</w:t>
-      </w:r>
-      <w:r>
-        <w:t>;</w:t>
-      </w:r>
-    </w:p>
-    <w:p>
-      <w:pPr>
-        <w:pStyle w:val="a"/>
-      </w:pPr>
-      <w:r>
-        <w:t>Мощный эмулятор: Удобное тестирование на различных виртуальных устройствах</w:t>
-      </w:r>
-      <w:r>
-        <w:t>;</w:t>
-      </w:r>
-    </w:p>
-    <w:p>
-      <w:pPr>
-        <w:pStyle w:val="a"/>
-      </w:pPr>
-      <w:r>
-        <w:t>Инструменты профилирования: Встроенные профилировщики производительности и потребления памяти, что критично для игр</w:t>
-      </w:r>
-      <w:r>
-        <w:t>;</w:t>
-      </w:r>
-    </w:p>
-    <w:p>
-      <w:pPr>
-        <w:pStyle w:val="a"/>
-      </w:pPr>
-      <w:r>
-        <w:t xml:space="preserve">Упрощенный процесс сборки: Система сборки </w:t>
-      </w:r>
-      <w:proofErr w:type="spellStart"/>
-      <w:r>
-        <w:t>Gradle</w:t>
-      </w:r>
-      <w:proofErr w:type="spellEnd"/>
-      <w:r>
-        <w:t xml:space="preserve"> обеспечивает гибкость и управление зависимостями.</w:t>
-      </w:r>
-    </w:p>
-    <w:p>
-      <w:pPr>
-        <w:pStyle w:val="afe"/>
-        <w:ind w:firstLine="0"/>
-      </w:pPr>
-      <w:r>
-        <w:t>2.2. Выбор языка программирования</w:t>
-      </w:r>
-    </w:p>
-    <w:p>
-      <w:pPr>
-        <w:pStyle w:val="afe"/>
-      </w:pPr>
-      <w:r>
-        <w:t>Язык </w:t>
-      </w:r>
-      <w:proofErr w:type="spellStart"/>
-      <w:r>
-        <w:t>Kotlin</w:t>
-      </w:r>
-      <w:proofErr w:type="spellEnd"/>
-      <w:r>
-        <w:t> был выбран благодаря:</w:t>
-      </w:r>
-    </w:p>
-    <w:p>
-      <w:pPr>
-        <w:pStyle w:val="a"/>
-      </w:pPr>
-      <w:r>
-        <w:t>Лаконичному и безопасному синтаксису</w:t>
-      </w:r>
-      <w:proofErr w:type="gramStart"/>
-      <w:r>
-        <w:t>: Уменьшает</w:t>
-      </w:r>
-      <w:proofErr w:type="gramEnd"/>
-      <w:r>
-        <w:t xml:space="preserve"> объем кода и количество ошибок</w:t>
-      </w:r>
-      <w:r>
-        <w:t>;</w:t>
-      </w:r>
-    </w:p>
-    <w:p>
-      <w:pPr>
-        <w:pStyle w:val="a"/>
-      </w:pPr>
-      <w:r>
-        <w:t>Полной совместимости с Java</w:t>
-      </w:r>
-      <w:proofErr w:type="gramStart"/>
-      <w:r>
-        <w:t>: Позволяет</w:t>
-      </w:r>
-      <w:proofErr w:type="gramEnd"/>
-      <w:r>
-        <w:t xml:space="preserve"> использовать всю экосистему </w:t>
-      </w:r>
-      <w:proofErr w:type="spellStart"/>
-      <w:r>
-        <w:t>Android</w:t>
-      </w:r>
-      <w:proofErr w:type="spellEnd"/>
-      <w:r>
-        <w:t>;</w:t>
-      </w:r>
-    </w:p>
-    <w:p>
-      <w:pPr>
-        <w:pStyle w:val="a"/>
-      </w:pPr>
-      <w:r>
-        <w:t xml:space="preserve">Поддержке </w:t>
-      </w:r>
-      <w:proofErr w:type="spellStart"/>
-      <w:r>
-        <w:t>корутин</w:t>
-      </w:r>
-      <w:proofErr w:type="spellEnd"/>
-      <w:r>
-        <w:t xml:space="preserve"> (</w:t>
-      </w:r>
-      <w:proofErr w:type="spellStart"/>
-      <w:r>
-        <w:t>Coroutines</w:t>
-      </w:r>
-      <w:proofErr w:type="spellEnd"/>
-      <w:r>
-        <w:t>)</w:t>
-      </w:r>
-      <w:proofErr w:type="gramStart"/>
-      <w:r>
-        <w:t>: Упрощает</w:t>
-      </w:r>
-      <w:proofErr w:type="gramEnd"/>
-      <w:r>
-        <w:t xml:space="preserve"> реализацию асинхронных операций (например, ИИ-соперник или сетевой режим).</w:t>
-      </w:r>
-      <w:r>
-        <w:br w:type="page"/>
       </w:r>
     </w:p>
     <w:p>
@@ -3871,7 +3781,327 @@
           <w:numId w:val="0"/>
         </w:numPr>
         <w:ind w:left="1134" w:hanging="425"/>
-      </w:pPr>
+        <w:rPr>
+          <w:lang w:val="en-US"/>
+        </w:rPr>
+      </w:pPr>
+      <w:r>
+        <w:t>Совместимость:</w:t>
+      </w:r>
+    </w:p>
+    <w:p>
+      <w:pPr>
+        <w:pStyle w:val="a"/>
+      </w:pPr>
+      <w:r>
+        <w:t xml:space="preserve">Минимальная поддерживаемая версия </w:t>
+      </w:r>
+      <w:proofErr w:type="spellStart"/>
+      <w:r>
+        <w:t>Android</w:t>
+      </w:r>
+      <w:proofErr w:type="spellEnd"/>
+      <w:r>
+        <w:t>: API 24 (</w:t>
+      </w:r>
+      <w:proofErr w:type="spellStart"/>
+      <w:r>
+        <w:t>Android</w:t>
+      </w:r>
+      <w:proofErr w:type="spellEnd"/>
+      <w:r>
+        <w:t xml:space="preserve"> 7.0 </w:t>
+      </w:r>
+      <w:proofErr w:type="spellStart"/>
+      <w:r>
+        <w:t>Nougat</w:t>
+      </w:r>
+      <w:proofErr w:type="spellEnd"/>
+      <w:r>
+        <w:t>);</w:t>
+      </w:r>
+    </w:p>
+    <w:p>
+      <w:pPr>
+        <w:pStyle w:val="a"/>
+      </w:pPr>
+      <w:r>
+        <w:t>Поддержка различных плотностей экранов и ориентации (портретной и альбомной).</w:t>
+      </w:r>
+      <w:r>
+        <w:br w:type="page"/>
+      </w:r>
+    </w:p>
+    <w:p>
+      <w:pPr>
+        <w:pStyle w:val="afb"/>
+      </w:pPr>
+      <w:bookmarkStart w:id="5" w:name="_Toc421336311"/>
+      <w:bookmarkStart w:id="6" w:name="_Toc213240970"/>
+      <w:r>
+        <w:lastRenderedPageBreak/>
+        <w:t xml:space="preserve">2.1 Моделирование с использованием </w:t>
+      </w:r>
+      <w:r>
+        <w:rPr>
+          <w:lang w:val="en-US"/>
+        </w:rPr>
+        <w:t>UML</w:t>
+      </w:r>
+      <w:r>
+        <w:t xml:space="preserve"> –диаграмм</w:t>
+      </w:r>
+      <w:bookmarkEnd w:id="5"/>
+      <w:bookmarkEnd w:id="6"/>
+      <w:r>
+        <w:t xml:space="preserve"> </w:t>
+      </w:r>
+    </w:p>
+    <w:p>
+      <w:pPr>
+        <w:pStyle w:val="aff4"/>
+      </w:pPr>
+    </w:p>
+    <w:p>
+      <w:pPr>
+        <w:pStyle w:val="aff2"/>
+      </w:pPr>
+      <w:r>
+        <w:rPr>
+          <w:noProof/>
+        </w:rPr>
+        <w:drawing>
+          <wp:inline distT="0" distB="0" distL="0" distR="0" wp14:anchorId="09B1B3DA" wp14:editId="59E20E5F">
+            <wp:extent cx="6299835" cy="4571365"/>
+            <wp:effectExtent l="0" t="0" r="0" b="635"/>
+            <wp:docPr id="1166998229" name="Рисунок 8"/>
+            <wp:cNvGraphicFramePr>
+              <a:graphicFrameLocks xmlns:a="http://schemas.openxmlformats.org/drawingml/2006/main" noChangeAspect="1"/>
+            </wp:cNvGraphicFramePr>
+            <a:graphic xmlns:a="http://schemas.openxmlformats.org/drawingml/2006/main">
+              <a:graphicData uri="http://schemas.openxmlformats.org/drawingml/2006/picture">
+                <pic:pic xmlns:pic="http://schemas.openxmlformats.org/drawingml/2006/picture">
+                  <pic:nvPicPr>
+                    <pic:cNvPr id="1166998229" name="Рисунок 1166998229"/>
+                    <pic:cNvPicPr/>
+                  </pic:nvPicPr>
+                  <pic:blipFill>
+                    <a:blip r:embed="rId12">
+                      <a:extLst>
+                        <a:ext uri="{28A0092B-C50C-407E-A947-70E740481C1C}">
+                          <a14:useLocalDpi xmlns:a14="http://schemas.microsoft.com/office/drawing/2010/main" val="0"/>
+                        </a:ext>
+                      </a:extLst>
+                    </a:blip>
+                    <a:stretch>
+                      <a:fillRect/>
+                    </a:stretch>
+                  </pic:blipFill>
+                  <pic:spPr>
+                    <a:xfrm>
+                      <a:off x="0" y="0"/>
+                      <a:ext cx="6299835" cy="4571365"/>
+                    </a:xfrm>
+                    <a:prstGeom prst="rect">
+                      <a:avLst/>
+                    </a:prstGeom>
+                  </pic:spPr>
+                </pic:pic>
+              </a:graphicData>
+            </a:graphic>
+          </wp:inline>
+        </w:drawing>
+      </w:r>
+      <w:r>
+        <w:t xml:space="preserve"> </w:t>
+      </w:r>
+      <w:r>
+        <w:t xml:space="preserve">Рисунок 1 – </w:t>
+      </w:r>
+      <w:r>
+        <w:rPr>
+          <w:lang w:val="en-US"/>
+        </w:rPr>
+        <w:t>UML</w:t>
+      </w:r>
+      <w:r>
+        <w:t xml:space="preserve"> диаграмма в игре «Ша</w:t>
+      </w:r>
+      <w:r>
+        <w:t>шки</w:t>
+      </w:r>
+      <w:r>
+        <w:t>»</w:t>
+      </w:r>
+    </w:p>
+    <w:p>
+      <w:pPr>
+        <w:pStyle w:val="afe"/>
+      </w:pPr>
+      <w:r>
+        <w:t xml:space="preserve">Моделирование с использованием </w:t>
+      </w:r>
+      <w:r>
+        <w:rPr>
+          <w:lang w:val="en-US"/>
+        </w:rPr>
+        <w:t>UML</w:t>
+      </w:r>
+      <w:r>
+        <w:t xml:space="preserve"> – диаграммы в данном проекте выглядит следующим образом. Ключевой фигурой в ней является непосредственно сам игрок (</w:t>
+      </w:r>
+      <w:proofErr w:type="spellStart"/>
+      <w:r>
+        <w:t>т.е</w:t>
+      </w:r>
+      <w:proofErr w:type="spellEnd"/>
+      <w:r>
+        <w:t xml:space="preserve"> пользователь), он обладает определенными возможностями внутри проекта «</w:t>
+      </w:r>
+      <w:r>
+        <w:t>Шашки</w:t>
+      </w:r>
+      <w:r>
+        <w:t>». Начало игры, выход из игры, управление внутри игровыми настройками, управление персонажем. Все эти действия доступны игроку.</w:t>
+      </w:r>
+    </w:p>
+    <w:p>
+      <w:pPr>
+        <w:pStyle w:val="a"/>
+        <w:numPr>
+          <w:ilvl w:val="0"/>
+          <w:numId w:val="0"/>
+        </w:numPr>
+      </w:pPr>
+    </w:p>
+    <w:p>
+      <w:pPr>
+        <w:pStyle w:val="af3"/>
+      </w:pPr>
+    </w:p>
+    <w:p>
+      <w:pPr>
+        <w:pStyle w:val="af3"/>
+      </w:pPr>
+    </w:p>
+    <w:p>
+      <w:pPr>
+        <w:spacing w:after="160" w:line="259" w:lineRule="auto"/>
+        <w:jc w:val="left"/>
+        <w:rPr>
+          <w:rFonts w:eastAsiaTheme="majorEastAsia" w:cstheme="majorBidi"/>
+          <w:szCs w:val="32"/>
+        </w:rPr>
+      </w:pPr>
+      <w:r>
+        <w:br w:type="page"/>
+      </w:r>
+    </w:p>
+    <w:p>
+      <w:pPr>
+        <w:pStyle w:val="afb"/>
+      </w:pPr>
+      <w:bookmarkStart w:id="7" w:name="_Toc213240971"/>
+      <w:r>
+        <w:lastRenderedPageBreak/>
+        <w:t xml:space="preserve">2 </w:t>
+      </w:r>
+      <w:proofErr w:type="gramStart"/>
+      <w:r>
+        <w:t>Техно-рабочий</w:t>
+      </w:r>
+      <w:proofErr w:type="gramEnd"/>
+      <w:r>
+        <w:t xml:space="preserve"> проект</w:t>
+      </w:r>
+      <w:bookmarkEnd w:id="7"/>
+    </w:p>
+    <w:p>
+      <w:pPr>
+        <w:pStyle w:val="af5"/>
+        <w:ind w:firstLine="0"/>
+      </w:pPr>
+      <w:bookmarkStart w:id="8" w:name="_Toc213240972"/>
+      <w:r>
+        <w:t xml:space="preserve">2.1 </w:t>
+      </w:r>
+      <w:r>
+        <w:t>Обоснование выбора средств разработки</w:t>
+      </w:r>
+      <w:bookmarkEnd w:id="8"/>
+    </w:p>
+    <w:p>
+      <w:pPr>
+        <w:pStyle w:val="afe"/>
+      </w:pPr>
+      <w:r>
+        <w:t>В качестве основной среды разработки выбрана </w:t>
+      </w:r>
+      <w:proofErr w:type="spellStart"/>
+      <w:r>
+        <w:t>Android</w:t>
+      </w:r>
+      <w:proofErr w:type="spellEnd"/>
+      <w:r>
+        <w:t xml:space="preserve"> Studio по следующим причинам:</w:t>
+      </w:r>
+    </w:p>
+    <w:p>
+      <w:pPr>
+        <w:pStyle w:val="a"/>
+      </w:pPr>
+      <w:r>
+        <w:t xml:space="preserve">Специализированный интерфейс: Интегрированная среда, оптимизированная для создания </w:t>
+      </w:r>
+      <w:proofErr w:type="spellStart"/>
+      <w:r>
+        <w:t>Android</w:t>
+      </w:r>
+      <w:proofErr w:type="spellEnd"/>
+      <w:r>
+        <w:t>-приложений и игр</w:t>
+      </w:r>
+      <w:r>
+        <w:t>;</w:t>
+      </w:r>
+    </w:p>
+    <w:p>
+      <w:pPr>
+        <w:pStyle w:val="a"/>
+      </w:pPr>
+      <w:r>
+        <w:t>Мощный эмулятор: Удобное тестирование на различных виртуальных устройствах</w:t>
+      </w:r>
+      <w:r>
+        <w:t>;</w:t>
+      </w:r>
+    </w:p>
+    <w:p>
+      <w:pPr>
+        <w:pStyle w:val="a"/>
+      </w:pPr>
+      <w:r>
+        <w:t>Инструменты профилирования: Встроенные профилировщики производительности и потребления памяти, что критично для игр</w:t>
+      </w:r>
+      <w:r>
+        <w:t>;</w:t>
+      </w:r>
+    </w:p>
+    <w:p>
+      <w:pPr>
+        <w:pStyle w:val="a"/>
+      </w:pPr>
+      <w:r>
+        <w:t xml:space="preserve">Упрощенный процесс сборки: Система сборки </w:t>
+      </w:r>
+      <w:proofErr w:type="spellStart"/>
+      <w:r>
+        <w:t>Gradle</w:t>
+      </w:r>
+      <w:proofErr w:type="spellEnd"/>
+      <w:r>
+        <w:t xml:space="preserve"> обеспечивает гибкость и управление зависимостями.</w:t>
+      </w:r>
     </w:p>
     <w:p>
       <w:pPr>
@@ -3879,6 +4109,119 @@
         <w:ind w:firstLine="0"/>
       </w:pPr>
       <w:r>
+        <w:t>2.2. Выбор языка программирования</w:t>
+      </w:r>
+    </w:p>
+    <w:p>
+      <w:pPr>
+        <w:pStyle w:val="afe"/>
+      </w:pPr>
+      <w:r>
+        <w:t>Язык </w:t>
+      </w:r>
+      <w:proofErr w:type="spellStart"/>
+      <w:r>
+        <w:t>Kotlin</w:t>
+      </w:r>
+      <w:proofErr w:type="spellEnd"/>
+      <w:r>
+        <w:t> был выбран благодаря:</w:t>
+      </w:r>
+    </w:p>
+    <w:p>
+      <w:pPr>
+        <w:pStyle w:val="a"/>
+      </w:pPr>
+      <w:r>
+        <w:t>Лаконичному и безопасному синтаксису</w:t>
+      </w:r>
+      <w:proofErr w:type="gramStart"/>
+      <w:r>
+        <w:t>: Уменьшает</w:t>
+      </w:r>
+      <w:proofErr w:type="gramEnd"/>
+      <w:r>
+        <w:t xml:space="preserve"> объем кода и количество ошибок</w:t>
+      </w:r>
+      <w:r>
+        <w:t>;</w:t>
+      </w:r>
+    </w:p>
+    <w:p>
+      <w:pPr>
+        <w:pStyle w:val="a"/>
+      </w:pPr>
+      <w:r>
+        <w:t>Полной совместимости с Java</w:t>
+      </w:r>
+      <w:proofErr w:type="gramStart"/>
+      <w:r>
+        <w:t>: Позволяет</w:t>
+      </w:r>
+      <w:proofErr w:type="gramEnd"/>
+      <w:r>
+        <w:t xml:space="preserve"> использовать всю экосистему </w:t>
+      </w:r>
+      <w:proofErr w:type="spellStart"/>
+      <w:r>
+        <w:t>Android</w:t>
+      </w:r>
+      <w:proofErr w:type="spellEnd"/>
+      <w:r>
+        <w:t>;</w:t>
+      </w:r>
+    </w:p>
+    <w:p>
+      <w:pPr>
+        <w:pStyle w:val="a"/>
+      </w:pPr>
+      <w:r>
+        <w:t xml:space="preserve">Поддержке </w:t>
+      </w:r>
+      <w:proofErr w:type="spellStart"/>
+      <w:r>
+        <w:t>корутин</w:t>
+      </w:r>
+      <w:proofErr w:type="spellEnd"/>
+      <w:r>
+        <w:t xml:space="preserve"> (</w:t>
+      </w:r>
+      <w:proofErr w:type="spellStart"/>
+      <w:r>
+        <w:t>Coroutines</w:t>
+      </w:r>
+      <w:proofErr w:type="spellEnd"/>
+      <w:r>
+        <w:t>)</w:t>
+      </w:r>
+      <w:proofErr w:type="gramStart"/>
+      <w:r>
+        <w:t>: Упрощает</w:t>
+      </w:r>
+      <w:proofErr w:type="gramEnd"/>
+      <w:r>
+        <w:t xml:space="preserve"> реализацию асинхронных операций (например, ИИ-соперник или сетевой режим).</w:t>
+      </w:r>
+      <w:r>
+        <w:br w:type="page"/>
+      </w:r>
+    </w:p>
+    <w:p>
+      <w:pPr>
+        <w:pStyle w:val="a"/>
+        <w:numPr>
+          <w:ilvl w:val="0"/>
+          <w:numId w:val="0"/>
+        </w:numPr>
+        <w:ind w:left="1134" w:hanging="425"/>
+      </w:pPr>
+    </w:p>
+    <w:p>
+      <w:pPr>
+        <w:pStyle w:val="afe"/>
+        <w:ind w:firstLine="0"/>
+      </w:pPr>
+      <w:r>
         <w:t>2.3. Выбор фреймворка и библиотек</w:t>
       </w:r>
     </w:p>
@@ -4034,7 +4377,7 @@
     </w:p>
     <w:p>
       <w:pPr>
-        <w:pStyle w:val="afe"/>
+        <w:pStyle w:val="af7"/>
       </w:pPr>
       <w:r>
         <w:rPr>
@@ -4056,7 +4399,7 @@
                     <pic:cNvPicPr/>
                   </pic:nvPicPr>
                   <pic:blipFill>
-                    <a:blip r:embed="rId12" cstate="print">
+                    <a:blip r:embed="rId13" cstate="print">
                       <a:extLst>
                         <a:ext uri="{28A0092B-C50C-407E-A947-70E740481C1C}">
                           <a14:useLocalDpi xmlns:a14="http://schemas.microsoft.com/office/drawing/2010/main" val="0"/>
@@ -4136,7 +4479,7 @@
     </w:p>
     <w:p>
       <w:pPr>
-        <w:pStyle w:val="afe"/>
+        <w:pStyle w:val="af7"/>
       </w:pPr>
       <w:r>
         <w:rPr>
@@ -4158,7 +4501,7 @@
                     <pic:cNvPicPr/>
                   </pic:nvPicPr>
                   <pic:blipFill>
-                    <a:blip r:embed="rId13">
+                    <a:blip r:embed="rId14">
                       <a:extLst>
                         <a:ext uri="{28A0092B-C50C-407E-A947-70E740481C1C}">
                           <a14:useLocalDpi xmlns:a14="http://schemas.microsoft.com/office/drawing/2010/main" val="0"/>
@@ -4207,22 +4550,22 @@
       <w:pPr>
         <w:pStyle w:val="afb"/>
       </w:pPr>
-      <w:bookmarkStart w:id="6" w:name="_Toc213237967"/>
+      <w:bookmarkStart w:id="9" w:name="_Toc213240973"/>
       <w:r>
         <w:lastRenderedPageBreak/>
         <w:t>3 Рабочая документация</w:t>
       </w:r>
-      <w:bookmarkEnd w:id="6"/>
+      <w:bookmarkEnd w:id="9"/>
     </w:p>
     <w:p>
       <w:pPr>
         <w:pStyle w:val="af5"/>
       </w:pPr>
-      <w:bookmarkStart w:id="7" w:name="_Toc213237968"/>
+      <w:bookmarkStart w:id="10" w:name="_Toc213240974"/>
       <w:r>
         <w:t>3.1 Описание разработки приложения</w:t>
       </w:r>
-      <w:bookmarkEnd w:id="7"/>
+      <w:bookmarkEnd w:id="10"/>
     </w:p>
     <w:p>
       <w:pPr>
@@ -5122,7 +5465,7 @@
       <w:pPr>
         <w:pStyle w:val="af5"/>
       </w:pPr>
-      <w:bookmarkStart w:id="8" w:name="_Toc213237969"/>
+      <w:bookmarkStart w:id="11" w:name="_Toc213240975"/>
       <w:r>
         <w:rPr>
           <w:lang w:val="en-US"/>
@@ -5133,7 +5476,7 @@
       <w:r>
         <w:t>Тестирование приложения</w:t>
       </w:r>
-      <w:bookmarkEnd w:id="8"/>
+      <w:bookmarkEnd w:id="11"/>
     </w:p>
     <w:p>
       <w:pPr>
@@ -5438,12 +5781,12 @@
       <w:pPr>
         <w:pStyle w:val="afb"/>
       </w:pPr>
-      <w:bookmarkStart w:id="9" w:name="_Toc213237970"/>
+      <w:bookmarkStart w:id="12" w:name="_Toc213240976"/>
       <w:r>
         <w:lastRenderedPageBreak/>
         <w:t>Заключение</w:t>
       </w:r>
-      <w:bookmarkEnd w:id="9"/>
+      <w:bookmarkEnd w:id="12"/>
     </w:p>
     <w:p>
       <w:pPr>
@@ -5662,14 +6005,14 @@
       <w:pPr>
         <w:pStyle w:val="1"/>
       </w:pPr>
-      <w:bookmarkStart w:id="10" w:name="_Toc148516882"/>
-      <w:bookmarkStart w:id="11" w:name="_Toc213237971"/>
+      <w:bookmarkStart w:id="13" w:name="_Toc148516882"/>
+      <w:bookmarkStart w:id="14" w:name="_Toc213240977"/>
       <w:r>
         <w:lastRenderedPageBreak/>
         <w:t>Список использованных источников</w:t>
       </w:r>
-      <w:bookmarkEnd w:id="10"/>
-      <w:bookmarkEnd w:id="11"/>
+      <w:bookmarkEnd w:id="13"/>
+      <w:bookmarkEnd w:id="14"/>
     </w:p>
     <w:p>
       <w:pPr>
@@ -7709,12 +8052,12 @@
       <w:pPr>
         <w:pStyle w:val="afb"/>
       </w:pPr>
-      <w:bookmarkStart w:id="12" w:name="_Toc213237972"/>
+      <w:bookmarkStart w:id="15" w:name="_Toc213240978"/>
       <w:r>
         <w:lastRenderedPageBreak/>
         <w:t>Приложение А</w:t>
       </w:r>
-      <w:bookmarkEnd w:id="12"/>
+      <w:bookmarkEnd w:id="15"/>
     </w:p>
     <w:p>
       <w:pPr>
@@ -7740,7 +8083,7 @@
                     <pic:cNvPicPr/>
                   </pic:nvPicPr>
                   <pic:blipFill>
-                    <a:blip r:embed="rId14" cstate="print">
+                    <a:blip r:embed="rId15" cstate="print">
                       <a:extLst>
                         <a:ext uri="{28A0092B-C50C-407E-A947-70E740481C1C}">
                           <a14:useLocalDpi xmlns:a14="http://schemas.microsoft.com/office/drawing/2010/main" val="0"/>
@@ -7805,7 +8148,7 @@
                     <pic:cNvPicPr/>
                   </pic:nvPicPr>
                   <pic:blipFill>
-                    <a:blip r:embed="rId15" cstate="print">
+                    <a:blip r:embed="rId16" cstate="print">
                       <a:extLst>
                         <a:ext uri="{28A0092B-C50C-407E-A947-70E740481C1C}">
                           <a14:useLocalDpi xmlns:a14="http://schemas.microsoft.com/office/drawing/2010/main" val="0"/>
@@ -7860,7 +8203,7 @@
                     <pic:cNvPicPr/>
                   </pic:nvPicPr>
                   <pic:blipFill>
-                    <a:blip r:embed="rId16" cstate="print">
+                    <a:blip r:embed="rId17" cstate="print">
                       <a:extLst>
                         <a:ext uri="{28A0092B-C50C-407E-A947-70E740481C1C}">
                           <a14:useLocalDpi xmlns:a14="http://schemas.microsoft.com/office/drawing/2010/main" val="0"/>
@@ -7915,7 +8258,7 @@
                     <pic:cNvPicPr/>
                   </pic:nvPicPr>
                   <pic:blipFill>
-                    <a:blip r:embed="rId17">
+                    <a:blip r:embed="rId18">
                       <a:extLst>
                         <a:ext uri="{28A0092B-C50C-407E-A947-70E740481C1C}">
                           <a14:useLocalDpi xmlns:a14="http://schemas.microsoft.com/office/drawing/2010/main" val="0"/>
@@ -7943,9 +8286,9 @@
       </w:r>
     </w:p>
     <w:sectPr>
-      <w:headerReference w:type="default" r:id="rId18"/>
-      <w:footerReference w:type="default" r:id="rId19"/>
-      <w:footerReference w:type="first" r:id="rId20"/>
+      <w:headerReference w:type="default" r:id="rId19"/>
+      <w:footerReference w:type="default" r:id="rId20"/>
+      <w:footerReference w:type="first" r:id="rId21"/>
       <w:pgSz w:w="11906" w:h="16838"/>
       <w:pgMar w:top="567" w:right="567" w:bottom="1701" w:left="284" w:header="568" w:footer="0" w:gutter="1134"/>
       <w:cols w:space="708"/>
@@ -14383,16 +14726,16 @@
       <mc:AlternateContent>
         <mc:Choice Requires="wps">
           <w:drawing>
-            <wp:anchor distT="0" distB="0" distL="114300" distR="114300" simplePos="0" relativeHeight="251666432" behindDoc="0" locked="0" layoutInCell="1" allowOverlap="1" wp14:anchorId="501B0705" wp14:editId="48B39A5F">
+            <wp:anchor distT="0" distB="0" distL="114300" distR="114300" simplePos="0" relativeHeight="251666432" behindDoc="0" locked="0" layoutInCell="1" allowOverlap="1" wp14:anchorId="501B0705" wp14:editId="20052F85">
               <wp:simplePos x="0" y="0"/>
               <wp:positionH relativeFrom="column">
-                <wp:posOffset>171450</wp:posOffset>
+                <wp:posOffset>170815</wp:posOffset>
               </wp:positionH>
               <wp:positionV relativeFrom="paragraph">
-                <wp:posOffset>-381606</wp:posOffset>
+                <wp:posOffset>-241723</wp:posOffset>
               </wp:positionV>
-              <wp:extent cx="6624955" cy="10300970"/>
-              <wp:effectExtent l="0" t="0" r="4445" b="5080"/>
+              <wp:extent cx="6624955" cy="10224770"/>
+              <wp:effectExtent l="12700" t="12700" r="17145" b="11430"/>
               <wp:wrapNone/>
               <wp:docPr id="112" name="Rectangle 2"/>
               <wp:cNvGraphicFramePr>
@@ -14407,7 +14750,7 @@
                     <wps:spPr bwMode="auto">
                       <a:xfrm>
                         <a:off x="0" y="0"/>
-                        <a:ext cx="6624955" cy="10300970"/>
+                        <a:ext cx="6624955" cy="10224770"/>
                       </a:xfrm>
                       <a:prstGeom prst="rect">
                         <a:avLst/>
@@ -14458,7 +14801,7 @@
         </mc:Choice>
         <mc:Fallback>
           <w:pict>
-            <v:rect w14:anchorId="42EFC4D2" id="Rectangle 2" o:spid="_x0000_s1026" style="position:absolute;margin-left:13.5pt;margin-top:-30.05pt;width:521.65pt;height:811.1pt;z-index:251666432;visibility:visible;mso-wrap-style:square;mso-width-percent:0;mso-height-percent:0;mso-wrap-distance-left:9pt;mso-wrap-distance-top:0;mso-wrap-distance-right:9pt;mso-wrap-distance-bottom:0;mso-position-horizontal:absolute;mso-position-horizontal-relative:text;mso-position-vertical:absolute;mso-position-vertical-relative:text;mso-width-percent:0;mso-height-percent:0;mso-width-relative:page;mso-height-relative:page;v-text-anchor:top" o:gfxdata="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" filled="f" strokeweight="2pt"/>
+            <v:rect w14:anchorId="28771680" id="Rectangle 2" o:spid="_x0000_s1026" style="position:absolute;margin-left:13.45pt;margin-top:-19.05pt;width:521.65pt;height:805.1pt;z-index:251666432;visibility:visible;mso-wrap-style:square;mso-width-percent:0;mso-height-percent:0;mso-wrap-distance-left:9pt;mso-wrap-distance-top:0;mso-wrap-distance-right:9pt;mso-wrap-distance-bottom:0;mso-position-horizontal:absolute;mso-position-horizontal-relative:text;mso-position-vertical:absolute;mso-position-vertical-relative:text;mso-width-percent:0;mso-height-percent:0;mso-width-relative:page;mso-height-relative:page;v-text-anchor:top" o:gfxdata="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" filled="f" strokeweight="2pt"/>
           </w:pict>
         </mc:Fallback>
       </mc:AlternateContent>
@@ -15512,16 +15855,7 @@
                                 <w:szCs w:val="28"/>
                                 <w:lang w:val="uk-UA"/>
                               </w:rPr>
-                              <w:t>2</w:t>
-                            </w:r>
-                            <w:r>
-                              <w:rPr>
-                                <w:rFonts w:cs="Times New Roman"/>
-                                <w:noProof/>
-                                <w:szCs w:val="28"/>
-                                <w:lang w:val="uk-UA"/>
-                              </w:rPr>
-                              <w:t>1</w:t>
+                              <w:t>21</w:t>
                             </w:r>
                             <w:r>
                               <w:rPr>
@@ -15893,16 +16227,7 @@
                           <w:szCs w:val="28"/>
                           <w:lang w:val="uk-UA"/>
                         </w:rPr>
-                        <w:t>2</w:t>
-                      </w:r>
-                      <w:r>
-                        <w:rPr>
-                          <w:rFonts w:cs="Times New Roman"/>
-                          <w:noProof/>
-                          <w:szCs w:val="28"/>
-                          <w:lang w:val="uk-UA"/>
-                        </w:rPr>
-                        <w:t>1</w:t>
+                        <w:t>21</w:t>
                       </w:r>
                       <w:r>
                         <w:rPr>
@@ -20981,6 +21306,53 @@
       <w:spacing w:val="15"/>
     </w:rPr>
   </w:style>
+  <w:style w:type="paragraph" w:customStyle="1" w:styleId="aff2">
+    <w:name w:val="подпись к рисунку"/>
+    <w:basedOn w:val="afe"/>
+    <w:link w:val="aff3"/>
+    <w:qFormat/>
+    <w:rsid w:val="00F657FA"/>
+    <w:pPr>
+      <w:spacing w:after="420"/>
+      <w:ind w:firstLine="0"/>
+      <w:jc w:val="center"/>
+    </w:pPr>
+  </w:style>
+  <w:style w:type="paragraph" w:customStyle="1" w:styleId="aff4">
+    <w:name w:val="Рисунок"/>
+    <w:basedOn w:val="afe"/>
+    <w:link w:val="aff5"/>
+    <w:qFormat/>
+    <w:rsid w:val="00F657FA"/>
+    <w:pPr>
+      <w:ind w:firstLine="0"/>
+      <w:jc w:val="center"/>
+    </w:pPr>
+  </w:style>
+  <w:style w:type="character" w:customStyle="1" w:styleId="aff3">
+    <w:name w:val="подпись к рисунку Знак"/>
+    <w:basedOn w:val="aff"/>
+    <w:link w:val="aff2"/>
+    <w:rsid w:val="00F657FA"/>
+    <w:rPr>
+      <w:rFonts w:ascii="Times New Roman" w:hAnsi="Times New Roman" w:cs="Times New Roman"/>
+      <w:sz w:val="28"/>
+      <w:szCs w:val="28"/>
+      <w:lang w:eastAsia="ru-RU"/>
+    </w:rPr>
+  </w:style>
+  <w:style w:type="character" w:customStyle="1" w:styleId="aff5">
+    <w:name w:val="Рисунок Знак"/>
+    <w:basedOn w:val="aff"/>
+    <w:link w:val="aff4"/>
+    <w:rsid w:val="00F657FA"/>
+    <w:rPr>
+      <w:rFonts w:ascii="Times New Roman" w:hAnsi="Times New Roman" w:cs="Times New Roman"/>
+      <w:sz w:val="28"/>
+      <w:szCs w:val="28"/>
+      <w:lang w:eastAsia="ru-RU"/>
+    </w:rPr>
+  </w:style>
 </w:styles>
 </file>
 
